--- a/test-corpus/output/corpus/large1.docx
+++ b/test-corpus/output/corpus/large1.docx
@@ -15,7 +15,7 @@
       <w:r>
         <w:drawing>
           <wp:inline xmlns:wp="http://schemas.openxmlformats.org/drawingml/2006/wordprocessingDrawing" distT="0" distB="0" distL="0" distR="0">
-            <wp:extent cx="5943600" cy="254207"/>
+            <wp:extent cx="5943600" cy="266312"/>
             <wp:effectExtent l="0" t="0" r="0" b="0"/>
             <wp:docPr id="1" name="Diagram 1"/>
             <wp:cNvGraphicFramePr>
@@ -36,9 +36,9 @@
                     <wpg:grpSpPr>
                       <a:xfrm>
                         <a:off x="0" y="0"/>
-                        <a:ext cx="5943600" cy="254207"/>
+                        <a:ext cx="5943600" cy="266312"/>
                         <a:chOff x="0" y="0"/>
-                        <a:chExt cx="187071000" cy="8001000"/>
+                        <a:chExt cx="187071000" cy="8382000"/>
                       </a:xfrm>
                     </wpg:grpSpPr>
                     <wpg:grpSp>
@@ -47,9 +47,9 @@
                       <wpg:grpSpPr>
                         <a:xfrm>
                           <a:off x="164782500" y="0"/>
-                          <a:ext cx="20764500" cy="4381500"/>
+                          <a:ext cx="20764500" cy="4610100"/>
                           <a:chOff x="0" y="0"/>
-                          <a:chExt cx="20764500" cy="4381500"/>
+                          <a:chExt cx="20764500" cy="4610100"/>
                         </a:xfrm>
                       </wpg:grpSpPr>
                       <wps:wsp>
@@ -92,9 +92,9 @@
                       <wpg:grpSpPr>
                         <a:xfrm>
                           <a:off x="4953000" y="1714500"/>
-                          <a:ext cx="15621000" cy="2667000"/>
+                          <a:ext cx="15621000" cy="2895600"/>
                           <a:chOff x="0" y="0"/>
-                          <a:chExt cx="15621000" cy="2667000"/>
+                          <a:chExt cx="15621000" cy="2895600"/>
                         </a:xfrm>
                       </wpg:grpSpPr>
                       <wps:wsp>
@@ -132,11 +132,11 @@
                       </wps:wsp>
                     </wpg:grpSp>
                     <wps:wsp>
-                      <wps:cNvPr id="7" name="&quot;[OJ-VVX] Kupdgs Qfzfltc&lt;br&gt;(Ypitsxz)&quot;"/>
-                      <wps:cNvSpPr/>
-                      <wps:spPr>
-                        <a:xfrm>
-                          <a:off x="165163500" y="3048000"/>
+                      <wps:cNvPr id="7" name="&quot;[OJ-VVX] Kupdgs Qfzfltc&lt;br&gt;(Ypitsxz)&quot;" descr="HS_EMZ_1"/>
+                      <wps:cNvSpPr/>
+                      <wps:spPr>
+                        <a:xfrm>
+                          <a:off x="165163500" y="3657600"/>
                           <a:ext cx="1143000" cy="571500"/>
                         </a:xfrm>
                         <a:prstGeom prst="rect">
@@ -191,11 +191,11 @@
                       </wps:bodyPr>
                     </wps:wsp>
                     <wps:wsp>
-                      <wps:cNvPr id="8" name="&quot;[OJ-VVX] XFW Mrvx&lt;br&gt;Upngnv ?&quot;"/>
-                      <wps:cNvSpPr/>
-                      <wps:spPr>
-                        <a:xfrm>
-                          <a:off x="166878000" y="3048000"/>
+                      <wps:cNvPr id="8" name="&quot;[OJ-VVX] XFW Mrvx&lt;br&gt;Upngnv ?&quot;" descr="PO_UVR_2"/>
+                      <wps:cNvSpPr/>
+                      <wps:spPr>
+                        <a:xfrm>
+                          <a:off x="166878000" y="3657600"/>
                           <a:ext cx="1143000" cy="571500"/>
                         </a:xfrm>
                         <a:prstGeom prst="rect">
@@ -250,11 +250,11 @@
                       </wps:bodyPr>
                     </wps:wsp>
                     <wps:wsp>
-                      <wps:cNvPr id="9" name="&quot;[OJ-VVX] ➡️ XFW Vsbsl yd Ydqsstx&lt;br&gt;(kjn OJ-XFW-BGZ / OJ-UN XFW yfag)&quot;"/>
-                      <wps:cNvSpPr/>
-                      <wps:spPr>
-                        <a:xfrm>
-                          <a:off x="168592500" y="3048000"/>
+                      <wps:cNvPr id="9" name="&quot;[OJ-VVX] ➡️ XFW Vsbsl yd Ydqsstx&lt;br&gt;(kjn OJ-XFW-BGZ / OJ-UN XFW yfag)&quot;" descr="DS_NEN_3"/>
+                      <wps:cNvSpPr/>
+                      <wps:spPr>
+                        <a:xfrm>
+                          <a:off x="168592500" y="3657600"/>
                           <a:ext cx="1143000" cy="571500"/>
                         </a:xfrm>
                         <a:prstGeom prst="rect">
@@ -309,11 +309,11 @@
                       </wps:bodyPr>
                     </wps:wsp>
                     <wps:wsp>
-                      <wps:cNvPr id="10" name="&quot;[OJ-VVX] Dlzush&lt;br&gt;Hlrkvtugqf ?&quot;"/>
-                      <wps:cNvSpPr/>
-                      <wps:spPr>
-                        <a:xfrm>
-                          <a:off x="170307000" y="3048000"/>
+                      <wps:cNvPr id="10" name="&quot;[OJ-VVX] Dlzush&lt;br&gt;Hlrkvtugqf ?&quot;" descr="YQ_GSD_4"/>
+                      <wps:cNvSpPr/>
+                      <wps:spPr>
+                        <a:xfrm>
+                          <a:off x="170307000" y="3657600"/>
                           <a:ext cx="1143000" cy="571500"/>
                         </a:xfrm>
                         <a:prstGeom prst="rect">
@@ -368,11 +368,11 @@
                       </wps:bodyPr>
                     </wps:wsp>
                     <wps:wsp>
-                      <wps:cNvPr id="11" name="&quot;[OJ-VVX] 🔊 EYFLIC_XAU_YS_Ihwofnt_Lmeymvo&lt;br&gt;Obe rvh kbedimi egfzb tggk Uisjbcqlsi,&lt;br&gt;Pxak Hantatvee ls Lihe Hantatvee?&quot;"/>
-                      <wps:cNvSpPr/>
-                      <wps:spPr>
-                        <a:xfrm>
-                          <a:off x="172021500" y="3048000"/>
+                      <wps:cNvPr id="11" name="&quot;[OJ-VVX] 🔊 EYFLIC_XAU_YS_Ihwofnt_Lmeymvo&lt;br&gt;Obe rvh kbedimi egfzb tggk Uisjbcqlsi,&lt;br&gt;Pxak Hantatvee ls Lihe Hantatvee?&quot;" descr="NL_CTS_5"/>
+                      <wps:cNvSpPr/>
+                      <wps:spPr>
+                        <a:xfrm>
+                          <a:off x="172021500" y="3657600"/>
                           <a:ext cx="1143000" cy="571500"/>
                         </a:xfrm>
                         <a:prstGeom prst="rect">
@@ -427,11 +427,11 @@
                       </wps:bodyPr>
                     </wps:wsp>
                     <wps:wsp>
-                      <wps:cNvPr id="12" name="&quot;[OJ-VVX] Dfmxhg &amp;amp; Qpdemqw&lt;br&gt;Xbwfuwcs mmi Xip Bmydyqj?&lt;br&gt;UN, WK &amp;amp; GQ&lt;br&gt;Uisjbcqlsi, Pxak&lt;br&gt;Zwmgudmnh Pftn&quot;"/>
-                      <wps:cNvSpPr/>
-                      <wps:spPr>
-                        <a:xfrm>
-                          <a:off x="173736000" y="3048000"/>
+                      <wps:cNvPr id="12" name="&quot;[OJ-VVX] Dfmxhg &amp;amp; Qpdemqw&lt;br&gt;Xbwfuwcs mmi Xip Bmydyqj?&lt;br&gt;UN, WK &amp;amp; GQ&lt;br&gt;Uisjbcqlsi, Pxak&lt;br&gt;Zwmgudmnh Pftn&quot;" descr="QT_HHQ_6"/>
+                      <wps:cNvSpPr/>
+                      <wps:spPr>
+                        <a:xfrm>
+                          <a:off x="173736000" y="3657600"/>
                           <a:ext cx="1143000" cy="571500"/>
                         </a:xfrm>
                         <a:prstGeom prst="rect">
@@ -486,11 +486,11 @@
                       </wps:bodyPr>
                     </wps:wsp>
                     <wps:wsp>
-                      <wps:cNvPr id="13" name="&quot;[OJ-VVX] 📡 Ulec GBG Xip Bmydyqj&lt;br&gt;gil.ldn/nzlrykgbe2 | gil.ldn/esi12&quot;"/>
-                      <wps:cNvSpPr/>
-                      <wps:spPr>
-                        <a:xfrm>
-                          <a:off x="175450500" y="0"/>
+                      <wps:cNvPr id="13" name="&quot;[OJ-VVX] 📡 Ulec GBG Xip Bmydyqj&lt;br&gt;gil.ldn/nzlrykgbe2 | gil.ldn/esi12&quot;" descr="KK_IPO_7"/>
+                      <wps:cNvSpPr/>
+                      <wps:spPr>
+                        <a:xfrm>
+                          <a:off x="175450500" y="609600"/>
                           <a:ext cx="1143000" cy="571500"/>
                         </a:xfrm>
                         <a:prstGeom prst="rect">
@@ -545,11 +545,11 @@
                       </wps:bodyPr>
                     </wps:wsp>
                     <wps:wsp>
-                      <wps:cNvPr id="14" name="&quot;[OJ-VVX] 🔊 SQOTXR_GRE_Asjkb_Vlcixg_Ejrdslt&lt;br&gt;Dadxepcp ake sd qmziit mivzxkb&lt;br&gt;rg ia vicnknes piv hyap qw mtrh ahzxvt.&quot;"/>
-                      <wps:cNvSpPr/>
-                      <wps:spPr>
-                        <a:xfrm>
-                          <a:off x="175450500" y="1714500"/>
+                      <wps:cNvPr id="14" name="&quot;[OJ-VVX] 🔊 SQOTXR_GRE_Asjkb_Vlcixg_Ejrdslt&lt;br&gt;Dadxepcp ake sd qmziit mivzxkb&lt;br&gt;rg ia vicnknes piv hyap qw mtrh ahzxvt.&quot;" descr="ES_RKV_8"/>
+                      <wps:cNvSpPr/>
+                      <wps:spPr>
+                        <a:xfrm>
+                          <a:off x="175450500" y="2324100"/>
                           <a:ext cx="1143000" cy="571500"/>
                         </a:xfrm>
                         <a:prstGeom prst="rect">
@@ -604,11 +604,11 @@
                       </wps:bodyPr>
                     </wps:wsp>
                     <wps:wsp>
-                      <wps:cNvPr id="15" name="&quot;[OJ-VVX] Qwer 5 bxdfygk&quot;"/>
-                      <wps:cNvSpPr/>
-                      <wps:spPr>
-                        <a:xfrm>
-                          <a:off x="175450500" y="3048000"/>
+                      <wps:cNvPr id="15" name="&quot;[OJ-VVX] Qwer 5 bxdfygk&quot;" descr="FI_UVG_9"/>
+                      <wps:cNvSpPr/>
+                      <wps:spPr>
+                        <a:xfrm>
+                          <a:off x="175450500" y="3657600"/>
                           <a:ext cx="1143000" cy="571500"/>
                         </a:xfrm>
                         <a:prstGeom prst="rect">
@@ -663,11 +663,11 @@
                       </wps:bodyPr>
                     </wps:wsp>
                     <wps:wsp>
-                      <wps:cNvPr id="16" name="&quot;[OJ-VVX] Zwwfts BMTK vtrzbs&lt;br&gt;(hjtc qzmihag / DM-4) ?&quot;"/>
-                      <wps:cNvSpPr/>
-                      <wps:spPr>
-                        <a:xfrm>
-                          <a:off x="177165000" y="3048000"/>
+                      <wps:cNvPr id="16" name="&quot;[OJ-VVX] Zwwfts BMTK vtrzbs&lt;br&gt;(hjtc qzmihag / DM-4) ?&quot;" descr="FR_NAM_11"/>
+                      <wps:cNvSpPr/>
+                      <wps:spPr>
+                        <a:xfrm>
+                          <a:off x="177165000" y="3657600"/>
                           <a:ext cx="1143000" cy="571500"/>
                         </a:xfrm>
                         <a:prstGeom prst="rect">
@@ -722,11 +722,11 @@
                       </wps:bodyPr>
                     </wps:wsp>
                     <wps:wsp>
-                      <wps:cNvPr id="17" name="&quot;[OJ-VVX] 🔊 XIKRMT_JAOCriu&lt;br&gt;Sfazf piv 5 vzpfy sdl izuo&lt;br&gt;haebcuwdnl uayb tggk rso iricrweni mivzxkb?&quot;"/>
-                      <wps:cNvSpPr/>
-                      <wps:spPr>
-                        <a:xfrm>
-                          <a:off x="178879500" y="0"/>
+                      <wps:cNvPr id="17" name="&quot;[OJ-VVX] 🔊 XIKRMT_JAOCriu&lt;br&gt;Sfazf piv 5 vzpfy sdl izuo&lt;br&gt;haebcuwdnl uayb tggk rso iricrweni mivzxkb?&quot;" descr="IT_OLS_12"/>
+                      <wps:cNvSpPr/>
+                      <wps:spPr>
+                        <a:xfrm>
+                          <a:off x="178879500" y="609600"/>
                           <a:ext cx="1143000" cy="571500"/>
                         </a:xfrm>
                         <a:prstGeom prst="rect">
@@ -781,11 +781,11 @@
                       </wps:bodyPr>
                     </wps:wsp>
                     <wps:wsp>
-                      <wps:cNvPr id="18" name="&quot;[OJ-VVX] NRIP YboeuzDxnhys_NdxiiMvljjhy&lt;br&gt;Jvxrr: Dlzush iyugpnj ANP izuo&quot;"/>
-                      <wps:cNvSpPr/>
-                      <wps:spPr>
-                        <a:xfrm>
-                          <a:off x="178879500" y="1714500"/>
+                      <wps:cNvPr id="18" name="&quot;[OJ-VVX] NRIP YboeuzDxnhys_NdxiiMvljjhy&lt;br&gt;Jvxrr: Dlzush iyugpnj ANP izuo&quot;" descr="CX_IYQ_13"/>
+                      <wps:cNvSpPr/>
+                      <wps:spPr>
+                        <a:xfrm>
+                          <a:off x="178879500" y="2324100"/>
                           <a:ext cx="1143000" cy="571500"/>
                         </a:xfrm>
                         <a:prstGeom prst="rect">
@@ -840,11 +840,11 @@
                       </wps:bodyPr>
                     </wps:wsp>
                     <wps:wsp>
-                      <wps:cNvPr id="19" name="&quot;[OJ-VVX] ANP nu Lihe&lt;br&gt;Ujuli Nbrh (yqqgyoaukthwu qevdhdwu gdpv vafllif) ?&lt;br&gt;PPV&lt;br&gt;Xnfrdd WPQ&lt;br&gt;Mehl Urxwl ?&quot;"/>
-                      <wps:cNvSpPr/>
-                      <wps:spPr>
-                        <a:xfrm>
-                          <a:off x="178879500" y="3048000"/>
+                      <wps:cNvPr id="19" name="&quot;[OJ-VVX] ANP nu Lihe&lt;br&gt;Ujuli Nbrh (yqqgyoaukthwu qevdhdwu gdpv vafllif) ?&lt;br&gt;PPV&lt;br&gt;Xnfrdd WPQ&lt;br&gt;Mehl Urxwl ?&quot;" descr="DK_KOY_14"/>
+                      <wps:cNvSpPr/>
+                      <wps:spPr>
+                        <a:xfrm>
+                          <a:off x="178879500" y="3657600"/>
                           <a:ext cx="1143000" cy="571500"/>
                         </a:xfrm>
                         <a:prstGeom prst="rect">
@@ -899,11 +899,11 @@
                       </wps:bodyPr>
                     </wps:wsp>
                     <wps:wsp>
-                      <wps:cNvPr id="20" name="&quot;[OJ-VVX] Dfmxhg &amp;amp; Qpdemqw&lt;br&gt;Xbwfuwcs mmi Xip Bmydyqj?&lt;br&gt;UN, WK &amp;amp; GQ&lt;br&gt;Zwwfts Uisjbcqlsi,&lt;br&gt;Pxak &amp;amp; Uyfbhhf (DM-4) Pftn&quot;"/>
-                      <wps:cNvSpPr/>
-                      <wps:spPr>
-                        <a:xfrm>
-                          <a:off x="180594000" y="3048000"/>
+                      <wps:cNvPr id="20" name="&quot;[OJ-VVX] Dfmxhg &amp;amp; Qpdemqw&lt;br&gt;Xbwfuwcs mmi Xip Bmydyqj?&lt;br&gt;UN, WK &amp;amp; GQ&lt;br&gt;Zwwfts Uisjbcqlsi,&lt;br&gt;Pxak &amp;amp; Uyfbhhf (DM-4) Pftn&quot;" descr="NR_OHO_16"/>
+                      <wps:cNvSpPr/>
+                      <wps:spPr>
+                        <a:xfrm>
+                          <a:off x="180594000" y="3657600"/>
                           <a:ext cx="1143000" cy="571500"/>
                         </a:xfrm>
                         <a:prstGeom prst="rect">
@@ -958,11 +958,11 @@
                       </wps:bodyPr>
                     </wps:wsp>
                     <wps:wsp>
-                      <wps:cNvPr id="21" name="&quot;[OJ-VVX] 📡 Ulec GBG Xip Bmydyqj&lt;br&gt;gil.ldn/nzlrykgbe2 | gil.ldn/esi12&quot;"/>
-                      <wps:cNvSpPr/>
-                      <wps:spPr>
-                        <a:xfrm>
-                          <a:off x="182308500" y="0"/>
+                      <wps:cNvPr id="21" name="&quot;[OJ-VVX] 📡 Ulec GBG Xip Bmydyqj&lt;br&gt;gil.ldn/nzlrykgbe2 | gil.ldn/esi12&quot;" descr="MN_OYD_17"/>
+                      <wps:cNvSpPr/>
+                      <wps:spPr>
+                        <a:xfrm>
+                          <a:off x="182308500" y="609600"/>
                           <a:ext cx="1143000" cy="571500"/>
                         </a:xfrm>
                         <a:prstGeom prst="rect">
@@ -1017,11 +1017,11 @@
                       </wps:bodyPr>
                     </wps:wsp>
                     <wps:wsp>
-                      <wps:cNvPr id="22" name="&quot;[OJ-VVX] 🔊 SQOTXR_GRE_Asjkb_Vlcixg_Ejrdslt&lt;br&gt;Dadxepcp ake sd qmziit mivzxkb&lt;br&gt;rg ia vicnknes piv hyap qw mtrh ahzxvt.&quot;"/>
-                      <wps:cNvSpPr/>
-                      <wps:spPr>
-                        <a:xfrm>
-                          <a:off x="182308500" y="1714500"/>
+                      <wps:cNvPr id="22" name="&quot;[OJ-VVX] 🔊 SQOTXR_GRE_Asjkb_Vlcixg_Ejrdslt&lt;br&gt;Dadxepcp ake sd qmziit mivzxkb&lt;br&gt;rg ia vicnknes piv hyap qw mtrh ahzxvt.&quot;" descr="PD_SBN_18"/>
+                      <wps:cNvSpPr/>
+                      <wps:spPr>
+                        <a:xfrm>
+                          <a:off x="182308500" y="2324100"/>
                           <a:ext cx="1143000" cy="571500"/>
                         </a:xfrm>
                         <a:prstGeom prst="rect">
@@ -1076,11 +1076,11 @@
                       </wps:bodyPr>
                     </wps:wsp>
                     <wps:wsp>
-                      <wps:cNvPr id="23" name="&quot;[OJ-VVX] Qwer 5 bxdfygk&quot;"/>
-                      <wps:cNvSpPr/>
-                      <wps:spPr>
-                        <a:xfrm>
-                          <a:off x="182308500" y="3048000"/>
+                      <wps:cNvPr id="23" name="&quot;[OJ-VVX] Qwer 5 bxdfygk&quot;" descr="HR_OWO_19"/>
+                      <wps:cNvSpPr/>
+                      <wps:spPr>
+                        <a:xfrm>
+                          <a:off x="182308500" y="3657600"/>
                           <a:ext cx="1143000" cy="571500"/>
                         </a:xfrm>
                         <a:prstGeom prst="rect">
@@ -1135,11 +1135,11 @@
                       </wps:bodyPr>
                     </wps:wsp>
                     <wps:wsp>
-                      <wps:cNvPr id="24" name="&quot;[OJ-VVX]&lt;br&gt;&lt;br&gt;Uisjbcqlsi, rwti, wnnt&quot;"/>
-                      <wps:cNvSpPr/>
-                      <wps:spPr>
-                        <a:xfrm>
-                          <a:off x="184023000" y="3048000"/>
+                      <wps:cNvPr id="24" name="&quot;[OJ-VVX]&lt;br&gt;&lt;br&gt;Uisjbcqlsi, rwti, wnnt&quot;" descr="t98"/>
+                      <wps:cNvSpPr/>
+                      <wps:spPr>
+                        <a:xfrm>
+                          <a:off x="184023000" y="3657600"/>
                           <a:ext cx="1143000" cy="571500"/>
                         </a:xfrm>
                         <a:prstGeom prst="rect">
@@ -1194,11 +1194,11 @@
                       </wps:bodyPr>
                     </wps:wsp>
                     <wps:wsp>
-                      <wps:cNvPr id="25" name="&quot;[OJ-BQ] Kupdgs Fcodpraq&quot;"/>
-                      <wps:cNvSpPr/>
-                      <wps:spPr>
-                        <a:xfrm>
-                          <a:off x="5334000" y="3048000"/>
+                      <wps:cNvPr id="25" name="&quot;[OJ-BQ] Kupdgs Fcodpraq&quot;" descr="NH_XQ_1"/>
+                      <wps:cNvSpPr/>
+                      <wps:spPr>
+                        <a:xfrm>
+                          <a:off x="5334000" y="3657600"/>
                           <a:ext cx="1143000" cy="571500"/>
                         </a:xfrm>
                         <a:prstGeom prst="rect">
@@ -1253,11 +1253,11 @@
                       </wps:bodyPr>
                     </wps:wsp>
                     <wps:wsp>
-                      <wps:cNvPr id="26" name="&quot;[OJ-BQ] Qnxqjk&lt;br&gt;wn Iytjixmr&lt;br&gt;(Zwwfts ls yjvugo&lt;br&gt;edtkyh 30 ziia)&quot;"/>
-                      <wps:cNvSpPr/>
-                      <wps:spPr>
-                        <a:xfrm>
-                          <a:off x="7048500" y="3048000"/>
+                      <wps:cNvPr id="26" name="&quot;[OJ-BQ] Qnxqjk&lt;br&gt;wn Iytjixmr&lt;br&gt;(Zwwfts ls yjvugo&lt;br&gt;edtkyh 30 ziia)&quot;" descr="WX_NX_2"/>
+                      <wps:cNvSpPr/>
+                      <wps:spPr>
+                        <a:xfrm>
+                          <a:off x="7048500" y="3657600"/>
                           <a:ext cx="1143000" cy="571500"/>
                         </a:xfrm>
                         <a:prstGeom prst="rect">
@@ -1312,11 +1312,11 @@
                       </wps:bodyPr>
                     </wps:wsp>
                     <wps:wsp>
-                      <wps:cNvPr id="27" name="&quot;[OJ-BQ] Kwtgha wtrbsoag?&quot;"/>
-                      <wps:cNvSpPr/>
-                      <wps:spPr>
-                        <a:xfrm>
-                          <a:off x="8763000" y="3048000"/>
+                      <wps:cNvPr id="27" name="&quot;[OJ-BQ] Kwtgha wtrbsoag?&quot;" descr="FY_GU_7"/>
+                      <wps:cNvSpPr/>
+                      <wps:spPr>
+                        <a:xfrm>
+                          <a:off x="8763000" y="3657600"/>
                           <a:ext cx="1143000" cy="571500"/>
                         </a:xfrm>
                         <a:prstGeom prst="rect">
@@ -1371,11 +1371,11 @@
                       </wps:bodyPr>
                     </wps:wsp>
                     <wps:wsp>
-                      <wps:cNvPr id="28" name="&quot;[OJ-BQ] 🔊 FFRSYQ_Fclju_Rtqsvh&lt;br&gt;Vf zs tovxvqw nu y1.9 fni rejbuyna gkves.&quot;"/>
-                      <wps:cNvSpPr/>
-                      <wps:spPr>
-                        <a:xfrm>
-                          <a:off x="10572750" y="1714500"/>
+                      <wps:cNvPr id="28" name="&quot;[OJ-BQ] 🔊 FFRSYQ_Fclju_Rtqsvh&lt;br&gt;Vf zs tovxvqw nu y1.9 fni rejbuyna gkves.&quot;" descr="FH_VI_6"/>
+                      <wps:cNvSpPr/>
+                      <wps:spPr>
+                        <a:xfrm>
+                          <a:off x="10572750" y="2324100"/>
                           <a:ext cx="1143000" cy="571500"/>
                         </a:xfrm>
                         <a:prstGeom prst="rect">
@@ -1430,11 +1430,11 @@
                       </wps:bodyPr>
                     </wps:wsp>
                     <wps:wsp>
-                      <wps:cNvPr id="29" name="&quot;[OJ-BQ] 🔊 HUKGEN_Jovlo_Gpsrx&lt;br&gt;Blgjo, L zldmk koqjf jmh zgir.&quot;"/>
-                      <wps:cNvSpPr/>
-                      <wps:spPr>
-                        <a:xfrm>
-                          <a:off x="10477500" y="3048000"/>
+                      <wps:cNvPr id="29" name="&quot;[OJ-BQ] 🔊 HUKGEN_Jovlo_Gpsrx&lt;br&gt;Blgjo, L zldmk koqjf jmh zgir.&quot;" descr="GC_EP_10"/>
+                      <wps:cNvSpPr/>
+                      <wps:spPr>
+                        <a:xfrm>
+                          <a:off x="10477500" y="3657600"/>
                           <a:ext cx="1143000" cy="571500"/>
                         </a:xfrm>
                         <a:prstGeom prst="rect">
@@ -1489,11 +1489,11 @@
                       </wps:bodyPr>
                     </wps:wsp>
                     <wps:wsp>
-                      <wps:cNvPr id="30" name="&quot;[OJ-BQ] tapgnhCtusu rg&lt;br&gt;UN / WK / GQ ?&quot;"/>
-                      <wps:cNvSpPr/>
-                      <wps:spPr>
-                        <a:xfrm>
-                          <a:off x="12192000" y="3048000"/>
+                      <wps:cNvPr id="30" name="&quot;[OJ-BQ] tapgnhCtusu rg&lt;br&gt;UN / WK / GQ ?&quot;" descr="QR_YM_9"/>
+                      <wps:cNvSpPr/>
+                      <wps:spPr>
+                        <a:xfrm>
+                          <a:off x="12192000" y="3657600"/>
                           <a:ext cx="1143000" cy="571500"/>
                         </a:xfrm>
                         <a:prstGeom prst="rect">
@@ -1548,11 +1548,11 @@
                       </wps:bodyPr>
                     </wps:wsp>
                     <wps:wsp>
-                      <wps:cNvPr id="31" name="&quot;[OJ-BQ] 🔊 LUNMCY_PJQ_Jmqxl_Qityak_Dygabkfa_XAQ&lt;br&gt;Ksr kveaxypt ake sd qmziit zejbbjyu&lt;br&gt;rg ia vicnknes piv hyap qw mtrh ahzxvt...&quot;"/>
-                      <wps:cNvSpPr/>
-                      <wps:spPr>
-                        <a:xfrm>
-                          <a:off x="13906500" y="1714500"/>
+                      <wps:cNvPr id="31" name="&quot;[OJ-BQ] 🔊 LUNMCY_PJQ_Jmqxl_Qityak_Dygabkfa_XAQ&lt;br&gt;Ksr kveaxypt ake sd qmziit zejbbjyu&lt;br&gt;rg ia vicnknes piv hyap qw mtrh ahzxvt...&quot;" descr="DQ_VJ_11t"/>
+                      <wps:cNvSpPr/>
+                      <wps:spPr>
+                        <a:xfrm>
+                          <a:off x="13906500" y="2324100"/>
                           <a:ext cx="1143000" cy="571500"/>
                         </a:xfrm>
                         <a:prstGeom prst="rect">
@@ -1607,11 +1607,11 @@
                       </wps:bodyPr>
                     </wps:wsp>
                     <wps:wsp>
-                      <wps:cNvPr id="32" name="&quot;[OJ-BQ] Qwer 5 bxdfygk&quot;"/>
-                      <wps:cNvSpPr/>
-                      <wps:spPr>
-                        <a:xfrm>
-                          <a:off x="13906500" y="3048000"/>
+                      <wps:cNvPr id="32" name="&quot;[OJ-BQ] Qwer 5 bxdfygk&quot;" descr="OW_DO_11u"/>
+                      <wps:cNvSpPr/>
+                      <wps:spPr>
+                        <a:xfrm>
+                          <a:off x="13906500" y="3657600"/>
                           <a:ext cx="1143000" cy="571500"/>
                         </a:xfrm>
                         <a:prstGeom prst="rect">
@@ -1666,11 +1666,11 @@
                       </wps:bodyPr>
                     </wps:wsp>
                     <wps:wsp>
-                      <wps:cNvPr id="33" name="&quot;&lt;br&gt;&quot;"/>
-                      <wps:cNvSpPr/>
-                      <wps:spPr>
-                        <a:xfrm>
-                          <a:off x="15621000" y="3048000"/>
+                      <wps:cNvPr id="33" name="&quot;&lt;br&gt;&quot;" descr="x68"/>
+                      <wps:cNvSpPr/>
+                      <wps:spPr>
+                        <a:xfrm>
+                          <a:off x="15621000" y="3657600"/>
                           <a:ext cx="1143000" cy="571500"/>
                         </a:xfrm>
                         <a:prstGeom prst="rect">
@@ -1725,11 +1725,11 @@
                       </wps:bodyPr>
                     </wps:wsp>
                     <wps:wsp>
-                      <wps:cNvPr id="34" name="&quot;[OJ-BQ] 📝 Can jbnmpr leo mtjlfsxiuho&quot;"/>
-                      <wps:cNvSpPr/>
-                      <wps:spPr>
-                        <a:xfrm>
-                          <a:off x="17335500" y="3048000"/>
+                      <wps:cNvPr id="34" name="&quot;[OJ-BQ] 📝 Can jbnmpr leo mtjlfsxiuho&quot;" descr="KS_CP_13t"/>
+                      <wps:cNvSpPr/>
+                      <wps:spPr>
+                        <a:xfrm>
+                          <a:off x="17335500" y="3657600"/>
                           <a:ext cx="1143000" cy="571500"/>
                         </a:xfrm>
                         <a:prstGeom prst="rect">
@@ -1784,11 +1784,11 @@
                       </wps:bodyPr>
                     </wps:wsp>
                     <wps:wsp>
-                      <wps:cNvPr id="35" name="&quot;lqsibtnHuvx epht egliao&lt;br&gt;cqegrkSvcxam epht bnema&quot;"/>
-                      <wps:cNvSpPr/>
-                      <wps:spPr>
-                        <a:xfrm>
-                          <a:off x="19050000" y="3048000"/>
+                      <wps:cNvPr id="35" name="&quot;lqsibtnHuvx epht egliao&lt;br&gt;cqegrkSvcxam epht bnema&quot;" descr="a74"/>
+                      <wps:cNvSpPr/>
+                      <wps:spPr>
+                        <a:xfrm>
+                          <a:off x="19050000" y="3657600"/>
                           <a:ext cx="1143000" cy="571500"/>
                         </a:xfrm>
                         <a:prstGeom prst="rect">
@@ -1843,11 +1843,11 @@
                       </wps:bodyPr>
                     </wps:wsp>
                     <wps:wsp>
-                      <wps:cNvPr id="36" name="[&quot;[OJ-CS] KLGBVO MRV&lt;br&gt;Wmognff y1.9&quot;]"/>
-                      <wps:cNvSpPr/>
-                      <wps:spPr>
-                        <a:xfrm>
-                          <a:off x="22669500" y="0"/>
+                      <wps:cNvPr id="36" name="[&quot;[OJ-CS] KLGBVO MRV&lt;br&gt;Wmognff y1.9&quot;]" descr="FC_TD_1"/>
+                      <wps:cNvSpPr/>
+                      <wps:spPr>
+                        <a:xfrm>
+                          <a:off x="22669500" y="381000"/>
                           <a:ext cx="1143000" cy="571500"/>
                         </a:xfrm>
                         <a:prstGeom prst="rect">
@@ -1902,11 +1902,11 @@
                       </wps:bodyPr>
                     </wps:wsp>
                     <wps:wsp>
-                      <wps:cNvPr id="37" name="&quot;[OJ-CS] Qrqhg sd Etwnwc&quot;"/>
-                      <wps:cNvSpPr/>
-                      <wps:spPr>
-                        <a:xfrm>
-                          <a:off x="22669500" y="1714500"/>
+                      <wps:cNvPr id="37" name="&quot;[OJ-CS] Qrqhg sd Etwnwc&quot;" descr="DA_JB_2"/>
+                      <wps:cNvSpPr/>
+                      <wps:spPr>
+                        <a:xfrm>
+                          <a:off x="22669500" y="2095500"/>
                           <a:ext cx="1143000" cy="571500"/>
                         </a:xfrm>
                         <a:prstGeom prst="rect">
@@ -1961,11 +1961,11 @@
                       </wps:bodyPr>
                     </wps:wsp>
                     <wps:wsp>
-                      <wps:cNvPr id="38" name="&quot;[OJ-VJ] LMC Hbwmka Lehk&quot;] &amp; EM_SXW_ZI{&quot;[OJ-XFW-UN] YscofiHawyv&lt;br&gt;= UN?&quot;} &amp; XT_EB_1[&quot;[OJ-UA] Pxiecowu Pxak Ugynla&quot;] &amp; VS_CD_1[&quot;[OJ-OK] Gvj Qlltod&quot;] &amp; JK_ZZ_1[&quot;[OJ-ES] Cjcwxluen&quot;] &amp; GT_GE_1[&quot;[OJ-BA] Dclnhprb&quot;] &amp; WE_FP_1[&quot;[OJ-XR] VTMK&quot;] &amp; PF_KK_1[&quot;[OJ-SZ] Rgljuy&quot;] &amp; IE_GQ_1[&quot;[OJ-IT] Zbzvgc Lzquatr&quot;] &amp; RG_AM_1[&quot;[OJ-FX] Zsj/Vdfujbp Lzquatr&quot;] &amp; HS_EMZ_1 &amp; DP_TV_1[&quot;[OJ-PE] Zsj Egpmsi&quot;] &amp; KN_WF_1[&quot;[OJ-LX] Zbzvgc/Cgleotd Egpmsi&quot;] &amp; YO_UM_1[&quot;[OJ-IG] ILN&quot;] &amp; AS_EK_1[&quot;[OJ-VS] Unvc&quot;] &amp; VA_ST_1[&quot;[OJ-FZ] Ckvw Oqbtfx&quot;] &amp; NG_OL_1[&quot;[OJ-FN] HUUM&quot;] &amp; WX_AT_1[&quot;[OJ-GA] Sjlgry Chvbvbi&quot;"/>
-                      <wps:cNvSpPr/>
-                      <wps:spPr>
-                        <a:xfrm>
-                          <a:off x="22669500" y="3048000"/>
+                      <wps:cNvPr id="38" name="&quot;[OJ-VJ] LMC Hbwmka Lehk&quot;] &amp; EM_SXW_ZI{&quot;[OJ-XFW-UN] YscofiHawyv&lt;br&gt;= UN?&quot;} &amp; XT_EB_1[&quot;[OJ-UA] Pxiecowu Pxak Ugynla&quot;] &amp; VS_CD_1[&quot;[OJ-OK] Gvj Qlltod&quot;] &amp; JK_ZZ_1[&quot;[OJ-ES] Cjcwxluen&quot;] &amp; GT_GE_1[&quot;[OJ-BA] Dclnhprb&quot;] &amp; WE_FP_1[&quot;[OJ-XR] VTMK&quot;] &amp; PF_KK_1[&quot;[OJ-SZ] Rgljuy&quot;] &amp; IE_GQ_1[&quot;[OJ-IT] Zbzvgc Lzquatr&quot;] &amp; RG_AM_1[&quot;[OJ-FX] Zsj/Vdfujbp Lzquatr&quot;] &amp; HS_EMZ_1 &amp; DP_TV_1[&quot;[OJ-PE] Zsj Egpmsi&quot;] &amp; KN_WF_1[&quot;[OJ-LX] Zbzvgc/Cgleotd Egpmsi&quot;] &amp; YO_UM_1[&quot;[OJ-IG] ILN&quot;] &amp; AS_EK_1[&quot;[OJ-VS] Unvc&quot;] &amp; VA_ST_1[&quot;[OJ-FZ] Ckvw Oqbtfx&quot;] &amp; NG_OL_1[&quot;[OJ-FN] HUUM&quot;] &amp; WX_AT_1[&quot;[OJ-GA] Sjlgry Chvbvbi&quot;" descr="DF_JT_1"/>
+                      <wps:cNvSpPr/>
+                      <wps:spPr>
+                        <a:xfrm>
+                          <a:off x="22669500" y="3429000"/>
                           <a:ext cx="1143000" cy="571500"/>
                         </a:xfrm>
                         <a:prstGeom prst="rect">
@@ -2020,11 +2020,11 @@
                       </wps:bodyPr>
                     </wps:wsp>
                     <wps:wsp>
-                      <wps:cNvPr id="39" name="&quot;[OJ-VJ] 📡 Yzrbh Nctjzevd Coofd&lt;br&gt;SUDJFX_&amp;lt;Dfmxhg&amp;gt;&quot;] ~~~ JT_CT_4n[&quot;[OJ-VJ] 📝 Rfsitovj Urxwl&lt;br&gt;bnbfhmczt nu IEO-GDG Tggow GUY Urxwl wn Ydtxuehgu_26.02.27.tiqf&quot;"/>
-                      <wps:cNvSpPr/>
-                      <wps:spPr>
-                        <a:xfrm>
-                          <a:off x="104965500" y="1714500"/>
+                      <wps:cNvPr id="39" name="&quot;[OJ-VJ] 📡 Yzrbh Nctjzevd Coofd&lt;br&gt;SUDJFX_&amp;lt;Dfmxhg&amp;gt;&quot;] ~~~ JT_CT_4n[&quot;[OJ-VJ] 📝 Rfsitovj Urxwl&lt;br&gt;bnbfhmczt nu IEO-GDG Tggow GUY Urxwl wn Ydtxuehgu_26.02.27.tiqf&quot;" descr="VQ_MC_4"/>
+                      <wps:cNvSpPr/>
+                      <wps:spPr>
+                        <a:xfrm>
+                          <a:off x="104965500" y="2095500"/>
                           <a:ext cx="1143000" cy="571500"/>
                         </a:xfrm>
                         <a:prstGeom prst="rect">
@@ -2079,11 +2079,11 @@
                       </wps:bodyPr>
                     </wps:wsp>
                     <wps:wsp>
-                      <wps:cNvPr id="40" name="&quot;[OJ-VJ] 🔊 VKOSRU_NRQ_Yrfpvz_Hdhw_Lqbmz_Qlqgw&lt;br&gt;Ksr kveaxypt ake sd praym mmi piv LMC kpjpks kegc&lt;br&gt;rg ia vicnknes piv hyap qw mtrh ahzxvt rvh.&lt;br&gt;Vf jmh wyitzan, nhynle rcdl it&lt;br&gt;ls unpk ke jqcq ffdckb piv plnidgbp ewt.&quot;"/>
-                      <wps:cNvSpPr/>
-                      <wps:spPr>
-                        <a:xfrm>
-                          <a:off x="24384000" y="0"/>
+                      <wps:cNvPr id="40" name="&quot;[OJ-VJ] 🔊 VKOSRU_NRQ_Yrfpvz_Hdhw_Lqbmz_Qlqgw&lt;br&gt;Ksr kveaxypt ake sd praym mmi piv LMC kpjpks kegc&lt;br&gt;rg ia vicnknes piv hyap qw mtrh ahzxvt rvh.&lt;br&gt;Vf jmh wyitzan, nhynle rcdl it&lt;br&gt;ls unpk ke jqcq ffdckb piv plnidgbp ewt.&quot;" descr="PZ_VN_6x"/>
+                      <wps:cNvSpPr/>
+                      <wps:spPr>
+                        <a:xfrm>
+                          <a:off x="24384000" y="381000"/>
                           <a:ext cx="1143000" cy="571500"/>
                         </a:xfrm>
                         <a:prstGeom prst="rect">
@@ -2138,11 +2138,11 @@
                       </wps:bodyPr>
                     </wps:wsp>
                     <wps:wsp>
-                      <wps:cNvPr id="41" name="&quot;[OJ-VJ] 5 bxdfygk borjp&quot;"/>
-                      <wps:cNvSpPr/>
-                      <wps:spPr>
-                        <a:xfrm>
-                          <a:off x="24384000" y="1714500"/>
+                      <wps:cNvPr id="41" name="&quot;[OJ-VJ] 5 bxdfygk borjp&quot;" descr="PG_AJ_6y"/>
+                      <wps:cNvSpPr/>
+                      <wps:spPr>
+                        <a:xfrm>
+                          <a:off x="24384000" y="2095500"/>
                           <a:ext cx="1143000" cy="571500"/>
                         </a:xfrm>
                         <a:prstGeom prst="rect">
@@ -2197,11 +2197,11 @@
                       </wps:bodyPr>
                     </wps:wsp>
                     <wps:wsp>
-                      <wps:cNvPr id="42" name="&quot;[OJ-VJ] Dndljnulyc&quot;"/>
-                      <wps:cNvSpPr/>
-                      <wps:spPr>
-                        <a:xfrm>
-                          <a:off x="24384000" y="3048000"/>
+                      <wps:cNvPr id="42" name="&quot;[OJ-VJ] Dndljnulyc&quot;" descr="SN_EM_6y"/>
+                      <wps:cNvSpPr/>
+                      <wps:spPr>
+                        <a:xfrm>
+                          <a:off x="24384000" y="3429000"/>
                           <a:ext cx="1143000" cy="571500"/>
                         </a:xfrm>
                         <a:prstGeom prst="rect">
@@ -2256,11 +2256,11 @@
                       </wps:bodyPr>
                     </wps:wsp>
                     <wps:wsp>
-                      <wps:cNvPr id="43" name="&quot;[OJ-VJ] 🔊 PTADCZ_IQR_Sgdwzc_Kjwk&lt;br&gt;Ksr kveaxypt ake sd praym mmi piv LMC kpjpks kegc&lt;br&gt;rg ia vicnknes piv hyap qw mtrh ahzxvt rvh.&lt;br&gt;Vf jmh wyitzan, nhynle rcdl it&lt;br&gt;ls pnxl kz piv xbww sd ltvme uayb x Juwryc Y Xxnusersbojzez.&quot;"/>
-                      <wps:cNvSpPr/>
-                      <wps:spPr>
-                        <a:xfrm>
-                          <a:off x="26098500" y="0"/>
+                      <wps:cNvPr id="43" name="&quot;[OJ-VJ] 🔊 PTADCZ_IQR_Sgdwzc_Kjwk&lt;br&gt;Ksr kveaxypt ake sd praym mmi piv LMC kpjpks kegc&lt;br&gt;rg ia vicnknes piv hyap qw mtrh ahzxvt rvh.&lt;br&gt;Vf jmh wyitzan, nhynle rcdl it&lt;br&gt;ls pnxl kz piv xbww sd ltvme uayb x Juwryc Y Xxnusersbojzez.&quot;" descr="BG_FZ_7z"/>
+                      <wps:cNvSpPr/>
+                      <wps:spPr>
+                        <a:xfrm>
+                          <a:off x="26098500" y="381000"/>
                           <a:ext cx="1143000" cy="571500"/>
                         </a:xfrm>
                         <a:prstGeom prst="rect">
@@ -2315,11 +2315,11 @@
                       </wps:bodyPr>
                     </wps:wsp>
                     <wps:wsp>
-                      <wps:cNvPr id="44" name="&quot;[OJ-VJ] 5 bxdfygk borjp&quot;"/>
-                      <wps:cNvSpPr/>
-                      <wps:spPr>
-                        <a:xfrm>
-                          <a:off x="26098500" y="1714500"/>
+                      <wps:cNvPr id="44" name="&quot;[OJ-VJ] 5 bxdfygk borjp&quot;" descr="JR_KJ_7q"/>
+                      <wps:cNvSpPr/>
+                      <wps:spPr>
+                        <a:xfrm>
+                          <a:off x="26098500" y="2095500"/>
                           <a:ext cx="1143000" cy="571500"/>
                         </a:xfrm>
                         <a:prstGeom prst="rect">
@@ -2374,11 +2374,11 @@
                       </wps:bodyPr>
                     </wps:wsp>
                     <wps:wsp>
-                      <wps:cNvPr id="45" name="&quot;[OJ-VJ] Vf: Sshjb&lt;br&gt;lpfmq: YVK_&amp;lt;Dfmxhg&amp;gt;&lt;br&gt;Egvpg 1 = IEO, 2 = &amp;lt;tapgnhCtusu&amp;gt;, 3 = Syui&lt;br&gt;(Kk EI: 4 = Qlmwbmk)&lt;br&gt;hccpBmdxxi = LMC Hbwmka Lehk (Rfsitovj Urxwl)&quot;"/>
-                      <wps:cNvSpPr/>
-                      <wps:spPr>
-                        <a:xfrm>
-                          <a:off x="26098500" y="3048000"/>
+                      <wps:cNvPr id="45" name="&quot;[OJ-VJ] Vf: Sshjb&lt;br&gt;lpfmq: YVK_&amp;lt;Dfmxhg&amp;gt;&lt;br&gt;Egvpg 1 = IEO, 2 = &amp;lt;tapgnhCtusu&amp;gt;, 3 = Syui&lt;br&gt;(Kk EI: 4 = Qlmwbmk)&lt;br&gt;hccpBmdxxi = LMC Hbwmka Lehk (Rfsitovj Urxwl)&quot;" descr="EP_XA_7k"/>
+                      <wps:cNvSpPr/>
+                      <wps:spPr>
+                        <a:xfrm>
+                          <a:off x="26098500" y="3429000"/>
                           <a:ext cx="1143000" cy="571500"/>
                         </a:xfrm>
                         <a:prstGeom prst="rect">
@@ -2433,11 +2433,11 @@
                       </wps:bodyPr>
                     </wps:wsp>
                     <wps:wsp>
-                      <wps:cNvPr id="46" name="OY_YC_12"/>
-                      <wps:cNvSpPr/>
-                      <wps:spPr>
-                        <a:xfrm>
-                          <a:off x="0" y="0"/>
+                      <wps:cNvPr id="46" name="OY_YC_12" descr="OY_YC_12"/>
+                      <wps:cNvSpPr/>
+                      <wps:spPr>
+                        <a:xfrm>
+                          <a:off x="0" y="381000"/>
                           <a:ext cx="1143000" cy="571500"/>
                         </a:xfrm>
                         <a:prstGeom prst="rect">
@@ -2492,11 +2492,11 @@
                       </wps:bodyPr>
                     </wps:wsp>
                     <wps:wsp>
-                      <wps:cNvPr id="47" name="&quot;[OJ-VJ] 🔊 OXXPPO_PVM_Mmbiqt_Icjq_Rmcskcim&lt;br&gt;Ksr kveaxypt ake sd ujoxqa tggk LMC kpjpks kegc&lt;br&gt;rg ia vicnknes piv hyap qw mtrh ahzxvt rvh.&lt;br&gt;Vf jmh wyitzan, nhynle rcdl it&lt;br&gt;ls pnxl kz piv xbww sd ltvme uayb x Pocdkrce Xxnusersbojzez.&quot;"/>
-                      <wps:cNvSpPr/>
-                      <wps:spPr>
-                        <a:xfrm>
-                          <a:off x="0" y="1714500"/>
+                      <wps:cNvPr id="47" name="&quot;[OJ-VJ] 🔊 OXXPPO_PVM_Mmbiqt_Icjq_Rmcskcim&lt;br&gt;Ksr kveaxypt ake sd ujoxqa tggk LMC kpjpks kegc&lt;br&gt;rg ia vicnknes piv hyap qw mtrh ahzxvt rvh.&lt;br&gt;Vf jmh wyitzan, nhynle rcdl it&lt;br&gt;ls pnxl kz piv xbww sd ltvme uayb x Pocdkrce Xxnusersbojzez.&quot;" descr="HE_EK_12j"/>
+                      <wps:cNvSpPr/>
+                      <wps:spPr>
+                        <a:xfrm>
+                          <a:off x="0" y="2095500"/>
                           <a:ext cx="1143000" cy="571500"/>
                         </a:xfrm>
                         <a:prstGeom prst="rect">
@@ -2551,11 +2551,11 @@
                       </wps:bodyPr>
                     </wps:wsp>
                     <wps:wsp>
-                      <wps:cNvPr id="48" name="&quot;[OJ-VJ] 5 bxdfygk borjp&quot;"/>
-                      <wps:cNvSpPr/>
-                      <wps:spPr>
-                        <a:xfrm>
-                          <a:off x="0" y="3048000"/>
+                      <wps:cNvPr id="48" name="&quot;[OJ-VJ] 5 bxdfygk borjp&quot;" descr="XZ_IO_12s"/>
+                      <wps:cNvSpPr/>
+                      <wps:spPr>
+                        <a:xfrm>
+                          <a:off x="0" y="3429000"/>
                           <a:ext cx="1143000" cy="571500"/>
                         </a:xfrm>
                         <a:prstGeom prst="rect">
@@ -2610,11 +2610,11 @@
                       </wps:bodyPr>
                     </wps:wsp>
                     <wps:wsp>
-                      <wps:cNvPr id="49" name="&quot;[OJ-VJ] XG: Pocdkrce&lt;br&gt;Zypwptoe sd opu cccxhr 8003051219&quot;"/>
-                      <wps:cNvSpPr/>
-                      <wps:spPr>
-                        <a:xfrm>
-                          <a:off x="0" y="4762500"/>
+                      <wps:cNvPr id="49" name="&quot;[OJ-VJ] XG: Pocdkrce&lt;br&gt;Zypwptoe sd opu cccxhr 8003051219&quot;" descr="ZF_SS_12q"/>
+                      <wps:cNvSpPr/>
+                      <wps:spPr>
+                        <a:xfrm>
+                          <a:off x="0" y="5143500"/>
                           <a:ext cx="1143000" cy="571500"/>
                         </a:xfrm>
                         <a:prstGeom prst="rect">
@@ -2669,11 +2669,11 @@
                       </wps:bodyPr>
                     </wps:wsp>
                     <wps:wsp>
-                      <wps:cNvPr id="50" name="PI_QDA_QU_NTJ"/>
-                      <wps:cNvSpPr/>
-                      <wps:spPr>
-                        <a:xfrm>
-                          <a:off x="20955000" y="0"/>
+                      <wps:cNvPr id="50" name="PI_QDA_QU_NTJ" descr="PI_QDA_QU_NTJ"/>
+                      <wps:cNvSpPr/>
+                      <wps:spPr>
+                        <a:xfrm>
+                          <a:off x="20955000" y="381000"/>
                           <a:ext cx="1143000" cy="571500"/>
                         </a:xfrm>
                         <a:prstGeom prst="rect">
@@ -2728,11 +2728,11 @@
                       </wps:bodyPr>
                     </wps:wsp>
                     <wps:wsp>
-                      <wps:cNvPr id="51" name="&quot;[OJ-XFW-PHS] XFW Sruvi Hkbcoavf&quot;] &amp; SP_AHE_TNL_1[&quot;[OJ-XFW-KEP] XFW Daeymylzljoy&quot;] &amp; GD_DAQ_KJN_1[&quot;[OJ-XFW-BGZ] XFW Qfzfltc Kupdgs&quot;] &amp; VE_UQP_WYD_1[&quot;[OJ-XFW-UWV] XFW Tngqwqq&quot;] &amp; QH_TEE_HLX_1[&quot;[OJ-XFW-KHZ] XFW Gosgmmte&quot;] &amp; PC_QHU_LHU_1[&quot;[OJ-XFW-GPW] XFW GPW Tkfhppfk&quot;] &amp; RT_ACL_JVF_1[&quot;[OJ-XFW-DKC] IG/Nqcifab Opmeclz&quot;] &amp; CJ_LCI_OTU_1[&quot;[OJ-XFW-RHP] XFW Rphliu Jtyqwe&quot;] &amp; QH_JUU_LL_1[&quot;[OJ-XFW-QU] XFW Fyqbkofg Jtyqwe&quot;] &amp; SV_BGG_NYI_1[&quot;[OJ-XFW-VBO] XFW Kpakrk&quot;] &amp; JC_GXU_OUV_1[&quot;[OJ-XFW-FCH] XFW Rbcinvk&quot;] &amp; ZO_ADB_CAL_1[&quot;[OJ-XFW-PGP] XFW Ckvw Kupdgs&quot;] &amp; QP_RVR_FUH_1[&quot;[OJ-XFW-GFD] XFW Pvbdfti wn Lnddkbshy&quot;] &amp; NA_EYX_PVV_1[&quot;[OJ-XFW-FQV] XFW Tuj-Rn Wavguz&quot;"/>
-                      <wps:cNvSpPr/>
-                      <wps:spPr>
-                        <a:xfrm>
-                          <a:off x="20955000" y="1714500"/>
+                      <wps:cNvPr id="51" name="&quot;[OJ-XFW-PHS] XFW Sruvi Hkbcoavf&quot;] &amp; SP_AHE_TNL_1[&quot;[OJ-XFW-KEP] XFW Daeymylzljoy&quot;] &amp; GD_DAQ_KJN_1[&quot;[OJ-XFW-BGZ] XFW Qfzfltc Kupdgs&quot;] &amp; VE_UQP_WYD_1[&quot;[OJ-XFW-UWV] XFW Tngqwqq&quot;] &amp; QH_TEE_HLX_1[&quot;[OJ-XFW-KHZ] XFW Gosgmmte&quot;] &amp; PC_QHU_LHU_1[&quot;[OJ-XFW-GPW] XFW GPW Tkfhppfk&quot;] &amp; RT_ACL_JVF_1[&quot;[OJ-XFW-DKC] IG/Nqcifab Opmeclz&quot;] &amp; CJ_LCI_OTU_1[&quot;[OJ-XFW-RHP] XFW Rphliu Jtyqwe&quot;] &amp; QH_JUU_LL_1[&quot;[OJ-XFW-QU] XFW Fyqbkofg Jtyqwe&quot;] &amp; SV_BGG_NYI_1[&quot;[OJ-XFW-VBO] XFW Kpakrk&quot;] &amp; JC_GXU_OUV_1[&quot;[OJ-XFW-FCH] XFW Rbcinvk&quot;] &amp; ZO_ADB_CAL_1[&quot;[OJ-XFW-PGP] XFW Ckvw Kupdgs&quot;] &amp; QP_RVR_FUH_1[&quot;[OJ-XFW-GFD] XFW Pvbdfti wn Lnddkbshy&quot;] &amp; NA_EYX_PVV_1[&quot;[OJ-XFW-FQV] XFW Tuj-Rn Wavguz&quot;" descr="SS_IOG_NIB_1"/>
+                      <wps:cNvSpPr/>
+                      <wps:spPr>
+                        <a:xfrm>
+                          <a:off x="20955000" y="2095500"/>
                           <a:ext cx="1143000" cy="571500"/>
                         </a:xfrm>
                         <a:prstGeom prst="rect">
@@ -2787,11 +2787,11 @@
                       </wps:bodyPr>
                     </wps:wsp>
                     <wps:wsp>
-                      <wps:cNvPr id="52" name="WB_XBQ_PSD_3"/>
-                      <wps:cNvSpPr/>
-                      <wps:spPr>
-                        <a:xfrm>
-                          <a:off x="27813000" y="0"/>
+                      <wps:cNvPr id="52" name="WB_XBQ_PSD_3" descr="WB_XBQ_PSD_3"/>
+                      <wps:cNvSpPr/>
+                      <wps:spPr>
+                        <a:xfrm>
+                          <a:off x="27813000" y="381000"/>
                           <a:ext cx="1143000" cy="571500"/>
                         </a:xfrm>
                         <a:prstGeom prst="rect">
@@ -2846,11 +2846,11 @@
                       </wps:bodyPr>
                     </wps:wsp>
                     <wps:wsp>
-                      <wps:cNvPr id="53" name="&quot;[OJ-XFW-KEP] 🔊 VUEKCZ_AQF_FUE_GN_EWACFCUSXUHS_GDC&lt;br&gt;LMC aqp edtjzr wrzwolx uayb qaxl UN bxekflh dwkscljvsuzi nxiwfrwb...&quot;"/>
-                      <wps:cNvSpPr/>
-                      <wps:spPr>
-                        <a:xfrm>
-                          <a:off x="27813000" y="1714500"/>
+                      <wps:cNvPr id="53" name="&quot;[OJ-XFW-KEP] 🔊 VUEKCZ_AQF_FUE_GN_EWACFCUSXUHS_GDC&lt;br&gt;LMC aqp edtjzr wrzwolx uayb qaxl UN bxekflh dwkscljvsuzi nxiwfrwb...&quot;" descr="HO_WIE_WAL_4"/>
+                      <wps:cNvSpPr/>
+                      <wps:spPr>
+                        <a:xfrm>
+                          <a:off x="27813000" y="2095500"/>
                           <a:ext cx="1143000" cy="571500"/>
                         </a:xfrm>
                         <a:prstGeom prst="rect">
@@ -2905,11 +2905,11 @@
                       </wps:bodyPr>
                     </wps:wsp>
                     <wps:wsp>
-                      <wps:cNvPr id="54" name="&quot;[OJ-XFW-KEP] 🔊 REEXZZ_SQS_FPW_QgqprywmUwrb&lt;br&gt;Vf jmh wyitzan, rcdl it taz.&lt;br&gt;Wa pnxl kz xbww mmi zjsnjuy acuzpbwe.&quot;"/>
-                      <wps:cNvSpPr/>
-                      <wps:spPr>
-                        <a:xfrm>
-                          <a:off x="27813000" y="3048000"/>
+                      <wps:cNvPr id="54" name="&quot;[OJ-XFW-KEP] 🔊 REEXZZ_SQS_FPW_QgqprywmUwrb&lt;br&gt;Vf jmh wyitzan, rcdl it taz.&lt;br&gt;Wa pnxl kz xbww mmi zjsnjuy acuzpbwe.&quot;" descr="VU_WUE_XYO_6"/>
+                      <wps:cNvSpPr/>
+                      <wps:spPr>
+                        <a:xfrm>
+                          <a:off x="27813000" y="3429000"/>
                           <a:ext cx="1143000" cy="571500"/>
                         </a:xfrm>
                         <a:prstGeom prst="rect">
@@ -2964,11 +2964,11 @@
                       </wps:bodyPr>
                     </wps:wsp>
                     <wps:wsp>
-                      <wps:cNvPr id="55" name="&quot;[OJ-XFW-KEP] 5 bxdfygk borjp&quot;"/>
-                      <wps:cNvSpPr/>
-                      <wps:spPr>
-                        <a:xfrm>
-                          <a:off x="27813000" y="4762500"/>
+                      <wps:cNvPr id="55" name="&quot;[OJ-XFW-KEP] 5 bxdfygk borjp&quot;" descr="YJ_KRJ_ECW_7"/>
+                      <wps:cNvSpPr/>
+                      <wps:spPr>
+                        <a:xfrm>
+                          <a:off x="27813000" y="5143500"/>
                           <a:ext cx="1143000" cy="571500"/>
                         </a:xfrm>
                         <a:prstGeom prst="rect">
@@ -3023,11 +3023,11 @@
                       </wps:bodyPr>
                     </wps:wsp>
                     <wps:wsp>
-                      <wps:cNvPr id="56" name="&quot;[OJ-XFW-KEP] lpfmq = QBC_WD_OTH&lt;br&gt;xqumn 1 = IEO, 2 = &amp;lt;tapgnhCtusu&amp;gt;, 3 = Zuocfouglo&lt;br&gt;(Kk EI: 4 = Qlmwbmk)&lt;br&gt;hccpBmdxxi = UN XFW Daeymylzljoy&quot;"/>
-                      <wps:cNvSpPr/>
-                      <wps:spPr>
-                        <a:xfrm>
-                          <a:off x="26955750" y="6096000"/>
+                      <wps:cNvPr id="56" name="&quot;[OJ-XFW-KEP] lpfmq = QBC_WD_OTH&lt;br&gt;xqumn 1 = IEO, 2 = &amp;lt;tapgnhCtusu&amp;gt;, 3 = Zuocfouglo&lt;br&gt;(Kk EI: 4 = Qlmwbmk)&lt;br&gt;hccpBmdxxi = UN XFW Daeymylzljoy&quot;" descr="MC_COB_AKA_8"/>
+                      <wps:cNvSpPr/>
+                      <wps:spPr>
+                        <a:xfrm>
+                          <a:off x="26955750" y="6477000"/>
                           <a:ext cx="1143000" cy="571500"/>
                         </a:xfrm>
                         <a:prstGeom prst="rect">
@@ -3082,11 +3082,11 @@
                       </wps:bodyPr>
                     </wps:wsp>
                     <wps:wsp>
-                      <wps:cNvPr id="57" name="EU_RMP_LKX_5"/>
-                      <wps:cNvSpPr/>
-                      <wps:spPr>
-                        <a:xfrm>
-                          <a:off x="13906500" y="4762500"/>
+                      <wps:cNvPr id="57" name="EU_RMP_LKX_5" descr="EU_RMP_LKX_5"/>
+                      <wps:cNvSpPr/>
+                      <wps:spPr>
+                        <a:xfrm>
+                          <a:off x="13906500" y="5143500"/>
                           <a:ext cx="1143000" cy="571500"/>
                         </a:xfrm>
                         <a:prstGeom prst="rect">
@@ -3141,11 +3141,11 @@
                       </wps:bodyPr>
                     </wps:wsp>
                     <wps:wsp>
-                      <wps:cNvPr id="58" name="&quot;[OJ-XFW-KEP] XG:CFNMPT_HteimUmcednqn&quot;"/>
-                      <wps:cNvSpPr/>
-                      <wps:spPr>
-                        <a:xfrm>
-                          <a:off x="26955750" y="7429500"/>
+                      <wps:cNvPr id="58" name="&quot;[OJ-XFW-KEP] XG:CFNMPT_HteimUmcednqn&quot;" descr="WB_DPT_CTQ_8n"/>
+                      <wps:cNvSpPr/>
+                      <wps:spPr>
+                        <a:xfrm>
+                          <a:off x="26955750" y="7810500"/>
                           <a:ext cx="1143000" cy="571500"/>
                         </a:xfrm>
                         <a:prstGeom prst="rect">
@@ -3200,11 +3200,11 @@
                       </wps:bodyPr>
                     </wps:wsp>
                     <wps:wsp>
-                      <wps:cNvPr id="59" name="OR_QWG_CTF_3"/>
-                      <wps:cNvSpPr/>
-                      <wps:spPr>
-                        <a:xfrm>
-                          <a:off x="31242000" y="0"/>
+                      <wps:cNvPr id="59" name="OR_QWG_CTF_3" descr="OR_QWG_CTF_3"/>
+                      <wps:cNvSpPr/>
+                      <wps:spPr>
+                        <a:xfrm>
+                          <a:off x="31242000" y="381000"/>
                           <a:ext cx="1143000" cy="571500"/>
                         </a:xfrm>
                         <a:prstGeom prst="rect">
@@ -3259,11 +3259,11 @@
                       </wps:bodyPr>
                     </wps:wsp>
                     <wps:wsp>
-                      <wps:cNvPr id="60" name="&quot;[OJ-XFW-PHS] 🔊 UEKNKP_BWN_YYY_CS_IPMDB_RPKRUBIU_LZS&lt;br&gt;LMC aqp edtjzr uayb qaxl UN xiyop-rwjpdci kmwitfjqpdye...&quot;"/>
-                      <wps:cNvSpPr/>
-                      <wps:spPr>
-                        <a:xfrm>
-                          <a:off x="31242000" y="1714500"/>
+                      <wps:cNvPr id="60" name="&quot;[OJ-XFW-PHS] 🔊 UEKNKP_BWN_YYY_CS_IPMDB_RPKRUBIU_LZS&lt;br&gt;LMC aqp edtjzr uayb qaxl UN xiyop-rwjpdci kmwitfjqpdye...&quot;" descr="VX_FVN_GUR_4"/>
+                      <wps:cNvSpPr/>
+                      <wps:spPr>
+                        <a:xfrm>
+                          <a:off x="31242000" y="2095500"/>
                           <a:ext cx="1143000" cy="571500"/>
                         </a:xfrm>
                         <a:prstGeom prst="rect">
@@ -3318,11 +3318,11 @@
                       </wps:bodyPr>
                     </wps:wsp>
                     <wps:wsp>
-                      <wps:cNvPr id="61" name="&quot;[OJ-XFW-PHS] 🔊 REEXZZ_SQS_FPW_QgqprywmUwrb&lt;br&gt;Vf jmh wyitzan, rcdl it taz.&lt;br&gt;Wa pnxl kz xbww mmi zjsnjuy acuzpbwe.&quot;"/>
-                      <wps:cNvSpPr/>
-                      <wps:spPr>
-                        <a:xfrm>
-                          <a:off x="31242000" y="3048000"/>
+                      <wps:cNvPr id="61" name="&quot;[OJ-XFW-PHS] 🔊 REEXZZ_SQS_FPW_QgqprywmUwrb&lt;br&gt;Vf jmh wyitzan, rcdl it taz.&lt;br&gt;Wa pnxl kz xbww mmi zjsnjuy acuzpbwe.&quot;" descr="LH_XIS_OVY_6"/>
+                      <wps:cNvSpPr/>
+                      <wps:spPr>
+                        <a:xfrm>
+                          <a:off x="31242000" y="3429000"/>
                           <a:ext cx="1143000" cy="571500"/>
                         </a:xfrm>
                         <a:prstGeom prst="rect">
@@ -3377,11 +3377,11 @@
                       </wps:bodyPr>
                     </wps:wsp>
                     <wps:wsp>
-                      <wps:cNvPr id="62" name="&quot;[OJ-XFW-PHS] 5 bxdfygk borjp&quot;"/>
-                      <wps:cNvSpPr/>
-                      <wps:spPr>
-                        <a:xfrm>
-                          <a:off x="31242000" y="4762500"/>
+                      <wps:cNvPr id="62" name="&quot;[OJ-XFW-PHS] 5 bxdfygk borjp&quot;" descr="OX_VQA_DAS_7"/>
+                      <wps:cNvSpPr/>
+                      <wps:spPr>
+                        <a:xfrm>
+                          <a:off x="31242000" y="5143500"/>
                           <a:ext cx="1143000" cy="571500"/>
                         </a:xfrm>
                         <a:prstGeom prst="rect">
@@ -3436,11 +3436,11 @@
                       </wps:bodyPr>
                     </wps:wsp>
                     <wps:wsp>
-                      <wps:cNvPr id="63" name="&quot;[OJ-XFW-PHS] lpfmq = QBC_WD_OTH&lt;br&gt;xqumn 1 = IEO, 2 = &amp;lt;tapgnhCtusu&amp;gt;, 3 = Zuocfouglo&lt;br&gt;(Kk EI: 4 = Qlmwbmk)&lt;br&gt;hccpBmdxxi = UN XFW Sruvi Hkbcoavf&quot;"/>
-                      <wps:cNvSpPr/>
-                      <wps:spPr>
-                        <a:xfrm>
-                          <a:off x="30384750" y="6096000"/>
+                      <wps:cNvPr id="63" name="&quot;[OJ-XFW-PHS] lpfmq = QBC_WD_OTH&lt;br&gt;xqumn 1 = IEO, 2 = &amp;lt;tapgnhCtusu&amp;gt;, 3 = Zuocfouglo&lt;br&gt;(Kk EI: 4 = Qlmwbmk)&lt;br&gt;hccpBmdxxi = UN XFW Sruvi Hkbcoavf&quot;" descr="RA_HCJ_OQG_8"/>
+                      <wps:cNvSpPr/>
+                      <wps:spPr>
+                        <a:xfrm>
+                          <a:off x="30384750" y="6477000"/>
                           <a:ext cx="1143000" cy="571500"/>
                         </a:xfrm>
                         <a:prstGeom prst="rect">
@@ -3495,11 +3495,11 @@
                       </wps:bodyPr>
                     </wps:wsp>
                     <wps:wsp>
-                      <wps:cNvPr id="64" name="TE_BRP_VAX_5"/>
-                      <wps:cNvSpPr/>
-                      <wps:spPr>
-                        <a:xfrm>
-                          <a:off x="29527500" y="4762500"/>
+                      <wps:cNvPr id="64" name="TE_BRP_VAX_5" descr="TE_BRP_VAX_5"/>
+                      <wps:cNvSpPr/>
+                      <wps:spPr>
+                        <a:xfrm>
+                          <a:off x="29527500" y="5143500"/>
                           <a:ext cx="1143000" cy="571500"/>
                         </a:xfrm>
                         <a:prstGeom prst="rect">
@@ -3554,11 +3554,11 @@
                       </wps:bodyPr>
                     </wps:wsp>
                     <wps:wsp>
-                      <wps:cNvPr id="65" name="&quot;[OJ-XFW-PHS] XG:CFNMPT_HteimUmcednqn&quot;"/>
-                      <wps:cNvSpPr/>
-                      <wps:spPr>
-                        <a:xfrm>
-                          <a:off x="30384750" y="7429500"/>
+                      <wps:cNvPr id="65" name="&quot;[OJ-XFW-PHS] XG:CFNMPT_HteimUmcednqn&quot;" descr="EK_OMU_OSY_8y"/>
+                      <wps:cNvSpPr/>
+                      <wps:spPr>
+                        <a:xfrm>
+                          <a:off x="30384750" y="7810500"/>
                           <a:ext cx="1143000" cy="571500"/>
                         </a:xfrm>
                         <a:prstGeom prst="rect">
@@ -3613,11 +3613,11 @@
                       </wps:bodyPr>
                     </wps:wsp>
                     <wps:wsp>
-                      <wps:cNvPr id="66" name="CT_KGK_JXB_3"/>
-                      <wps:cNvSpPr/>
-                      <wps:spPr>
-                        <a:xfrm>
-                          <a:off x="34671000" y="0"/>
+                      <wps:cNvPr id="66" name="CT_KGK_JXB_3" descr="CT_KGK_JXB_3"/>
+                      <wps:cNvSpPr/>
+                      <wps:spPr>
+                        <a:xfrm>
+                          <a:off x="34671000" y="381000"/>
                           <a:ext cx="1143000" cy="571500"/>
                         </a:xfrm>
                         <a:prstGeom prst="rect">
@@ -3672,11 +3672,11 @@
                       </wps:bodyPr>
                     </wps:wsp>
                     <wps:wsp>
-                      <wps:cNvPr id="67" name="&quot;[OJ-XFW-UWV] 🔊 OOIHFZ_CZN_ZTI_YH_LRBSDSV_OKM&lt;br&gt;Tngqwqq ls uwx uwamov oqoh UN XFW...&quot;"/>
-                      <wps:cNvSpPr/>
-                      <wps:spPr>
-                        <a:xfrm>
-                          <a:off x="34671000" y="1714500"/>
+                      <wps:cNvPr id="67" name="&quot;[OJ-XFW-UWV] 🔊 OOIHFZ_CZN_ZTI_YH_LRBSDSV_OKM&lt;br&gt;Tngqwqq ls uwx uwamov oqoh UN XFW...&quot;" descr="TH_FPP_KWC_4"/>
+                      <wps:cNvSpPr/>
+                      <wps:spPr>
+                        <a:xfrm>
+                          <a:off x="34671000" y="2095500"/>
                           <a:ext cx="1143000" cy="571500"/>
                         </a:xfrm>
                         <a:prstGeom prst="rect">
@@ -3731,11 +3731,11 @@
                       </wps:bodyPr>
                     </wps:wsp>
                     <wps:wsp>
-                      <wps:cNvPr id="68" name="&quot;[OJ-XFW-UWV] 🔊 REEXZZ_SQS_FPW_QgqprywmUwrb&lt;br&gt;Vf jmh wyitzan, rcdl it taz.&lt;br&gt;Wa pnxl kz xbww mmi zjsnjuy acuzpbwe.&quot;"/>
-                      <wps:cNvSpPr/>
-                      <wps:spPr>
-                        <a:xfrm>
-                          <a:off x="34671000" y="3048000"/>
+                      <wps:cNvPr id="68" name="&quot;[OJ-XFW-UWV] 🔊 REEXZZ_SQS_FPW_QgqprywmUwrb&lt;br&gt;Vf jmh wyitzan, rcdl it taz.&lt;br&gt;Wa pnxl kz xbww mmi zjsnjuy acuzpbwe.&quot;" descr="BT_LPC_QQX_6"/>
+                      <wps:cNvSpPr/>
+                      <wps:spPr>
+                        <a:xfrm>
+                          <a:off x="34671000" y="3429000"/>
                           <a:ext cx="1143000" cy="571500"/>
                         </a:xfrm>
                         <a:prstGeom prst="rect">
@@ -3790,11 +3790,11 @@
                       </wps:bodyPr>
                     </wps:wsp>
                     <wps:wsp>
-                      <wps:cNvPr id="69" name="&quot;[OJ-XFW-UWV] 5 bxdfygk borjp&quot;"/>
-                      <wps:cNvSpPr/>
-                      <wps:spPr>
-                        <a:xfrm>
-                          <a:off x="34671000" y="4762500"/>
+                      <wps:cNvPr id="69" name="&quot;[OJ-XFW-UWV] 5 bxdfygk borjp&quot;" descr="MO_UYK_DTX_7"/>
+                      <wps:cNvSpPr/>
+                      <wps:spPr>
+                        <a:xfrm>
+                          <a:off x="34671000" y="5143500"/>
                           <a:ext cx="1143000" cy="571500"/>
                         </a:xfrm>
                         <a:prstGeom prst="rect">
@@ -3849,11 +3849,11 @@
                       </wps:bodyPr>
                     </wps:wsp>
                     <wps:wsp>
-                      <wps:cNvPr id="70" name="&quot;[OJ-XFW-UWV] lpfmq = QBC_WD_OTH&lt;br&gt;xqumn 1 = IEO, 2 = &amp;lt;tapgnhCtusu&amp;gt;, 3 = Zuocfouglo&lt;br&gt;(Kk EI: 4 = Qlmwbmk)&lt;br&gt;hccpBmdxxi = UN XFW Tngqwqq&quot;"/>
-                      <wps:cNvSpPr/>
-                      <wps:spPr>
-                        <a:xfrm>
-                          <a:off x="33813750" y="6096000"/>
+                      <wps:cNvPr id="70" name="&quot;[OJ-XFW-UWV] lpfmq = QBC_WD_OTH&lt;br&gt;xqumn 1 = IEO, 2 = &amp;lt;tapgnhCtusu&amp;gt;, 3 = Zuocfouglo&lt;br&gt;(Kk EI: 4 = Qlmwbmk)&lt;br&gt;hccpBmdxxi = UN XFW Tngqwqq&quot;" descr="NK_ITV_YNQ_8"/>
+                      <wps:cNvSpPr/>
+                      <wps:spPr>
+                        <a:xfrm>
+                          <a:off x="33813750" y="6477000"/>
                           <a:ext cx="1143000" cy="571500"/>
                         </a:xfrm>
                         <a:prstGeom prst="rect">
@@ -3908,11 +3908,11 @@
                       </wps:bodyPr>
                     </wps:wsp>
                     <wps:wsp>
-                      <wps:cNvPr id="71" name="VY_CGO_MXX_5"/>
-                      <wps:cNvSpPr/>
-                      <wps:spPr>
-                        <a:xfrm>
-                          <a:off x="32956500" y="4762500"/>
+                      <wps:cNvPr id="71" name="VY_CGO_MXX_5" descr="VY_CGO_MXX_5"/>
+                      <wps:cNvSpPr/>
+                      <wps:spPr>
+                        <a:xfrm>
+                          <a:off x="32956500" y="5143500"/>
                           <a:ext cx="1143000" cy="571500"/>
                         </a:xfrm>
                         <a:prstGeom prst="rect">
@@ -3967,11 +3967,11 @@
                       </wps:bodyPr>
                     </wps:wsp>
                     <wps:wsp>
-                      <wps:cNvPr id="72" name="&quot;[OJ-XFW-UWV] XG:CFNMPT_HteimUmcednqn&quot;"/>
-                      <wps:cNvSpPr/>
-                      <wps:spPr>
-                        <a:xfrm>
-                          <a:off x="33813750" y="7429500"/>
+                      <wps:cNvPr id="72" name="&quot;[OJ-XFW-UWV] XG:CFNMPT_HteimUmcednqn&quot;" descr="FL_BAQ_XLZ_8k"/>
+                      <wps:cNvSpPr/>
+                      <wps:spPr>
+                        <a:xfrm>
+                          <a:off x="33813750" y="7810500"/>
                           <a:ext cx="1143000" cy="571500"/>
                         </a:xfrm>
                         <a:prstGeom prst="rect">
@@ -4026,11 +4026,11 @@
                       </wps:bodyPr>
                     </wps:wsp>
                     <wps:wsp>
-                      <wps:cNvPr id="73" name="EN_MKQ_ZUE_3"/>
-                      <wps:cNvSpPr/>
-                      <wps:spPr>
-                        <a:xfrm>
-                          <a:off x="38100000" y="0"/>
+                      <wps:cNvPr id="73" name="EN_MKQ_ZUE_3" descr="EN_MKQ_ZUE_3"/>
+                      <wps:cNvSpPr/>
+                      <wps:spPr>
+                        <a:xfrm>
+                          <a:off x="38100000" y="381000"/>
                           <a:ext cx="1143000" cy="571500"/>
                         </a:xfrm>
                         <a:prstGeom prst="rect">
@@ -4085,11 +4085,11 @@
                       </wps:bodyPr>
                     </wps:wsp>
                     <wps:wsp>
-                      <wps:cNvPr id="74" name="&quot;[OJ-XFW-KHZ] 🔊 HUBHMN_TNE_EJT_WX_HGQTGUHF_SKQ&lt;br&gt;UN Nqcifab Gosgmmte bnbfhmczt tm fmnmphua...&quot;"/>
-                      <wps:cNvSpPr/>
-                      <wps:spPr>
-                        <a:xfrm>
-                          <a:off x="38100000" y="1714500"/>
+                      <wps:cNvPr id="74" name="&quot;[OJ-XFW-KHZ] 🔊 HUBHMN_TNE_EJT_WX_HGQTGUHF_SKQ&lt;br&gt;UN Nqcifab Gosgmmte bnbfhmczt tm fmnmphua...&quot;" descr="KA_ZRP_LNY_4"/>
+                      <wps:cNvSpPr/>
+                      <wps:spPr>
+                        <a:xfrm>
+                          <a:off x="38100000" y="2095500"/>
                           <a:ext cx="1143000" cy="571500"/>
                         </a:xfrm>
                         <a:prstGeom prst="rect">
@@ -4144,11 +4144,11 @@
                       </wps:bodyPr>
                     </wps:wsp>
                     <wps:wsp>
-                      <wps:cNvPr id="75" name="&quot;[OJ-XFW-KHZ] 🔊 REEXZZ_SQS_FPW_QgqprywmUwrb&lt;br&gt;Vf jmh wyitzan, rcdl it taz.&lt;br&gt;Wa pnxl kz xbww mmi zjsnjuy acuzpbwe.&quot;"/>
-                      <wps:cNvSpPr/>
-                      <wps:spPr>
-                        <a:xfrm>
-                          <a:off x="38100000" y="3048000"/>
+                      <wps:cNvPr id="75" name="&quot;[OJ-XFW-KHZ] 🔊 REEXZZ_SQS_FPW_QgqprywmUwrb&lt;br&gt;Vf jmh wyitzan, rcdl it taz.&lt;br&gt;Wa pnxl kz xbww mmi zjsnjuy acuzpbwe.&quot;" descr="UF_OMJ_MXE_6"/>
+                      <wps:cNvSpPr/>
+                      <wps:spPr>
+                        <a:xfrm>
+                          <a:off x="38100000" y="3429000"/>
                           <a:ext cx="1143000" cy="571500"/>
                         </a:xfrm>
                         <a:prstGeom prst="rect">
@@ -4203,11 +4203,11 @@
                       </wps:bodyPr>
                     </wps:wsp>
                     <wps:wsp>
-                      <wps:cNvPr id="76" name="&quot;[OJ-XFW-KHZ] 5 bxdfygk borjp&quot;"/>
-                      <wps:cNvSpPr/>
-                      <wps:spPr>
-                        <a:xfrm>
-                          <a:off x="38100000" y="4762500"/>
+                      <wps:cNvPr id="76" name="&quot;[OJ-XFW-KHZ] 5 bxdfygk borjp&quot;" descr="SB_NGO_SPY_7"/>
+                      <wps:cNvSpPr/>
+                      <wps:spPr>
+                        <a:xfrm>
+                          <a:off x="38100000" y="5143500"/>
                           <a:ext cx="1143000" cy="571500"/>
                         </a:xfrm>
                         <a:prstGeom prst="rect">
@@ -4262,11 +4262,11 @@
                       </wps:bodyPr>
                     </wps:wsp>
                     <wps:wsp>
-                      <wps:cNvPr id="77" name="&quot;[OJ-XFW-KHZ] lpfmq = QBC_WD_OTH&lt;br&gt;xqumn 1 = IEO, 2 = &amp;lt;tapgnhCtusu&amp;gt;, 3 = Zuocfouglo&lt;br&gt;(Kk EI: 4 = Qlmwbmk)&lt;br&gt;hccpBmdxxi = UN XFW Gosgmmte&quot;"/>
-                      <wps:cNvSpPr/>
-                      <wps:spPr>
-                        <a:xfrm>
-                          <a:off x="37242750" y="6096000"/>
+                      <wps:cNvPr id="77" name="&quot;[OJ-XFW-KHZ] lpfmq = QBC_WD_OTH&lt;br&gt;xqumn 1 = IEO, 2 = &amp;lt;tapgnhCtusu&amp;gt;, 3 = Zuocfouglo&lt;br&gt;(Kk EI: 4 = Qlmwbmk)&lt;br&gt;hccpBmdxxi = UN XFW Gosgmmte&quot;" descr="AC_SZY_KAN_8"/>
+                      <wps:cNvSpPr/>
+                      <wps:spPr>
+                        <a:xfrm>
+                          <a:off x="37242750" y="6477000"/>
                           <a:ext cx="1143000" cy="571500"/>
                         </a:xfrm>
                         <a:prstGeom prst="rect">
@@ -4321,11 +4321,11 @@
                       </wps:bodyPr>
                     </wps:wsp>
                     <wps:wsp>
-                      <wps:cNvPr id="78" name="WY_QOG_MAA_5"/>
-                      <wps:cNvSpPr/>
-                      <wps:spPr>
-                        <a:xfrm>
-                          <a:off x="36385500" y="4762500"/>
+                      <wps:cNvPr id="78" name="WY_QOG_MAA_5" descr="WY_QOG_MAA_5"/>
+                      <wps:cNvSpPr/>
+                      <wps:spPr>
+                        <a:xfrm>
+                          <a:off x="36385500" y="5143500"/>
                           <a:ext cx="1143000" cy="571500"/>
                         </a:xfrm>
                         <a:prstGeom prst="rect">
@@ -4380,11 +4380,11 @@
                       </wps:bodyPr>
                     </wps:wsp>
                     <wps:wsp>
-                      <wps:cNvPr id="79" name="&quot;[OJ-XFW-KHZ] XG:CFNMPT_HteimUmcednqn&quot;"/>
-                      <wps:cNvSpPr/>
-                      <wps:spPr>
-                        <a:xfrm>
-                          <a:off x="37242750" y="7429500"/>
+                      <wps:cNvPr id="79" name="&quot;[OJ-XFW-KHZ] XG:CFNMPT_HteimUmcednqn&quot;" descr="MJ_CKU_YKC_8j"/>
+                      <wps:cNvSpPr/>
+                      <wps:spPr>
+                        <a:xfrm>
+                          <a:off x="37242750" y="7810500"/>
                           <a:ext cx="1143000" cy="571500"/>
                         </a:xfrm>
                         <a:prstGeom prst="rect">
@@ -4439,11 +4439,11 @@
                       </wps:bodyPr>
                     </wps:wsp>
                     <wps:wsp>
-                      <wps:cNvPr id="80" name="EY_OOI_RHR_3"/>
-                      <wps:cNvSpPr/>
-                      <wps:spPr>
-                        <a:xfrm>
-                          <a:off x="43243500" y="0"/>
+                      <wps:cNvPr id="80" name="EY_OOI_RHR_3" descr="EY_OOI_RHR_3"/>
+                      <wps:cNvSpPr/>
+                      <wps:spPr>
+                        <a:xfrm>
+                          <a:off x="43243500" y="381000"/>
                           <a:ext cx="1143000" cy="571500"/>
                         </a:xfrm>
                         <a:prstGeom prst="rect">
@@ -4498,11 +4498,11 @@
                       </wps:bodyPr>
                     </wps:wsp>
                     <wps:wsp>
-                      <wps:cNvPr id="81" name="&quot;[OJ-XFW-DKC] 🔊 RBPDII_KST_TRL_ML_ZB_ZLGIXBV_SNCVVAP_SVL&lt;br&gt;Nqcifab asnvmfa/IG ppontpo xqyppbui ia UN XFW...&quot;"/>
-                      <wps:cNvSpPr/>
-                      <wps:spPr>
-                        <a:xfrm>
-                          <a:off x="43243500" y="1714500"/>
+                      <wps:cNvPr id="81" name="&quot;[OJ-XFW-DKC] 🔊 RBPDII_KST_TRL_ML_ZB_ZLGIXBV_SNCVVAP_SVL&lt;br&gt;Nqcifab asnvmfa/IG ppontpo xqyppbui ia UN XFW...&quot;" descr="HV_HOW_KDN_4"/>
+                      <wps:cNvSpPr/>
+                      <wps:spPr>
+                        <a:xfrm>
+                          <a:off x="43243500" y="2095500"/>
                           <a:ext cx="1143000" cy="571500"/>
                         </a:xfrm>
                         <a:prstGeom prst="rect">
@@ -4557,11 +4557,11 @@
                       </wps:bodyPr>
                     </wps:wsp>
                     <wps:wsp>
-                      <wps:cNvPr id="82" name="&quot;[OJ-XFW-DKC] 🔊 REEXZZ_SQS_FPW_QgqprywmUwrb&lt;br&gt;Vf jmh wyitzan, rcdl it taz.&lt;br&gt;Wa pnxl kz xbww mmi zjsnjuy acuzpbwe.&quot;"/>
-                      <wps:cNvSpPr/>
-                      <wps:spPr>
-                        <a:xfrm>
-                          <a:off x="43243500" y="3048000"/>
+                      <wps:cNvPr id="82" name="&quot;[OJ-XFW-DKC] 🔊 REEXZZ_SQS_FPW_QgqprywmUwrb&lt;br&gt;Vf jmh wyitzan, rcdl it taz.&lt;br&gt;Wa pnxl kz xbww mmi zjsnjuy acuzpbwe.&quot;" descr="UM_YKV_KVQ_6"/>
+                      <wps:cNvSpPr/>
+                      <wps:spPr>
+                        <a:xfrm>
+                          <a:off x="43243500" y="3429000"/>
                           <a:ext cx="1143000" cy="571500"/>
                         </a:xfrm>
                         <a:prstGeom prst="rect">
@@ -4616,11 +4616,11 @@
                       </wps:bodyPr>
                     </wps:wsp>
                     <wps:wsp>
-                      <wps:cNvPr id="83" name="&quot;[OJ-XFW-DKC] 5 bxdfygk borjp&quot;"/>
-                      <wps:cNvSpPr/>
-                      <wps:spPr>
-                        <a:xfrm>
-                          <a:off x="43243500" y="4762500"/>
+                      <wps:cNvPr id="83" name="&quot;[OJ-XFW-DKC] 5 bxdfygk borjp&quot;" descr="AT_VZG_DBL_7"/>
+                      <wps:cNvSpPr/>
+                      <wps:spPr>
+                        <a:xfrm>
+                          <a:off x="43243500" y="5143500"/>
                           <a:ext cx="1143000" cy="571500"/>
                         </a:xfrm>
                         <a:prstGeom prst="rect">
@@ -4675,11 +4675,11 @@
                       </wps:bodyPr>
                     </wps:wsp>
                     <wps:wsp>
-                      <wps:cNvPr id="84" name="&quot;[OJ-XFW-DKC] lpfmq = QBC_WD_OTH&lt;br&gt;xqumn 1 = IEO, 2 = &amp;lt;tapgnhCtusu&amp;gt;, 3 = Zuocfouglo&lt;br&gt;(Kk EI: 4 = Qlmwbmk)&lt;br&gt;hccpBmdxxi = UN XFW IG Nqcifab Opmeclz&quot;"/>
-                      <wps:cNvSpPr/>
-                      <wps:spPr>
-                        <a:xfrm>
-                          <a:off x="42386250" y="6096000"/>
+                      <wps:cNvPr id="84" name="&quot;[OJ-XFW-DKC] lpfmq = QBC_WD_OTH&lt;br&gt;xqumn 1 = IEO, 2 = &amp;lt;tapgnhCtusu&amp;gt;, 3 = Zuocfouglo&lt;br&gt;(Kk EI: 4 = Qlmwbmk)&lt;br&gt;hccpBmdxxi = UN XFW IG Nqcifab Opmeclz&quot;" descr="WK_KBB_MCR_8"/>
+                      <wps:cNvSpPr/>
+                      <wps:spPr>
+                        <a:xfrm>
+                          <a:off x="42386250" y="6477000"/>
                           <a:ext cx="1143000" cy="571500"/>
                         </a:xfrm>
                         <a:prstGeom prst="rect">
@@ -4734,11 +4734,11 @@
                       </wps:bodyPr>
                     </wps:wsp>
                     <wps:wsp>
-                      <wps:cNvPr id="85" name="EG_PRK_UZF_5"/>
-                      <wps:cNvSpPr/>
-                      <wps:spPr>
-                        <a:xfrm>
-                          <a:off x="40671750" y="4762500"/>
+                      <wps:cNvPr id="85" name="EG_PRK_UZF_5" descr="EG_PRK_UZF_5"/>
+                      <wps:cNvSpPr/>
+                      <wps:spPr>
+                        <a:xfrm>
+                          <a:off x="40671750" y="5143500"/>
                           <a:ext cx="1143000" cy="571500"/>
                         </a:xfrm>
                         <a:prstGeom prst="rect">
@@ -4793,11 +4793,11 @@
                       </wps:bodyPr>
                     </wps:wsp>
                     <wps:wsp>
-                      <wps:cNvPr id="86" name="&quot;[OJ-XFW-DKC] XG:CFNMPT_HteimUmcednqn&quot;"/>
-                      <wps:cNvSpPr/>
-                      <wps:spPr>
-                        <a:xfrm>
-                          <a:off x="42386250" y="7429500"/>
+                      <wps:cNvPr id="86" name="&quot;[OJ-XFW-DKC] XG:CFNMPT_HteimUmcednqn&quot;" descr="PH_UIH_KQR_8x"/>
+                      <wps:cNvSpPr/>
+                      <wps:spPr>
+                        <a:xfrm>
+                          <a:off x="42386250" y="7810500"/>
                           <a:ext cx="1143000" cy="571500"/>
                         </a:xfrm>
                         <a:prstGeom prst="rect">
@@ -4852,11 +4852,11 @@
                       </wps:bodyPr>
                     </wps:wsp>
                     <wps:wsp>
-                      <wps:cNvPr id="87" name="TC_OQD_HDP_3"/>
-                      <wps:cNvSpPr/>
-                      <wps:spPr>
-                        <a:xfrm>
-                          <a:off x="46672500" y="0"/>
+                      <wps:cNvPr id="87" name="TC_OQD_HDP_3" descr="TC_OQD_HDP_3"/>
+                      <wps:cNvSpPr/>
+                      <wps:spPr>
+                        <a:xfrm>
+                          <a:off x="46672500" y="381000"/>
                           <a:ext cx="1143000" cy="571500"/>
                         </a:xfrm>
                         <a:prstGeom prst="rect">
@@ -4911,11 +4911,11 @@
                       </wps:bodyPr>
                     </wps:wsp>
                     <wps:wsp>
-                      <wps:cNvPr id="88" name="&quot;[OJ-XFW-RHP] 🔊 POXBOZ_HDB_ZRP_QW_LZXZXZ_FJPDMZ_LQQ&lt;br&gt;Rphliu bwxlzk nxiwfrwb ppontpo ia UN XFW...&quot;"/>
-                      <wps:cNvSpPr/>
-                      <wps:spPr>
-                        <a:xfrm>
-                          <a:off x="46672500" y="1714500"/>
+                      <wps:cNvPr id="88" name="&quot;[OJ-XFW-RHP] 🔊 POXBOZ_HDB_ZRP_QW_LZXZXZ_FJPDMZ_LQQ&lt;br&gt;Rphliu bwxlzk nxiwfrwb ppontpo ia UN XFW...&quot;" descr="KW_JBV_BWE_4"/>
+                      <wps:cNvSpPr/>
+                      <wps:spPr>
+                        <a:xfrm>
+                          <a:off x="46672500" y="2095500"/>
                           <a:ext cx="1143000" cy="571500"/>
                         </a:xfrm>
                         <a:prstGeom prst="rect">
@@ -4970,11 +4970,11 @@
                       </wps:bodyPr>
                     </wps:wsp>
                     <wps:wsp>
-                      <wps:cNvPr id="89" name="&quot;[OJ-XFW-RHP] 🔊 REEXZZ_SQS_FPW_QgqprywmUwrb&lt;br&gt;Vf jmh wyitzan, rcdl it taz.&lt;br&gt;Wa pnxl kz xbww mmi zjsnjuy acuzpbwe.&quot;"/>
-                      <wps:cNvSpPr/>
-                      <wps:spPr>
-                        <a:xfrm>
-                          <a:off x="46672500" y="3048000"/>
+                      <wps:cNvPr id="89" name="&quot;[OJ-XFW-RHP] 🔊 REEXZZ_SQS_FPW_QgqprywmUwrb&lt;br&gt;Vf jmh wyitzan, rcdl it taz.&lt;br&gt;Wa pnxl kz xbww mmi zjsnjuy acuzpbwe.&quot;" descr="ET_CCI_ODS_6"/>
+                      <wps:cNvSpPr/>
+                      <wps:spPr>
+                        <a:xfrm>
+                          <a:off x="46672500" y="3429000"/>
                           <a:ext cx="1143000" cy="571500"/>
                         </a:xfrm>
                         <a:prstGeom prst="rect">
@@ -5029,11 +5029,11 @@
                       </wps:bodyPr>
                     </wps:wsp>
                     <wps:wsp>
-                      <wps:cNvPr id="90" name="&quot;[OJ-XFW-RHP] 5 bxdfygk borjp&quot;"/>
-                      <wps:cNvSpPr/>
-                      <wps:spPr>
-                        <a:xfrm>
-                          <a:off x="46672500" y="4762500"/>
+                      <wps:cNvPr id="90" name="&quot;[OJ-XFW-RHP] 5 bxdfygk borjp&quot;" descr="ZI_SIN_SHL_7"/>
+                      <wps:cNvSpPr/>
+                      <wps:spPr>
+                        <a:xfrm>
+                          <a:off x="46672500" y="5143500"/>
                           <a:ext cx="1143000" cy="571500"/>
                         </a:xfrm>
                         <a:prstGeom prst="rect">
@@ -5088,11 +5088,11 @@
                       </wps:bodyPr>
                     </wps:wsp>
                     <wps:wsp>
-                      <wps:cNvPr id="91" name="&quot;[OJ-XFW-RHP] lpfmq = QBC_WD_OTH&lt;br&gt;xqumn 1 = IEO, 2 = &amp;lt;tapgnhCtusu&amp;gt;, 3 = Zuocfouglo&lt;br&gt;(Kk EI: 4 = Qlmwbmk)&lt;br&gt;hccpBmdxxi = UN XFW Rphliu Jtyqwe&quot;"/>
-                      <wps:cNvSpPr/>
-                      <wps:spPr>
-                        <a:xfrm>
-                          <a:off x="45815250" y="6096000"/>
+                      <wps:cNvPr id="91" name="&quot;[OJ-XFW-RHP] lpfmq = QBC_WD_OTH&lt;br&gt;xqumn 1 = IEO, 2 = &amp;lt;tapgnhCtusu&amp;gt;, 3 = Zuocfouglo&lt;br&gt;(Kk EI: 4 = Qlmwbmk)&lt;br&gt;hccpBmdxxi = UN XFW Rphliu Jtyqwe&quot;" descr="LY_NSR_EOU_8"/>
+                      <wps:cNvSpPr/>
+                      <wps:spPr>
+                        <a:xfrm>
+                          <a:off x="45815250" y="6477000"/>
                           <a:ext cx="1143000" cy="571500"/>
                         </a:xfrm>
                         <a:prstGeom prst="rect">
@@ -5147,11 +5147,11 @@
                       </wps:bodyPr>
                     </wps:wsp>
                     <wps:wsp>
-                      <wps:cNvPr id="92" name="BC_MUL_PQH_5"/>
-                      <wps:cNvSpPr/>
-                      <wps:spPr>
-                        <a:xfrm>
-                          <a:off x="44958000" y="4762500"/>
+                      <wps:cNvPr id="92" name="BC_MUL_PQH_5" descr="BC_MUL_PQH_5"/>
+                      <wps:cNvSpPr/>
+                      <wps:spPr>
+                        <a:xfrm>
+                          <a:off x="44958000" y="5143500"/>
                           <a:ext cx="1143000" cy="571500"/>
                         </a:xfrm>
                         <a:prstGeom prst="rect">
@@ -5206,11 +5206,11 @@
                       </wps:bodyPr>
                     </wps:wsp>
                     <wps:wsp>
-                      <wps:cNvPr id="93" name="&quot;[OJ-XFW-RHP] XG:CFNMPT_HteimUmcednqn&quot;"/>
-                      <wps:cNvSpPr/>
-                      <wps:spPr>
-                        <a:xfrm>
-                          <a:off x="45815250" y="7429500"/>
+                      <wps:cNvPr id="93" name="&quot;[OJ-XFW-RHP] XG:CFNMPT_HteimUmcednqn&quot;" descr="DF_ZEE_UDB_8f"/>
+                      <wps:cNvSpPr/>
+                      <wps:spPr>
+                        <a:xfrm>
+                          <a:off x="45815250" y="7810500"/>
                           <a:ext cx="1143000" cy="571500"/>
                         </a:xfrm>
                         <a:prstGeom prst="rect">
@@ -5265,11 +5265,11 @@
                       </wps:bodyPr>
                     </wps:wsp>
                     <wps:wsp>
-                      <wps:cNvPr id="94" name="KH_HGP_PW_3"/>
-                      <wps:cNvSpPr/>
-                      <wps:spPr>
-                        <a:xfrm>
-                          <a:off x="53530500" y="0"/>
+                      <wps:cNvPr id="94" name="KH_HGP_PW_3" descr="KH_HGP_PW_3"/>
+                      <wps:cNvSpPr/>
+                      <wps:spPr>
+                        <a:xfrm>
+                          <a:off x="53530500" y="381000"/>
                           <a:ext cx="1143000" cy="571500"/>
                         </a:xfrm>
                         <a:prstGeom prst="rect">
@@ -5324,11 +5324,11 @@
                       </wps:bodyPr>
                     </wps:wsp>
                     <wps:wsp>
-                      <wps:cNvPr id="95" name="&quot;[OJ-XFW-QU] 🔊 NOYHSV_SJS_SCX_IN_YIUNSSTN_VDTAEZ_JLP&lt;br&gt;Fyqbkofg bwxlzk ppontpo ia UN XFW...&quot;"/>
-                      <wps:cNvSpPr/>
-                      <wps:spPr>
-                        <a:xfrm>
-                          <a:off x="53530500" y="1714500"/>
+                      <wps:cNvPr id="95" name="&quot;[OJ-XFW-QU] 🔊 NOYHSV_SJS_SCX_IN_YIUNSSTN_VDTAEZ_JLP&lt;br&gt;Fyqbkofg bwxlzk ppontpo ia UN XFW...&quot;" descr="MU_JQP_HT_4"/>
+                      <wps:cNvSpPr/>
+                      <wps:spPr>
+                        <a:xfrm>
+                          <a:off x="53530500" y="2095500"/>
                           <a:ext cx="1143000" cy="571500"/>
                         </a:xfrm>
                         <a:prstGeom prst="rect">
@@ -5383,11 +5383,11 @@
                       </wps:bodyPr>
                     </wps:wsp>
                     <wps:wsp>
-                      <wps:cNvPr id="96" name="&quot;[OJ-XFW-QU] 🔊 REEXZZ_SQS_FPW_QgqprywmUwrb&lt;br&gt;Vf jmh wyitzan, rcdl it taz.&lt;br&gt;Wa pnxl kz xbww mmi zjsnjuy acuzpbwe.&quot;"/>
-                      <wps:cNvSpPr/>
-                      <wps:spPr>
-                        <a:xfrm>
-                          <a:off x="53530500" y="3048000"/>
+                      <wps:cNvPr id="96" name="&quot;[OJ-XFW-QU] 🔊 REEXZZ_SQS_FPW_QgqprywmUwrb&lt;br&gt;Vf jmh wyitzan, rcdl it taz.&lt;br&gt;Wa pnxl kz xbww mmi zjsnjuy acuzpbwe.&quot;" descr="ZN_GTX_QW_6"/>
+                      <wps:cNvSpPr/>
+                      <wps:spPr>
+                        <a:xfrm>
+                          <a:off x="53530500" y="3429000"/>
                           <a:ext cx="1143000" cy="571500"/>
                         </a:xfrm>
                         <a:prstGeom prst="rect">
@@ -5442,11 +5442,11 @@
                       </wps:bodyPr>
                     </wps:wsp>
                     <wps:wsp>
-                      <wps:cNvPr id="97" name="&quot;[OJ-XFW-QU] 5 bxdfygk borjp&quot;"/>
-                      <wps:cNvSpPr/>
-                      <wps:spPr>
-                        <a:xfrm>
-                          <a:off x="53530500" y="4762500"/>
+                      <wps:cNvPr id="97" name="&quot;[OJ-XFW-QU] 5 bxdfygk borjp&quot;" descr="HE_IGM_UQ_7"/>
+                      <wps:cNvSpPr/>
+                      <wps:spPr>
+                        <a:xfrm>
+                          <a:off x="53530500" y="5143500"/>
                           <a:ext cx="1143000" cy="571500"/>
                         </a:xfrm>
                         <a:prstGeom prst="rect">
@@ -5501,11 +5501,11 @@
                       </wps:bodyPr>
                     </wps:wsp>
                     <wps:wsp>
-                      <wps:cNvPr id="98" name="&quot;[OJ-XFW-QU] lpfmq = QBC_WD_OTH&lt;br&gt;xqumn 1 = IEO, 2 = &amp;lt;tapgnhCtusu&amp;gt;, 3 = Zuocfouglo&lt;br&gt;(Kk EI: 4 = Qlmwbmk)&lt;br&gt;hccpBmdxxi = UN XFW Fyqbkofg Jtyqwe&quot;"/>
-                      <wps:cNvSpPr/>
-                      <wps:spPr>
-                        <a:xfrm>
-                          <a:off x="52673250" y="6096000"/>
+                      <wps:cNvPr id="98" name="&quot;[OJ-XFW-QU] lpfmq = QBC_WD_OTH&lt;br&gt;xqumn 1 = IEO, 2 = &amp;lt;tapgnhCtusu&amp;gt;, 3 = Zuocfouglo&lt;br&gt;(Kk EI: 4 = Qlmwbmk)&lt;br&gt;hccpBmdxxi = UN XFW Fyqbkofg Jtyqwe&quot;" descr="VN_HZV_QM_8"/>
+                      <wps:cNvSpPr/>
+                      <wps:spPr>
+                        <a:xfrm>
+                          <a:off x="52673250" y="6477000"/>
                           <a:ext cx="1143000" cy="571500"/>
                         </a:xfrm>
                         <a:prstGeom prst="rect">
@@ -5560,11 +5560,11 @@
                       </wps:bodyPr>
                     </wps:wsp>
                     <wps:wsp>
-                      <wps:cNvPr id="99" name="GH_ZQL_BY_5"/>
-                      <wps:cNvSpPr/>
-                      <wps:spPr>
-                        <a:xfrm>
-                          <a:off x="50101500" y="4762500"/>
+                      <wps:cNvPr id="99" name="GH_ZQL_BY_5" descr="GH_ZQL_BY_5"/>
+                      <wps:cNvSpPr/>
+                      <wps:spPr>
+                        <a:xfrm>
+                          <a:off x="50101500" y="5143500"/>
                           <a:ext cx="1143000" cy="571500"/>
                         </a:xfrm>
                         <a:prstGeom prst="rect">
@@ -5619,11 +5619,11 @@
                       </wps:bodyPr>
                     </wps:wsp>
                     <wps:wsp>
-                      <wps:cNvPr id="100" name="&quot;[OJ-XFW-QU] XG:CFNMPT_HteimUmcednqn&quot;"/>
-                      <wps:cNvSpPr/>
-                      <wps:spPr>
-                        <a:xfrm>
-                          <a:off x="52673250" y="7429500"/>
+                      <wps:cNvPr id="100" name="&quot;[OJ-XFW-QU] XG:CFNMPT_HteimUmcednqn&quot;" descr="NU_NDX_KR_8y"/>
+                      <wps:cNvSpPr/>
+                      <wps:spPr>
+                        <a:xfrm>
+                          <a:off x="52673250" y="7810500"/>
                           <a:ext cx="1143000" cy="571500"/>
                         </a:xfrm>
                         <a:prstGeom prst="rect">
@@ -5678,11 +5678,11 @@
                       </wps:bodyPr>
                     </wps:wsp>
                     <wps:wsp>
-                      <wps:cNvPr id="101" name="FX_NAT_RRB_3"/>
-                      <wps:cNvSpPr/>
-                      <wps:spPr>
-                        <a:xfrm>
-                          <a:off x="60388500" y="0"/>
+                      <wps:cNvPr id="101" name="FX_NAT_RRB_3" descr="FX_NAT_RRB_3"/>
+                      <wps:cNvSpPr/>
+                      <wps:spPr>
+                        <a:xfrm>
+                          <a:off x="60388500" y="381000"/>
                           <a:ext cx="1143000" cy="571500"/>
                         </a:xfrm>
                         <a:prstGeom prst="rect">
@@ -5737,11 +5737,11 @@
                       </wps:bodyPr>
                     </wps:wsp>
                     <wps:wsp>
-                      <wps:cNvPr id="102" name="&quot;[OJ-XFW-VBO] 🔊 IEZZQS_TSW_JVI_KH_FJSZLI_MHY&lt;br&gt;UN asnvmfa iwrthv - pvwyynl, wjxaen, akmjezcv...&quot;"/>
-                      <wps:cNvSpPr/>
-                      <wps:spPr>
-                        <a:xfrm>
-                          <a:off x="60388500" y="1714500"/>
+                      <wps:cNvPr id="102" name="&quot;[OJ-XFW-VBO] 🔊 IEZZQS_TSW_JVI_KH_FJSZLI_MHY&lt;br&gt;UN asnvmfa iwrthv - pvwyynl, wjxaen, akmjezcv...&quot;" descr="NH_TGI_TVK_4"/>
+                      <wps:cNvSpPr/>
+                      <wps:spPr>
+                        <a:xfrm>
+                          <a:off x="60388500" y="2095500"/>
                           <a:ext cx="1143000" cy="571500"/>
                         </a:xfrm>
                         <a:prstGeom prst="rect">
@@ -5796,11 +5796,11 @@
                       </wps:bodyPr>
                     </wps:wsp>
                     <wps:wsp>
-                      <wps:cNvPr id="103" name="&quot;[OJ-XFW-VBO] 🔊 REEXZZ_SQS_FPW_QgqprywmUwrb&lt;br&gt;Vf jmh wyitzan, rcdl it taz.&lt;br&gt;Wa pnxl kz xbww mmi zjsnjuy acuzpbwe.&quot;"/>
-                      <wps:cNvSpPr/>
-                      <wps:spPr>
-                        <a:xfrm>
-                          <a:off x="60388500" y="3048000"/>
+                      <wps:cNvPr id="103" name="&quot;[OJ-XFW-VBO] 🔊 REEXZZ_SQS_FPW_QgqprywmUwrb&lt;br&gt;Vf jmh wyitzan, rcdl it taz.&lt;br&gt;Wa pnxl kz xbww mmi zjsnjuy acuzpbwe.&quot;" descr="DC_IPM_GNR_6"/>
+                      <wps:cNvSpPr/>
+                      <wps:spPr>
+                        <a:xfrm>
+                          <a:off x="60388500" y="3429000"/>
                           <a:ext cx="1143000" cy="571500"/>
                         </a:xfrm>
                         <a:prstGeom prst="rect">
@@ -5855,11 +5855,11 @@
                       </wps:bodyPr>
                     </wps:wsp>
                     <wps:wsp>
-                      <wps:cNvPr id="104" name="&quot;[OJ-XFW-VBO] 5 bxdfygk borjp&quot;"/>
-                      <wps:cNvSpPr/>
-                      <wps:spPr>
-                        <a:xfrm>
-                          <a:off x="60388500" y="4762500"/>
+                      <wps:cNvPr id="104" name="&quot;[OJ-XFW-VBO] 5 bxdfygk borjp&quot;" descr="KG_XDH_MAU_7"/>
+                      <wps:cNvSpPr/>
+                      <wps:spPr>
+                        <a:xfrm>
+                          <a:off x="60388500" y="5143500"/>
                           <a:ext cx="1143000" cy="571500"/>
                         </a:xfrm>
                         <a:prstGeom prst="rect">
@@ -5914,11 +5914,11 @@
                       </wps:bodyPr>
                     </wps:wsp>
                     <wps:wsp>
-                      <wps:cNvPr id="105" name="&quot;[OJ-XFW-VBO] lpfmq = QBC_WD_OTH&lt;br&gt;xqumn 1 = IEO, 2 = &amp;lt;tapgnhCtusu&amp;gt;, 3 = Zuocfouglo&lt;br&gt;(Kk EI: 4 = Qlmwbmk)&lt;br&gt;hccpBmdxxi = UN XFW Kpakrk&quot;"/>
-                      <wps:cNvSpPr/>
-                      <wps:spPr>
-                        <a:xfrm>
-                          <a:off x="59531250" y="6096000"/>
+                      <wps:cNvPr id="105" name="&quot;[OJ-XFW-VBO] lpfmq = QBC_WD_OTH&lt;br&gt;xqumn 1 = IEO, 2 = &amp;lt;tapgnhCtusu&amp;gt;, 3 = Zuocfouglo&lt;br&gt;(Kk EI: 4 = Qlmwbmk)&lt;br&gt;hccpBmdxxi = UN XFW Kpakrk&quot;" descr="LB_KFZ_LLL_8"/>
+                      <wps:cNvSpPr/>
+                      <wps:spPr>
+                        <a:xfrm>
+                          <a:off x="59531250" y="6477000"/>
                           <a:ext cx="1143000" cy="571500"/>
                         </a:xfrm>
                         <a:prstGeom prst="rect">
@@ -5973,11 +5973,11 @@
                       </wps:bodyPr>
                     </wps:wsp>
                     <wps:wsp>
-                      <wps:cNvPr id="106" name="DP_EVC_GTD_5"/>
-                      <wps:cNvSpPr/>
-                      <wps:spPr>
-                        <a:xfrm>
-                          <a:off x="56959500" y="4762500"/>
+                      <wps:cNvPr id="106" name="DP_EVC_GTD_5" descr="DP_EVC_GTD_5"/>
+                      <wps:cNvSpPr/>
+                      <wps:spPr>
+                        <a:xfrm>
+                          <a:off x="56959500" y="5143500"/>
                           <a:ext cx="1143000" cy="571500"/>
                         </a:xfrm>
                         <a:prstGeom prst="rect">
@@ -6032,11 +6032,11 @@
                       </wps:bodyPr>
                     </wps:wsp>
                     <wps:wsp>
-                      <wps:cNvPr id="107" name="&quot;[OJ-XFW-VBO] XG:CFNMPT_HteimUmcednqn&quot;"/>
-                      <wps:cNvSpPr/>
-                      <wps:spPr>
-                        <a:xfrm>
-                          <a:off x="59531250" y="7429500"/>
+                      <wps:cNvPr id="107" name="&quot;[OJ-XFW-VBO] XG:CFNMPT_HteimUmcednqn&quot;" descr="TJ_VBB_UPI_8x"/>
+                      <wps:cNvSpPr/>
+                      <wps:spPr>
+                        <a:xfrm>
+                          <a:off x="59531250" y="7810500"/>
                           <a:ext cx="1143000" cy="571500"/>
                         </a:xfrm>
                         <a:prstGeom prst="rect">
@@ -6091,11 +6091,11 @@
                       </wps:bodyPr>
                     </wps:wsp>
                     <wps:wsp>
-                      <wps:cNvPr id="108" name="FK_UQO_CLA_3"/>
-                      <wps:cNvSpPr/>
-                      <wps:spPr>
-                        <a:xfrm>
-                          <a:off x="63817500" y="0"/>
+                      <wps:cNvPr id="108" name="FK_UQO_CLA_3" descr="FK_UQO_CLA_3"/>
+                      <wps:cNvSpPr/>
+                      <wps:spPr>
+                        <a:xfrm>
+                          <a:off x="63817500" y="381000"/>
                           <a:ext cx="1143000" cy="571500"/>
                         </a:xfrm>
                         <a:prstGeom prst="rect">
@@ -6150,11 +6150,11 @@
                       </wps:bodyPr>
                     </wps:wsp>
                     <wps:wsp>
-                      <wps:cNvPr id="109" name="&quot;[OJ-XFW-FCH] 🔊 JCHDAH_JSP_ZDZ_PP_HQRVINN_AMN&lt;br&gt;Ioinpybn mhtqae hvotfwc fztuisea...&quot;"/>
-                      <wps:cNvSpPr/>
-                      <wps:spPr>
-                        <a:xfrm>
-                          <a:off x="63817500" y="1714500"/>
+                      <wps:cNvPr id="109" name="&quot;[OJ-XFW-FCH] 🔊 JCHDAH_JSP_ZDZ_PP_HQRVINN_AMN&lt;br&gt;Ioinpybn mhtqae hvotfwc fztuisea...&quot;" descr="PQ_KLM_JRE_4"/>
+                      <wps:cNvSpPr/>
+                      <wps:spPr>
+                        <a:xfrm>
+                          <a:off x="63817500" y="2095500"/>
                           <a:ext cx="1143000" cy="571500"/>
                         </a:xfrm>
                         <a:prstGeom prst="rect">
@@ -6209,11 +6209,11 @@
                       </wps:bodyPr>
                     </wps:wsp>
                     <wps:wsp>
-                      <wps:cNvPr id="110" name="&quot;[OJ-XFW-FCH] 🔊 REEXZZ_SQS_FPW_QgqprywmUwrb&lt;br&gt;Vf jmh wyitzan, rcdl it taz.&lt;br&gt;Wa pnxl kz xbww mmi zjsnjuy acuzpbwe.&quot;"/>
-                      <wps:cNvSpPr/>
-                      <wps:spPr>
-                        <a:xfrm>
-                          <a:off x="63817500" y="3048000"/>
+                      <wps:cNvPr id="110" name="&quot;[OJ-XFW-FCH] 🔊 REEXZZ_SQS_FPW_QgqprywmUwrb&lt;br&gt;Vf jmh wyitzan, rcdl it taz.&lt;br&gt;Wa pnxl kz xbww mmi zjsnjuy acuzpbwe.&quot;" descr="AK_ZVS_ZLH_6"/>
+                      <wps:cNvSpPr/>
+                      <wps:spPr>
+                        <a:xfrm>
+                          <a:off x="63817500" y="3429000"/>
                           <a:ext cx="1143000" cy="571500"/>
                         </a:xfrm>
                         <a:prstGeom prst="rect">
@@ -6268,11 +6268,11 @@
                       </wps:bodyPr>
                     </wps:wsp>
                     <wps:wsp>
-                      <wps:cNvPr id="111" name="&quot;[OJ-XFW-FCH] 5 bxdfygk borjp&quot;"/>
-                      <wps:cNvSpPr/>
-                      <wps:spPr>
-                        <a:xfrm>
-                          <a:off x="63817500" y="4762500"/>
+                      <wps:cNvPr id="111" name="&quot;[OJ-XFW-FCH] 5 bxdfygk borjp&quot;" descr="JO_TKS_RBX_7"/>
+                      <wps:cNvSpPr/>
+                      <wps:spPr>
+                        <a:xfrm>
+                          <a:off x="63817500" y="5143500"/>
                           <a:ext cx="1143000" cy="571500"/>
                         </a:xfrm>
                         <a:prstGeom prst="rect">
@@ -6327,11 +6327,11 @@
                       </wps:bodyPr>
                     </wps:wsp>
                     <wps:wsp>
-                      <wps:cNvPr id="112" name="&quot;[OJ-XFW-FCH] lpfmq = QBC_WD_OTH&lt;br&gt;xqumn 1 = IEO, 2 = &amp;lt;tapgnhCtusu&amp;gt;, 3 = Zuocfouglo&lt;br&gt;(Kk EI: 4 = Qlmwbmk)&lt;br&gt;hccpBmdxxi = UN XFW Rbcinvk&quot;"/>
-                      <wps:cNvSpPr/>
-                      <wps:spPr>
-                        <a:xfrm>
-                          <a:off x="62960250" y="6096000"/>
+                      <wps:cNvPr id="112" name="&quot;[OJ-XFW-FCH] lpfmq = QBC_WD_OTH&lt;br&gt;xqumn 1 = IEO, 2 = &amp;lt;tapgnhCtusu&amp;gt;, 3 = Zuocfouglo&lt;br&gt;(Kk EI: 4 = Qlmwbmk)&lt;br&gt;hccpBmdxxi = UN XFW Rbcinvk&quot;" descr="LL_GDQ_MHU_8"/>
+                      <wps:cNvSpPr/>
+                      <wps:spPr>
+                        <a:xfrm>
+                          <a:off x="62960250" y="6477000"/>
                           <a:ext cx="1143000" cy="571500"/>
                         </a:xfrm>
                         <a:prstGeom prst="rect">
@@ -6386,11 +6386,11 @@
                       </wps:bodyPr>
                     </wps:wsp>
                     <wps:wsp>
-                      <wps:cNvPr id="113" name="DJ_UQN_GFU_5"/>
-                      <wps:cNvSpPr/>
-                      <wps:spPr>
-                        <a:xfrm>
-                          <a:off x="62103000" y="4762500"/>
+                      <wps:cNvPr id="113" name="DJ_UQN_GFU_5" descr="DJ_UQN_GFU_5"/>
+                      <wps:cNvSpPr/>
+                      <wps:spPr>
+                        <a:xfrm>
+                          <a:off x="62103000" y="5143500"/>
                           <a:ext cx="1143000" cy="571500"/>
                         </a:xfrm>
                         <a:prstGeom prst="rect">
@@ -6445,11 +6445,11 @@
                       </wps:bodyPr>
                     </wps:wsp>
                     <wps:wsp>
-                      <wps:cNvPr id="114" name="&quot;[OJ-XFW-FCH] XG:CFNMPT_HteimUmcednqn&quot;"/>
-                      <wps:cNvSpPr/>
-                      <wps:spPr>
-                        <a:xfrm>
-                          <a:off x="62960250" y="7429500"/>
+                      <wps:cNvPr id="114" name="&quot;[OJ-XFW-FCH] XG:CFNMPT_HteimUmcednqn&quot;" descr="IU_LAX_ZJR_8h"/>
+                      <wps:cNvSpPr/>
+                      <wps:spPr>
+                        <a:xfrm>
+                          <a:off x="62960250" y="7810500"/>
                           <a:ext cx="1143000" cy="571500"/>
                         </a:xfrm>
                         <a:prstGeom prst="rect">
@@ -6504,11 +6504,11 @@
                       </wps:bodyPr>
                     </wps:wsp>
                     <wps:wsp>
-                      <wps:cNvPr id="115" name="QN_RRL_KCD_3"/>
-                      <wps:cNvSpPr/>
-                      <wps:spPr>
-                        <a:xfrm>
-                          <a:off x="67246500" y="0"/>
+                      <wps:cNvPr id="115" name="QN_RRL_KCD_3" descr="QN_RRL_KCD_3"/>
+                      <wps:cNvSpPr/>
+                      <wps:spPr>
+                        <a:xfrm>
+                          <a:off x="67246500" y="381000"/>
                           <a:ext cx="1143000" cy="571500"/>
                         </a:xfrm>
                         <a:prstGeom prst="rect">
@@ -6563,11 +6563,11 @@
                       </wps:bodyPr>
                     </wps:wsp>
                     <wps:wsp>
-                      <wps:cNvPr id="116" name="&quot;[OJ-XFW-GFD] 🔊 TMARUL_MBR_WPO_TX_OWKNQMS_IT_JQHGASOPL_RDT&lt;br&gt;Egxqbp wn Zypwptoe ktp Pvbdfti wn Lnddkbshy...&quot;"/>
-                      <wps:cNvSpPr/>
-                      <wps:spPr>
-                        <a:xfrm>
-                          <a:off x="67246500" y="1714500"/>
+                      <wps:cNvPr id="116" name="&quot;[OJ-XFW-GFD] 🔊 TMARUL_MBR_WPO_TX_OWKNQMS_IT_JQHGASOPL_RDT&lt;br&gt;Egxqbp wn Zypwptoe ktp Pvbdfti wn Lnddkbshy...&quot;" descr="VJ_UDF_EBL_4"/>
+                      <wps:cNvSpPr/>
+                      <wps:spPr>
+                        <a:xfrm>
+                          <a:off x="67246500" y="2095500"/>
                           <a:ext cx="1143000" cy="571500"/>
                         </a:xfrm>
                         <a:prstGeom prst="rect">
@@ -6622,11 +6622,11 @@
                       </wps:bodyPr>
                     </wps:wsp>
                     <wps:wsp>
-                      <wps:cNvPr id="117" name="&quot;[OJ-XFW-GFD] 🔊 REEXZZ_SQS_FPW_QgqprywmUwrb&lt;br&gt;Vf jmh wyitzan, rcdl it taz.&lt;br&gt;Wa pnxl kz xbww mmi zjsnjuy acuzpbwe.&quot;"/>
-                      <wps:cNvSpPr/>
-                      <wps:spPr>
-                        <a:xfrm>
-                          <a:off x="67246500" y="3048000"/>
+                      <wps:cNvPr id="117" name="&quot;[OJ-XFW-GFD] 🔊 REEXZZ_SQS_FPW_QgqprywmUwrb&lt;br&gt;Vf jmh wyitzan, rcdl it taz.&lt;br&gt;Wa pnxl kz xbww mmi zjsnjuy acuzpbwe.&quot;" descr="QC_RDE_BTT_6"/>
+                      <wps:cNvSpPr/>
+                      <wps:spPr>
+                        <a:xfrm>
+                          <a:off x="67246500" y="3429000"/>
                           <a:ext cx="1143000" cy="571500"/>
                         </a:xfrm>
                         <a:prstGeom prst="rect">
@@ -6681,11 +6681,11 @@
                       </wps:bodyPr>
                     </wps:wsp>
                     <wps:wsp>
-                      <wps:cNvPr id="118" name="&quot;[OJ-XFW-GFD] 5 bxdfygk borjp&quot;"/>
-                      <wps:cNvSpPr/>
-                      <wps:spPr>
-                        <a:xfrm>
-                          <a:off x="67246500" y="4762500"/>
+                      <wps:cNvPr id="118" name="&quot;[OJ-XFW-GFD] 5 bxdfygk borjp&quot;" descr="IM_GVH_XSM_7"/>
+                      <wps:cNvSpPr/>
+                      <wps:spPr>
+                        <a:xfrm>
+                          <a:off x="67246500" y="5143500"/>
                           <a:ext cx="1143000" cy="571500"/>
                         </a:xfrm>
                         <a:prstGeom prst="rect">
@@ -6740,11 +6740,11 @@
                       </wps:bodyPr>
                     </wps:wsp>
                     <wps:wsp>
-                      <wps:cNvPr id="119" name="&quot;[OJ-XFW-GFD] lpfmq = QBC_WD_OTH&lt;br&gt;xqumn 1 = IEO, 2 = &amp;lt;tapgnhCtusu&amp;gt;, 3 = Zuocfouglo&lt;br&gt;(Kk EI: 4 = Qlmwbmk)&lt;br&gt;hccpBmdxxi = UN XFW Pvbdfti wn Lnddkbshy&quot;"/>
-                      <wps:cNvSpPr/>
-                      <wps:spPr>
-                        <a:xfrm>
-                          <a:off x="66389250" y="6096000"/>
+                      <wps:cNvPr id="119" name="&quot;[OJ-XFW-GFD] lpfmq = QBC_WD_OTH&lt;br&gt;xqumn 1 = IEO, 2 = &amp;lt;tapgnhCtusu&amp;gt;, 3 = Zuocfouglo&lt;br&gt;(Kk EI: 4 = Qlmwbmk)&lt;br&gt;hccpBmdxxi = UN XFW Pvbdfti wn Lnddkbshy&quot;" descr="CP_LWI_QOA_8"/>
+                      <wps:cNvSpPr/>
+                      <wps:spPr>
+                        <a:xfrm>
+                          <a:off x="66389250" y="6477000"/>
                           <a:ext cx="1143000" cy="571500"/>
                         </a:xfrm>
                         <a:prstGeom prst="rect">
@@ -6799,11 +6799,11 @@
                       </wps:bodyPr>
                     </wps:wsp>
                     <wps:wsp>
-                      <wps:cNvPr id="120" name="EH_UXY_LAD_5"/>
-                      <wps:cNvSpPr/>
-                      <wps:spPr>
-                        <a:xfrm>
-                          <a:off x="65532000" y="4762500"/>
+                      <wps:cNvPr id="120" name="EH_UXY_LAD_5" descr="EH_UXY_LAD_5"/>
+                      <wps:cNvSpPr/>
+                      <wps:spPr>
+                        <a:xfrm>
+                          <a:off x="65532000" y="5143500"/>
                           <a:ext cx="1143000" cy="571500"/>
                         </a:xfrm>
                         <a:prstGeom prst="rect">
@@ -6858,11 +6858,11 @@
                       </wps:bodyPr>
                     </wps:wsp>
                     <wps:wsp>
-                      <wps:cNvPr id="121" name="&quot;[OJ-XFW-GFD] XG:CFNMPT_HteimUmcednqn&quot;"/>
-                      <wps:cNvSpPr/>
-                      <wps:spPr>
-                        <a:xfrm>
-                          <a:off x="66389250" y="7429500"/>
+                      <wps:cNvPr id="121" name="&quot;[OJ-XFW-GFD] XG:CFNMPT_HteimUmcednqn&quot;" descr="ZC_DBB_ABD_8q"/>
+                      <wps:cNvSpPr/>
+                      <wps:spPr>
+                        <a:xfrm>
+                          <a:off x="66389250" y="7810500"/>
                           <a:ext cx="1143000" cy="571500"/>
                         </a:xfrm>
                         <a:prstGeom prst="rect">
@@ -6917,11 +6917,11 @@
                       </wps:bodyPr>
                     </wps:wsp>
                     <wps:wsp>
-                      <wps:cNvPr id="122" name="CQ_BRY_OHC_3"/>
-                      <wps:cNvSpPr/>
-                      <wps:spPr>
-                        <a:xfrm>
-                          <a:off x="70675500" y="0"/>
+                      <wps:cNvPr id="122" name="CQ_BRY_OHC_3" descr="CQ_BRY_OHC_3"/>
+                      <wps:cNvSpPr/>
+                      <wps:spPr>
+                        <a:xfrm>
+                          <a:off x="70675500" y="381000"/>
                           <a:ext cx="1143000" cy="571500"/>
                         </a:xfrm>
                         <a:prstGeom prst="rect">
@@ -6976,11 +6976,11 @@
                       </wps:bodyPr>
                     </wps:wsp>
                     <wps:wsp>
-                      <wps:cNvPr id="123" name="&quot;[OJ-XFW-PGP] 🔊 JQOAWV_QTZ_XQT_EK_VQLL_SJQUEQ_WTI&lt;br&gt;Daeymylzljoy/xiyop xbox qginajr...&quot;"/>
-                      <wps:cNvSpPr/>
-                      <wps:spPr>
-                        <a:xfrm>
-                          <a:off x="70675500" y="1714500"/>
+                      <wps:cNvPr id="123" name="&quot;[OJ-XFW-PGP] 🔊 JQOAWV_QTZ_XQT_EK_VQLL_SJQUEQ_WTI&lt;br&gt;Daeymylzljoy/xiyop xbox qginajr...&quot;" descr="FA_YFP_BVV_4"/>
+                      <wps:cNvSpPr/>
+                      <wps:spPr>
+                        <a:xfrm>
+                          <a:off x="70675500" y="2095500"/>
                           <a:ext cx="1143000" cy="571500"/>
                         </a:xfrm>
                         <a:prstGeom prst="rect">
@@ -7035,11 +7035,11 @@
                       </wps:bodyPr>
                     </wps:wsp>
                     <wps:wsp>
-                      <wps:cNvPr id="124" name="&quot;[OJ-XFW-PGP] 🔊 REEXZZ_SQS_FPW_QgqprywmUwrb&lt;br&gt;Vf jmh wyitzan, rcdl it taz.&lt;br&gt;Wa pnxl kz xbww mmi zjsnjuy acuzpbwe.&quot;"/>
-                      <wps:cNvSpPr/>
-                      <wps:spPr>
-                        <a:xfrm>
-                          <a:off x="70675500" y="3048000"/>
+                      <wps:cNvPr id="124" name="&quot;[OJ-XFW-PGP] 🔊 REEXZZ_SQS_FPW_QgqprywmUwrb&lt;br&gt;Vf jmh wyitzan, rcdl it taz.&lt;br&gt;Wa pnxl kz xbww mmi zjsnjuy acuzpbwe.&quot;" descr="EB_MLA_TCI_6"/>
+                      <wps:cNvSpPr/>
+                      <wps:spPr>
+                        <a:xfrm>
+                          <a:off x="70675500" y="3429000"/>
                           <a:ext cx="1143000" cy="571500"/>
                         </a:xfrm>
                         <a:prstGeom prst="rect">
@@ -7094,11 +7094,11 @@
                       </wps:bodyPr>
                     </wps:wsp>
                     <wps:wsp>
-                      <wps:cNvPr id="125" name="&quot;[OJ-XFW-PGP] 5 bxdfygk borjp&quot;"/>
-                      <wps:cNvSpPr/>
-                      <wps:spPr>
-                        <a:xfrm>
-                          <a:off x="70675500" y="4762500"/>
+                      <wps:cNvPr id="125" name="&quot;[OJ-XFW-PGP] 5 bxdfygk borjp&quot;" descr="MJ_KRL_HEZ_7"/>
+                      <wps:cNvSpPr/>
+                      <wps:spPr>
+                        <a:xfrm>
+                          <a:off x="70675500" y="5143500"/>
                           <a:ext cx="1143000" cy="571500"/>
                         </a:xfrm>
                         <a:prstGeom prst="rect">
@@ -7153,11 +7153,11 @@
                       </wps:bodyPr>
                     </wps:wsp>
                     <wps:wsp>
-                      <wps:cNvPr id="126" name="&quot;[OJ-XFW-PGP] lpfmq = QBC_WD_OTH&lt;br&gt;xqumn 1 = IEO, 2 = &amp;lt;tapgnhCtusu&amp;gt;, 3 = Zuocfouglo&lt;br&gt;(Kk EI: 4 = Qlmwbmk)&lt;br&gt;hccpBmdxxi = UN XFW Ckvw Kupdgs&quot;"/>
-                      <wps:cNvSpPr/>
-                      <wps:spPr>
-                        <a:xfrm>
-                          <a:off x="69818250" y="6096000"/>
+                      <wps:cNvPr id="126" name="&quot;[OJ-XFW-PGP] lpfmq = QBC_WD_OTH&lt;br&gt;xqumn 1 = IEO, 2 = &amp;lt;tapgnhCtusu&amp;gt;, 3 = Zuocfouglo&lt;br&gt;(Kk EI: 4 = Qlmwbmk)&lt;br&gt;hccpBmdxxi = UN XFW Ckvw Kupdgs&quot;" descr="RF_PDN_DVG_8"/>
+                      <wps:cNvSpPr/>
+                      <wps:spPr>
+                        <a:xfrm>
+                          <a:off x="69818250" y="6477000"/>
                           <a:ext cx="1143000" cy="571500"/>
                         </a:xfrm>
                         <a:prstGeom prst="rect">
@@ -7212,11 +7212,11 @@
                       </wps:bodyPr>
                     </wps:wsp>
                     <wps:wsp>
-                      <wps:cNvPr id="127" name="DH_JVC_BYR_5"/>
-                      <wps:cNvSpPr/>
-                      <wps:spPr>
-                        <a:xfrm>
-                          <a:off x="68961000" y="4762500"/>
+                      <wps:cNvPr id="127" name="DH_JVC_BYR_5" descr="DH_JVC_BYR_5"/>
+                      <wps:cNvSpPr/>
+                      <wps:spPr>
+                        <a:xfrm>
+                          <a:off x="68961000" y="5143500"/>
                           <a:ext cx="1143000" cy="571500"/>
                         </a:xfrm>
                         <a:prstGeom prst="rect">
@@ -7271,11 +7271,11 @@
                       </wps:bodyPr>
                     </wps:wsp>
                     <wps:wsp>
-                      <wps:cNvPr id="128" name="&quot;[OJ-XFW-PGP] XG:CFNMPT_HteimUmcednqn&quot;"/>
-                      <wps:cNvSpPr/>
-                      <wps:spPr>
-                        <a:xfrm>
-                          <a:off x="69818250" y="7429500"/>
+                      <wps:cNvPr id="128" name="&quot;[OJ-XFW-PGP] XG:CFNMPT_HteimUmcednqn&quot;" descr="MJ_LUM_RVK_8g"/>
+                      <wps:cNvSpPr/>
+                      <wps:spPr>
+                        <a:xfrm>
+                          <a:off x="69818250" y="7810500"/>
                           <a:ext cx="1143000" cy="571500"/>
                         </a:xfrm>
                         <a:prstGeom prst="rect">
@@ -7330,11 +7330,11 @@
                       </wps:bodyPr>
                     </wps:wsp>
                     <wps:wsp>
-                      <wps:cNvPr id="129" name="IC_HQW_JRE_3"/>
-                      <wps:cNvSpPr/>
-                      <wps:spPr>
-                        <a:xfrm>
-                          <a:off x="74104500" y="0"/>
+                      <wps:cNvPr id="129" name="IC_HQW_JRE_3" descr="IC_HQW_JRE_3"/>
+                      <wps:cNvSpPr/>
+                      <wps:spPr>
+                        <a:xfrm>
+                          <a:off x="74104500" y="381000"/>
                           <a:ext cx="1143000" cy="571500"/>
                         </a:xfrm>
                         <a:prstGeom prst="rect">
@@ -7389,11 +7389,11 @@
                       </wps:bodyPr>
                     </wps:wsp>
                     <wps:wsp>
-                      <wps:cNvPr id="130" name="&quot;[OJ-XFW-FQV] 🔊 WHDVPM_HJT_KKW_QW_ZAB-EI_AXXPGG_NAJ&lt;br&gt;Pbipped Tuj-Ueyhvtevb (YLF)...&quot;"/>
-                      <wps:cNvSpPr/>
-                      <wps:spPr>
-                        <a:xfrm>
-                          <a:off x="74104500" y="1714500"/>
+                      <wps:cNvPr id="130" name="&quot;[OJ-XFW-FQV] 🔊 WHDVPM_HJT_KKW_QW_ZAB-EI_AXXPGG_NAJ&lt;br&gt;Pbipped Tuj-Ueyhvtevb (YLF)...&quot;" descr="SR_NKM_EZF_4"/>
+                      <wps:cNvSpPr/>
+                      <wps:spPr>
+                        <a:xfrm>
+                          <a:off x="74104500" y="2095500"/>
                           <a:ext cx="1143000" cy="571500"/>
                         </a:xfrm>
                         <a:prstGeom prst="rect">
@@ -7448,11 +7448,11 @@
                       </wps:bodyPr>
                     </wps:wsp>
                     <wps:wsp>
-                      <wps:cNvPr id="131" name="&quot;[OJ-XFW-FQV] 🔊 REEXZZ_SQS_FPW_QgqprywmUwrb&lt;br&gt;Vf jmh wyitzan, rcdl it taz.&lt;br&gt;Wa pnxl kz xbww mmi zjsnjuy acuzpbwe.&quot;"/>
-                      <wps:cNvSpPr/>
-                      <wps:spPr>
-                        <a:xfrm>
-                          <a:off x="74104500" y="3048000"/>
+                      <wps:cNvPr id="131" name="&quot;[OJ-XFW-FQV] 🔊 REEXZZ_SQS_FPW_QgqprywmUwrb&lt;br&gt;Vf jmh wyitzan, rcdl it taz.&lt;br&gt;Wa pnxl kz xbww mmi zjsnjuy acuzpbwe.&quot;" descr="CC_RZK_MAV_6"/>
+                      <wps:cNvSpPr/>
+                      <wps:spPr>
+                        <a:xfrm>
+                          <a:off x="74104500" y="3429000"/>
                           <a:ext cx="1143000" cy="571500"/>
                         </a:xfrm>
                         <a:prstGeom prst="rect">
@@ -7507,11 +7507,11 @@
                       </wps:bodyPr>
                     </wps:wsp>
                     <wps:wsp>
-                      <wps:cNvPr id="132" name="&quot;[OJ-XFW-FQV] 5 bxdfygk borjp&quot;"/>
-                      <wps:cNvSpPr/>
-                      <wps:spPr>
-                        <a:xfrm>
-                          <a:off x="74104500" y="4762500"/>
+                      <wps:cNvPr id="132" name="&quot;[OJ-XFW-FQV] 5 bxdfygk borjp&quot;" descr="WZ_MNS_JRW_7"/>
+                      <wps:cNvSpPr/>
+                      <wps:spPr>
+                        <a:xfrm>
+                          <a:off x="74104500" y="5143500"/>
                           <a:ext cx="1143000" cy="571500"/>
                         </a:xfrm>
                         <a:prstGeom prst="rect">
@@ -7566,11 +7566,11 @@
                       </wps:bodyPr>
                     </wps:wsp>
                     <wps:wsp>
-                      <wps:cNvPr id="133" name="&quot;[OJ-XFW-FQV] lpfmq = QBC_WD_OTH&lt;br&gt;xqumn 1 = IEO, 2 = &amp;lt;tapgnhCtusu&amp;gt;, 3 = Zuocfouglo&lt;br&gt;(Kk EI: 4 = Qlmwbmk)&lt;br&gt;hccpBmdxxi = UN XFW Tuj-Rn Wavguz&quot;"/>
-                      <wps:cNvSpPr/>
-                      <wps:spPr>
-                        <a:xfrm>
-                          <a:off x="73247250" y="6096000"/>
+                      <wps:cNvPr id="133" name="&quot;[OJ-XFW-FQV] lpfmq = QBC_WD_OTH&lt;br&gt;xqumn 1 = IEO, 2 = &amp;lt;tapgnhCtusu&amp;gt;, 3 = Zuocfouglo&lt;br&gt;(Kk EI: 4 = Qlmwbmk)&lt;br&gt;hccpBmdxxi = UN XFW Tuj-Rn Wavguz&quot;" descr="UW_GCL_WAH_8"/>
+                      <wps:cNvSpPr/>
+                      <wps:spPr>
+                        <a:xfrm>
+                          <a:off x="73247250" y="6477000"/>
                           <a:ext cx="1143000" cy="571500"/>
                         </a:xfrm>
                         <a:prstGeom prst="rect">
@@ -7625,11 +7625,11 @@
                       </wps:bodyPr>
                     </wps:wsp>
                     <wps:wsp>
-                      <wps:cNvPr id="134" name="GT_LWH_JTL_5"/>
-                      <wps:cNvSpPr/>
-                      <wps:spPr>
-                        <a:xfrm>
-                          <a:off x="72390000" y="4762500"/>
+                      <wps:cNvPr id="134" name="GT_LWH_JTL_5" descr="GT_LWH_JTL_5"/>
+                      <wps:cNvSpPr/>
+                      <wps:spPr>
+                        <a:xfrm>
+                          <a:off x="72390000" y="5143500"/>
                           <a:ext cx="1143000" cy="571500"/>
                         </a:xfrm>
                         <a:prstGeom prst="rect">
@@ -7684,11 +7684,11 @@
                       </wps:bodyPr>
                     </wps:wsp>
                     <wps:wsp>
-                      <wps:cNvPr id="135" name="&quot;[OJ-XFW-FQV] XG:CFNMPT_HteimUmcednqn&quot;"/>
-                      <wps:cNvSpPr/>
-                      <wps:spPr>
-                        <a:xfrm>
-                          <a:off x="73247250" y="7429500"/>
+                      <wps:cNvPr id="135" name="&quot;[OJ-XFW-FQV] XG:CFNMPT_HteimUmcednqn&quot;" descr="ZU_STY_KTT_8m"/>
+                      <wps:cNvSpPr/>
+                      <wps:spPr>
+                        <a:xfrm>
+                          <a:off x="73247250" y="7810500"/>
                           <a:ext cx="1143000" cy="571500"/>
                         </a:xfrm>
                         <a:prstGeom prst="rect">
@@ -7743,11 +7743,11 @@
                       </wps:bodyPr>
                     </wps:wsp>
                     <wps:wsp>
-                      <wps:cNvPr id="136" name="VR_RNG_KCA_2"/>
-                      <wps:cNvSpPr/>
-                      <wps:spPr>
-                        <a:xfrm>
-                          <a:off x="75819000" y="0"/>
+                      <wps:cNvPr id="136" name="VR_RNG_KCA_2" descr="VR_RNG_KCA_2"/>
+                      <wps:cNvSpPr/>
+                      <wps:spPr>
+                        <a:xfrm>
+                          <a:off x="75819000" y="381000"/>
                           <a:ext cx="1143000" cy="571500"/>
                         </a:xfrm>
                         <a:prstGeom prst="rect">
@@ -7802,11 +7802,11 @@
                       </wps:bodyPr>
                     </wps:wsp>
                     <wps:wsp>
-                      <wps:cNvPr id="137" name="&quot;[OJ-XFW-BGZ] 🔊 COSGCJ_FCU_EXW_SD_TFERXBI_NMHFTQ&lt;br&gt;LMC aqp ri bbbysn edtjzr uayb mivzxkb olfqrgp...&quot;"/>
-                      <wps:cNvSpPr/>
-                      <wps:spPr>
-                        <a:xfrm>
-                          <a:off x="75819000" y="1714500"/>
+                      <wps:cNvPr id="137" name="&quot;[OJ-XFW-BGZ] 🔊 COSGCJ_FCU_EXW_SD_TFERXBI_NMHFTQ&lt;br&gt;LMC aqp ri bbbysn edtjzr uayb mivzxkb olfqrgp...&quot;" descr="IE_QAN_HRD_3"/>
+                      <wps:cNvSpPr/>
+                      <wps:spPr>
+                        <a:xfrm>
+                          <a:off x="75819000" y="2095500"/>
                           <a:ext cx="1143000" cy="571500"/>
                         </a:xfrm>
                         <a:prstGeom prst="rect">
@@ -7861,11 +7861,11 @@
                       </wps:bodyPr>
                     </wps:wsp>
                     <wps:wsp>
-                      <wps:cNvPr id="138" name="&quot;[OJ-XFW-BGZ] 🔊 REEXZZ_SQS_FPW_QgqprywmUwrb&lt;br&gt;Vf jmh wyitzan, rcdl it taz.&lt;br&gt;Wa pnxl kz xbww mmi zjsnjuy acuzpbwe.&quot;"/>
-                      <wps:cNvSpPr/>
-                      <wps:spPr>
-                        <a:xfrm>
-                          <a:off x="75819000" y="3048000"/>
+                      <wps:cNvPr id="138" name="&quot;[OJ-XFW-BGZ] 🔊 REEXZZ_SQS_FPW_QgqprywmUwrb&lt;br&gt;Vf jmh wyitzan, rcdl it taz.&lt;br&gt;Wa pnxl kz xbww mmi zjsnjuy acuzpbwe.&quot;" descr="IM_DWS_RXK_4"/>
+                      <wps:cNvSpPr/>
+                      <wps:spPr>
+                        <a:xfrm>
+                          <a:off x="75819000" y="3429000"/>
                           <a:ext cx="1143000" cy="571500"/>
                         </a:xfrm>
                         <a:prstGeom prst="rect">
@@ -7920,11 +7920,11 @@
                       </wps:bodyPr>
                     </wps:wsp>
                     <wps:wsp>
-                      <wps:cNvPr id="139" name="&quot;[OJ-XFW-BGZ] 5 bxdfygk borjp&quot;"/>
-                      <wps:cNvSpPr/>
-                      <wps:spPr>
-                        <a:xfrm>
-                          <a:off x="75819000" y="4762500"/>
+                      <wps:cNvPr id="139" name="&quot;[OJ-XFW-BGZ] 5 bxdfygk borjp&quot;" descr="XF_JLR_PSD_5"/>
+                      <wps:cNvSpPr/>
+                      <wps:spPr>
+                        <a:xfrm>
+                          <a:off x="75819000" y="5143500"/>
                           <a:ext cx="1143000" cy="571500"/>
                         </a:xfrm>
                         <a:prstGeom prst="rect">
@@ -7979,11 +7979,11 @@
                       </wps:bodyPr>
                     </wps:wsp>
                     <wps:wsp>
-                      <wps:cNvPr id="140" name="NO_SPB_NJI_2"/>
-                      <wps:cNvSpPr/>
-                      <wps:spPr>
-                        <a:xfrm>
-                          <a:off x="39814500" y="0"/>
+                      <wps:cNvPr id="140" name="NO_SPB_NJI_2" descr="NO_SPB_NJI_2"/>
+                      <wps:cNvSpPr/>
+                      <wps:spPr>
+                        <a:xfrm>
+                          <a:off x="39814500" y="381000"/>
                           <a:ext cx="1143000" cy="571500"/>
                         </a:xfrm>
                         <a:prstGeom prst="rect">
@@ -8038,11 +8038,11 @@
                       </wps:bodyPr>
                     </wps:wsp>
                     <wps:wsp>
-                      <wps:cNvPr id="141" name="&quot;[OJ-XFW-GPW] 2 bxdfygk borjp&quot;"/>
-                      <wps:cNvSpPr/>
-                      <wps:spPr>
-                        <a:xfrm>
-                          <a:off x="39814500" y="1714500"/>
+                      <wps:cNvPr id="141" name="&quot;[OJ-XFW-GPW] 2 bxdfygk borjp&quot;" descr="CE_DMK_SMW_3"/>
+                      <wps:cNvSpPr/>
+                      <wps:spPr>
+                        <a:xfrm>
+                          <a:off x="39814500" y="2095500"/>
                           <a:ext cx="1143000" cy="571500"/>
                         </a:xfrm>
                         <a:prstGeom prst="rect">
@@ -8097,11 +8097,11 @@
                       </wps:bodyPr>
                     </wps:wsp>
                     <wps:wsp>
-                      <wps:cNvPr id="142" name="&quot;[OJ-XFW-GPW] XG:CFNMPT_HteimUmcednqn&quot;"/>
-                      <wps:cNvSpPr/>
-                      <wps:spPr>
-                        <a:xfrm>
-                          <a:off x="39814500" y="3048000"/>
+                      <wps:cNvPr id="142" name="&quot;[OJ-XFW-GPW] XG:CFNMPT_HteimUmcednqn&quot;" descr="AF_YGM_JQU_4"/>
+                      <wps:cNvSpPr/>
+                      <wps:spPr>
+                        <a:xfrm>
+                          <a:off x="39814500" y="3429000"/>
                           <a:ext cx="1143000" cy="571500"/>
                         </a:xfrm>
                         <a:prstGeom prst="rect">
@@ -8156,11 +8156,11 @@
                       </wps:bodyPr>
                     </wps:wsp>
                     <wps:wsp>
-                      <wps:cNvPr id="143" name="ZN_GTS_SSM_3"/>
-                      <wps:cNvSpPr/>
-                      <wps:spPr>
-                        <a:xfrm>
-                          <a:off x="41529000" y="0"/>
+                      <wps:cNvPr id="143" name="ZN_GTS_SSM_3" descr="ZN_GTS_SSM_3"/>
+                      <wps:cNvSpPr/>
+                      <wps:spPr>
+                        <a:xfrm>
+                          <a:off x="41529000" y="381000"/>
                           <a:ext cx="1143000" cy="571500"/>
                         </a:xfrm>
                         <a:prstGeom prst="rect">
@@ -8215,11 +8215,11 @@
                       </wps:bodyPr>
                     </wps:wsp>
                     <wps:wsp>
-                      <wps:cNvPr id="144" name="&quot;[OJ-XFW-PXU] 3 nlzibyge ls&lt;br&gt;ri ojerkvlr&lt;br&gt;vvjomd?&quot;"/>
-                      <wps:cNvSpPr/>
-                      <wps:spPr>
-                        <a:xfrm>
-                          <a:off x="41529000" y="1714500"/>
+                      <wps:cNvPr id="144" name="&quot;[OJ-XFW-PXU] 3 nlzibyge ls&lt;br&gt;ri ojerkvlr&lt;br&gt;vvjomd?&quot;" descr="x10"/>
+                      <wps:cNvSpPr/>
+                      <wps:spPr>
+                        <a:xfrm>
+                          <a:off x="41529000" y="2095500"/>
                           <a:ext cx="1143000" cy="571500"/>
                         </a:xfrm>
                         <a:prstGeom prst="rect">
@@ -8274,11 +8274,11 @@
                       </wps:bodyPr>
                     </wps:wsp>
                     <wps:wsp>
-                      <wps:cNvPr id="145" name="&quot;[OJ-XFW-PXU] UN Dfmxhg ?&quot;"/>
-                      <wps:cNvSpPr/>
-                      <wps:spPr>
-                        <a:xfrm>
-                          <a:off x="41529000" y="3048000"/>
+                      <wps:cNvPr id="145" name="&quot;[OJ-XFW-PXU] UN Dfmxhg ?&quot;" descr="d11"/>
+                      <wps:cNvSpPr/>
+                      <wps:spPr>
+                        <a:xfrm>
+                          <a:off x="41529000" y="3429000"/>
                           <a:ext cx="1143000" cy="571500"/>
                         </a:xfrm>
                         <a:prstGeom prst="rect">
@@ -8333,11 +8333,11 @@
                       </wps:bodyPr>
                     </wps:wsp>
                     <wps:wsp>
-                      <wps:cNvPr id="146" name="OO_OUY_MT_VI_1"/>
-                      <wps:cNvSpPr/>
-                      <wps:spPr>
-                        <a:xfrm>
-                          <a:off x="55245000" y="0"/>
+                      <wps:cNvPr id="146" name="OO_OUY_MT_VI_1" descr="OO_OUY_MT_VI_1"/>
+                      <wps:cNvSpPr/>
+                      <wps:spPr>
+                        <a:xfrm>
+                          <a:off x="55245000" y="381000"/>
                           <a:ext cx="1143000" cy="571500"/>
                         </a:xfrm>
                         <a:prstGeom prst="rect">
@@ -8392,11 +8392,11 @@
                       </wps:bodyPr>
                     </wps:wsp>
                     <wps:wsp>
-                      <wps:cNvPr id="147" name="&quot;[OJ-XFW-AZ-WK] 1lr XFW&lt;br&gt;MRV?&quot;"/>
-                      <wps:cNvSpPr/>
-                      <wps:spPr>
-                        <a:xfrm>
-                          <a:off x="55245000" y="1714500"/>
+                      <wps:cNvPr id="147" name="&quot;[OJ-XFW-AZ-WK] 1lr XFW&lt;br&gt;MRV?&quot;" descr="XI_TEM_VN_AR_2"/>
+                      <wps:cNvSpPr/>
+                      <wps:spPr>
+                        <a:xfrm>
+                          <a:off x="55245000" y="2095500"/>
                           <a:ext cx="1143000" cy="571500"/>
                         </a:xfrm>
                         <a:prstGeom prst="rect">
@@ -8451,11 +8451,11 @@
                       </wps:bodyPr>
                     </wps:wsp>
                     <wps:wsp>
-                      <wps:cNvPr id="148" name="VM_TUM_UH_YR_3"/>
-                      <wps:cNvSpPr/>
-                      <wps:spPr>
-                        <a:xfrm>
-                          <a:off x="79248000" y="0"/>
+                      <wps:cNvPr id="148" name="VM_TUM_UH_YR_3" descr="VM_TUM_UH_YR_3"/>
+                      <wps:cNvSpPr/>
+                      <wps:spPr>
+                        <a:xfrm>
+                          <a:off x="79248000" y="381000"/>
                           <a:ext cx="1143000" cy="571500"/>
                         </a:xfrm>
                         <a:prstGeom prst="rect">
@@ -8510,11 +8510,11 @@
                       </wps:bodyPr>
                     </wps:wsp>
                     <wps:wsp>
-                      <wps:cNvPr id="149" name="&quot;[OJ-XFW-AZ-WK] 🔊 FQGJGB_STY_OLV_CVDL&lt;br&gt;Bpgk tm piv hyap Hwp mtrh hcki rvh mmi yckapdu.&quot;"/>
-                      <wps:cNvSpPr/>
-                      <wps:spPr>
-                        <a:xfrm>
-                          <a:off x="79248000" y="1714500"/>
+                      <wps:cNvPr id="149" name="&quot;[OJ-XFW-AZ-WK] 🔊 FQGJGB_STY_OLV_CVDL&lt;br&gt;Bpgk tm piv hyap Hwp mtrh hcki rvh mmi yckapdu.&quot;" descr="EW_URF_FI_TN_4"/>
+                      <wps:cNvSpPr/>
+                      <wps:spPr>
+                        <a:xfrm>
+                          <a:off x="79248000" y="2095500"/>
                           <a:ext cx="1143000" cy="571500"/>
                         </a:xfrm>
                         <a:prstGeom prst="rect">
@@ -8569,11 +8569,11 @@
                       </wps:bodyPr>
                     </wps:wsp>
                     <wps:wsp>
-                      <wps:cNvPr id="150" name="&quot;[OJ-XFW-AZ-WK] 🔊 REEXZZ_SQS_FPW_QgqprywmUwrb&lt;br&gt;Vf jmh wyitzan, rcdl it taz. Wa pnxl kz xbww.&quot;"/>
-                      <wps:cNvSpPr/>
-                      <wps:spPr>
-                        <a:xfrm>
-                          <a:off x="79248000" y="3048000"/>
+                      <wps:cNvPr id="150" name="&quot;[OJ-XFW-AZ-WK] 🔊 REEXZZ_SQS_FPW_QgqprywmUwrb&lt;br&gt;Vf jmh wyitzan, rcdl it taz. Wa pnxl kz xbww.&quot;" descr="SV_LWQ_VZ_IB_5"/>
+                      <wps:cNvSpPr/>
+                      <wps:spPr>
+                        <a:xfrm>
+                          <a:off x="79248000" y="3429000"/>
                           <a:ext cx="1143000" cy="571500"/>
                         </a:xfrm>
                         <a:prstGeom prst="rect">
@@ -8628,11 +8628,11 @@
                       </wps:bodyPr>
                     </wps:wsp>
                     <wps:wsp>
-                      <wps:cNvPr id="151" name="&quot;[OJ-XFW-AZ-WK] 5 bxdfygk borjp&quot;"/>
-                      <wps:cNvSpPr/>
-                      <wps:spPr>
-                        <a:xfrm>
-                          <a:off x="79248000" y="4762500"/>
+                      <wps:cNvPr id="151" name="&quot;[OJ-XFW-AZ-WK] 5 bxdfygk borjp&quot;" descr="DO_GNC_KC_YR_6"/>
+                      <wps:cNvSpPr/>
+                      <wps:spPr>
+                        <a:xfrm>
+                          <a:off x="79248000" y="5143500"/>
                           <a:ext cx="1143000" cy="571500"/>
                         </a:xfrm>
                         <a:prstGeom prst="rect">
@@ -8687,11 +8687,11 @@
                       </wps:bodyPr>
                     </wps:wsp>
                     <wps:wsp>
-                      <wps:cNvPr id="152" name="&quot;[OJ-XFW-AZ-WK] lpfmq = JXQ_OW&lt;br&gt;xqumn 1 = IEO, 2 = &amp;lt;tapgnhCtusu&amp;gt;, 3 = Zuocfouglo&lt;br&gt;(Kk EI: 4 = Qlmwbmk)&lt;br&gt;hccpBmdxxi = WK XFW&quot;"/>
-                      <wps:cNvSpPr/>
-                      <wps:spPr>
-                        <a:xfrm>
-                          <a:off x="79248000" y="6096000"/>
+                      <wps:cNvPr id="152" name="&quot;[OJ-XFW-AZ-WK] lpfmq = JXQ_OW&lt;br&gt;xqumn 1 = IEO, 2 = &amp;lt;tapgnhCtusu&amp;gt;, 3 = Zuocfouglo&lt;br&gt;(Kk EI: 4 = Qlmwbmk)&lt;br&gt;hccpBmdxxi = WK XFW&quot;" descr="OO_KOP_BS_AP_7"/>
+                      <wps:cNvSpPr/>
+                      <wps:spPr>
+                        <a:xfrm>
+                          <a:off x="79248000" y="6477000"/>
                           <a:ext cx="1143000" cy="571500"/>
                         </a:xfrm>
                         <a:prstGeom prst="rect">
@@ -8746,11 +8746,11 @@
                       </wps:bodyPr>
                     </wps:wsp>
                     <wps:wsp>
-                      <wps:cNvPr id="153" name="&quot;[OJ-XFW-AZ-WK] XG:CFNMPT_HteimUmcednqn&quot;"/>
-                      <wps:cNvSpPr/>
-                      <wps:spPr>
-                        <a:xfrm>
-                          <a:off x="79248000" y="7429500"/>
+                      <wps:cNvPr id="153" name="&quot;[OJ-XFW-AZ-WK] XG:CFNMPT_HteimUmcednqn&quot;" descr="KV_VZH_NL_MJ_7m"/>
+                      <wps:cNvSpPr/>
+                      <wps:spPr>
+                        <a:xfrm>
+                          <a:off x="79248000" y="7810500"/>
                           <a:ext cx="1143000" cy="571500"/>
                         </a:xfrm>
                         <a:prstGeom prst="rect">
@@ -8805,11 +8805,11 @@
                       </wps:bodyPr>
                     </wps:wsp>
                     <wps:wsp>
-                      <wps:cNvPr id="154" name="ND_JAZ_MH_NM_1"/>
-                      <wps:cNvSpPr/>
-                      <wps:spPr>
-                        <a:xfrm>
-                          <a:off x="58674000" y="0"/>
+                      <wps:cNvPr id="154" name="ND_JAZ_MH_NM_1" descr="ND_JAZ_MH_NM_1"/>
+                      <wps:cNvSpPr/>
+                      <wps:spPr>
+                        <a:xfrm>
+                          <a:off x="58674000" y="381000"/>
                           <a:ext cx="1143000" cy="571500"/>
                         </a:xfrm>
                         <a:prstGeom prst="rect">
@@ -8864,11 +8864,11 @@
                       </wps:bodyPr>
                     </wps:wsp>
                     <wps:wsp>
-                      <wps:cNvPr id="155" name="&quot;[OJ-XFW-AZ-KU] 1lr XFW&lt;br&gt;MRV?&quot;"/>
-                      <wps:cNvSpPr/>
-                      <wps:spPr>
-                        <a:xfrm>
-                          <a:off x="58674000" y="1714500"/>
+                      <wps:cNvPr id="155" name="&quot;[OJ-XFW-AZ-KU] 1lr XFW&lt;br&gt;MRV?&quot;" descr="OL_OPN_TI_ZF_2"/>
+                      <wps:cNvSpPr/>
+                      <wps:spPr>
+                        <a:xfrm>
+                          <a:off x="58674000" y="2095500"/>
                           <a:ext cx="1143000" cy="571500"/>
                         </a:xfrm>
                         <a:prstGeom prst="rect">
@@ -8923,11 +8923,11 @@
                       </wps:bodyPr>
                     </wps:wsp>
                     <wps:wsp>
-                      <wps:cNvPr id="156" name="XJ_YUE_ZY_VT_3"/>
-                      <wps:cNvSpPr/>
-                      <wps:spPr>
-                        <a:xfrm>
-                          <a:off x="86106000" y="0"/>
+                      <wps:cNvPr id="156" name="XJ_YUE_ZY_VT_3" descr="XJ_YUE_ZY_VT_3"/>
+                      <wps:cNvSpPr/>
+                      <wps:spPr>
+                        <a:xfrm>
+                          <a:off x="86106000" y="381000"/>
                           <a:ext cx="1143000" cy="571500"/>
                         </a:xfrm>
                         <a:prstGeom prst="rect">
@@ -8982,11 +8982,11 @@
                       </wps:bodyPr>
                     </wps:wsp>
                     <wps:wsp>
-                      <wps:cNvPr id="157" name="&quot;[OJ-XFW-AZ-KU] 🔊 FQGJGB_STY_OLV_CVDL&lt;br&gt;Bpgk tm piv hyap Hwp mtrh hcki rvh...&quot;"/>
-                      <wps:cNvSpPr/>
-                      <wps:spPr>
-                        <a:xfrm>
-                          <a:off x="86106000" y="1714500"/>
+                      <wps:cNvPr id="157" name="&quot;[OJ-XFW-AZ-KU] 🔊 FQGJGB_STY_OLV_CVDL&lt;br&gt;Bpgk tm piv hyap Hwp mtrh hcki rvh...&quot;" descr="LE_SIJ_OW_UP_4"/>
+                      <wps:cNvSpPr/>
+                      <wps:spPr>
+                        <a:xfrm>
+                          <a:off x="86106000" y="2095500"/>
                           <a:ext cx="1143000" cy="571500"/>
                         </a:xfrm>
                         <a:prstGeom prst="rect">
@@ -9041,11 +9041,11 @@
                       </wps:bodyPr>
                     </wps:wsp>
                     <wps:wsp>
-                      <wps:cNvPr id="158" name="&quot;[OJ-XFW-AZ-KU] 🔊 REEXZZ_SQS_FPW_QgqprywmUwrb&lt;br&gt;Vf jmh wyitzan, rcdl it taz. Wa pnxl kz xbww.&quot;"/>
-                      <wps:cNvSpPr/>
-                      <wps:spPr>
-                        <a:xfrm>
-                          <a:off x="86106000" y="3048000"/>
+                      <wps:cNvPr id="158" name="&quot;[OJ-XFW-AZ-KU] 🔊 REEXZZ_SQS_FPW_QgqprywmUwrb&lt;br&gt;Vf jmh wyitzan, rcdl it taz. Wa pnxl kz xbww.&quot;" descr="FO_CXI_YY_VC_5"/>
+                      <wps:cNvSpPr/>
+                      <wps:spPr>
+                        <a:xfrm>
+                          <a:off x="86106000" y="3429000"/>
                           <a:ext cx="1143000" cy="571500"/>
                         </a:xfrm>
                         <a:prstGeom prst="rect">
@@ -9100,11 +9100,11 @@
                       </wps:bodyPr>
                     </wps:wsp>
                     <wps:wsp>
-                      <wps:cNvPr id="159" name="&quot;[OJ-XFW-AZ-KU] 5 bxdfygk borjp&quot;"/>
-                      <wps:cNvSpPr/>
-                      <wps:spPr>
-                        <a:xfrm>
-                          <a:off x="86106000" y="4762500"/>
+                      <wps:cNvPr id="159" name="&quot;[OJ-XFW-AZ-KU] 5 bxdfygk borjp&quot;" descr="QN_MRH_LC_LI_6"/>
+                      <wps:cNvSpPr/>
+                      <wps:spPr>
+                        <a:xfrm>
+                          <a:off x="86106000" y="5143500"/>
                           <a:ext cx="1143000" cy="571500"/>
                         </a:xfrm>
                         <a:prstGeom prst="rect">
@@ -9159,11 +9159,11 @@
                       </wps:bodyPr>
                     </wps:wsp>
                     <wps:wsp>
-                      <wps:cNvPr id="160" name="&quot;[OJ-XFW-AZ-KU] lpfmq = RXQ_NR&lt;br&gt;xqumn 1 = IEO, 2 = &amp;lt;tapgnhCtusu&amp;gt;, 3 = Zuocfouglo&lt;br&gt;(Kk EI: 4 = Qlmwbmk)&lt;br&gt;hccpBmdxxi = KU XFW&quot;"/>
-                      <wps:cNvSpPr/>
-                      <wps:spPr>
-                        <a:xfrm>
-                          <a:off x="86106000" y="6096000"/>
+                      <wps:cNvPr id="160" name="&quot;[OJ-XFW-AZ-KU] lpfmq = RXQ_NR&lt;br&gt;xqumn 1 = IEO, 2 = &amp;lt;tapgnhCtusu&amp;gt;, 3 = Zuocfouglo&lt;br&gt;(Kk EI: 4 = Qlmwbmk)&lt;br&gt;hccpBmdxxi = KU XFW&quot;" descr="ME_OCG_OM_YU_7"/>
+                      <wps:cNvSpPr/>
+                      <wps:spPr>
+                        <a:xfrm>
+                          <a:off x="86106000" y="6477000"/>
                           <a:ext cx="1143000" cy="571500"/>
                         </a:xfrm>
                         <a:prstGeom prst="rect">
@@ -9218,11 +9218,11 @@
                       </wps:bodyPr>
                     </wps:wsp>
                     <wps:wsp>
-                      <wps:cNvPr id="161" name="&quot;[OJ-XFW-AZ-KU] XG:CFNMPT_HteimUmcednqn&quot;"/>
-                      <wps:cNvSpPr/>
-                      <wps:spPr>
-                        <a:xfrm>
-                          <a:off x="86106000" y="7429500"/>
+                      <wps:cNvPr id="161" name="&quot;[OJ-XFW-AZ-KU] XG:CFNMPT_HteimUmcednqn&quot;" descr="YO_UFM_ZY_FF_7u"/>
+                      <wps:cNvSpPr/>
+                      <wps:spPr>
+                        <a:xfrm>
+                          <a:off x="86106000" y="7810500"/>
                           <a:ext cx="1143000" cy="571500"/>
                         </a:xfrm>
                         <a:prstGeom prst="rect">
@@ -9277,11 +9277,11 @@
                       </wps:bodyPr>
                     </wps:wsp>
                     <wps:wsp>
-                      <wps:cNvPr id="162" name="GO_SCE_XO_HV_2"/>
-                      <wps:cNvSpPr/>
-                      <wps:spPr>
-                        <a:xfrm>
-                          <a:off x="51816000" y="0"/>
+                      <wps:cNvPr id="162" name="GO_SCE_XO_HV_2" descr="GO_SCE_XO_HV_2"/>
+                      <wps:cNvSpPr/>
+                      <wps:spPr>
+                        <a:xfrm>
+                          <a:off x="51816000" y="381000"/>
                           <a:ext cx="1143000" cy="571500"/>
                         </a:xfrm>
                         <a:prstGeom prst="rect">
@@ -9336,11 +9336,11 @@
                       </wps:bodyPr>
                     </wps:wsp>
                     <wps:wsp>
-                      <wps:cNvPr id="163" name="&quot;[OJ-XFW-AZ-XJ] lpfmq = RGZ_QSS&lt;br&gt;xqumn 1 = IEO, 2 = &amp;lt;tapgnhCtusu&amp;gt;, 3 = Zuocfouglo&lt;br&gt;(Kk EI: 4 = Qlmwbmk)&lt;br&gt;hccpBmdxxi = IX XFW&quot;"/>
-                      <wps:cNvSpPr/>
-                      <wps:spPr>
-                        <a:xfrm>
-                          <a:off x="51816000" y="1714500"/>
+                      <wps:cNvPr id="163" name="&quot;[OJ-XFW-AZ-XJ] lpfmq = RGZ_QSS&lt;br&gt;xqumn 1 = IEO, 2 = &amp;lt;tapgnhCtusu&amp;gt;, 3 = Zuocfouglo&lt;br&gt;(Kk EI: 4 = Qlmwbmk)&lt;br&gt;hccpBmdxxi = IX XFW&quot;" descr="k28"/>
+                      <wps:cNvSpPr/>
+                      <wps:spPr>
+                        <a:xfrm>
+                          <a:off x="51816000" y="2095500"/>
                           <a:ext cx="1143000" cy="571500"/>
                         </a:xfrm>
                         <a:prstGeom prst="rect">
@@ -9395,11 +9395,11 @@
                       </wps:bodyPr>
                     </wps:wsp>
                     <wps:wsp>
-                      <wps:cNvPr id="164" name="&quot;[OJ-XFW-AZ-XJ] 1lr XFW&lt;br&gt;MRV?&quot;"/>
-                      <wps:cNvSpPr/>
-                      <wps:spPr>
-                        <a:xfrm>
-                          <a:off x="50101500" y="3048000"/>
+                      <wps:cNvPr id="164" name="&quot;[OJ-XFW-AZ-XJ] 1lr XFW&lt;br&gt;MRV?&quot;" descr="BA_EGE_HY_BI_5"/>
+                      <wps:cNvSpPr/>
+                      <wps:spPr>
+                        <a:xfrm>
+                          <a:off x="50101500" y="3429000"/>
                           <a:ext cx="1143000" cy="571500"/>
                         </a:xfrm>
                         <a:prstGeom prst="rect">
@@ -9454,11 +9454,11 @@
                       </wps:bodyPr>
                     </wps:wsp>
                     <wps:wsp>
-                      <wps:cNvPr id="165" name="FC_PKW_DJ_RV_3"/>
-                      <wps:cNvSpPr/>
-                      <wps:spPr>
-                        <a:xfrm>
-                          <a:off x="50101500" y="0"/>
+                      <wps:cNvPr id="165" name="FC_PKW_DJ_RV_3" descr="FC_PKW_DJ_RV_3"/>
+                      <wps:cNvSpPr/>
+                      <wps:spPr>
+                        <a:xfrm>
+                          <a:off x="50101500" y="381000"/>
                           <a:ext cx="1143000" cy="571500"/>
                         </a:xfrm>
                         <a:prstGeom prst="rect">
@@ -9513,11 +9513,11 @@
                       </wps:bodyPr>
                     </wps:wsp>
                     <wps:wsp>
-                      <wps:cNvPr id="166" name="&quot;[OJ-XFW-AZ-XJ] lpfmq = RGZ_QSS&lt;br&gt;xqumn 1 = IEO, 2 = &amp;lt;tapgnhCtusu&amp;gt;, 3 = Zuocfouglo&lt;br&gt;(Kk EI: 4 = Qlmwbmk)&lt;br&gt;hccpBmdxxi = MU XFW&quot;"/>
-                      <wps:cNvSpPr/>
-                      <wps:spPr>
-                        <a:xfrm>
-                          <a:off x="50101500" y="1714500"/>
+                      <wps:cNvPr id="166" name="&quot;[OJ-XFW-AZ-XJ] lpfmq = RGZ_QSS&lt;br&gt;xqumn 1 = IEO, 2 = &amp;lt;tapgnhCtusu&amp;gt;, 3 = Zuocfouglo&lt;br&gt;(Kk EI: 4 = Qlmwbmk)&lt;br&gt;hccpBmdxxi = MU XFW&quot;" descr="l29"/>
+                      <wps:cNvSpPr/>
+                      <wps:spPr>
+                        <a:xfrm>
+                          <a:off x="50101500" y="2095500"/>
                           <a:ext cx="1143000" cy="571500"/>
                         </a:xfrm>
                         <a:prstGeom prst="rect">
@@ -9572,11 +9572,11 @@
                       </wps:bodyPr>
                     </wps:wsp>
                     <wps:wsp>
-                      <wps:cNvPr id="167" name="QW_OGH_KN_HU_4"/>
-                      <wps:cNvSpPr/>
-                      <wps:spPr>
-                        <a:xfrm>
-                          <a:off x="48387000" y="0"/>
+                      <wps:cNvPr id="167" name="QW_OGH_KN_HU_4" descr="QW_OGH_KN_HU_4"/>
+                      <wps:cNvSpPr/>
+                      <wps:spPr>
+                        <a:xfrm>
+                          <a:off x="48387000" y="381000"/>
                           <a:ext cx="1143000" cy="571500"/>
                         </a:xfrm>
                         <a:prstGeom prst="rect">
@@ -9631,11 +9631,11 @@
                       </wps:bodyPr>
                     </wps:wsp>
                     <wps:wsp>
-                      <wps:cNvPr id="168" name="&quot;[OJ-XFW-AZ-XJ] lpfmq = RGZ_QSS&lt;br&gt;xqumn 1 = IEO, 2 = &amp;lt;tapgnhCtusu&amp;gt;, 3 = Zuocfouglo&lt;br&gt;(Kk EI: 4 = Qlmwbmk)&lt;br&gt;hccpBmdxxi = UT XFW&quot;"/>
-                      <wps:cNvSpPr/>
-                      <wps:spPr>
-                        <a:xfrm>
-                          <a:off x="48387000" y="1714500"/>
+                      <wps:cNvPr id="168" name="&quot;[OJ-XFW-AZ-XJ] lpfmq = RGZ_QSS&lt;br&gt;xqumn 1 = IEO, 2 = &amp;lt;tapgnhCtusu&amp;gt;, 3 = Zuocfouglo&lt;br&gt;(Kk EI: 4 = Qlmwbmk)&lt;br&gt;hccpBmdxxi = UT XFW&quot;" descr="b30"/>
+                      <wps:cNvSpPr/>
+                      <wps:spPr>
+                        <a:xfrm>
+                          <a:off x="48387000" y="2095500"/>
                           <a:ext cx="1143000" cy="571500"/>
                         </a:xfrm>
                         <a:prstGeom prst="rect">
@@ -9690,11 +9690,11 @@
                       </wps:bodyPr>
                     </wps:wsp>
                     <wps:wsp>
-                      <wps:cNvPr id="169" name="XY_GVK_PF_LT_6"/>
-                      <wps:cNvSpPr/>
-                      <wps:spPr>
-                        <a:xfrm>
-                          <a:off x="89535000" y="0"/>
+                      <wps:cNvPr id="169" name="XY_GVK_PF_LT_6" descr="XY_GVK_PF_LT_6"/>
+                      <wps:cNvSpPr/>
+                      <wps:spPr>
+                        <a:xfrm>
+                          <a:off x="89535000" y="381000"/>
                           <a:ext cx="1143000" cy="571500"/>
                         </a:xfrm>
                         <a:prstGeom prst="rect">
@@ -9749,11 +9749,11 @@
                       </wps:bodyPr>
                     </wps:wsp>
                     <wps:wsp>
-                      <wps:cNvPr id="170" name="&quot;[OJ-XFW-AZ-XJ] 🔊 FQGJGB_STY_OLV_CVDL&lt;br&gt;Bpgk tm piv hyap Hwp mtrh hcki rvh...&quot;"/>
-                      <wps:cNvSpPr/>
-                      <wps:spPr>
-                        <a:xfrm>
-                          <a:off x="89535000" y="1714500"/>
+                      <wps:cNvPr id="170" name="&quot;[OJ-XFW-AZ-XJ] 🔊 FQGJGB_STY_OLV_CVDL&lt;br&gt;Bpgk tm piv hyap Hwp mtrh hcki rvh...&quot;" descr="IJ_JBF_ZC_HO_7"/>
+                      <wps:cNvSpPr/>
+                      <wps:spPr>
+                        <a:xfrm>
+                          <a:off x="89535000" y="2095500"/>
                           <a:ext cx="1143000" cy="571500"/>
                         </a:xfrm>
                         <a:prstGeom prst="rect">
@@ -9808,11 +9808,11 @@
                       </wps:bodyPr>
                     </wps:wsp>
                     <wps:wsp>
-                      <wps:cNvPr id="171" name="&quot;[OJ-XFW-AZ-XJ] 🔊 REEXZZ_SQS_FPW_QgqprywmUwrb&lt;br&gt;Vf jmh wyitzan, rcdl it taz. Wa pnxl kz xbww.&quot;"/>
-                      <wps:cNvSpPr/>
-                      <wps:spPr>
-                        <a:xfrm>
-                          <a:off x="89535000" y="3048000"/>
+                      <wps:cNvPr id="171" name="&quot;[OJ-XFW-AZ-XJ] 🔊 REEXZZ_SQS_FPW_QgqprywmUwrb&lt;br&gt;Vf jmh wyitzan, rcdl it taz. Wa pnxl kz xbww.&quot;" descr="II_XQA_IH_FU_8"/>
+                      <wps:cNvSpPr/>
+                      <wps:spPr>
+                        <a:xfrm>
+                          <a:off x="89535000" y="3429000"/>
                           <a:ext cx="1143000" cy="571500"/>
                         </a:xfrm>
                         <a:prstGeom prst="rect">
@@ -9867,11 +9867,11 @@
                       </wps:bodyPr>
                     </wps:wsp>
                     <wps:wsp>
-                      <wps:cNvPr id="172" name="&quot;[OJ-XFW-AZ-XJ] 5 bxdfygk borjp&quot;"/>
-                      <wps:cNvSpPr/>
-                      <wps:spPr>
-                        <a:xfrm>
-                          <a:off x="89535000" y="4762500"/>
+                      <wps:cNvPr id="172" name="&quot;[OJ-XFW-AZ-XJ] 5 bxdfygk borjp&quot;" descr="PJ_SOU_XF_PC_9"/>
+                      <wps:cNvSpPr/>
+                      <wps:spPr>
+                        <a:xfrm>
+                          <a:off x="89535000" y="5143500"/>
                           <a:ext cx="1143000" cy="571500"/>
                         </a:xfrm>
                         <a:prstGeom prst="rect">
@@ -9926,11 +9926,11 @@
                       </wps:bodyPr>
                     </wps:wsp>
                     <wps:wsp>
-                      <wps:cNvPr id="173" name="&quot;[OJ-XFW-AZ-XJ] XG:CFNMPT_HteimUmcednqn&quot;"/>
-                      <wps:cNvSpPr/>
-                      <wps:spPr>
-                        <a:xfrm>
-                          <a:off x="89535000" y="6096000"/>
+                      <wps:cNvPr id="173" name="&quot;[OJ-XFW-AZ-XJ] XG:CFNMPT_HteimUmcednqn&quot;" descr="HY_WYK_XL_PT_10"/>
+                      <wps:cNvSpPr/>
+                      <wps:spPr>
+                        <a:xfrm>
+                          <a:off x="89535000" y="6477000"/>
                           <a:ext cx="1143000" cy="571500"/>
                         </a:xfrm>
                         <a:prstGeom prst="rect">
@@ -9985,11 +9985,11 @@
                       </wps:bodyPr>
                     </wps:wsp>
                     <wps:wsp>
-                      <wps:cNvPr id="174" name="LX_GUQ_AA_CC_1"/>
-                      <wps:cNvSpPr/>
-                      <wps:spPr>
-                        <a:xfrm>
-                          <a:off x="56959500" y="0"/>
+                      <wps:cNvPr id="174" name="LX_GUQ_AA_CC_1" descr="LX_GUQ_AA_CC_1"/>
+                      <wps:cNvSpPr/>
+                      <wps:spPr>
+                        <a:xfrm>
+                          <a:off x="56959500" y="381000"/>
                           <a:ext cx="1143000" cy="571500"/>
                         </a:xfrm>
                         <a:prstGeom prst="rect">
@@ -10044,11 +10044,11 @@
                       </wps:bodyPr>
                     </wps:wsp>
                     <wps:wsp>
-                      <wps:cNvPr id="175" name="&quot;[OJ-XFW-AZ-KX] lpfmq = YVK_&amp;lt;MWNWQK&amp;gt;&lt;br&gt;xqumn 1 = IEO, 2 = &amp;lt;tapgnhCtusu&amp;gt;, 3 = Zuocfouglo&lt;br&gt;(Kk EI: 4 = Qlmwbmk)&lt;br&gt;hccpBmdxxi = &amp;lt;tapgnhCtusu&amp;gt; XFW&quot;"/>
-                      <wps:cNvSpPr/>
-                      <wps:spPr>
-                        <a:xfrm>
-                          <a:off x="56959500" y="1714500"/>
+                      <wps:cNvPr id="175" name="&quot;[OJ-XFW-AZ-KX] lpfmq = YVK_&amp;lt;MWNWQK&amp;gt;&lt;br&gt;xqumn 1 = IEO, 2 = &amp;lt;tapgnhCtusu&amp;gt;, 3 = Zuocfouglo&lt;br&gt;(Kk EI: 4 = Qlmwbmk)&lt;br&gt;hccpBmdxxi = &amp;lt;tapgnhCtusu&amp;gt; XFW&quot;" descr="DD_UOQ_YD_HJ_2"/>
+                      <wps:cNvSpPr/>
+                      <wps:spPr>
+                        <a:xfrm>
+                          <a:off x="56959500" y="2095500"/>
                           <a:ext cx="1143000" cy="571500"/>
                         </a:xfrm>
                         <a:prstGeom prst="rect">
@@ -10103,11 +10103,11 @@
                       </wps:bodyPr>
                     </wps:wsp>
                     <wps:wsp>
-                      <wps:cNvPr id="176" name="&quot;[OJ-XFW-AZ-KX] XG:CFNMPT_HteimUmcednqn&quot;"/>
-                      <wps:cNvSpPr/>
-                      <wps:spPr>
-                        <a:xfrm>
-                          <a:off x="56959500" y="3048000"/>
+                      <wps:cNvPr id="176" name="&quot;[OJ-XFW-AZ-KX] XG:CFNMPT_HteimUmcednqn&quot;" descr="KY_OZT_PE_WQ_2s"/>
+                      <wps:cNvSpPr/>
+                      <wps:spPr>
+                        <a:xfrm>
+                          <a:off x="56959500" y="3429000"/>
                           <a:ext cx="1143000" cy="571500"/>
                         </a:xfrm>
                         <a:prstGeom prst="rect">
@@ -10162,11 +10162,11 @@
                       </wps:bodyPr>
                     </wps:wsp>
                     <wps:wsp>
-                      <wps:cNvPr id="177" name="IR_EQ_4"/>
-                      <wps:cNvSpPr/>
-                      <wps:spPr>
-                        <a:xfrm>
-                          <a:off x="156400500" y="0"/>
+                      <wps:cNvPr id="177" name="IR_EQ_4" descr="IR_EQ_4"/>
+                      <wps:cNvSpPr/>
+                      <wps:spPr>
+                        <a:xfrm>
+                          <a:off x="156400500" y="381000"/>
                           <a:ext cx="1143000" cy="571500"/>
                         </a:xfrm>
                         <a:prstGeom prst="rect">
@@ -10221,11 +10221,11 @@
                       </wps:bodyPr>
                     </wps:wsp>
                     <wps:wsp>
-                      <wps:cNvPr id="178" name="&quot;[OJ-FX] 🔊 JBRHAY_GBB_Lapur_RflEzgkujx_Jucicam_BZK&lt;br&gt;Ksr kveaxypt ake sd ujoxqa piv ogpfqohg kz tggk vtrzbs&lt;br&gt;rg ia vicnknes piv hyap qw mtrh ahzxvt rvh.&lt;br&gt;Vf jmh wyitzan, rcdl it taz sd dhelxf piv hyap,&lt;br&gt;ls pnxl kz piv xbww sd iwuy mmi egxfgadyet.&quot;"/>
-                      <wps:cNvSpPr/>
-                      <wps:spPr>
-                        <a:xfrm>
-                          <a:off x="156400500" y="1714500"/>
+                      <wps:cNvPr id="178" name="&quot;[OJ-FX] 🔊 JBRHAY_GBB_Lapur_RflEzgkujx_Jucicam_BZK&lt;br&gt;Ksr kveaxypt ake sd ujoxqa piv ogpfqohg kz tggk vtrzbs&lt;br&gt;rg ia vicnknes piv hyap qw mtrh ahzxvt rvh.&lt;br&gt;Vf jmh wyitzan, rcdl it taz sd dhelxf piv hyap,&lt;br&gt;ls pnxl kz piv xbww sd iwuy mmi egxfgadyet.&quot;" descr="GW_RF_4o"/>
+                      <wps:cNvSpPr/>
+                      <wps:spPr>
+                        <a:xfrm>
+                          <a:off x="156400500" y="2095500"/>
                           <a:ext cx="1143000" cy="571500"/>
                         </a:xfrm>
                         <a:prstGeom prst="rect">
@@ -10280,11 +10280,11 @@
                       </wps:bodyPr>
                     </wps:wsp>
                     <wps:wsp>
-                      <wps:cNvPr id="179" name="&quot;[OJ-FX] Qwer 5 bxdfygk&quot;"/>
-                      <wps:cNvSpPr/>
-                      <wps:spPr>
-                        <a:xfrm>
-                          <a:off x="156400500" y="3048000"/>
+                      <wps:cNvPr id="179" name="&quot;[OJ-FX] Qwer 5 bxdfygk&quot;" descr="QQ_WH_6"/>
+                      <wps:cNvSpPr/>
+                      <wps:spPr>
+                        <a:xfrm>
+                          <a:off x="156400500" y="3429000"/>
                           <a:ext cx="1143000" cy="571500"/>
                         </a:xfrm>
                         <a:prstGeom prst="rect">
@@ -10339,11 +10339,11 @@
                       </wps:bodyPr>
                     </wps:wsp>
                     <wps:wsp>
-                      <wps:cNvPr id="180" name="BJ_DZ_11l"/>
-                      <wps:cNvSpPr/>
-                      <wps:spPr>
-                        <a:xfrm>
-                          <a:off x="13906500" y="0"/>
+                      <wps:cNvPr id="180" name="BJ_DZ_11l" descr="BJ_DZ_11l"/>
+                      <wps:cNvSpPr/>
+                      <wps:spPr>
+                        <a:xfrm>
+                          <a:off x="13906500" y="381000"/>
                           <a:ext cx="1143000" cy="571500"/>
                         </a:xfrm>
                         <a:prstGeom prst="rect">
@@ -10398,11 +10398,11 @@
                       </wps:bodyPr>
                     </wps:wsp>
                     <wps:wsp>
-                      <wps:cNvPr id="181" name="NN_BY_4s"/>
-                      <wps:cNvSpPr/>
-                      <wps:spPr>
-                        <a:xfrm>
-                          <a:off x="77533500" y="0"/>
+                      <wps:cNvPr id="181" name="NN_BY_4s" descr="NN_BY_4s"/>
+                      <wps:cNvSpPr/>
+                      <wps:spPr>
+                        <a:xfrm>
+                          <a:off x="77533500" y="381000"/>
                           <a:ext cx="1143000" cy="571500"/>
                         </a:xfrm>
                         <a:prstGeom prst="rect">
@@ -10457,11 +10457,11 @@
                       </wps:bodyPr>
                     </wps:wsp>
                     <wps:wsp>
-                      <wps:cNvPr id="182" name="&quot;[OJ-IT] Qwer 5 bxdfygk&quot;"/>
-                      <wps:cNvSpPr/>
-                      <wps:spPr>
-                        <a:xfrm>
-                          <a:off x="77533500" y="1714500"/>
+                      <wps:cNvPr id="182" name="&quot;[OJ-IT] Qwer 5 bxdfygk&quot;" descr="SP_KU_6"/>
+                      <wps:cNvSpPr/>
+                      <wps:spPr>
+                        <a:xfrm>
+                          <a:off x="77533500" y="2095500"/>
                           <a:ext cx="1143000" cy="571500"/>
                         </a:xfrm>
                         <a:prstGeom prst="rect">
@@ -10516,11 +10516,11 @@
                       </wps:bodyPr>
                     </wps:wsp>
                     <wps:wsp>
-                      <wps:cNvPr id="183" name="QP_KN_4"/>
-                      <wps:cNvSpPr/>
-                      <wps:spPr>
-                        <a:xfrm>
-                          <a:off x="91249500" y="0"/>
+                      <wps:cNvPr id="183" name="QP_KN_4" descr="QP_KN_4"/>
+                      <wps:cNvSpPr/>
+                      <wps:spPr>
+                        <a:xfrm>
+                          <a:off x="91249500" y="381000"/>
                           <a:ext cx="1143000" cy="571500"/>
                         </a:xfrm>
                         <a:prstGeom prst="rect">
@@ -10575,11 +10575,11 @@
                       </wps:bodyPr>
                     </wps:wsp>
                     <wps:wsp>
-                      <wps:cNvPr id="184" name="&quot;[OJ-PE] 🔊 MDAVUN_BVR_Kqqyq_Gmo_Vuvsre&lt;br&gt;Dadxepcp ake sd mwr yznlvn&lt;br&gt;rg ia vicnknes piv hyap qw mtrh ahzxvt.&quot;"/>
-                      <wps:cNvSpPr/>
-                      <wps:spPr>
-                        <a:xfrm>
-                          <a:off x="91249500" y="1714500"/>
+                      <wps:cNvPr id="184" name="&quot;[OJ-PE] 🔊 MDAVUN_BVR_Kqqyq_Gmo_Vuvsre&lt;br&gt;Dadxepcp ake sd mwr yznlvn&lt;br&gt;rg ia vicnknes piv hyap qw mtrh ahzxvt.&quot;" descr="FG_YD_5"/>
+                      <wps:cNvSpPr/>
+                      <wps:spPr>
+                        <a:xfrm>
+                          <a:off x="91249500" y="2095500"/>
                           <a:ext cx="1143000" cy="571500"/>
                         </a:xfrm>
                         <a:prstGeom prst="rect">
@@ -10634,11 +10634,11 @@
                       </wps:bodyPr>
                     </wps:wsp>
                     <wps:wsp>
-                      <wps:cNvPr id="185" name="&quot;[OJ-PE] Qwer 5 bxdfygk&quot;"/>
-                      <wps:cNvSpPr/>
-                      <wps:spPr>
-                        <a:xfrm>
-                          <a:off x="91249500" y="3048000"/>
+                      <wps:cNvPr id="185" name="&quot;[OJ-PE] Qwer 5 bxdfygk&quot;" descr="XF_OF_6"/>
+                      <wps:cNvSpPr/>
+                      <wps:spPr>
+                        <a:xfrm>
+                          <a:off x="91249500" y="3429000"/>
                           <a:ext cx="1143000" cy="571500"/>
                         </a:xfrm>
                         <a:prstGeom prst="rect">
@@ -10693,11 +10693,11 @@
                       </wps:bodyPr>
                     </wps:wsp>
                     <wps:wsp>
-                      <wps:cNvPr id="186" name="&quot;[OJ-PE] 🔊 ICQJOM_SOB_Vkkhh_Abv_Vjktgy_Kpfdt&lt;br&gt;Tgcmrw gheq rso oimyqkf xbox, XLB, asnvmfa cccxhr&lt;br&gt;ktp zvua xpxph nmnkrq bnbfhmczt.&quot;"/>
-                      <wps:cNvSpPr/>
-                      <wps:spPr>
-                        <a:xfrm>
-                          <a:off x="91249500" y="4762500"/>
+                      <wps:cNvPr id="186" name="&quot;[OJ-PE] 🔊 ICQJOM_SOB_Vkkhh_Abv_Vjktgy_Kpfdt&lt;br&gt;Tgcmrw gheq rso oimyqkf xbox, XLB, asnvmfa cccxhr&lt;br&gt;ktp zvua xpxph nmnkrq bnbfhmczt.&quot;" descr="PF_QN_7"/>
+                      <wps:cNvSpPr/>
+                      <wps:spPr>
+                        <a:xfrm>
+                          <a:off x="91249500" y="5143500"/>
                           <a:ext cx="1143000" cy="571500"/>
                         </a:xfrm>
                         <a:prstGeom prst="rect">
@@ -10752,11 +10752,11 @@
                       </wps:bodyPr>
                     </wps:wsp>
                     <wps:wsp>
-                      <wps:cNvPr id="187" name="MO_PI_4"/>
-                      <wps:cNvSpPr/>
-                      <wps:spPr>
-                        <a:xfrm>
-                          <a:off x="80962500" y="0"/>
+                      <wps:cNvPr id="187" name="MO_PI_4" descr="MO_PI_4"/>
+                      <wps:cNvSpPr/>
+                      <wps:spPr>
+                        <a:xfrm>
+                          <a:off x="80962500" y="381000"/>
                           <a:ext cx="1143000" cy="571500"/>
                         </a:xfrm>
                         <a:prstGeom prst="rect">
@@ -10811,11 +10811,11 @@
                       </wps:bodyPr>
                     </wps:wsp>
                     <wps:wsp>
-                      <wps:cNvPr id="188" name="&quot;[OJ-LX] 🔊 YISXPP_QBK_Lktsk_Drtkkc_Xmvwed&lt;br&gt;Dadxepcp ake sd tlggpp ls jwsywta yznlvn&lt;br&gt;rg ia vicnknes piv hyap qw mtrh ahzxvt.&quot;"/>
-                      <wps:cNvSpPr/>
-                      <wps:spPr>
-                        <a:xfrm>
-                          <a:off x="80962500" y="1714500"/>
+                      <wps:cNvPr id="188" name="&quot;[OJ-LX] 🔊 YISXPP_QBK_Lktsk_Drtkkc_Xmvwed&lt;br&gt;Dadxepcp ake sd tlggpp ls jwsywta yznlvn&lt;br&gt;rg ia vicnknes piv hyap qw mtrh ahzxvt.&quot;" descr="PQ_HO_5"/>
+                      <wps:cNvSpPr/>
+                      <wps:spPr>
+                        <a:xfrm>
+                          <a:off x="80962500" y="2095500"/>
                           <a:ext cx="1143000" cy="571500"/>
                         </a:xfrm>
                         <a:prstGeom prst="rect">
@@ -10870,11 +10870,11 @@
                       </wps:bodyPr>
                     </wps:wsp>
                     <wps:wsp>
-                      <wps:cNvPr id="189" name="VO_PA_2"/>
-                      <wps:cNvSpPr/>
-                      <wps:spPr>
-                        <a:xfrm>
-                          <a:off x="92964000" y="0"/>
+                      <wps:cNvPr id="189" name="VO_PA_2" descr="VO_PA_2"/>
+                      <wps:cNvSpPr/>
+                      <wps:spPr>
+                        <a:xfrm>
+                          <a:off x="92964000" y="381000"/>
                           <a:ext cx="1143000" cy="571500"/>
                         </a:xfrm>
                         <a:prstGeom prst="rect">
@@ -10929,11 +10929,11 @@
                       </wps:bodyPr>
                     </wps:wsp>
                     <wps:wsp>
-                      <wps:cNvPr id="190" name="&quot;[OJ-BA] 🔊 TPTULQ_QJS_Schynmeq&lt;br&gt;LMC nakwot oozuwmb yjlcconj kfbljbcmenlq,&lt;br&gt;vyd tggk gbgsf Tyucjt aqp wndyzds yjlcconj dnvrms.&quot;"/>
-                      <wps:cNvSpPr/>
-                      <wps:spPr>
-                        <a:xfrm>
-                          <a:off x="92964000" y="1714500"/>
+                      <wps:cNvPr id="190" name="&quot;[OJ-BA] 🔊 TPTULQ_QJS_Schynmeq&lt;br&gt;LMC nakwot oozuwmb yjlcconj kfbljbcmenlq,&lt;br&gt;vyd tggk gbgsf Tyucjt aqp wndyzds yjlcconj dnvrms.&quot;" descr="MS_PN_3"/>
+                      <wps:cNvSpPr/>
+                      <wps:spPr>
+                        <a:xfrm>
+                          <a:off x="92964000" y="2095500"/>
                           <a:ext cx="1143000" cy="571500"/>
                         </a:xfrm>
                         <a:prstGeom prst="rect">
@@ -10988,11 +10988,11 @@
                       </wps:bodyPr>
                     </wps:wsp>
                     <wps:wsp>
-                      <wps:cNvPr id="191" name="&quot;[OJ-BA] Qwer 5 bxdfygk&quot;"/>
-                      <wps:cNvSpPr/>
-                      <wps:spPr>
-                        <a:xfrm>
-                          <a:off x="92964000" y="3048000"/>
+                      <wps:cNvPr id="191" name="&quot;[OJ-BA] Qwer 5 bxdfygk&quot;" descr="IW_GC_4"/>
+                      <wps:cNvSpPr/>
+                      <wps:spPr>
+                        <a:xfrm>
+                          <a:off x="92964000" y="3429000"/>
                           <a:ext cx="1143000" cy="571500"/>
                         </a:xfrm>
                         <a:prstGeom prst="rect">
@@ -11047,11 +11047,11 @@
                       </wps:bodyPr>
                     </wps:wsp>
                     <wps:wsp>
-                      <wps:cNvPr id="192" name="&quot;[OJ-BA] lpfmq = YVK_&amp;lt;MWNWQK&amp;gt;&lt;br&gt;xqumn 1 = IEO, 2 = &amp;lt;tapgnhCtusu&amp;gt;, 3 = Ezggucie&lt;br&gt;(Kk EI: 4 = Qlmwbmk)&lt;br&gt;hccpBmdxxi = Dclnhprb&quot;"/>
-                      <wps:cNvSpPr/>
-                      <wps:spPr>
-                        <a:xfrm>
-                          <a:off x="92964000" y="4762500"/>
+                      <wps:cNvPr id="192" name="&quot;[OJ-BA] lpfmq = YVK_&amp;lt;MWNWQK&amp;gt;&lt;br&gt;xqumn 1 = IEO, 2 = &amp;lt;tapgnhCtusu&amp;gt;, 3 = Ezggucie&lt;br&gt;(Kk EI: 4 = Qlmwbmk)&lt;br&gt;hccpBmdxxi = Dclnhprb&quot;" descr="UB_LM_5"/>
+                      <wps:cNvSpPr/>
+                      <wps:spPr>
+                        <a:xfrm>
+                          <a:off x="92964000" y="5143500"/>
                           <a:ext cx="1143000" cy="571500"/>
                         </a:xfrm>
                         <a:prstGeom prst="rect">
@@ -11106,11 +11106,11 @@
                       </wps:bodyPr>
                     </wps:wsp>
                     <wps:wsp>
-                      <wps:cNvPr id="193" name="&quot;[OJ-BA] XG:CFNMPT_HteimUmcednqn&quot;"/>
-                      <wps:cNvSpPr/>
-                      <wps:spPr>
-                        <a:xfrm>
-                          <a:off x="92964000" y="6096000"/>
+                      <wps:cNvPr id="193" name="&quot;[OJ-BA] XG:CFNMPT_HteimUmcednqn&quot;" descr="EK_JZ_5z"/>
+                      <wps:cNvSpPr/>
+                      <wps:spPr>
+                        <a:xfrm>
+                          <a:off x="92964000" y="6477000"/>
                           <a:ext cx="1143000" cy="571500"/>
                         </a:xfrm>
                         <a:prstGeom prst="rect">
@@ -11165,11 +11165,11 @@
                       </wps:bodyPr>
                     </wps:wsp>
                     <wps:wsp>
-                      <wps:cNvPr id="194" name="SA_GY_3"/>
-                      <wps:cNvSpPr/>
-                      <wps:spPr>
-                        <a:xfrm>
-                          <a:off x="68961000" y="0"/>
+                      <wps:cNvPr id="194" name="SA_GY_3" descr="SA_GY_3"/>
+                      <wps:cNvSpPr/>
+                      <wps:spPr>
+                        <a:xfrm>
+                          <a:off x="68961000" y="381000"/>
                           <a:ext cx="1143000" cy="571500"/>
                         </a:xfrm>
                         <a:prstGeom prst="rect">
@@ -11224,11 +11224,11 @@
                       </wps:bodyPr>
                     </wps:wsp>
                     <wps:wsp>
-                      <wps:cNvPr id="195" name="&quot;[OJ-XR] Qwer 2 bxdfygk&quot;"/>
-                      <wps:cNvSpPr/>
-                      <wps:spPr>
-                        <a:xfrm>
-                          <a:off x="68961000" y="1714500"/>
+                      <wps:cNvPr id="195" name="&quot;[OJ-XR] Qwer 2 bxdfygk&quot;" descr="VC_BY_3o"/>
+                      <wps:cNvSpPr/>
+                      <wps:spPr>
+                        <a:xfrm>
+                          <a:off x="68961000" y="2095500"/>
                           <a:ext cx="1143000" cy="571500"/>
                         </a:xfrm>
                         <a:prstGeom prst="rect">
@@ -11283,11 +11283,11 @@
                       </wps:bodyPr>
                     </wps:wsp>
                     <wps:wsp>
-                      <wps:cNvPr id="196" name="&quot;[OJ-XR] Zypwptoe sd: 877.440.6943&quot;"/>
-                      <wps:cNvSpPr/>
-                      <wps:spPr>
-                        <a:xfrm>
-                          <a:off x="68961000" y="3048000"/>
+                      <wps:cNvPr id="196" name="&quot;[OJ-XR] Zypwptoe sd: 877.440.6943&quot;" descr="TM_AH_3p"/>
+                      <wps:cNvSpPr/>
+                      <wps:spPr>
+                        <a:xfrm>
+                          <a:off x="68961000" y="3429000"/>
                           <a:ext cx="1143000" cy="571500"/>
                         </a:xfrm>
                         <a:prstGeom prst="rect">
@@ -11342,11 +11342,11 @@
                       </wps:bodyPr>
                     </wps:wsp>
                     <wps:wsp>
-                      <wps:cNvPr id="197" name="ZX_UP_4"/>
-                      <wps:cNvSpPr/>
-                      <wps:spPr>
-                        <a:xfrm>
-                          <a:off x="94678500" y="0"/>
+                      <wps:cNvPr id="197" name="ZX_UP_4" descr="ZX_UP_4"/>
+                      <wps:cNvSpPr/>
+                      <wps:spPr>
+                        <a:xfrm>
+                          <a:off x="94678500" y="381000"/>
                           <a:ext cx="1143000" cy="571500"/>
                         </a:xfrm>
                         <a:prstGeom prst="rect">
@@ -11401,11 +11401,11 @@
                       </wps:bodyPr>
                     </wps:wsp>
                     <wps:wsp>
-                      <wps:cNvPr id="198" name="&quot;[OJ-XR] 🔊 URJZRL_VUC_KVRA&lt;br&gt;Ksr kveaxypt ake sd dhelxf tggk Xnniuky mc IG&lt;br&gt;mczkobai rg ia vicnknes piv hyap qw mtrh ahzxvt.&quot;"/>
-                      <wps:cNvSpPr/>
-                      <wps:spPr>
-                        <a:xfrm>
-                          <a:off x="94678500" y="1714500"/>
+                      <wps:cNvPr id="198" name="&quot;[OJ-XR] 🔊 URJZRL_VUC_KVRA&lt;br&gt;Ksr kveaxypt ake sd dhelxf tggk Xnniuky mc IG&lt;br&gt;mczkobai rg ia vicnknes piv hyap qw mtrh ahzxvt.&quot;" descr="KG_MY_5"/>
+                      <wps:cNvSpPr/>
+                      <wps:spPr>
+                        <a:xfrm>
+                          <a:off x="94678500" y="2095500"/>
                           <a:ext cx="1143000" cy="571500"/>
                         </a:xfrm>
                         <a:prstGeom prst="rect">
@@ -11460,11 +11460,11 @@
                       </wps:bodyPr>
                     </wps:wsp>
                     <wps:wsp>
-                      <wps:cNvPr id="199" name="&quot;[OJ-XR] Qwer 5 bxdfygk&quot;"/>
-                      <wps:cNvSpPr/>
-                      <wps:spPr>
-                        <a:xfrm>
-                          <a:off x="94678500" y="3048000"/>
+                      <wps:cNvPr id="199" name="&quot;[OJ-XR] Qwer 5 bxdfygk&quot;" descr="WZ_AY_6"/>
+                      <wps:cNvSpPr/>
+                      <wps:spPr>
+                        <a:xfrm>
+                          <a:off x="94678500" y="3429000"/>
                           <a:ext cx="1143000" cy="571500"/>
                         </a:xfrm>
                         <a:prstGeom prst="rect">
@@ -11519,11 +11519,11 @@
                       </wps:bodyPr>
                     </wps:wsp>
                     <wps:wsp>
-                      <wps:cNvPr id="200" name="&quot;[OJ-XR] Jamvp&lt;br&gt;Urxwl ?&quot;"/>
-                      <wps:cNvSpPr/>
-                      <wps:spPr>
-                        <a:xfrm>
-                          <a:off x="94678500" y="4762500"/>
+                      <wps:cNvPr id="200" name="&quot;[OJ-XR] Jamvp&lt;br&gt;Urxwl ?&quot;" descr="CI_KC_7"/>
+                      <wps:cNvSpPr/>
+                      <wps:spPr>
+                        <a:xfrm>
+                          <a:off x="94678500" y="5143500"/>
                           <a:ext cx="1143000" cy="571500"/>
                         </a:xfrm>
                         <a:prstGeom prst="rect">
@@ -11578,11 +11578,11 @@
                       </wps:bodyPr>
                     </wps:wsp>
                     <wps:wsp>
-                      <wps:cNvPr id="201" name="AX_NN_8"/>
-                      <wps:cNvSpPr/>
-                      <wps:spPr>
-                        <a:xfrm>
-                          <a:off x="87820500" y="0"/>
+                      <wps:cNvPr id="201" name="AX_NN_8" descr="AX_NN_8"/>
+                      <wps:cNvSpPr/>
+                      <wps:spPr>
+                        <a:xfrm>
+                          <a:off x="87820500" y="381000"/>
                           <a:ext cx="1143000" cy="571500"/>
                         </a:xfrm>
                         <a:prstGeom prst="rect">
@@ -11637,11 +11637,11 @@
                       </wps:bodyPr>
                     </wps:wsp>
                     <wps:wsp>
-                      <wps:cNvPr id="202" name="&quot;[OJ-XR] XG:CFNMPT_HteimUmcednqn&quot;"/>
-                      <wps:cNvSpPr/>
-                      <wps:spPr>
-                        <a:xfrm>
-                          <a:off x="87820500" y="1714500"/>
+                      <wps:cNvPr id="202" name="&quot;[OJ-XR] XG:CFNMPT_HteimUmcednqn&quot;" descr="KE_LO_8i"/>
+                      <wps:cNvSpPr/>
+                      <wps:spPr>
+                        <a:xfrm>
+                          <a:off x="87820500" y="2095500"/>
                           <a:ext cx="1143000" cy="571500"/>
                         </a:xfrm>
                         <a:prstGeom prst="rect">
@@ -11696,11 +11696,11 @@
                       </wps:bodyPr>
                     </wps:wsp>
                     <wps:wsp>
-                      <wps:cNvPr id="203" name="NQ_SG_2"/>
-                      <wps:cNvSpPr/>
-                      <wps:spPr>
-                        <a:xfrm>
-                          <a:off x="96393000" y="0"/>
+                      <wps:cNvPr id="203" name="NQ_SG_2" descr="NQ_SG_2"/>
+                      <wps:cNvSpPr/>
+                      <wps:spPr>
+                        <a:xfrm>
+                          <a:off x="96393000" y="381000"/>
                           <a:ext cx="1143000" cy="571500"/>
                         </a:xfrm>
                         <a:prstGeom prst="rect">
@@ -11755,11 +11755,11 @@
                       </wps:bodyPr>
                     </wps:wsp>
                     <wps:wsp>
-                      <wps:cNvPr id="204" name="&quot;[OJ-UA] 🔊 LFUCCA_KEP_Tpembjqo_Hwrn_Sfdewy&lt;br&gt;Ksr bucqhdy ake sd dhelxf LMC Pxiecowu Zuocfouglo&lt;br&gt;snysza fxagosxft rg ia vicnknes piv hyap qw mtrh ahzxvt.&quot;"/>
-                      <wps:cNvSpPr/>
-                      <wps:spPr>
-                        <a:xfrm>
-                          <a:off x="96393000" y="1714500"/>
+                      <wps:cNvPr id="204" name="&quot;[OJ-UA] 🔊 LFUCCA_KEP_Tpembjqo_Hwrn_Sfdewy&lt;br&gt;Ksr bucqhdy ake sd dhelxf LMC Pxiecowu Zuocfouglo&lt;br&gt;snysza fxagosxft rg ia vicnknes piv hyap qw mtrh ahzxvt.&quot;" descr="FQ_HK_3"/>
+                      <wps:cNvSpPr/>
+                      <wps:spPr>
+                        <a:xfrm>
+                          <a:off x="96393000" y="2095500"/>
                           <a:ext cx="1143000" cy="571500"/>
                         </a:xfrm>
                         <a:prstGeom prst="rect">
@@ -11814,11 +11814,11 @@
                       </wps:bodyPr>
                     </wps:wsp>
                     <wps:wsp>
-                      <wps:cNvPr id="205" name="&quot;[OJ-UA] Qwer 5 bxdfygk&quot;"/>
-                      <wps:cNvSpPr/>
-                      <wps:spPr>
-                        <a:xfrm>
-                          <a:off x="96393000" y="3048000"/>
+                      <wps:cNvPr id="205" name="&quot;[OJ-UA] Qwer 5 bxdfygk&quot;" descr="JT_OC_4"/>
+                      <wps:cNvSpPr/>
+                      <wps:spPr>
+                        <a:xfrm>
+                          <a:off x="96393000" y="3429000"/>
                           <a:ext cx="1143000" cy="571500"/>
                         </a:xfrm>
                         <a:prstGeom prst="rect">
@@ -11873,11 +11873,11 @@
                       </wps:bodyPr>
                     </wps:wsp>
                     <wps:wsp>
-                      <wps:cNvPr id="206" name="&quot;[OJ-UA] lpfmq = RES_&amp;lt;MWNWQK&amp;gt;&lt;br&gt;xqumn 1 = GDG, 2 = &amp;lt;tapgnhCtusu&amp;gt;_Fvkf, 3 = Zuocfouglo&lt;br&gt;(Kk EI: 4 = Qlmwbmk)&lt;br&gt;hccpBmdxxi = Pxiecowu Pxak Ugynla&quot;"/>
-                      <wps:cNvSpPr/>
-                      <wps:spPr>
-                        <a:xfrm>
-                          <a:off x="96393000" y="4762500"/>
+                      <wps:cNvPr id="206" name="&quot;[OJ-UA] lpfmq = RES_&amp;lt;MWNWQK&amp;gt;&lt;br&gt;xqumn 1 = GDG, 2 = &amp;lt;tapgnhCtusu&amp;gt;_Fvkf, 3 = Zuocfouglo&lt;br&gt;(Kk EI: 4 = Qlmwbmk)&lt;br&gt;hccpBmdxxi = Pxiecowu Pxak Ugynla&quot;" descr="RL_ZN_5"/>
+                      <wps:cNvSpPr/>
+                      <wps:spPr>
+                        <a:xfrm>
+                          <a:off x="96393000" y="5143500"/>
                           <a:ext cx="1143000" cy="571500"/>
                         </a:xfrm>
                         <a:prstGeom prst="rect">
@@ -11932,11 +11932,11 @@
                       </wps:bodyPr>
                     </wps:wsp>
                     <wps:wsp>
-                      <wps:cNvPr id="207" name="&quot;[OJ-UA] XG:CFNMPT_HteimUmcednqn&quot;"/>
-                      <wps:cNvSpPr/>
-                      <wps:spPr>
-                        <a:xfrm>
-                          <a:off x="96393000" y="6096000"/>
+                      <wps:cNvPr id="207" name="&quot;[OJ-UA] XG:CFNMPT_HteimUmcednqn&quot;" descr="XG_TT_5l"/>
+                      <wps:cNvSpPr/>
+                      <wps:spPr>
+                        <a:xfrm>
+                          <a:off x="96393000" y="6477000"/>
                           <a:ext cx="1143000" cy="571500"/>
                         </a:xfrm>
                         <a:prstGeom prst="rect">
@@ -11991,11 +11991,11 @@
                       </wps:bodyPr>
                     </wps:wsp>
                     <wps:wsp>
-                      <wps:cNvPr id="208" name="NG_TA_2"/>
-                      <wps:cNvSpPr/>
-                      <wps:spPr>
-                        <a:xfrm>
-                          <a:off x="98107500" y="0"/>
+                      <wps:cNvPr id="208" name="NG_TA_2" descr="NG_TA_2"/>
+                      <wps:cNvSpPr/>
+                      <wps:spPr>
+                        <a:xfrm>
+                          <a:off x="98107500" y="381000"/>
                           <a:ext cx="1143000" cy="571500"/>
                         </a:xfrm>
                         <a:prstGeom prst="rect">
@@ -12050,11 +12050,11 @@
                       </wps:bodyPr>
                     </wps:wsp>
                     <wps:wsp>
-                      <wps:cNvPr id="209" name="&quot;[OJ-OK] 🔊 ZPGYUZ_HQZ_Owj_Ehoohw&lt;br&gt;Ksr bucqhdy ake sd dhelxf LMC rso ktp nswv&lt;br&gt;jwr kygyss yfpuebanb rg ia vicnknes piv hyap qw mtrh ahzxvt.&quot;"/>
-                      <wps:cNvSpPr/>
-                      <wps:spPr>
-                        <a:xfrm>
-                          <a:off x="98107500" y="1714500"/>
+                      <wps:cNvPr id="209" name="&quot;[OJ-OK] 🔊 ZPGYUZ_HQZ_Owj_Ehoohw&lt;br&gt;Ksr bucqhdy ake sd dhelxf LMC rso ktp nswv&lt;br&gt;jwr kygyss yfpuebanb rg ia vicnknes piv hyap qw mtrh ahzxvt.&quot;" descr="CZ_SB_3"/>
+                      <wps:cNvSpPr/>
+                      <wps:spPr>
+                        <a:xfrm>
+                          <a:off x="98107500" y="2095500"/>
                           <a:ext cx="1143000" cy="571500"/>
                         </a:xfrm>
                         <a:prstGeom prst="rect">
@@ -12109,11 +12109,11 @@
                       </wps:bodyPr>
                     </wps:wsp>
                     <wps:wsp>
-                      <wps:cNvPr id="210" name="&quot;[OJ-OK] Qwer 5 bxdfygk&quot;"/>
-                      <wps:cNvSpPr/>
-                      <wps:spPr>
-                        <a:xfrm>
-                          <a:off x="98107500" y="3048000"/>
+                      <wps:cNvPr id="210" name="&quot;[OJ-OK] Qwer 5 bxdfygk&quot;" descr="HS_HA_4"/>
+                      <wps:cNvSpPr/>
+                      <wps:spPr>
+                        <a:xfrm>
+                          <a:off x="98107500" y="3429000"/>
                           <a:ext cx="1143000" cy="571500"/>
                         </a:xfrm>
                         <a:prstGeom prst="rect">
@@ -12168,11 +12168,11 @@
                       </wps:bodyPr>
                     </wps:wsp>
                     <wps:wsp>
-                      <wps:cNvPr id="211" name="&quot;[OJ-OK] lpfmq = YVK_&amp;lt;MWNWQK&amp;gt;&lt;br&gt;xqumn 1 = IEO, 2 = &amp;lt;tapgnhCtusu&amp;gt;, 3 = Zuocfouglo&lt;br&gt;(Kk EI: 4 = Qlmwbmk)&lt;br&gt;hccpBmdxxi = Gvj Qlltod&quot;"/>
-                      <wps:cNvSpPr/>
-                      <wps:spPr>
-                        <a:xfrm>
-                          <a:off x="98107500" y="4762500"/>
+                      <wps:cNvPr id="211" name="&quot;[OJ-OK] lpfmq = YVK_&amp;lt;MWNWQK&amp;gt;&lt;br&gt;xqumn 1 = IEO, 2 = &amp;lt;tapgnhCtusu&amp;gt;, 3 = Zuocfouglo&lt;br&gt;(Kk EI: 4 = Qlmwbmk)&lt;br&gt;hccpBmdxxi = Gvj Qlltod&quot;" descr="FQ_CK_5"/>
+                      <wps:cNvSpPr/>
+                      <wps:spPr>
+                        <a:xfrm>
+                          <a:off x="98107500" y="5143500"/>
                           <a:ext cx="1143000" cy="571500"/>
                         </a:xfrm>
                         <a:prstGeom prst="rect">
@@ -12227,11 +12227,11 @@
                       </wps:bodyPr>
                     </wps:wsp>
                     <wps:wsp>
-                      <wps:cNvPr id="212" name="&quot;[OJ-OK] XG:CFNMPT_HteimUmcednqn&quot;"/>
-                      <wps:cNvSpPr/>
-                      <wps:spPr>
-                        <a:xfrm>
-                          <a:off x="98107500" y="6096000"/>
+                      <wps:cNvPr id="212" name="&quot;[OJ-OK] XG:CFNMPT_HteimUmcednqn&quot;" descr="QD_KA_5i"/>
+                      <wps:cNvSpPr/>
+                      <wps:spPr>
+                        <a:xfrm>
+                          <a:off x="98107500" y="6477000"/>
                           <a:ext cx="1143000" cy="571500"/>
                         </a:xfrm>
                         <a:prstGeom prst="rect">
@@ -12286,11 +12286,11 @@
                       </wps:bodyPr>
                     </wps:wsp>
                     <wps:wsp>
-                      <wps:cNvPr id="213" name="IF_HV_2"/>
-                      <wps:cNvSpPr/>
-                      <wps:spPr>
-                        <a:xfrm>
-                          <a:off x="99822000" y="0"/>
+                      <wps:cNvPr id="213" name="IF_HV_2" descr="IF_HV_2"/>
+                      <wps:cNvSpPr/>
+                      <wps:spPr>
+                        <a:xfrm>
+                          <a:off x="99822000" y="381000"/>
                           <a:ext cx="1143000" cy="571500"/>
                         </a:xfrm>
                         <a:prstGeom prst="rect">
@@ -12345,11 +12345,11 @@
                       </wps:bodyPr>
                     </wps:wsp>
                     <wps:wsp>
-                      <wps:cNvPr id="214" name="&quot;[OJ-FZ] 🔊 LZIJFD_FRO_Fnsi_Zgyyec&lt;br&gt;Ik aqp edtjzr uayb gfaq xbox olfqrgp.&lt;br&gt;Nzttd xbox olfqrgp ktmublw x wuqcrn tjyyj.&quot;"/>
-                      <wps:cNvSpPr/>
-                      <wps:spPr>
-                        <a:xfrm>
-                          <a:off x="99822000" y="1714500"/>
+                      <wps:cNvPr id="214" name="&quot;[OJ-FZ] 🔊 LZIJFD_FRO_Fnsi_Zgyyec&lt;br&gt;Ik aqp edtjzr uayb gfaq xbox olfqrgp.&lt;br&gt;Nzttd xbox olfqrgp ktmublw x wuqcrn tjyyj.&quot;" descr="VN_OF_3"/>
+                      <wps:cNvSpPr/>
+                      <wps:spPr>
+                        <a:xfrm>
+                          <a:off x="99822000" y="2095500"/>
                           <a:ext cx="1143000" cy="571500"/>
                         </a:xfrm>
                         <a:prstGeom prst="rect">
@@ -12404,11 +12404,11 @@
                       </wps:bodyPr>
                     </wps:wsp>
                     <wps:wsp>
-                      <wps:cNvPr id="215" name="&quot;[OJ-FZ] Qwer 5 bxdfygk&quot;"/>
-                      <wps:cNvSpPr/>
-                      <wps:spPr>
-                        <a:xfrm>
-                          <a:off x="99822000" y="3048000"/>
+                      <wps:cNvPr id="215" name="&quot;[OJ-FZ] Qwer 5 bxdfygk&quot;" descr="ED_QQ_4"/>
+                      <wps:cNvSpPr/>
+                      <wps:spPr>
+                        <a:xfrm>
+                          <a:off x="99822000" y="3429000"/>
                           <a:ext cx="1143000" cy="571500"/>
                         </a:xfrm>
                         <a:prstGeom prst="rect">
@@ -12463,11 +12463,11 @@
                       </wps:bodyPr>
                     </wps:wsp>
                     <wps:wsp>
-                      <wps:cNvPr id="216" name="&quot;[OJ-FZ] 🔊 TEHZPW_BBH_Elfdm&lt;br&gt;Dod fs bejgnfn rvh sd jd ubljn.&quot;"/>
-                      <wps:cNvSpPr/>
-                      <wps:spPr>
-                        <a:xfrm>
-                          <a:off x="99822000" y="4762500"/>
+                      <wps:cNvPr id="216" name="&quot;[OJ-FZ] 🔊 TEHZPW_BBH_Elfdm&lt;br&gt;Dod fs bejgnfn rvh sd jd ubljn.&quot;" descr="HX_WS_5"/>
+                      <wps:cNvSpPr/>
+                      <wps:spPr>
+                        <a:xfrm>
+                          <a:off x="99822000" y="5143500"/>
                           <a:ext cx="1143000" cy="571500"/>
                         </a:xfrm>
                         <a:prstGeom prst="rect">
@@ -12522,11 +12522,11 @@
                       </wps:bodyPr>
                     </wps:wsp>
                     <wps:wsp>
-                      <wps:cNvPr id="217" name="EU_JA_2"/>
-                      <wps:cNvSpPr/>
-                      <wps:spPr>
-                        <a:xfrm>
-                          <a:off x="82677000" y="0"/>
+                      <wps:cNvPr id="217" name="EU_JA_2" descr="EU_JA_2"/>
+                      <wps:cNvSpPr/>
+                      <wps:spPr>
+                        <a:xfrm>
+                          <a:off x="82677000" y="381000"/>
                           <a:ext cx="1143000" cy="571500"/>
                         </a:xfrm>
                         <a:prstGeom prst="rect">
@@ -12581,11 +12581,11 @@
                       </wps:bodyPr>
                     </wps:wsp>
                     <wps:wsp>
-                      <wps:cNvPr id="218" name="&quot;[OJ-IG] 🔊 KXXAVC_ZZG_TWW&lt;br&gt;LMC Djljjhsw aqp edtjzr uayb Omiinqlasjckq Chvbvbi Fmmnnyq&lt;br&gt;ktp yjlcconj-pree dnvrms oxmczcgl.&quot;"/>
-                      <wps:cNvSpPr/>
-                      <wps:spPr>
-                        <a:xfrm>
-                          <a:off x="82677000" y="1714500"/>
+                      <wps:cNvPr id="218" name="&quot;[OJ-IG] 🔊 KXXAVC_ZZG_TWW&lt;br&gt;LMC Djljjhsw aqp edtjzr uayb Omiinqlasjckq Chvbvbi Fmmnnyq&lt;br&gt;ktp yjlcconj-pree dnvrms oxmczcgl.&quot;" descr="XE_FV_3"/>
+                      <wps:cNvSpPr/>
+                      <wps:spPr>
+                        <a:xfrm>
+                          <a:off x="82677000" y="2095500"/>
                           <a:ext cx="1143000" cy="571500"/>
                         </a:xfrm>
                         <a:prstGeom prst="rect">
@@ -12640,11 +12640,11 @@
                       </wps:bodyPr>
                     </wps:wsp>
                     <wps:wsp>
-                      <wps:cNvPr id="219" name="&quot;[OJ-IG] Qwer 5 bxdfygk&quot;"/>
-                      <wps:cNvSpPr/>
-                      <wps:spPr>
-                        <a:xfrm>
-                          <a:off x="82677000" y="3048000"/>
+                      <wps:cNvPr id="219" name="&quot;[OJ-IG] Qwer 5 bxdfygk&quot;" descr="OJ_HM_4"/>
+                      <wps:cNvSpPr/>
+                      <wps:spPr>
+                        <a:xfrm>
+                          <a:off x="82677000" y="3429000"/>
                           <a:ext cx="1143000" cy="571500"/>
                         </a:xfrm>
                         <a:prstGeom prst="rect">
@@ -12699,11 +12699,11 @@
                       </wps:bodyPr>
                     </wps:wsp>
                     <wps:wsp>
-                      <wps:cNvPr id="220" name="PS_NH_2"/>
-                      <wps:cNvSpPr/>
-                      <wps:spPr>
-                        <a:xfrm>
-                          <a:off x="84391500" y="0"/>
+                      <wps:cNvPr id="220" name="PS_NH_2" descr="PS_NH_2"/>
+                      <wps:cNvSpPr/>
+                      <wps:spPr>
+                        <a:xfrm>
+                          <a:off x="84391500" y="381000"/>
                           <a:ext cx="1143000" cy="571500"/>
                         </a:xfrm>
                         <a:prstGeom prst="rect">
@@ -12758,11 +12758,11 @@
                       </wps:bodyPr>
                     </wps:wsp>
                     <wps:wsp>
-                      <wps:cNvPr id="221" name="&quot;[OJ-VS] 🔊 VWDBIX_MEG_VTUH&lt;br&gt;Ju x LMC fbmskq, rvh jmh hyho ldls tm tggk gbgsf Tyucjt.&lt;br&gt;Jdye dhelxf hyho pepwbik Vzgqweugv, YsdrFoho eaa bvn iwf.&quot;"/>
-                      <wps:cNvSpPr/>
-                      <wps:spPr>
-                        <a:xfrm>
-                          <a:off x="84391500" y="1714500"/>
+                      <wps:cNvPr id="221" name="&quot;[OJ-VS] 🔊 VWDBIX_MEG_VTUH&lt;br&gt;Ju x LMC fbmskq, rvh jmh hyho ldls tm tggk gbgsf Tyucjt.&lt;br&gt;Jdye dhelxf hyho pepwbik Vzgqweugv, YsdrFoho eaa bvn iwf.&quot;" descr="ZX_BX_3"/>
+                      <wps:cNvSpPr/>
+                      <wps:spPr>
+                        <a:xfrm>
+                          <a:off x="84391500" y="2095500"/>
                           <a:ext cx="1143000" cy="571500"/>
                         </a:xfrm>
                         <a:prstGeom prst="rect">
@@ -12817,11 +12817,11 @@
                       </wps:bodyPr>
                     </wps:wsp>
                     <wps:wsp>
-                      <wps:cNvPr id="222" name="&quot;[OJ-VS] Qwer 5 bxdfygk&quot;"/>
-                      <wps:cNvSpPr/>
-                      <wps:spPr>
-                        <a:xfrm>
-                          <a:off x="84391500" y="3048000"/>
+                      <wps:cNvPr id="222" name="&quot;[OJ-VS] Qwer 5 bxdfygk&quot;" descr="CL_NK_4"/>
+                      <wps:cNvSpPr/>
+                      <wps:spPr>
+                        <a:xfrm>
+                          <a:off x="84391500" y="3429000"/>
                           <a:ext cx="1143000" cy="571500"/>
                         </a:xfrm>
                         <a:prstGeom prst="rect">
@@ -12876,11 +12876,11 @@
                       </wps:bodyPr>
                     </wps:wsp>
                     <wps:wsp>
-                      <wps:cNvPr id="223" name="FD_PA_3"/>
-                      <wps:cNvSpPr/>
-                      <wps:spPr>
-                        <a:xfrm>
-                          <a:off x="103251000" y="0"/>
+                      <wps:cNvPr id="223" name="FD_PA_3" descr="FD_PA_3"/>
+                      <wps:cNvSpPr/>
+                      <wps:spPr>
+                        <a:xfrm>
+                          <a:off x="103251000" y="381000"/>
                           <a:ext cx="1143000" cy="571500"/>
                         </a:xfrm>
                         <a:prstGeom prst="rect">
@@ -12935,11 +12935,11 @@
                       </wps:bodyPr>
                     </wps:wsp>
                     <wps:wsp>
-                      <wps:cNvPr id="224" name="&quot;[OJ-ES] 🔊 RKGJOT_FRU_Obsjszdyy_Tfvqhi&lt;br&gt;Difub qfbo egfzb mczkobai ia vicnknes piv hyap.&quot;"/>
-                      <wps:cNvSpPr/>
-                      <wps:spPr>
-                        <a:xfrm>
-                          <a:off x="103251000" y="1714500"/>
+                      <wps:cNvPr id="224" name="&quot;[OJ-ES] 🔊 RKGJOT_FRU_Obsjszdyy_Tfvqhi&lt;br&gt;Difub qfbo egfzb mczkobai ia vicnknes piv hyap.&quot;" descr="VP_MC_4"/>
+                      <wps:cNvSpPr/>
+                      <wps:spPr>
+                        <a:xfrm>
+                          <a:off x="103251000" y="2095500"/>
                           <a:ext cx="1143000" cy="571500"/>
                         </a:xfrm>
                         <a:prstGeom prst="rect">
@@ -12994,11 +12994,11 @@
                       </wps:bodyPr>
                     </wps:wsp>
                     <wps:wsp>
-                      <wps:cNvPr id="225" name="&quot;[OJ-ES] Qwer 5 bxdfygk&quot;"/>
-                      <wps:cNvSpPr/>
-                      <wps:spPr>
-                        <a:xfrm>
-                          <a:off x="103251000" y="3048000"/>
+                      <wps:cNvPr id="225" name="&quot;[OJ-ES] Qwer 5 bxdfygk&quot;" descr="SY_HO_5"/>
+                      <wps:cNvSpPr/>
+                      <wps:spPr>
+                        <a:xfrm>
+                          <a:off x="103251000" y="3429000"/>
                           <a:ext cx="1143000" cy="571500"/>
                         </a:xfrm>
                         <a:prstGeom prst="rect">
@@ -13053,11 +13053,11 @@
                       </wps:bodyPr>
                     </wps:wsp>
                     <wps:wsp>
-                      <wps:cNvPr id="226" name="&quot;[OJ-ES] 🔊 TEHZPW_BBH_Elfdm&lt;br&gt;Dod fs bejgnfn rvh sd jd ubljn.&quot;"/>
-                      <wps:cNvSpPr/>
-                      <wps:spPr>
-                        <a:xfrm>
-                          <a:off x="103251000" y="4762500"/>
+                      <wps:cNvPr id="226" name="&quot;[OJ-ES] 🔊 TEHZPW_BBH_Elfdm&lt;br&gt;Dod fs bejgnfn rvh sd jd ubljn.&quot;" descr="HI_UL_5q"/>
+                      <wps:cNvSpPr/>
+                      <wps:spPr>
+                        <a:xfrm>
+                          <a:off x="103251000" y="5143500"/>
                           <a:ext cx="1143000" cy="571500"/>
                         </a:xfrm>
                         <a:prstGeom prst="rect">
@@ -13112,11 +13112,11 @@
                       </wps:bodyPr>
                     </wps:wsp>
                     <wps:wsp>
-                      <wps:cNvPr id="227" name="&quot;[OJ-ES] Vf: Sshjb&lt;br&gt;lpfmq = YVK_&amp;lt;MWNWQK&amp;gt;&lt;br&gt;xqumn 1 = IEO, 2 = &amp;lt;tapgnhCtusu&amp;gt;, 3 = Ezggucie&lt;br&gt;(Kk EI: 4 = Qlmwbmk)&lt;br&gt;hccpBmdxxi = Cjcwxluen Xlvcxk&quot;"/>
-                      <wps:cNvSpPr/>
-                      <wps:spPr>
-                        <a:xfrm>
-                          <a:off x="103251000" y="6096000"/>
+                      <wps:cNvPr id="227" name="&quot;[OJ-ES] Vf: Sshjb&lt;br&gt;lpfmq = YVK_&amp;lt;MWNWQK&amp;gt;&lt;br&gt;xqumn 1 = IEO, 2 = &amp;lt;tapgnhCtusu&amp;gt;, 3 = Ezggucie&lt;br&gt;(Kk EI: 4 = Qlmwbmk)&lt;br&gt;hccpBmdxxi = Cjcwxluen Xlvcxk&quot;" descr="YH_UD_5t"/>
+                      <wps:cNvSpPr/>
+                      <wps:spPr>
+                        <a:xfrm>
+                          <a:off x="103251000" y="6477000"/>
                           <a:ext cx="1143000" cy="571500"/>
                         </a:xfrm>
                         <a:prstGeom prst="rect">
@@ -13171,11 +13171,11 @@
                       </wps:bodyPr>
                     </wps:wsp>
                     <wps:wsp>
-                      <wps:cNvPr id="228" name="QQ_IU_9"/>
-                      <wps:cNvSpPr/>
-                      <wps:spPr>
-                        <a:xfrm>
-                          <a:off x="106680000" y="0"/>
+                      <wps:cNvPr id="228" name="QQ_IU_9" descr="QQ_IU_9"/>
+                      <wps:cNvSpPr/>
+                      <wps:spPr>
+                        <a:xfrm>
+                          <a:off x="106680000" y="381000"/>
                           <a:ext cx="1143000" cy="571500"/>
                         </a:xfrm>
                         <a:prstGeom prst="rect">
@@ -13230,11 +13230,11 @@
                       </wps:bodyPr>
                     </wps:wsp>
                     <wps:wsp>
-                      <wps:cNvPr id="229" name="&quot;[OJ-ES] 🔊 GGEOFR_IAN_Xvvhugqxf_Nowohejgu&lt;br&gt;Difub egfzb qjfsxnnlm mczkobai ia vicnknes piv hyap.&quot;"/>
-                      <wps:cNvSpPr/>
-                      <wps:spPr>
-                        <a:xfrm>
-                          <a:off x="106680000" y="1714500"/>
+                      <wps:cNvPr id="229" name="&quot;[OJ-ES] 🔊 GGEOFR_IAN_Xvvhugqxf_Nowohejgu&lt;br&gt;Difub egfzb qjfsxnnlm mczkobai ia vicnknes piv hyap.&quot;" descr="DC_FI_10"/>
+                      <wps:cNvSpPr/>
+                      <wps:spPr>
+                        <a:xfrm>
+                          <a:off x="106680000" y="2095500"/>
                           <a:ext cx="1143000" cy="571500"/>
                         </a:xfrm>
                         <a:prstGeom prst="rect">
@@ -13289,11 +13289,11 @@
                       </wps:bodyPr>
                     </wps:wsp>
                     <wps:wsp>
-                      <wps:cNvPr id="230" name="&quot;[OJ-ES] Qwer 5 bxdfygk&quot;"/>
-                      <wps:cNvSpPr/>
-                      <wps:spPr>
-                        <a:xfrm>
-                          <a:off x="106680000" y="3048000"/>
+                      <wps:cNvPr id="230" name="&quot;[OJ-ES] Qwer 5 bxdfygk&quot;" descr="CF_BV_11"/>
+                      <wps:cNvSpPr/>
+                      <wps:spPr>
+                        <a:xfrm>
+                          <a:off x="106680000" y="3429000"/>
                           <a:ext cx="1143000" cy="571500"/>
                         </a:xfrm>
                         <a:prstGeom prst="rect">
@@ -13348,11 +13348,11 @@
                       </wps:bodyPr>
                     </wps:wsp>
                     <wps:wsp>
-                      <wps:cNvPr id="231" name="&quot;[OJ-ES] 🔊 TEHZPW_BBH_Elfdm&lt;br&gt;Dod fs bejgnfn rvh sd jd ubljn.&quot;"/>
-                      <wps:cNvSpPr/>
-                      <wps:spPr>
-                        <a:xfrm>
-                          <a:off x="106680000" y="4762500"/>
+                      <wps:cNvPr id="231" name="&quot;[OJ-ES] 🔊 TEHZPW_BBH_Elfdm&lt;br&gt;Dod fs bejgnfn rvh sd jd ubljn.&quot;" descr="JP_OO_11o"/>
+                      <wps:cNvSpPr/>
+                      <wps:spPr>
+                        <a:xfrm>
+                          <a:off x="106680000" y="5143500"/>
                           <a:ext cx="1143000" cy="571500"/>
                         </a:xfrm>
                         <a:prstGeom prst="rect">
@@ -13407,11 +13407,11 @@
                       </wps:bodyPr>
                     </wps:wsp>
                     <wps:wsp>
-                      <wps:cNvPr id="232" name="&quot;[OJ-ES] XG: Sshjb&lt;br&gt;lpfmq = RES_&amp;lt;MWNWQK&amp;gt;&lt;br&gt;xqumn 1 = GDG, 2 = &amp;lt;tapgnhCtusu&amp;gt;_Fvkf, 3 = &amp;lt;tapgnhCtusu&amp;gt;_Epvj, 4 = Ezggucie&lt;br&gt;(Kk EI: 5 = Qlmwbmk)&lt;br&gt;hccpBmdxxi = Cjcwxluen Hantatvee&lt;br&gt;LP URCSOLIAN -&amp;gt; Bqsfrass: Qczvwknsm&quot;"/>
-                      <wps:cNvSpPr/>
-                      <wps:spPr>
-                        <a:xfrm>
-                          <a:off x="106680000" y="6096000"/>
+                      <wps:cNvPr id="232" name="&quot;[OJ-ES] XG: Sshjb&lt;br&gt;lpfmq = RES_&amp;lt;MWNWQK&amp;gt;&lt;br&gt;xqumn 1 = GDG, 2 = &amp;lt;tapgnhCtusu&amp;gt;_Fvkf, 3 = &amp;lt;tapgnhCtusu&amp;gt;_Epvj, 4 = Ezggucie&lt;br&gt;(Kk EI: 5 = Qlmwbmk)&lt;br&gt;hccpBmdxxi = Cjcwxluen Hantatvee&lt;br&gt;LP URCSOLIAN -&amp;gt; Bqsfrass: Qczvwknsm&quot;" descr="YF_YZ_11c"/>
+                      <wps:cNvSpPr/>
+                      <wps:spPr>
+                        <a:xfrm>
+                          <a:off x="106680000" y="6477000"/>
                           <a:ext cx="1143000" cy="571500"/>
                         </a:xfrm>
                         <a:prstGeom prst="rect">
@@ -13466,11 +13466,11 @@
                       </wps:bodyPr>
                     </wps:wsp>
                     <wps:wsp>
-                      <wps:cNvPr id="233" name="MV_WJ_2"/>
-                      <wps:cNvSpPr/>
-                      <wps:spPr>
-                        <a:xfrm>
-                          <a:off x="101536500" y="0"/>
+                      <wps:cNvPr id="233" name="MV_WJ_2" descr="MV_WJ_2"/>
+                      <wps:cNvSpPr/>
+                      <wps:spPr>
+                        <a:xfrm>
+                          <a:off x="101536500" y="381000"/>
                           <a:ext cx="1143000" cy="571500"/>
                         </a:xfrm>
                         <a:prstGeom prst="rect">
@@ -13525,11 +13525,11 @@
                       </wps:bodyPr>
                     </wps:wsp>
                     <wps:wsp>
-                      <wps:cNvPr id="234" name="&quot;[OJ-SZ-3] CxsiphzjjtJwna ?&quot;"/>
-                      <wps:cNvSpPr/>
-                      <wps:spPr>
-                        <a:xfrm>
-                          <a:off x="101536500" y="1714500"/>
+                      <wps:cNvPr id="234" name="&quot;[OJ-SZ-3] CxsiphzjjtJwna ?&quot;" descr="ML_DF_3"/>
+                      <wps:cNvSpPr/>
+                      <wps:spPr>
+                        <a:xfrm>
+                          <a:off x="101536500" y="2095500"/>
                           <a:ext cx="1143000" cy="571500"/>
                         </a:xfrm>
                         <a:prstGeom prst="rect">
@@ -13584,11 +13584,11 @@
                       </wps:bodyPr>
                     </wps:wsp>
                     <wps:wsp>
-                      <wps:cNvPr id="235" name="YK_FN_A_YJ"/>
-                      <wps:cNvSpPr/>
-                      <wps:spPr>
-                        <a:xfrm>
-                          <a:off x="116967000" y="0"/>
+                      <wps:cNvPr id="235" name="YK_FN_A_YJ" descr="YK_FN_A_YJ"/>
+                      <wps:cNvSpPr/>
+                      <wps:spPr>
+                        <a:xfrm>
+                          <a:off x="116967000" y="381000"/>
                           <a:ext cx="1143000" cy="571500"/>
                         </a:xfrm>
                         <a:prstGeom prst="rect">
@@ -13643,11 +13643,11 @@
                       </wps:bodyPr>
                     </wps:wsp>
                     <wps:wsp>
-                      <wps:cNvPr id="236" name="&quot;[OJ-SZ-R-UN] lpfmq = HNR_UK&lt;br&gt;xqumn 1 = IEO, 2 = &amp;lt;tapgnhCtusu&amp;gt;, 3 = Ezggucie&lt;br&gt;(Kk EI: 4 = Qlmwbmk)&lt;br&gt;hccpBmdxxi = Rgljuy Tgtnujn&quot;"/>
-                      <wps:cNvSpPr/>
-                      <wps:spPr>
-                        <a:xfrm>
-                          <a:off x="116967000" y="1714500"/>
+                      <wps:cNvPr id="236" name="&quot;[OJ-SZ-R-UN] lpfmq = HNR_UK&lt;br&gt;xqumn 1 = IEO, 2 = &amp;lt;tapgnhCtusu&amp;gt;, 3 = Ezggucie&lt;br&gt;(Kk EI: 4 = Qlmwbmk)&lt;br&gt;hccpBmdxxi = Rgljuy Tgtnujn&quot;" descr="FP_GB_M_QK_C"/>
+                      <wps:cNvSpPr/>
+                      <wps:spPr>
+                        <a:xfrm>
+                          <a:off x="116967000" y="2095500"/>
                           <a:ext cx="1143000" cy="571500"/>
                         </a:xfrm>
                         <a:prstGeom prst="rect">
@@ -13702,11 +13702,11 @@
                       </wps:bodyPr>
                     </wps:wsp>
                     <wps:wsp>
-                      <wps:cNvPr id="237" name="&quot;[OJ-SZ-XJ-R] 🔊 TWHQZS_GEF_Ibolqd_Pakggv&lt;br&gt;Ksr bucqhdy ake sd dsey x wuqcrn ckvt rvh&lt;br&gt;rg ia vicnknes piv hyap qw mtrh ahzxvt.&quot;"/>
-                      <wps:cNvSpPr/>
-                      <wps:spPr>
-                        <a:xfrm>
-                          <a:off x="112680750" y="3048000"/>
+                      <wps:cNvPr id="237" name="&quot;[OJ-SZ-XJ-R] 🔊 TWHQZS_GEF_Ibolqd_Pakggv&lt;br&gt;Ksr bucqhdy ake sd dsey x wuqcrn ckvt rvh&lt;br&gt;rg ia vicnknes piv hyap qw mtrh ahzxvt.&quot;" descr="JM_WI_MG_G"/>
+                      <wps:cNvSpPr/>
+                      <wps:spPr>
+                        <a:xfrm>
+                          <a:off x="112680750" y="3429000"/>
                           <a:ext cx="1143000" cy="571500"/>
                         </a:xfrm>
                         <a:prstGeom prst="rect">
@@ -13761,11 +13761,11 @@
                       </wps:bodyPr>
                     </wps:wsp>
                     <wps:wsp>
-                      <wps:cNvPr id="238" name="BB_JX_T_YK"/>
-                      <wps:cNvSpPr/>
-                      <wps:spPr>
-                        <a:xfrm>
-                          <a:off x="115252500" y="0"/>
+                      <wps:cNvPr id="238" name="BB_JX_T_YK" descr="BB_JX_T_YK"/>
+                      <wps:cNvSpPr/>
+                      <wps:spPr>
+                        <a:xfrm>
+                          <a:off x="115252500" y="381000"/>
                           <a:ext cx="1143000" cy="571500"/>
                         </a:xfrm>
                         <a:prstGeom prst="rect">
@@ -13820,11 +13820,11 @@
                       </wps:bodyPr>
                     </wps:wsp>
                     <wps:wsp>
-                      <wps:cNvPr id="239" name="&quot;[OJ-SZ-R-WK] lpfmq = JXQ_OW&lt;br&gt;xqumn 1 = IEO, 2 = &amp;lt;tapgnhCtusu&amp;gt;, 3 = Ezggucie&lt;br&gt;(Kk EI: 4 = Qlmwbmk)&lt;br&gt;hccpBmdxxi = Rgljuy Tgtnujn&quot;"/>
-                      <wps:cNvSpPr/>
-                      <wps:spPr>
-                        <a:xfrm>
-                          <a:off x="115252500" y="1714500"/>
+                      <wps:cNvPr id="239" name="&quot;[OJ-SZ-R-WK] lpfmq = JXQ_OW&lt;br&gt;xqumn 1 = IEO, 2 = &amp;lt;tapgnhCtusu&amp;gt;, 3 = Ezggucie&lt;br&gt;(Kk EI: 4 = Qlmwbmk)&lt;br&gt;hccpBmdxxi = Rgljuy Tgtnujn&quot;" descr="FN_NW_F_LG_K"/>
+                      <wps:cNvSpPr/>
+                      <wps:spPr>
+                        <a:xfrm>
+                          <a:off x="115252500" y="2095500"/>
                           <a:ext cx="1143000" cy="571500"/>
                         </a:xfrm>
                         <a:prstGeom prst="rect">
@@ -13879,11 +13879,11 @@
                       </wps:bodyPr>
                     </wps:wsp>
                     <wps:wsp>
-                      <wps:cNvPr id="240" name="SW_VP_K_RG"/>
-                      <wps:cNvSpPr/>
-                      <wps:spPr>
-                        <a:xfrm>
-                          <a:off x="113538000" y="0"/>
+                      <wps:cNvPr id="240" name="SW_VP_K_RG" descr="SW_VP_K_RG"/>
+                      <wps:cNvSpPr/>
+                      <wps:spPr>
+                        <a:xfrm>
+                          <a:off x="113538000" y="381000"/>
                           <a:ext cx="1143000" cy="571500"/>
                         </a:xfrm>
                         <a:prstGeom prst="rect">
@@ -13938,11 +13938,11 @@
                       </wps:bodyPr>
                     </wps:wsp>
                     <wps:wsp>
-                      <wps:cNvPr id="241" name="&quot;[OJ-SZ-R-KU] lpfmq = RXQ_NR&lt;br&gt;xqumn 1 = IEO, 2 = &amp;lt;tapgnhCtusu&amp;gt;, 3 = Ezggucie&lt;br&gt;(Kk EI: 4 = Qlmwbmk)&lt;br&gt;hccpBmdxxi = Rgljuy Tgtnujn&quot;"/>
-                      <wps:cNvSpPr/>
-                      <wps:spPr>
-                        <a:xfrm>
-                          <a:off x="113538000" y="1714500"/>
+                      <wps:cNvPr id="241" name="&quot;[OJ-SZ-R-KU] lpfmq = RXQ_NR&lt;br&gt;xqumn 1 = IEO, 2 = &amp;lt;tapgnhCtusu&amp;gt;, 3 = Ezggucie&lt;br&gt;(Kk EI: 4 = Qlmwbmk)&lt;br&gt;hccpBmdxxi = Rgljuy Tgtnujn&quot;" descr="ZS_OU_B_IF_G"/>
+                      <wps:cNvSpPr/>
+                      <wps:spPr>
+                        <a:xfrm>
+                          <a:off x="113538000" y="2095500"/>
                           <a:ext cx="1143000" cy="571500"/>
                         </a:xfrm>
                         <a:prstGeom prst="rect">
@@ -13997,11 +13997,11 @@
                       </wps:bodyPr>
                     </wps:wsp>
                     <wps:wsp>
-                      <wps:cNvPr id="242" name="CT_JC_F_FEQK"/>
-                      <wps:cNvSpPr/>
-                      <wps:spPr>
-                        <a:xfrm>
-                          <a:off x="111823500" y="0"/>
+                      <wps:cNvPr id="242" name="CT_JC_F_FEQK" descr="CT_JC_F_FEQK"/>
+                      <wps:cNvSpPr/>
+                      <wps:spPr>
+                        <a:xfrm>
+                          <a:off x="111823500" y="381000"/>
                           <a:ext cx="1143000" cy="571500"/>
                         </a:xfrm>
                         <a:prstGeom prst="rect">
@@ -14056,11 +14056,11 @@
                       </wps:bodyPr>
                     </wps:wsp>
                     <wps:wsp>
-                      <wps:cNvPr id="243" name="&quot;[OJ-SZ-R-ROAD] lpfmq = CXS_RKVT&lt;br&gt;xqumn 1 = IEO, 2 = &amp;lt;tapgnhCtusu&amp;gt;, 3 = Ezggucie&lt;br&gt;(Kk EI: 4 = Qlmwbmk)&lt;br&gt;hccpBmdxxi = Rgljuy Tgtnujn&quot;"/>
-                      <wps:cNvSpPr/>
-                      <wps:spPr>
-                        <a:xfrm>
-                          <a:off x="111823500" y="1714500"/>
+                      <wps:cNvPr id="243" name="&quot;[OJ-SZ-R-ROAD] lpfmq = CXS_RKVT&lt;br&gt;xqumn 1 = IEO, 2 = &amp;lt;tapgnhCtusu&amp;gt;, 3 = Ezggucie&lt;br&gt;(Kk EI: 4 = Qlmwbmk)&lt;br&gt;hccpBmdxxi = Rgljuy Tgtnujn&quot;" descr="ZL_UO_X_MNBM_B"/>
+                      <wps:cNvSpPr/>
+                      <wps:spPr>
+                        <a:xfrm>
+                          <a:off x="111823500" y="2095500"/>
                           <a:ext cx="1143000" cy="571500"/>
                         </a:xfrm>
                         <a:prstGeom prst="rect">
@@ -14115,11 +14115,11 @@
                       </wps:bodyPr>
                     </wps:wsp>
                     <wps:wsp>
-                      <wps:cNvPr id="244" name="FA_JX_Z_OJ"/>
-                      <wps:cNvSpPr/>
-                      <wps:spPr>
-                        <a:xfrm>
-                          <a:off x="110109000" y="0"/>
+                      <wps:cNvPr id="244" name="FA_JX_Z_OJ" descr="FA_JX_Z_OJ"/>
+                      <wps:cNvSpPr/>
+                      <wps:spPr>
+                        <a:xfrm>
+                          <a:off x="110109000" y="381000"/>
                           <a:ext cx="1143000" cy="571500"/>
                         </a:xfrm>
                         <a:prstGeom prst="rect">
@@ -14174,11 +14174,11 @@
                       </wps:bodyPr>
                     </wps:wsp>
                     <wps:wsp>
-                      <wps:cNvPr id="245" name="&quot;[OJ-SZ-R-VU] lpfmq = LAQ_KU&lt;br&gt;xqumn 1 = IEO, 2 = &amp;lt;tapgnhCtusu&amp;gt;, 3 = Ezggucie&lt;br&gt;(Kk EI: 4 = Qlmwbmk)&lt;br&gt;hccpBmdxxi = Rgljuy Tgtnujn&quot;"/>
-                      <wps:cNvSpPr/>
-                      <wps:spPr>
-                        <a:xfrm>
-                          <a:off x="110109000" y="1714500"/>
+                      <wps:cNvPr id="245" name="&quot;[OJ-SZ-R-VU] lpfmq = LAQ_KU&lt;br&gt;xqumn 1 = IEO, 2 = &amp;lt;tapgnhCtusu&amp;gt;, 3 = Ezggucie&lt;br&gt;(Kk EI: 4 = Qlmwbmk)&lt;br&gt;hccpBmdxxi = Rgljuy Tgtnujn&quot;" descr="YO_TF_T_OO_M"/>
+                      <wps:cNvSpPr/>
+                      <wps:spPr>
+                        <a:xfrm>
+                          <a:off x="110109000" y="2095500"/>
                           <a:ext cx="1143000" cy="571500"/>
                         </a:xfrm>
                         <a:prstGeom prst="rect">
@@ -14233,11 +14233,11 @@
                       </wps:bodyPr>
                     </wps:wsp>
                     <wps:wsp>
-                      <wps:cNvPr id="246" name="LE_OR_W_Wiexetq"/>
-                      <wps:cNvSpPr/>
-                      <wps:spPr>
-                        <a:xfrm>
-                          <a:off x="108394500" y="0"/>
+                      <wps:cNvPr id="246" name="LE_OR_W_Wiexetq" descr="LE_OR_W_Wiexetq"/>
+                      <wps:cNvSpPr/>
+                      <wps:spPr>
+                        <a:xfrm>
+                          <a:off x="108394500" y="381000"/>
                           <a:ext cx="1143000" cy="571500"/>
                         </a:xfrm>
                         <a:prstGeom prst="rect">
@@ -14292,11 +14292,11 @@
                       </wps:bodyPr>
                     </wps:wsp>
                     <wps:wsp>
-                      <wps:cNvPr id="247" name="&quot;[OJ-SZ-R-Zonbtty] lpfmq = YVK_&amp;lt;MWNWQK&amp;gt;&lt;br&gt;xqumn 1 = IEO, 2 = &amp;lt;tapgnhCtusu&amp;gt;, 3 = Ezggucie&lt;br&gt;(Kk EI: 4 = Qlmwbmk)&lt;br&gt;hccpBmdxxi = Rgljuy Tgtnujn&quot;"/>
-                      <wps:cNvSpPr/>
-                      <wps:spPr>
-                        <a:xfrm>
-                          <a:off x="108394500" y="1714500"/>
+                      <wps:cNvPr id="247" name="&quot;[OJ-SZ-R-Zonbtty] lpfmq = YVK_&amp;lt;MWNWQK&amp;gt;&lt;br&gt;xqumn 1 = IEO, 2 = &amp;lt;tapgnhCtusu&amp;gt;, 3 = Ezggucie&lt;br&gt;(Kk EI: 4 = Qlmwbmk)&lt;br&gt;hccpBmdxxi = Rgljuy Tgtnujn&quot;" descr="OP_IK_C_Dvggwnc_J"/>
+                      <wps:cNvSpPr/>
+                      <wps:spPr>
+                        <a:xfrm>
+                          <a:off x="108394500" y="2095500"/>
                           <a:ext cx="1143000" cy="571500"/>
                         </a:xfrm>
                         <a:prstGeom prst="rect">
@@ -14351,11 +14351,11 @@
                       </wps:bodyPr>
                     </wps:wsp>
                     <wps:wsp>
-                      <wps:cNvPr id="248" name="&quot;[OJ-SZ-XJ-R] Qwer 5 bxdfygk&quot;"/>
-                      <wps:cNvSpPr/>
-                      <wps:spPr>
-                        <a:xfrm>
-                          <a:off x="112680750" y="4762500"/>
+                      <wps:cNvPr id="248" name="&quot;[OJ-SZ-XJ-R] Qwer 5 bxdfygk&quot;" descr="AZ_CN_CU_T_C"/>
+                      <wps:cNvSpPr/>
+                      <wps:spPr>
+                        <a:xfrm>
+                          <a:off x="112680750" y="5143500"/>
                           <a:ext cx="1143000" cy="571500"/>
                         </a:xfrm>
                         <a:prstGeom prst="rect">
@@ -14410,11 +14410,11 @@
                       </wps:bodyPr>
                     </wps:wsp>
                     <wps:wsp>
-                      <wps:cNvPr id="249" name="&quot;[OJ-SZ-XJ-R] XG:CFNMPT_HteimUmcednqn&quot;"/>
-                      <wps:cNvSpPr/>
-                      <wps:spPr>
-                        <a:xfrm>
-                          <a:off x="112680750" y="6096000"/>
+                      <wps:cNvPr id="249" name="&quot;[OJ-SZ-XJ-R] XG:CFNMPT_HteimUmcednqn&quot;" descr="FL_VN_BA_Q_S"/>
+                      <wps:cNvSpPr/>
+                      <wps:spPr>
+                        <a:xfrm>
+                          <a:off x="112680750" y="6477000"/>
                           <a:ext cx="1143000" cy="571500"/>
                         </a:xfrm>
                         <a:prstGeom prst="rect">
@@ -14469,11 +14469,11 @@
                       </wps:bodyPr>
                     </wps:wsp>
                     <wps:wsp>
-                      <wps:cNvPr id="250" name="IG_AP_C_ZT"/>
-                      <wps:cNvSpPr/>
-                      <wps:spPr>
-                        <a:xfrm>
-                          <a:off x="127254000" y="0"/>
+                      <wps:cNvPr id="250" name="IG_AP_C_ZT" descr="IG_AP_C_ZT"/>
+                      <wps:cNvSpPr/>
+                      <wps:spPr>
+                        <a:xfrm>
+                          <a:off x="127254000" y="381000"/>
                           <a:ext cx="1143000" cy="571500"/>
                         </a:xfrm>
                         <a:prstGeom prst="rect">
@@ -14528,11 +14528,11 @@
                       </wps:bodyPr>
                     </wps:wsp>
                     <wps:wsp>
-                      <wps:cNvPr id="251" name="&quot;[OJ-SZ-C-UN] lpfmq = HNR_UK&lt;br&gt;xqumn 1 = IEO, 2 = &amp;lt;tapgnhCtusu&amp;gt;, 3 = Ezggucie&lt;br&gt;(Kk EI: 4 = Qlmwbmk)&lt;br&gt;hccpBmdxxi = Rgljuy Fckk&quot;"/>
-                      <wps:cNvSpPr/>
-                      <wps:spPr>
-                        <a:xfrm>
-                          <a:off x="127254000" y="1714500"/>
+                      <wps:cNvPr id="251" name="&quot;[OJ-SZ-C-UN] lpfmq = HNR_UK&lt;br&gt;xqumn 1 = IEO, 2 = &amp;lt;tapgnhCtusu&amp;gt;, 3 = Ezggucie&lt;br&gt;(Kk EI: 4 = Qlmwbmk)&lt;br&gt;hccpBmdxxi = Rgljuy Fckk&quot;" descr="PR_XC_Z_GH_R"/>
+                      <wps:cNvSpPr/>
+                      <wps:spPr>
+                        <a:xfrm>
+                          <a:off x="127254000" y="2095500"/>
                           <a:ext cx="1143000" cy="571500"/>
                         </a:xfrm>
                         <a:prstGeom prst="rect">
@@ -14587,11 +14587,11 @@
                       </wps:bodyPr>
                     </wps:wsp>
                     <wps:wsp>
-                      <wps:cNvPr id="252" name="&quot;[OJ-SZ-XJ-C] 🔊 TWHQZS_GEF_Ibolqd_Pakggv&lt;br&gt;Ksr bucqhdy ake sd dsey x wuqcrn ckvt rvh&lt;br&gt;rg ia vicnknes piv hyap qw mtrh ahzxvt.&quot;"/>
-                      <wps:cNvSpPr/>
-                      <wps:spPr>
-                        <a:xfrm>
-                          <a:off x="122967750" y="3048000"/>
+                      <wps:cNvPr id="252" name="&quot;[OJ-SZ-XJ-C] 🔊 TWHQZS_GEF_Ibolqd_Pakggv&lt;br&gt;Ksr bucqhdy ake sd dsey x wuqcrn ckvt rvh&lt;br&gt;rg ia vicnknes piv hyap qw mtrh ahzxvt.&quot;" descr="HC_KM_YX_D"/>
+                      <wps:cNvSpPr/>
+                      <wps:spPr>
+                        <a:xfrm>
+                          <a:off x="122967750" y="3429000"/>
                           <a:ext cx="1143000" cy="571500"/>
                         </a:xfrm>
                         <a:prstGeom prst="rect">
@@ -14646,11 +14646,11 @@
                       </wps:bodyPr>
                     </wps:wsp>
                     <wps:wsp>
-                      <wps:cNvPr id="253" name="KG_DV_M_GV"/>
-                      <wps:cNvSpPr/>
-                      <wps:spPr>
-                        <a:xfrm>
-                          <a:off x="125539500" y="0"/>
+                      <wps:cNvPr id="253" name="KG_DV_M_GV" descr="KG_DV_M_GV"/>
+                      <wps:cNvSpPr/>
+                      <wps:spPr>
+                        <a:xfrm>
+                          <a:off x="125539500" y="381000"/>
                           <a:ext cx="1143000" cy="571500"/>
                         </a:xfrm>
                         <a:prstGeom prst="rect">
@@ -14705,11 +14705,11 @@
                       </wps:bodyPr>
                     </wps:wsp>
                     <wps:wsp>
-                      <wps:cNvPr id="254" name="&quot;[OJ-SZ-C-WK] lpfmq = JXQ_OW&lt;br&gt;xqumn 1 = IEO, 2 = &amp;lt;tapgnhCtusu&amp;gt;, 3 = Ezggucie&lt;br&gt;(Kk EI: 4 = Qlmwbmk)&lt;br&gt;hccpBmdxxi = Rgljuy Fckk&quot;"/>
-                      <wps:cNvSpPr/>
-                      <wps:spPr>
-                        <a:xfrm>
-                          <a:off x="125539500" y="1714500"/>
+                      <wps:cNvPr id="254" name="&quot;[OJ-SZ-C-WK] lpfmq = JXQ_OW&lt;br&gt;xqumn 1 = IEO, 2 = &amp;lt;tapgnhCtusu&amp;gt;, 3 = Ezggucie&lt;br&gt;(Kk EI: 4 = Qlmwbmk)&lt;br&gt;hccpBmdxxi = Rgljuy Fckk&quot;" descr="WI_AE_Q_FK_S"/>
+                      <wps:cNvSpPr/>
+                      <wps:spPr>
+                        <a:xfrm>
+                          <a:off x="125539500" y="2095500"/>
                           <a:ext cx="1143000" cy="571500"/>
                         </a:xfrm>
                         <a:prstGeom prst="rect">
@@ -14764,11 +14764,11 @@
                       </wps:bodyPr>
                     </wps:wsp>
                     <wps:wsp>
-                      <wps:cNvPr id="255" name="DK_NL_D_BI"/>
-                      <wps:cNvSpPr/>
-                      <wps:spPr>
-                        <a:xfrm>
-                          <a:off x="123825000" y="0"/>
+                      <wps:cNvPr id="255" name="DK_NL_D_BI" descr="DK_NL_D_BI"/>
+                      <wps:cNvSpPr/>
+                      <wps:spPr>
+                        <a:xfrm>
+                          <a:off x="123825000" y="381000"/>
                           <a:ext cx="1143000" cy="571500"/>
                         </a:xfrm>
                         <a:prstGeom prst="rect">
@@ -14823,11 +14823,11 @@
                       </wps:bodyPr>
                     </wps:wsp>
                     <wps:wsp>
-                      <wps:cNvPr id="256" name="&quot;[OJ-SZ-C-KU] lpfmq = RXQ_NR&lt;br&gt;xqumn 1 = IEO, 2 = &amp;lt;tapgnhCtusu&amp;gt;, 3 = Ezggucie&lt;br&gt;(Kk EI: 4 = Qlmwbmk)&lt;br&gt;hccpBmdxxi = Rgljuy Fckk&quot;"/>
-                      <wps:cNvSpPr/>
-                      <wps:spPr>
-                        <a:xfrm>
-                          <a:off x="123825000" y="1714500"/>
+                      <wps:cNvPr id="256" name="&quot;[OJ-SZ-C-KU] lpfmq = RXQ_NR&lt;br&gt;xqumn 1 = IEO, 2 = &amp;lt;tapgnhCtusu&amp;gt;, 3 = Ezggucie&lt;br&gt;(Kk EI: 4 = Qlmwbmk)&lt;br&gt;hccpBmdxxi = Rgljuy Fckk&quot;" descr="PU_NQ_D_EW_N"/>
+                      <wps:cNvSpPr/>
+                      <wps:spPr>
+                        <a:xfrm>
+                          <a:off x="123825000" y="2095500"/>
                           <a:ext cx="1143000" cy="571500"/>
                         </a:xfrm>
                         <a:prstGeom prst="rect">
@@ -14882,11 +14882,11 @@
                       </wps:bodyPr>
                     </wps:wsp>
                     <wps:wsp>
-                      <wps:cNvPr id="257" name="KY_DG_T_HZPB"/>
-                      <wps:cNvSpPr/>
-                      <wps:spPr>
-                        <a:xfrm>
-                          <a:off x="122110500" y="0"/>
+                      <wps:cNvPr id="257" name="KY_DG_T_HZPB" descr="KY_DG_T_HZPB"/>
+                      <wps:cNvSpPr/>
+                      <wps:spPr>
+                        <a:xfrm>
+                          <a:off x="122110500" y="381000"/>
                           <a:ext cx="1143000" cy="571500"/>
                         </a:xfrm>
                         <a:prstGeom prst="rect">
@@ -14941,11 +14941,11 @@
                       </wps:bodyPr>
                     </wps:wsp>
                     <wps:wsp>
-                      <wps:cNvPr id="258" name="&quot;[OJ-SZ-C-ROAD] lpfmq = CXS_RKVT&lt;br&gt;xqumn 1 = IEO, 2 = &amp;lt;tapgnhCtusu&amp;gt;, 3 = Ezggucie&lt;br&gt;(Kk EI: 4 = Qlmwbmk)&lt;br&gt;hccpBmdxxi = Rgljuy Fckk&quot;"/>
-                      <wps:cNvSpPr/>
-                      <wps:spPr>
-                        <a:xfrm>
-                          <a:off x="122110500" y="1714500"/>
+                      <wps:cNvPr id="258" name="&quot;[OJ-SZ-C-ROAD] lpfmq = CXS_RKVT&lt;br&gt;xqumn 1 = IEO, 2 = &amp;lt;tapgnhCtusu&amp;gt;, 3 = Ezggucie&lt;br&gt;(Kk EI: 4 = Qlmwbmk)&lt;br&gt;hccpBmdxxi = Rgljuy Fckk&quot;" descr="IH_RH_Z_QJEU_A"/>
+                      <wps:cNvSpPr/>
+                      <wps:spPr>
+                        <a:xfrm>
+                          <a:off x="122110500" y="2095500"/>
                           <a:ext cx="1143000" cy="571500"/>
                         </a:xfrm>
                         <a:prstGeom prst="rect">
@@ -15000,11 +15000,11 @@
                       </wps:bodyPr>
                     </wps:wsp>
                     <wps:wsp>
-                      <wps:cNvPr id="259" name="JX_ZU_X_GW"/>
-                      <wps:cNvSpPr/>
-                      <wps:spPr>
-                        <a:xfrm>
-                          <a:off x="120396000" y="0"/>
+                      <wps:cNvPr id="259" name="JX_ZU_X_GW" descr="JX_ZU_X_GW"/>
+                      <wps:cNvSpPr/>
+                      <wps:spPr>
+                        <a:xfrm>
+                          <a:off x="120396000" y="381000"/>
                           <a:ext cx="1143000" cy="571500"/>
                         </a:xfrm>
                         <a:prstGeom prst="rect">
@@ -15059,11 +15059,11 @@
                       </wps:bodyPr>
                     </wps:wsp>
                     <wps:wsp>
-                      <wps:cNvPr id="260" name="&quot;[OJ-SZ-C-VU] lpfmq = LAQ_KU&lt;br&gt;xqumn 1 = IEO, 2 = &amp;lt;tapgnhCtusu&amp;gt;, 3 = Ezggucie&lt;br&gt;(Kk EI: 4 = Qlmwbmk)&lt;br&gt;hccpBmdxxi = Rgljuy Fckk&quot;"/>
-                      <wps:cNvSpPr/>
-                      <wps:spPr>
-                        <a:xfrm>
-                          <a:off x="120396000" y="1714500"/>
+                      <wps:cNvPr id="260" name="&quot;[OJ-SZ-C-VU] lpfmq = LAQ_KU&lt;br&gt;xqumn 1 = IEO, 2 = &amp;lt;tapgnhCtusu&amp;gt;, 3 = Ezggucie&lt;br&gt;(Kk EI: 4 = Qlmwbmk)&lt;br&gt;hccpBmdxxi = Rgljuy Fckk&quot;" descr="JZ_UZ_Q_LM_A"/>
+                      <wps:cNvSpPr/>
+                      <wps:spPr>
+                        <a:xfrm>
+                          <a:off x="120396000" y="2095500"/>
                           <a:ext cx="1143000" cy="571500"/>
                         </a:xfrm>
                         <a:prstGeom prst="rect">
@@ -15118,11 +15118,11 @@
                       </wps:bodyPr>
                     </wps:wsp>
                     <wps:wsp>
-                      <wps:cNvPr id="261" name="QK_HY_H_Rxhsdrn"/>
-                      <wps:cNvSpPr/>
-                      <wps:spPr>
-                        <a:xfrm>
-                          <a:off x="118681500" y="0"/>
+                      <wps:cNvPr id="261" name="QK_HY_H_Rxhsdrn" descr="QK_HY_H_Rxhsdrn"/>
+                      <wps:cNvSpPr/>
+                      <wps:spPr>
+                        <a:xfrm>
+                          <a:off x="118681500" y="381000"/>
                           <a:ext cx="1143000" cy="571500"/>
                         </a:xfrm>
                         <a:prstGeom prst="rect">
@@ -15177,11 +15177,11 @@
                       </wps:bodyPr>
                     </wps:wsp>
                     <wps:wsp>
-                      <wps:cNvPr id="262" name="&quot;[OJ-SZ-C-Zonbtty] lpfmq = YVK_&amp;lt;MWNWQK&amp;gt;&lt;br&gt;xqumn 1 = IEO, 2 = &amp;lt;tapgnhCtusu&amp;gt;, 3 = Ezggucie&lt;br&gt;(Kk EI: 4 = Qlmwbmk)&lt;br&gt;hccpBmdxxi = Rgljuy Fckk&quot;"/>
-                      <wps:cNvSpPr/>
-                      <wps:spPr>
-                        <a:xfrm>
-                          <a:off x="118681500" y="1714500"/>
+                      <wps:cNvPr id="262" name="&quot;[OJ-SZ-C-Zonbtty] lpfmq = YVK_&amp;lt;MWNWQK&amp;gt;&lt;br&gt;xqumn 1 = IEO, 2 = &amp;lt;tapgnhCtusu&amp;gt;, 3 = Ezggucie&lt;br&gt;(Kk EI: 4 = Qlmwbmk)&lt;br&gt;hccpBmdxxi = Rgljuy Fckk&quot;" descr="ZM_OB_U_Wejmmoh_O"/>
+                      <wps:cNvSpPr/>
+                      <wps:spPr>
+                        <a:xfrm>
+                          <a:off x="118681500" y="2095500"/>
                           <a:ext cx="1143000" cy="571500"/>
                         </a:xfrm>
                         <a:prstGeom prst="rect">
@@ -15236,11 +15236,11 @@
                       </wps:bodyPr>
                     </wps:wsp>
                     <wps:wsp>
-                      <wps:cNvPr id="263" name="&quot;[OJ-SZ-XJ-C] Qwer 5 bxdfygk&quot;"/>
-                      <wps:cNvSpPr/>
-                      <wps:spPr>
-                        <a:xfrm>
-                          <a:off x="122967750" y="4762500"/>
+                      <wps:cNvPr id="263" name="&quot;[OJ-SZ-XJ-C] Qwer 5 bxdfygk&quot;" descr="BS_BQ_LR_C_J"/>
+                      <wps:cNvSpPr/>
+                      <wps:spPr>
+                        <a:xfrm>
+                          <a:off x="122967750" y="5143500"/>
                           <a:ext cx="1143000" cy="571500"/>
                         </a:xfrm>
                         <a:prstGeom prst="rect">
@@ -15295,11 +15295,11 @@
                       </wps:bodyPr>
                     </wps:wsp>
                     <wps:wsp>
-                      <wps:cNvPr id="264" name="&quot;[OJ-SZ-XJ-C] XG:CFNMPT_HteimUmcednqn&quot;"/>
-                      <wps:cNvSpPr/>
-                      <wps:spPr>
-                        <a:xfrm>
-                          <a:off x="122967750" y="6096000"/>
+                      <wps:cNvPr id="264" name="&quot;[OJ-SZ-XJ-C] XG:CFNMPT_HteimUmcednqn&quot;" descr="MV_VQ_XD_F_P"/>
+                      <wps:cNvSpPr/>
+                      <wps:spPr>
+                        <a:xfrm>
+                          <a:off x="122967750" y="6477000"/>
                           <a:ext cx="1143000" cy="571500"/>
                         </a:xfrm>
                         <a:prstGeom prst="rect">
@@ -15354,11 +15354,11 @@
                       </wps:bodyPr>
                     </wps:wsp>
                     <wps:wsp>
-                      <wps:cNvPr id="265" name="RG_BO_H_PF"/>
-                      <wps:cNvSpPr/>
-                      <wps:spPr>
-                        <a:xfrm>
-                          <a:off x="137541000" y="0"/>
+                      <wps:cNvPr id="265" name="RG_BO_H_PF" descr="RG_BO_H_PF"/>
+                      <wps:cNvSpPr/>
+                      <wps:spPr>
+                        <a:xfrm>
+                          <a:off x="137541000" y="381000"/>
                           <a:ext cx="1143000" cy="571500"/>
                         </a:xfrm>
                         <a:prstGeom prst="rect">
@@ -15413,11 +15413,11 @@
                       </wps:bodyPr>
                     </wps:wsp>
                     <wps:wsp>
-                      <wps:cNvPr id="266" name="&quot;[OJ-SZ-Q-UN] lpfmq = HNR_UK&lt;br&gt;xqumn 1 = IEO, 2 = &amp;lt;tapgnhCtusu&amp;gt;, 3 = Ezggucie&lt;br&gt;(Kk EI: 4 = Qlmwbmk)&lt;br&gt;hccpBmdxxi = Rgljuy Ejcnfdo&quot;"/>
-                      <wps:cNvSpPr/>
-                      <wps:spPr>
-                        <a:xfrm>
-                          <a:off x="137541000" y="1714500"/>
+                      <wps:cNvPr id="266" name="&quot;[OJ-SZ-Q-UN] lpfmq = HNR_UK&lt;br&gt;xqumn 1 = IEO, 2 = &amp;lt;tapgnhCtusu&amp;gt;, 3 = Ezggucie&lt;br&gt;(Kk EI: 4 = Qlmwbmk)&lt;br&gt;hccpBmdxxi = Rgljuy Ejcnfdo&quot;" descr="WW_MP_A_HM_R"/>
+                      <wps:cNvSpPr/>
+                      <wps:spPr>
+                        <a:xfrm>
+                          <a:off x="137541000" y="2095500"/>
                           <a:ext cx="1143000" cy="571500"/>
                         </a:xfrm>
                         <a:prstGeom prst="rect">
@@ -15472,11 +15472,11 @@
                       </wps:bodyPr>
                     </wps:wsp>
                     <wps:wsp>
-                      <wps:cNvPr id="267" name="&quot;[OJ-SZ-XJ-Q] 🔊 TWHQZS_GEF_Ibolqd_Pakggv&lt;br&gt;Ksr bucqhdy ake sd dsey x wuqcrn ckvt rvh&lt;br&gt;rg ia vicnknes piv hyap qw mtrh ahzxvt.&quot;"/>
-                      <wps:cNvSpPr/>
-                      <wps:spPr>
-                        <a:xfrm>
-                          <a:off x="133254750" y="3048000"/>
+                      <wps:cNvPr id="267" name="&quot;[OJ-SZ-XJ-Q] 🔊 TWHQZS_GEF_Ibolqd_Pakggv&lt;br&gt;Ksr bucqhdy ake sd dsey x wuqcrn ckvt rvh&lt;br&gt;rg ia vicnknes piv hyap qw mtrh ahzxvt.&quot;" descr="HM_QX_WJ_S"/>
+                      <wps:cNvSpPr/>
+                      <wps:spPr>
+                        <a:xfrm>
+                          <a:off x="133254750" y="3429000"/>
                           <a:ext cx="1143000" cy="571500"/>
                         </a:xfrm>
                         <a:prstGeom prst="rect">
@@ -15531,11 +15531,11 @@
                       </wps:bodyPr>
                     </wps:wsp>
                     <wps:wsp>
-                      <wps:cNvPr id="268" name="UJ_ZO_N_HR"/>
-                      <wps:cNvSpPr/>
-                      <wps:spPr>
-                        <a:xfrm>
-                          <a:off x="135826500" y="0"/>
+                      <wps:cNvPr id="268" name="UJ_ZO_N_HR" descr="UJ_ZO_N_HR"/>
+                      <wps:cNvSpPr/>
+                      <wps:spPr>
+                        <a:xfrm>
+                          <a:off x="135826500" y="381000"/>
                           <a:ext cx="1143000" cy="571500"/>
                         </a:xfrm>
                         <a:prstGeom prst="rect">
@@ -15590,11 +15590,11 @@
                       </wps:bodyPr>
                     </wps:wsp>
                     <wps:wsp>
-                      <wps:cNvPr id="269" name="&quot;[OJ-SZ-Q-WK] lpfmq = JXQ_OW&lt;br&gt;xqumn 1 = IEO, 2 = &amp;lt;tapgnhCtusu&amp;gt;, 3 = Ezggucie&lt;br&gt;(Kk EI: 4 = Qlmwbmk)&lt;br&gt;hccpBmdxxi = Rgljuy Ejcnfdo&quot;"/>
-                      <wps:cNvSpPr/>
-                      <wps:spPr>
-                        <a:xfrm>
-                          <a:off x="135826500" y="1714500"/>
+                      <wps:cNvPr id="269" name="&quot;[OJ-SZ-Q-WK] lpfmq = JXQ_OW&lt;br&gt;xqumn 1 = IEO, 2 = &amp;lt;tapgnhCtusu&amp;gt;, 3 = Ezggucie&lt;br&gt;(Kk EI: 4 = Qlmwbmk)&lt;br&gt;hccpBmdxxi = Rgljuy Ejcnfdo&quot;" descr="SO_IJ_Q_GM_W"/>
+                      <wps:cNvSpPr/>
+                      <wps:spPr>
+                        <a:xfrm>
+                          <a:off x="135826500" y="2095500"/>
                           <a:ext cx="1143000" cy="571500"/>
                         </a:xfrm>
                         <a:prstGeom prst="rect">
@@ -15649,11 +15649,11 @@
                       </wps:bodyPr>
                     </wps:wsp>
                     <wps:wsp>
-                      <wps:cNvPr id="270" name="KC_QP_X_NY"/>
-                      <wps:cNvSpPr/>
-                      <wps:spPr>
-                        <a:xfrm>
-                          <a:off x="134112000" y="0"/>
+                      <wps:cNvPr id="270" name="KC_QP_X_NY" descr="KC_QP_X_NY"/>
+                      <wps:cNvSpPr/>
+                      <wps:spPr>
+                        <a:xfrm>
+                          <a:off x="134112000" y="381000"/>
                           <a:ext cx="1143000" cy="571500"/>
                         </a:xfrm>
                         <a:prstGeom prst="rect">
@@ -15708,11 +15708,11 @@
                       </wps:bodyPr>
                     </wps:wsp>
                     <wps:wsp>
-                      <wps:cNvPr id="271" name="&quot;[OJ-SZ-Q-KU] lpfmq = RXQ_NR&lt;br&gt;xqumn 1 = IEO, 2 = &amp;lt;tapgnhCtusu&amp;gt;, 3 = Ezggucie&lt;br&gt;(Kk EI: 4 = Qlmwbmk)&lt;br&gt;hccpBmdxxi = Rgljuy Ejcnfdo&quot;"/>
-                      <wps:cNvSpPr/>
-                      <wps:spPr>
-                        <a:xfrm>
-                          <a:off x="134112000" y="1714500"/>
+                      <wps:cNvPr id="271" name="&quot;[OJ-SZ-Q-KU] lpfmq = RXQ_NR&lt;br&gt;xqumn 1 = IEO, 2 = &amp;lt;tapgnhCtusu&amp;gt;, 3 = Ezggucie&lt;br&gt;(Kk EI: 4 = Qlmwbmk)&lt;br&gt;hccpBmdxxi = Rgljuy Ejcnfdo&quot;" descr="UO_VG_V_KD_X"/>
+                      <wps:cNvSpPr/>
+                      <wps:spPr>
+                        <a:xfrm>
+                          <a:off x="134112000" y="2095500"/>
                           <a:ext cx="1143000" cy="571500"/>
                         </a:xfrm>
                         <a:prstGeom prst="rect">
@@ -15767,11 +15767,11 @@
                       </wps:bodyPr>
                     </wps:wsp>
                     <wps:wsp>
-                      <wps:cNvPr id="272" name="BW_HB_D_GGGZ"/>
-                      <wps:cNvSpPr/>
-                      <wps:spPr>
-                        <a:xfrm>
-                          <a:off x="132397500" y="0"/>
+                      <wps:cNvPr id="272" name="BW_HB_D_GGGZ" descr="BW_HB_D_GGGZ"/>
+                      <wps:cNvSpPr/>
+                      <wps:spPr>
+                        <a:xfrm>
+                          <a:off x="132397500" y="381000"/>
                           <a:ext cx="1143000" cy="571500"/>
                         </a:xfrm>
                         <a:prstGeom prst="rect">
@@ -15826,11 +15826,11 @@
                       </wps:bodyPr>
                     </wps:wsp>
                     <wps:wsp>
-                      <wps:cNvPr id="273" name="&quot;[OJ-SZ-Q-ROAD] lpfmq = CXS_RKVT&lt;br&gt;xqumn 1 = IEO, 2 = &amp;lt;tapgnhCtusu&amp;gt;, 3 = Ezggucie&lt;br&gt;(Kk EI: 4 = Qlmwbmk)&lt;br&gt;hccpBmdxxi = Rgljuy Ejcnfdo&quot;"/>
-                      <wps:cNvSpPr/>
-                      <wps:spPr>
-                        <a:xfrm>
-                          <a:off x="132397500" y="1714500"/>
+                      <wps:cNvPr id="273" name="&quot;[OJ-SZ-Q-ROAD] lpfmq = CXS_RKVT&lt;br&gt;xqumn 1 = IEO, 2 = &amp;lt;tapgnhCtusu&amp;gt;, 3 = Ezggucie&lt;br&gt;(Kk EI: 4 = Qlmwbmk)&lt;br&gt;hccpBmdxxi = Rgljuy Ejcnfdo&quot;" descr="SM_NE_L_MUIB_X"/>
+                      <wps:cNvSpPr/>
+                      <wps:spPr>
+                        <a:xfrm>
+                          <a:off x="132397500" y="2095500"/>
                           <a:ext cx="1143000" cy="571500"/>
                         </a:xfrm>
                         <a:prstGeom prst="rect">
@@ -15885,11 +15885,11 @@
                       </wps:bodyPr>
                     </wps:wsp>
                     <wps:wsp>
-                      <wps:cNvPr id="274" name="WP_UX_H_DP"/>
-                      <wps:cNvSpPr/>
-                      <wps:spPr>
-                        <a:xfrm>
-                          <a:off x="130683000" y="0"/>
+                      <wps:cNvPr id="274" name="WP_UX_H_DP" descr="WP_UX_H_DP"/>
+                      <wps:cNvSpPr/>
+                      <wps:spPr>
+                        <a:xfrm>
+                          <a:off x="130683000" y="381000"/>
                           <a:ext cx="1143000" cy="571500"/>
                         </a:xfrm>
                         <a:prstGeom prst="rect">
@@ -15944,11 +15944,11 @@
                       </wps:bodyPr>
                     </wps:wsp>
                     <wps:wsp>
-                      <wps:cNvPr id="275" name="&quot;[OJ-SZ-Q-VU] lpfmq = LAQ_KU&lt;br&gt;xqumn 1 = IEO, 2 = &amp;lt;tapgnhCtusu&amp;gt;, 3 = Ezggucie&lt;br&gt;(Kk EI: 4 = Qlmwbmk)&lt;br&gt;hccpBmdxxi = Rgljuy Ejcnfdo&quot;"/>
-                      <wps:cNvSpPr/>
-                      <wps:spPr>
-                        <a:xfrm>
-                          <a:off x="130683000" y="1714500"/>
+                      <wps:cNvPr id="275" name="&quot;[OJ-SZ-Q-VU] lpfmq = LAQ_KU&lt;br&gt;xqumn 1 = IEO, 2 = &amp;lt;tapgnhCtusu&amp;gt;, 3 = Ezggucie&lt;br&gt;(Kk EI: 4 = Qlmwbmk)&lt;br&gt;hccpBmdxxi = Rgljuy Ejcnfdo&quot;" descr="KU_JF_O_JV_F"/>
+                      <wps:cNvSpPr/>
+                      <wps:spPr>
+                        <a:xfrm>
+                          <a:off x="130683000" y="2095500"/>
                           <a:ext cx="1143000" cy="571500"/>
                         </a:xfrm>
                         <a:prstGeom prst="rect">
@@ -16003,11 +16003,11 @@
                       </wps:bodyPr>
                     </wps:wsp>
                     <wps:wsp>
-                      <wps:cNvPr id="276" name="MH_QQ_A_Uywjbbp"/>
-                      <wps:cNvSpPr/>
-                      <wps:spPr>
-                        <a:xfrm>
-                          <a:off x="128968500" y="0"/>
+                      <wps:cNvPr id="276" name="MH_QQ_A_Uywjbbp" descr="MH_QQ_A_Uywjbbp"/>
+                      <wps:cNvSpPr/>
+                      <wps:spPr>
+                        <a:xfrm>
+                          <a:off x="128968500" y="381000"/>
                           <a:ext cx="1143000" cy="571500"/>
                         </a:xfrm>
                         <a:prstGeom prst="rect">
@@ -16062,11 +16062,11 @@
                       </wps:bodyPr>
                     </wps:wsp>
                     <wps:wsp>
-                      <wps:cNvPr id="277" name="&quot;[OJ-SZ-Q-Zonbtty] lpfmq = YVK_&amp;lt;MWNWQK&amp;gt;&lt;br&gt;xqumn 1 = IEO, 2 = &amp;lt;tapgnhCtusu&amp;gt;, 3 = Ezggucie&lt;br&gt;(Kk EI: 4 = Qlmwbmk)&lt;br&gt;hccpBmdxxi = Rgljuy Ejcnfdo&quot;"/>
-                      <wps:cNvSpPr/>
-                      <wps:spPr>
-                        <a:xfrm>
-                          <a:off x="128968500" y="1714500"/>
+                      <wps:cNvPr id="277" name="&quot;[OJ-SZ-Q-Zonbtty] lpfmq = YVK_&amp;lt;MWNWQK&amp;gt;&lt;br&gt;xqumn 1 = IEO, 2 = &amp;lt;tapgnhCtusu&amp;gt;, 3 = Ezggucie&lt;br&gt;(Kk EI: 4 = Qlmwbmk)&lt;br&gt;hccpBmdxxi = Rgljuy Ejcnfdo&quot;" descr="CV_NZ_F_Luuvrfh_E"/>
+                      <wps:cNvSpPr/>
+                      <wps:spPr>
+                        <a:xfrm>
+                          <a:off x="128968500" y="2095500"/>
                           <a:ext cx="1143000" cy="571500"/>
                         </a:xfrm>
                         <a:prstGeom prst="rect">
@@ -16121,11 +16121,11 @@
                       </wps:bodyPr>
                     </wps:wsp>
                     <wps:wsp>
-                      <wps:cNvPr id="278" name="&quot;[OJ-SZ-XJ-Q] Qwer 5 bxdfygk&quot;"/>
-                      <wps:cNvSpPr/>
-                      <wps:spPr>
-                        <a:xfrm>
-                          <a:off x="133254750" y="4762500"/>
+                      <wps:cNvPr id="278" name="&quot;[OJ-SZ-XJ-Q] Qwer 5 bxdfygk&quot;" descr="DB_PB_XY_N_O"/>
+                      <wps:cNvSpPr/>
+                      <wps:spPr>
+                        <a:xfrm>
+                          <a:off x="133254750" y="5143500"/>
                           <a:ext cx="1143000" cy="571500"/>
                         </a:xfrm>
                         <a:prstGeom prst="rect">
@@ -16180,11 +16180,11 @@
                       </wps:bodyPr>
                     </wps:wsp>
                     <wps:wsp>
-                      <wps:cNvPr id="279" name="&quot;[OJ-SZ-XJ-Q] XG:CFNMPT_HteimUmcednqn&quot;"/>
-                      <wps:cNvSpPr/>
-                      <wps:spPr>
-                        <a:xfrm>
-                          <a:off x="133254750" y="6096000"/>
+                      <wps:cNvPr id="279" name="&quot;[OJ-SZ-XJ-Q] XG:CFNMPT_HteimUmcednqn&quot;" descr="ME_QN_JI_L_N"/>
+                      <wps:cNvSpPr/>
+                      <wps:spPr>
+                        <a:xfrm>
+                          <a:off x="133254750" y="6477000"/>
                           <a:ext cx="1143000" cy="571500"/>
                         </a:xfrm>
                         <a:prstGeom prst="rect">
@@ -16239,11 +16239,11 @@
                       </wps:bodyPr>
                     </wps:wsp>
                     <wps:wsp>
-                      <wps:cNvPr id="280" name="VC_GQ_Z_RZ"/>
-                      <wps:cNvSpPr/>
-                      <wps:spPr>
-                        <a:xfrm>
-                          <a:off x="147828000" y="0"/>
+                      <wps:cNvPr id="280" name="VC_GQ_Z_RZ" descr="VC_GQ_Z_RZ"/>
+                      <wps:cNvSpPr/>
+                      <wps:spPr>
+                        <a:xfrm>
+                          <a:off x="147828000" y="381000"/>
                           <a:ext cx="1143000" cy="571500"/>
                         </a:xfrm>
                         <a:prstGeom prst="rect">
@@ -16298,11 +16298,11 @@
                       </wps:bodyPr>
                     </wps:wsp>
                     <wps:wsp>
-                      <wps:cNvPr id="281" name="&quot;[OJ-SZ-I-UN] lpfmq = HNR_UK&lt;br&gt;xqumn 1 = IEO, 2 = &amp;lt;tapgnhCtusu&amp;gt;, 3 = Ezggucie&lt;br&gt;(Kk EI: 4 = Qlmwbmk)&lt;br&gt;hccpBmdxxi = Rgljuy UwqWsbnre&quot;"/>
-                      <wps:cNvSpPr/>
-                      <wps:spPr>
-                        <a:xfrm>
-                          <a:off x="147828000" y="1714500"/>
+                      <wps:cNvPr id="281" name="&quot;[OJ-SZ-I-UN] lpfmq = HNR_UK&lt;br&gt;xqumn 1 = IEO, 2 = &amp;lt;tapgnhCtusu&amp;gt;, 3 = Ezggucie&lt;br&gt;(Kk EI: 4 = Qlmwbmk)&lt;br&gt;hccpBmdxxi = Rgljuy UwqWsbnre&quot;" descr="LZ_JJ_B_NU_H"/>
+                      <wps:cNvSpPr/>
+                      <wps:spPr>
+                        <a:xfrm>
+                          <a:off x="147828000" y="2095500"/>
                           <a:ext cx="1143000" cy="571500"/>
                         </a:xfrm>
                         <a:prstGeom prst="rect">
@@ -16357,11 +16357,11 @@
                       </wps:bodyPr>
                     </wps:wsp>
                     <wps:wsp>
-                      <wps:cNvPr id="282" name="&quot;[OJ-SZ-XJ-I] 🔊 TWHQZS_GEF_Ibolqd_Pakggv&lt;br&gt;Ksr bucqhdy ake sd dsey x wuqcrn ckvt rvh&lt;br&gt;rg ia vicnknes piv hyap qw mtrh ahzxvt.&quot;"/>
-                      <wps:cNvSpPr/>
-                      <wps:spPr>
-                        <a:xfrm>
-                          <a:off x="143541750" y="3048000"/>
+                      <wps:cNvPr id="282" name="&quot;[OJ-SZ-XJ-I] 🔊 TWHQZS_GEF_Ibolqd_Pakggv&lt;br&gt;Ksr bucqhdy ake sd dsey x wuqcrn ckvt rvh&lt;br&gt;rg ia vicnknes piv hyap qw mtrh ahzxvt.&quot;" descr="VN_GB_XK_F"/>
+                      <wps:cNvSpPr/>
+                      <wps:spPr>
+                        <a:xfrm>
+                          <a:off x="143541750" y="3429000"/>
                           <a:ext cx="1143000" cy="571500"/>
                         </a:xfrm>
                         <a:prstGeom prst="rect">
@@ -16416,11 +16416,11 @@
                       </wps:bodyPr>
                     </wps:wsp>
                     <wps:wsp>
-                      <wps:cNvPr id="283" name="TI_RK_J_DK"/>
-                      <wps:cNvSpPr/>
-                      <wps:spPr>
-                        <a:xfrm>
-                          <a:off x="146113500" y="0"/>
+                      <wps:cNvPr id="283" name="TI_RK_J_DK" descr="TI_RK_J_DK"/>
+                      <wps:cNvSpPr/>
+                      <wps:spPr>
+                        <a:xfrm>
+                          <a:off x="146113500" y="381000"/>
                           <a:ext cx="1143000" cy="571500"/>
                         </a:xfrm>
                         <a:prstGeom prst="rect">
@@ -16475,11 +16475,11 @@
                       </wps:bodyPr>
                     </wps:wsp>
                     <wps:wsp>
-                      <wps:cNvPr id="284" name="&quot;[OJ-SZ-I-WK] lpfmq = JXQ_OW&lt;br&gt;xqumn 1 = IEO, 2 = &amp;lt;tapgnhCtusu&amp;gt;, 3 = Ezggucie&lt;br&gt;(Kk EI: 4 = Qlmwbmk)&lt;br&gt;hccpBmdxxi = Rgljuy UwqWsbnre&quot;"/>
-                      <wps:cNvSpPr/>
-                      <wps:spPr>
-                        <a:xfrm>
-                          <a:off x="146113500" y="1714500"/>
+                      <wps:cNvPr id="284" name="&quot;[OJ-SZ-I-WK] lpfmq = JXQ_OW&lt;br&gt;xqumn 1 = IEO, 2 = &amp;lt;tapgnhCtusu&amp;gt;, 3 = Ezggucie&lt;br&gt;(Kk EI: 4 = Qlmwbmk)&lt;br&gt;hccpBmdxxi = Rgljuy UwqWsbnre&quot;" descr="BG_IA_C_BB_A"/>
+                      <wps:cNvSpPr/>
+                      <wps:spPr>
+                        <a:xfrm>
+                          <a:off x="146113500" y="2095500"/>
                           <a:ext cx="1143000" cy="571500"/>
                         </a:xfrm>
                         <a:prstGeom prst="rect">
@@ -16534,11 +16534,11 @@
                       </wps:bodyPr>
                     </wps:wsp>
                     <wps:wsp>
-                      <wps:cNvPr id="285" name="OW_QG_P_PF"/>
-                      <wps:cNvSpPr/>
-                      <wps:spPr>
-                        <a:xfrm>
-                          <a:off x="144399000" y="0"/>
+                      <wps:cNvPr id="285" name="OW_QG_P_PF" descr="OW_QG_P_PF"/>
+                      <wps:cNvSpPr/>
+                      <wps:spPr>
+                        <a:xfrm>
+                          <a:off x="144399000" y="381000"/>
                           <a:ext cx="1143000" cy="571500"/>
                         </a:xfrm>
                         <a:prstGeom prst="rect">
@@ -16593,11 +16593,11 @@
                       </wps:bodyPr>
                     </wps:wsp>
                     <wps:wsp>
-                      <wps:cNvPr id="286" name="&quot;[OJ-SZ-I-KU] lpfmq = RXQ_NR&lt;br&gt;xqumn 1 = IEO, 2 = &amp;lt;tapgnhCtusu&amp;gt;, 3 = Ezggucie&lt;br&gt;(Kk EI: 4 = Qlmwbmk)&lt;br&gt;hccpBmdxxi = Rgljuy UwqWsbnre&quot;"/>
-                      <wps:cNvSpPr/>
-                      <wps:spPr>
-                        <a:xfrm>
-                          <a:off x="144399000" y="1714500"/>
+                      <wps:cNvPr id="286" name="&quot;[OJ-SZ-I-KU] lpfmq = RXQ_NR&lt;br&gt;xqumn 1 = IEO, 2 = &amp;lt;tapgnhCtusu&amp;gt;, 3 = Ezggucie&lt;br&gt;(Kk EI: 4 = Qlmwbmk)&lt;br&gt;hccpBmdxxi = Rgljuy UwqWsbnre&quot;" descr="FZ_VO_P_PN_Q"/>
+                      <wps:cNvSpPr/>
+                      <wps:spPr>
+                        <a:xfrm>
+                          <a:off x="144399000" y="2095500"/>
                           <a:ext cx="1143000" cy="571500"/>
                         </a:xfrm>
                         <a:prstGeom prst="rect">
@@ -16652,11 +16652,11 @@
                       </wps:bodyPr>
                     </wps:wsp>
                     <wps:wsp>
-                      <wps:cNvPr id="287" name="IM_NH_Z_PEMU"/>
-                      <wps:cNvSpPr/>
-                      <wps:spPr>
-                        <a:xfrm>
-                          <a:off x="142684500" y="0"/>
+                      <wps:cNvPr id="287" name="IM_NH_Z_PEMU" descr="IM_NH_Z_PEMU"/>
+                      <wps:cNvSpPr/>
+                      <wps:spPr>
+                        <a:xfrm>
+                          <a:off x="142684500" y="381000"/>
                           <a:ext cx="1143000" cy="571500"/>
                         </a:xfrm>
                         <a:prstGeom prst="rect">
@@ -16711,11 +16711,11 @@
                       </wps:bodyPr>
                     </wps:wsp>
                     <wps:wsp>
-                      <wps:cNvPr id="288" name="&quot;[OJ-SZ-I-ROAD] lpfmq = CXS_RKVT&lt;br&gt;xqumn 1 = IEO, 2 = &amp;lt;tapgnhCtusu&amp;gt;, 3 = Ezggucie&lt;br&gt;(Kk EI: 4 = Qlmwbmk)&lt;br&gt;hccpBmdxxi = Rgljuy UwqWsbnre&quot;"/>
-                      <wps:cNvSpPr/>
-                      <wps:spPr>
-                        <a:xfrm>
-                          <a:off x="142684500" y="1714500"/>
+                      <wps:cNvPr id="288" name="&quot;[OJ-SZ-I-ROAD] lpfmq = CXS_RKVT&lt;br&gt;xqumn 1 = IEO, 2 = &amp;lt;tapgnhCtusu&amp;gt;, 3 = Ezggucie&lt;br&gt;(Kk EI: 4 = Qlmwbmk)&lt;br&gt;hccpBmdxxi = Rgljuy UwqWsbnre&quot;" descr="WY_DI_N_PRMN_L"/>
+                      <wps:cNvSpPr/>
+                      <wps:spPr>
+                        <a:xfrm>
+                          <a:off x="142684500" y="2095500"/>
                           <a:ext cx="1143000" cy="571500"/>
                         </a:xfrm>
                         <a:prstGeom prst="rect">
@@ -16770,11 +16770,11 @@
                       </wps:bodyPr>
                     </wps:wsp>
                     <wps:wsp>
-                      <wps:cNvPr id="289" name="DS_LM_C_IT"/>
-                      <wps:cNvSpPr/>
-                      <wps:spPr>
-                        <a:xfrm>
-                          <a:off x="140970000" y="0"/>
+                      <wps:cNvPr id="289" name="DS_LM_C_IT" descr="DS_LM_C_IT"/>
+                      <wps:cNvSpPr/>
+                      <wps:spPr>
+                        <a:xfrm>
+                          <a:off x="140970000" y="381000"/>
                           <a:ext cx="1143000" cy="571500"/>
                         </a:xfrm>
                         <a:prstGeom prst="rect">
@@ -16829,11 +16829,11 @@
                       </wps:bodyPr>
                     </wps:wsp>
                     <wps:wsp>
-                      <wps:cNvPr id="290" name="&quot;[OJ-SZ-I-VU] lpfmq = LAQ_KU&lt;br&gt;xqumn 1 = IEO, 2 = &amp;lt;tapgnhCtusu&amp;gt;, 3 = Ezggucie&lt;br&gt;(Kk EI: 4 = Qlmwbmk)&lt;br&gt;hccpBmdxxi = Rgljuy UwqWsbnre&quot;"/>
-                      <wps:cNvSpPr/>
-                      <wps:spPr>
-                        <a:xfrm>
-                          <a:off x="140970000" y="1714500"/>
+                      <wps:cNvPr id="290" name="&quot;[OJ-SZ-I-VU] lpfmq = LAQ_KU&lt;br&gt;xqumn 1 = IEO, 2 = &amp;lt;tapgnhCtusu&amp;gt;, 3 = Ezggucie&lt;br&gt;(Kk EI: 4 = Qlmwbmk)&lt;br&gt;hccpBmdxxi = Rgljuy UwqWsbnre&quot;" descr="ZT_IM_W_NA_N"/>
+                      <wps:cNvSpPr/>
+                      <wps:spPr>
+                        <a:xfrm>
+                          <a:off x="140970000" y="2095500"/>
                           <a:ext cx="1143000" cy="571500"/>
                         </a:xfrm>
                         <a:prstGeom prst="rect">
@@ -16888,11 +16888,11 @@
                       </wps:bodyPr>
                     </wps:wsp>
                     <wps:wsp>
-                      <wps:cNvPr id="291" name="KP_UE_R_Kgqvkys"/>
-                      <wps:cNvSpPr/>
-                      <wps:spPr>
-                        <a:xfrm>
-                          <a:off x="139255500" y="0"/>
+                      <wps:cNvPr id="291" name="KP_UE_R_Kgqvkys" descr="KP_UE_R_Kgqvkys"/>
+                      <wps:cNvSpPr/>
+                      <wps:spPr>
+                        <a:xfrm>
+                          <a:off x="139255500" y="381000"/>
                           <a:ext cx="1143000" cy="571500"/>
                         </a:xfrm>
                         <a:prstGeom prst="rect">
@@ -16947,11 +16947,11 @@
                       </wps:bodyPr>
                     </wps:wsp>
                     <wps:wsp>
-                      <wps:cNvPr id="292" name="&quot;[OJ-SZ-I-Zonbtty] lpfmq = YVK_&amp;lt;MWNWQK&amp;gt;&lt;br&gt;xqumn 1 = IEO, 2 = &amp;lt;tapgnhCtusu&amp;gt;, 3 = Ezggucie&lt;br&gt;(Kk EI: 4 = Qlmwbmk)&lt;br&gt;hccpBmdxxi = Rgljuy UwqWsbnre&quot;"/>
-                      <wps:cNvSpPr/>
-                      <wps:spPr>
-                        <a:xfrm>
-                          <a:off x="139255500" y="1714500"/>
+                      <wps:cNvPr id="292" name="&quot;[OJ-SZ-I-Zonbtty] lpfmq = YVK_&amp;lt;MWNWQK&amp;gt;&lt;br&gt;xqumn 1 = IEO, 2 = &amp;lt;tapgnhCtusu&amp;gt;, 3 = Ezggucie&lt;br&gt;(Kk EI: 4 = Qlmwbmk)&lt;br&gt;hccpBmdxxi = Rgljuy UwqWsbnre&quot;" descr="DW_FC_N_Bbwqeku_Z"/>
+                      <wps:cNvSpPr/>
+                      <wps:spPr>
+                        <a:xfrm>
+                          <a:off x="139255500" y="2095500"/>
                           <a:ext cx="1143000" cy="571500"/>
                         </a:xfrm>
                         <a:prstGeom prst="rect">
@@ -17006,11 +17006,11 @@
                       </wps:bodyPr>
                     </wps:wsp>
                     <wps:wsp>
-                      <wps:cNvPr id="293" name="&quot;[OJ-SZ-XJ-I] Qwer 5 bxdfygk&quot;"/>
-                      <wps:cNvSpPr/>
-                      <wps:spPr>
-                        <a:xfrm>
-                          <a:off x="143541750" y="4762500"/>
+                      <wps:cNvPr id="293" name="&quot;[OJ-SZ-XJ-I] Qwer 5 bxdfygk&quot;" descr="TW_SR_CN_O_L"/>
+                      <wps:cNvSpPr/>
+                      <wps:spPr>
+                        <a:xfrm>
+                          <a:off x="143541750" y="5143500"/>
                           <a:ext cx="1143000" cy="571500"/>
                         </a:xfrm>
                         <a:prstGeom prst="rect">
@@ -17065,11 +17065,11 @@
                       </wps:bodyPr>
                     </wps:wsp>
                     <wps:wsp>
-                      <wps:cNvPr id="294" name="&quot;[OJ-SZ-XJ-I] XG:CFNMPT_HteimUmcednqn&quot;"/>
-                      <wps:cNvSpPr/>
-                      <wps:spPr>
-                        <a:xfrm>
-                          <a:off x="143541750" y="6096000"/>
+                      <wps:cNvPr id="294" name="&quot;[OJ-SZ-XJ-I] XG:CFNMPT_HteimUmcednqn&quot;" descr="HH_XJ_IK_Y_E"/>
+                      <wps:cNvSpPr/>
+                      <wps:spPr>
+                        <a:xfrm>
+                          <a:off x="143541750" y="6477000"/>
                           <a:ext cx="1143000" cy="571500"/>
                         </a:xfrm>
                         <a:prstGeom prst="rect">
@@ -17124,11 +17124,11 @@
                       </wps:bodyPr>
                     </wps:wsp>
                     <wps:wsp>
-                      <wps:cNvPr id="295" name="SE_FD_3"/>
-                      <wps:cNvSpPr/>
-                      <wps:spPr>
-                        <a:xfrm>
-                          <a:off x="151257000" y="0"/>
+                      <wps:cNvPr id="295" name="SE_FD_3" descr="SE_FD_3"/>
+                      <wps:cNvSpPr/>
+                      <wps:spPr>
+                        <a:xfrm>
+                          <a:off x="151257000" y="381000"/>
                           <a:ext cx="1143000" cy="571500"/>
                         </a:xfrm>
                         <a:prstGeom prst="rect">
@@ -17183,11 +17183,11 @@
                       </wps:bodyPr>
                     </wps:wsp>
                     <wps:wsp>
-                      <wps:cNvPr id="296" name="&quot;[OJ-FN] 🔊 IYMVFL_OWV_DNPR_SXM&lt;br&gt;Ksr kveaxypt ake sd jzdnzl x rso yznlvn&lt;br&gt;rg ia vicnknes piv hyap L mtrh ahzxvt.&quot;"/>
-                      <wps:cNvSpPr/>
-                      <wps:spPr>
-                        <a:xfrm>
-                          <a:off x="151257000" y="1714500"/>
+                      <wps:cNvPr id="296" name="&quot;[OJ-FN] 🔊 IYMVFL_OWV_DNPR_SXM&lt;br&gt;Ksr kveaxypt ake sd jzdnzl x rso yznlvn&lt;br&gt;rg ia vicnknes piv hyap L mtrh ahzxvt.&quot;" descr="RT_HS_3u"/>
+                      <wps:cNvSpPr/>
+                      <wps:spPr>
+                        <a:xfrm>
+                          <a:off x="151257000" y="2095500"/>
                           <a:ext cx="1143000" cy="571500"/>
                         </a:xfrm>
                         <a:prstGeom prst="rect">
@@ -17242,11 +17242,11 @@
                       </wps:bodyPr>
                     </wps:wsp>
                     <wps:wsp>
-                      <wps:cNvPr id="297" name="&quot;[OJ-FN] Qwer 5 bxdfygk&quot;"/>
-                      <wps:cNvSpPr/>
-                      <wps:spPr>
-                        <a:xfrm>
-                          <a:off x="151257000" y="3048000"/>
+                      <wps:cNvPr id="297" name="&quot;[OJ-FN] Qwer 5 bxdfygk&quot;" descr="MQ_HS_3s"/>
+                      <wps:cNvSpPr/>
+                      <wps:spPr>
+                        <a:xfrm>
+                          <a:off x="151257000" y="3429000"/>
                           <a:ext cx="1143000" cy="571500"/>
                         </a:xfrm>
                         <a:prstGeom prst="rect">
@@ -17301,11 +17301,11 @@
                       </wps:bodyPr>
                     </wps:wsp>
                     <wps:wsp>
-                      <wps:cNvPr id="298" name="&quot;[OJ-FN] 🔊 TEHZPW_BBH_Elfdm&lt;br&gt;Dod fs bejgnfn rvh sd jd ubljn.&quot;"/>
-                      <wps:cNvSpPr/>
-                      <wps:spPr>
-                        <a:xfrm>
-                          <a:off x="151257000" y="4762500"/>
+                      <wps:cNvPr id="298" name="&quot;[OJ-FN] 🔊 TEHZPW_BBH_Elfdm&lt;br&gt;Dod fs bejgnfn rvh sd jd ubljn.&quot;" descr="GK_YH_3u"/>
+                      <wps:cNvSpPr/>
+                      <wps:spPr>
+                        <a:xfrm>
+                          <a:off x="151257000" y="5143500"/>
                           <a:ext cx="1143000" cy="571500"/>
                         </a:xfrm>
                         <a:prstGeom prst="rect">
@@ -17360,11 +17360,11 @@
                       </wps:bodyPr>
                     </wps:wsp>
                     <wps:wsp>
-                      <wps:cNvPr id="299" name="&quot;[OJ-FN] Vf: Sshjb&lt;br&gt;Dratv: YVK_&amp;lt;Dfmxhg&amp;gt; | IEO | RUOD_VYO&lt;br&gt;LP EI -&amp;gt; Qlmwbmk&lt;br&gt;hccpBmdxxi = HUUM Zrk&quot;"/>
-                      <wps:cNvSpPr/>
-                      <wps:spPr>
-                        <a:xfrm>
-                          <a:off x="151257000" y="6096000"/>
+                      <wps:cNvPr id="299" name="&quot;[OJ-FN] Vf: Sshjb&lt;br&gt;Dratv: YVK_&amp;lt;Dfmxhg&amp;gt; | IEO | RUOD_VYO&lt;br&gt;LP EI -&amp;gt; Qlmwbmk&lt;br&gt;hccpBmdxxi = HUUM Zrk&quot;" descr="XH_MM_5"/>
+                      <wps:cNvSpPr/>
+                      <wps:spPr>
+                        <a:xfrm>
+                          <a:off x="151257000" y="6477000"/>
                           <a:ext cx="1143000" cy="571500"/>
                         </a:xfrm>
                         <a:prstGeom prst="rect">
@@ -17419,11 +17419,11 @@
                       </wps:bodyPr>
                     </wps:wsp>
                     <wps:wsp>
-                      <wps:cNvPr id="300" name="RX_GB_4i"/>
-                      <wps:cNvSpPr/>
-                      <wps:spPr>
-                        <a:xfrm>
-                          <a:off x="152971500" y="0"/>
+                      <wps:cNvPr id="300" name="RX_GB_4i" descr="RX_GB_4i"/>
+                      <wps:cNvSpPr/>
+                      <wps:spPr>
+                        <a:xfrm>
+                          <a:off x="152971500" y="381000"/>
                           <a:ext cx="1143000" cy="571500"/>
                         </a:xfrm>
                         <a:prstGeom prst="rect">
@@ -17478,11 +17478,11 @@
                       </wps:bodyPr>
                     </wps:wsp>
                     <wps:wsp>
-                      <wps:cNvPr id="301" name="&quot;[OJ-FN] 🔊 EMBTSX_FJP_VYZZ_HBISAFIK&lt;br&gt;Ksr kveaxypt ake sd ujoxqa tggk uikjhjyjpj&lt;br&gt;rg ia vicnknes piv hyap L mtrh ahzxvt.&quot;"/>
-                      <wps:cNvSpPr/>
-                      <wps:spPr>
-                        <a:xfrm>
-                          <a:off x="152971500" y="1714500"/>
+                      <wps:cNvPr id="301" name="&quot;[OJ-FN] 🔊 EMBTSX_FJP_VYZZ_HBISAFIK&lt;br&gt;Ksr kveaxypt ake sd ujoxqa tggk uikjhjyjpj&lt;br&gt;rg ia vicnknes piv hyap L mtrh ahzxvt.&quot;" descr="OM_MZ_6"/>
+                      <wps:cNvSpPr/>
+                      <wps:spPr>
+                        <a:xfrm>
+                          <a:off x="152971500" y="2095500"/>
                           <a:ext cx="1143000" cy="571500"/>
                         </a:xfrm>
                         <a:prstGeom prst="rect">
@@ -17537,11 +17537,11 @@
                       </wps:bodyPr>
                     </wps:wsp>
                     <wps:wsp>
-                      <wps:cNvPr id="302" name="&quot;[OJ-FN] Qwer 5 bxdfygk&quot;"/>
-                      <wps:cNvSpPr/>
-                      <wps:spPr>
-                        <a:xfrm>
-                          <a:off x="152971500" y="3048000"/>
+                      <wps:cNvPr id="302" name="&quot;[OJ-FN] Qwer 5 bxdfygk&quot;" descr="DT_QO_6k"/>
+                      <wps:cNvSpPr/>
+                      <wps:spPr>
+                        <a:xfrm>
+                          <a:off x="152971500" y="3429000"/>
                           <a:ext cx="1143000" cy="571500"/>
                         </a:xfrm>
                         <a:prstGeom prst="rect">
@@ -17596,11 +17596,11 @@
                       </wps:bodyPr>
                     </wps:wsp>
                     <wps:wsp>
-                      <wps:cNvPr id="303" name="&quot;[OJ-FN] 🔊 TEHZPW_BBH_Elfdm&lt;br&gt;Dod fs bejgnfn rvh sd jd ubljn.&quot;"/>
-                      <wps:cNvSpPr/>
-                      <wps:spPr>
-                        <a:xfrm>
-                          <a:off x="152971500" y="4762500"/>
+                      <wps:cNvPr id="303" name="&quot;[OJ-FN] 🔊 TEHZPW_BBH_Elfdm&lt;br&gt;Dod fs bejgnfn rvh sd jd ubljn.&quot;" descr="TP_GN_7"/>
+                      <wps:cNvSpPr/>
+                      <wps:spPr>
+                        <a:xfrm>
+                          <a:off x="152971500" y="5143500"/>
                           <a:ext cx="1143000" cy="571500"/>
                         </a:xfrm>
                         <a:prstGeom prst="rect">
@@ -17655,11 +17655,11 @@
                       </wps:bodyPr>
                     </wps:wsp>
                     <wps:wsp>
-                      <wps:cNvPr id="304" name="&quot;[OJ-FN] Vf: Sshjb&lt;br&gt;Dratv: YVK_&amp;lt;Dfmxhg&amp;gt; | IEO | HTWE_TIVXIXXV&lt;br&gt;LP EI -&amp;gt; Qlmwbmk&lt;br&gt;hccpBmdxxi = HUUM Oaypwstr&quot;"/>
-                      <wps:cNvSpPr/>
-                      <wps:spPr>
-                        <a:xfrm>
-                          <a:off x="152971500" y="6096000"/>
+                      <wps:cNvPr id="304" name="&quot;[OJ-FN] Vf: Sshjb&lt;br&gt;Dratv: YVK_&amp;lt;Dfmxhg&amp;gt; | IEO | HTWE_TIVXIXXV&lt;br&gt;LP EI -&amp;gt; Qlmwbmk&lt;br&gt;hccpBmdxxi = HUUM Oaypwstr&quot;" descr="IV_HA_8"/>
+                      <wps:cNvSpPr/>
+                      <wps:spPr>
+                        <a:xfrm>
+                          <a:off x="152971500" y="6477000"/>
                           <a:ext cx="1143000" cy="571500"/>
                         </a:xfrm>
                         <a:prstGeom prst="rect">
@@ -17714,11 +17714,11 @@
                       </wps:bodyPr>
                     </wps:wsp>
                     <wps:wsp>
-                      <wps:cNvPr id="305" name="YC_ZR_2y"/>
-                      <wps:cNvSpPr/>
-                      <wps:spPr>
-                        <a:xfrm>
-                          <a:off x="154686000" y="0"/>
+                      <wps:cNvPr id="305" name="YC_ZR_2y" descr="YC_ZR_2y"/>
+                      <wps:cNvSpPr/>
+                      <wps:spPr>
+                        <a:xfrm>
+                          <a:off x="154686000" y="381000"/>
                           <a:ext cx="1143000" cy="571500"/>
                         </a:xfrm>
                         <a:prstGeom prst="rect">
@@ -17773,11 +17773,11 @@
                       </wps:bodyPr>
                     </wps:wsp>
                     <wps:wsp>
-                      <wps:cNvPr id="306" name="&quot;[OJ-GA] Qwer 5 bxdfygk&quot;"/>
-                      <wps:cNvSpPr/>
-                      <wps:spPr>
-                        <a:xfrm>
-                          <a:off x="154686000" y="1714500"/>
+                      <wps:cNvPr id="306" name="&quot;[OJ-GA] Qwer 5 bxdfygk&quot;" descr="OP_MN_2a"/>
+                      <wps:cNvSpPr/>
+                      <wps:spPr>
+                        <a:xfrm>
+                          <a:off x="154686000" y="2095500"/>
                           <a:ext cx="1143000" cy="571500"/>
                         </a:xfrm>
                         <a:prstGeom prst="rect">
@@ -17832,11 +17832,11 @@
                       </wps:bodyPr>
                     </wps:wsp>
                     <wps:wsp>
-                      <wps:cNvPr id="307" name="&quot;[OJ-GA] 🔊 TEHZPW_BBH_Elfdm&lt;br&gt;Dod fs bejgnfn rvh sd jd ubljn.&quot;"/>
-                      <wps:cNvSpPr/>
-                      <wps:spPr>
-                        <a:xfrm>
-                          <a:off x="154686000" y="3048000"/>
+                      <wps:cNvPr id="307" name="&quot;[OJ-GA] 🔊 TEHZPW_BBH_Elfdm&lt;br&gt;Dod fs bejgnfn rvh sd jd ubljn.&quot;" descr="CQ_GG_4"/>
+                      <wps:cNvSpPr/>
+                      <wps:spPr>
+                        <a:xfrm>
+                          <a:off x="154686000" y="3429000"/>
                           <a:ext cx="1143000" cy="571500"/>
                         </a:xfrm>
                         <a:prstGeom prst="rect">
@@ -17891,11 +17891,11 @@
                       </wps:bodyPr>
                     </wps:wsp>
                     <wps:wsp>
-                      <wps:cNvPr id="308" name="&quot;[OJ-GA] Vf: Sshjb&lt;br&gt;Dratv: YVK_&amp;lt;Dfmxhg&amp;gt; | IEO | EXY&lt;br&gt;LP EI -&amp;gt; Qlmwbmk&lt;br&gt;hccpBmdxxi = Nflbzyw Chvbvbi&quot;"/>
-                      <wps:cNvSpPr/>
-                      <wps:spPr>
-                        <a:xfrm>
-                          <a:off x="154686000" y="4762500"/>
+                      <wps:cNvPr id="308" name="&quot;[OJ-GA] Vf: Sshjb&lt;br&gt;Dratv: YVK_&amp;lt;Dfmxhg&amp;gt; | IEO | EXY&lt;br&gt;LP EI -&amp;gt; Qlmwbmk&lt;br&gt;hccpBmdxxi = Nflbzyw Chvbvbi&quot;" descr="KX_SS_5"/>
+                      <wps:cNvSpPr/>
+                      <wps:spPr>
+                        <a:xfrm>
+                          <a:off x="154686000" y="5143500"/>
                           <a:ext cx="1143000" cy="571500"/>
                         </a:xfrm>
                         <a:prstGeom prst="rect">
@@ -17950,11 +17950,11 @@
                       </wps:bodyPr>
                     </wps:wsp>
                     <wps:wsp>
-                      <wps:cNvPr id="309" name="&quot;[OJ-VJ] Jamvp&lt;br&gt;Urxwl?&quot;"/>
-                      <wps:cNvSpPr/>
-                      <wps:spPr>
-                        <a:xfrm>
-                          <a:off x="104965500" y="3048000"/>
+                      <wps:cNvPr id="309" name="&quot;[OJ-VJ] Jamvp&lt;br&gt;Urxwl?&quot;" descr="LK_JZ_5"/>
+                      <wps:cNvSpPr/>
+                      <wps:spPr>
+                        <a:xfrm>
+                          <a:off x="104965500" y="3429000"/>
                           <a:ext cx="1143000" cy="571500"/>
                         </a:xfrm>
                         <a:prstGeom prst="rect">
@@ -18009,11 +18009,11 @@
                       </wps:bodyPr>
                     </wps:wsp>
                     <wps:wsp>
-                      <wps:cNvPr id="310" name="NB_LL_7"/>
-                      <wps:cNvSpPr/>
-                      <wps:spPr>
-                        <a:xfrm>
-                          <a:off x="156400500" y="4762500"/>
+                      <wps:cNvPr id="310" name="NB_LL_7" descr="NB_LL_7"/>
+                      <wps:cNvSpPr/>
+                      <wps:spPr>
+                        <a:xfrm>
+                          <a:off x="156400500" y="5143500"/>
                           <a:ext cx="1143000" cy="571500"/>
                         </a:xfrm>
                         <a:prstGeom prst="rect">
@@ -18068,11 +18068,11 @@
                       </wps:bodyPr>
                     </wps:wsp>
                     <wps:wsp>
-                      <wps:cNvPr id="311" name="KJ_GJ_2"/>
-                      <wps:cNvSpPr/>
-                      <wps:spPr>
-                        <a:xfrm>
-                          <a:off x="149542500" y="0"/>
+                      <wps:cNvPr id="311" name="KJ_GJ_2" descr="KJ_GJ_2"/>
+                      <wps:cNvSpPr/>
+                      <wps:spPr>
+                        <a:xfrm>
+                          <a:off x="149542500" y="381000"/>
                           <a:ext cx="1143000" cy="571500"/>
                         </a:xfrm>
                         <a:prstGeom prst="rect">
@@ -18127,11 +18127,11 @@
                       </wps:bodyPr>
                     </wps:wsp>
                     <wps:wsp>
-                      <wps:cNvPr id="312" name="GJ_PA_3"/>
-                      <wps:cNvSpPr/>
-                      <wps:spPr>
-                        <a:xfrm>
-                          <a:off x="149542500" y="1714500"/>
+                      <wps:cNvPr id="312" name="GJ_PA_3" descr="GJ_PA_3"/>
+                      <wps:cNvSpPr/>
+                      <wps:spPr>
+                        <a:xfrm>
+                          <a:off x="149542500" y="2095500"/>
                           <a:ext cx="1143000" cy="571500"/>
                         </a:xfrm>
                         <a:prstGeom prst="rect">
@@ -18186,11 +18186,11 @@
                       </wps:bodyPr>
                     </wps:wsp>
                     <wps:wsp>
-                      <wps:cNvPr id="313" name="c65"/>
-                      <wps:cNvSpPr/>
-                      <wps:spPr>
-                        <a:xfrm>
-                          <a:off x="104965500" y="0"/>
+                      <wps:cNvPr id="313" name="c65" descr="c65"/>
+                      <wps:cNvSpPr/>
+                      <wps:spPr>
+                        <a:xfrm>
+                          <a:off x="104965500" y="381000"/>
                           <a:ext cx="1143000" cy="571500"/>
                         </a:xfrm>
                         <a:prstGeom prst="rect">
@@ -18245,11 +18245,11 @@
                       </wps:bodyPr>
                     </wps:wsp>
                     <wps:wsp>
-                      <wps:cNvPr id="314" name="g75"/>
-                      <wps:cNvSpPr/>
-                      <wps:spPr>
-                        <a:xfrm>
-                          <a:off x="3429000" y="1714500"/>
+                      <wps:cNvPr id="314" name="g75" descr="g75"/>
+                      <wps:cNvSpPr/>
+                      <wps:spPr>
+                        <a:xfrm>
+                          <a:off x="3429000" y="2095500"/>
                           <a:ext cx="1143000" cy="571500"/>
                         </a:xfrm>
                         <a:prstGeom prst="rect">
@@ -18304,11 +18304,11 @@
                       </wps:bodyPr>
                     </wps:wsp>
                     <wps:wsp>
-                      <wps:cNvPr id="315" name="w79"/>
-                      <wps:cNvSpPr/>
-                      <wps:spPr>
-                        <a:xfrm>
-                          <a:off x="163258500" y="1714500"/>
+                      <wps:cNvPr id="315" name="w79" descr="w79"/>
+                      <wps:cNvSpPr/>
+                      <wps:spPr>
+                        <a:xfrm>
+                          <a:off x="163258500" y="2095500"/>
                           <a:ext cx="1143000" cy="571500"/>
                         </a:xfrm>
                         <a:prstGeom prst="rect">
@@ -18363,11 +18363,11 @@
                       </wps:bodyPr>
                     </wps:wsp>
                     <wps:wsp>
-                      <wps:cNvPr id="316" name="p78"/>
-                      <wps:cNvSpPr/>
-                      <wps:spPr>
-                        <a:xfrm>
-                          <a:off x="161544000" y="1714500"/>
+                      <wps:cNvPr id="316" name="p78" descr="p78"/>
+                      <wps:cNvSpPr/>
+                      <wps:spPr>
+                        <a:xfrm>
+                          <a:off x="161544000" y="2095500"/>
                           <a:ext cx="1143000" cy="571500"/>
                         </a:xfrm>
                         <a:prstGeom prst="rect">
@@ -18422,11 +18422,11 @@
                       </wps:bodyPr>
                     </wps:wsp>
                     <wps:wsp>
-                      <wps:cNvPr id="317" name="k80"/>
-                      <wps:cNvSpPr/>
-                      <wps:spPr>
-                        <a:xfrm>
-                          <a:off x="159829500" y="1714500"/>
+                      <wps:cNvPr id="317" name="k80" descr="k80"/>
+                      <wps:cNvSpPr/>
+                      <wps:spPr>
+                        <a:xfrm>
+                          <a:off x="159829500" y="2095500"/>
                           <a:ext cx="1143000" cy="571500"/>
                         </a:xfrm>
                         <a:prstGeom prst="rect">
@@ -18481,11 +18481,11 @@
                       </wps:bodyPr>
                     </wps:wsp>
                     <wps:wsp>
-                      <wps:cNvPr id="318" name="d81"/>
-                      <wps:cNvSpPr/>
-                      <wps:spPr>
-                        <a:xfrm>
-                          <a:off x="158115000" y="0"/>
+                      <wps:cNvPr id="318" name="d81" descr="d81"/>
+                      <wps:cNvSpPr/>
+                      <wps:spPr>
+                        <a:xfrm>
+                          <a:off x="158115000" y="381000"/>
                           <a:ext cx="1143000" cy="571500"/>
                         </a:xfrm>
                         <a:prstGeom prst="rect">
@@ -18540,11 +18540,11 @@
                       </wps:bodyPr>
                     </wps:wsp>
                     <wps:wsp>
-                      <wps:cNvPr id="319" name="h83"/>
-                      <wps:cNvSpPr/>
-                      <wps:spPr>
-                        <a:xfrm>
-                          <a:off x="158115000" y="1714500"/>
+                      <wps:cNvPr id="319" name="h83" descr="h83"/>
+                      <wps:cNvSpPr/>
+                      <wps:spPr>
+                        <a:xfrm>
+                          <a:off x="158115000" y="2095500"/>
                           <a:ext cx="1143000" cy="571500"/>
                         </a:xfrm>
                         <a:prstGeom prst="rect">
@@ -18599,11 +18599,11 @@
                       </wps:bodyPr>
                     </wps:wsp>
                     <wps:wsp>
-                      <wps:cNvPr id="320" name="f84"/>
-                      <wps:cNvSpPr/>
-                      <wps:spPr>
-                        <a:xfrm>
-                          <a:off x="1714500" y="1714500"/>
+                      <wps:cNvPr id="320" name="f84" descr="f84"/>
+                      <wps:cNvSpPr/>
+                      <wps:spPr>
+                        <a:xfrm>
+                          <a:off x="1714500" y="2095500"/>
                           <a:ext cx="1143000" cy="571500"/>
                         </a:xfrm>
                         <a:prstGeom prst="rect">
@@ -18658,11 +18658,11 @@
                       </wps:bodyPr>
                     </wps:wsp>
                     <wps:wsp>
-                      <wps:cNvPr id="321" name="f89"/>
-                      <wps:cNvSpPr/>
-                      <wps:spPr>
-                        <a:xfrm>
-                          <a:off x="175450500" y="4762500"/>
+                      <wps:cNvPr id="321" name="f89" descr="f89"/>
+                      <wps:cNvSpPr/>
+                      <wps:spPr>
+                        <a:xfrm>
+                          <a:off x="175450500" y="5143500"/>
                           <a:ext cx="1143000" cy="571500"/>
                         </a:xfrm>
                         <a:prstGeom prst="rect">
@@ -18717,11 +18717,11 @@
                       </wps:bodyPr>
                     </wps:wsp>
                     <wps:wsp>
-                      <wps:cNvPr id="322" name="e99"/>
-                      <wps:cNvSpPr/>
-                      <wps:spPr>
-                        <a:xfrm>
-                          <a:off x="182308500" y="4762500"/>
+                      <wps:cNvPr id="322" name="e99" descr="e99"/>
+                      <wps:cNvSpPr/>
+                      <wps:spPr>
+                        <a:xfrm>
+                          <a:off x="182308500" y="5143500"/>
                           <a:ext cx="1143000" cy="571500"/>
                         </a:xfrm>
                         <a:prstGeom prst="rect">
@@ -18776,11 +18776,11 @@
                       </wps:bodyPr>
                     </wps:wsp>
                     <wps:wsp>
-                      <wps:cNvPr id="323" name="[&quot;[OJ-BYF] 📋 Krnmnsg Nmhbgc&lt;br&gt;🔊 Bjdru Nlzank | 📝 Hmcdwxykgllsn Ahua | 📡 QOA/Adjv Aubtbf Jjyr&lt;br&gt;Tguch Smqgvqeza = Aubtbf/Cguqrxa | Vpricni = Jvwevpko Fozpx&quot;]"/>
-                      <wps:cNvSpPr/>
-                      <wps:spPr>
-                        <a:xfrm>
-                          <a:off x="185928000" y="0"/>
+                      <wps:cNvPr id="323" name="[&quot;[OJ-BYF] 📋 Krnmnsg Nmhbgc&lt;br&gt;🔊 Bjdru Nlzank | 📝 Hmcdwxykgllsn Ahua | 📡 QOA/Adjv Aubtbf Jjyr&lt;br&gt;Tguch Smqgvqeza = Aubtbf/Cguqrxa | Vpricni = Jvwevpko Fozpx&quot;]" descr="IW_ZJF_1"/>
+                      <wps:cNvSpPr/>
+                      <wps:spPr>
+                        <a:xfrm>
+                          <a:off x="185928000" y="381000"/>
                           <a:ext cx="1143000" cy="571500"/>
                         </a:xfrm>
                         <a:prstGeom prst="rect">
@@ -18835,14 +18835,14 @@
                       </wps:bodyPr>
                     </wps:wsp>
                     <wps:wsp>
-                      <wps:cNvPr id="324" name="Connector"/>
+                      <wps:cNvPr id="324" name="FC_TD_1--DA_JB_2"/>
                       <wps:cNvCnPr>
                         <a:stCxn id="36" idx="2"/>
                         <a:endCxn id="37" idx="0"/>
                       </wps:cNvCnPr>
                       <wps:spPr>
                         <a:xfrm>
-                          <a:off x="23241000" y="571500"/>
+                          <a:off x="23241000" y="952500"/>
                           <a:ext cx="0" cy="1143000"/>
                         </a:xfrm>
                         <a:prstGeom prst="line">
@@ -18873,14 +18873,14 @@
                       <wps:bodyPr/>
                     </wps:wsp>
                     <wps:wsp>
-                      <wps:cNvPr id="325" name="Connector"/>
+                      <wps:cNvPr id="325" name="DA_JB_2--DF_JT_1"/>
                       <wps:cNvCnPr>
                         <a:stCxn id="37" idx="2"/>
                         <a:endCxn id="38" idx="0"/>
                       </wps:cNvCnPr>
                       <wps:spPr>
                         <a:xfrm>
-                          <a:off x="23241000" y="2286000"/>
+                          <a:off x="23241000" y="2667000"/>
                           <a:ext cx="0" cy="762000"/>
                         </a:xfrm>
                         <a:prstGeom prst="line">
@@ -18911,14 +18911,14 @@
                       <wps:bodyPr/>
                     </wps:wsp>
                     <wps:wsp>
-                      <wps:cNvPr id="326" name="Connector"/>
+                      <wps:cNvPr id="326" name="PZ_VN_6x--PG_AJ_6y"/>
                       <wps:cNvCnPr>
                         <a:stCxn id="40" idx="2"/>
                         <a:endCxn id="41" idx="0"/>
                       </wps:cNvCnPr>
                       <wps:spPr>
                         <a:xfrm>
-                          <a:off x="24955500" y="571500"/>
+                          <a:off x="24955500" y="952500"/>
                           <a:ext cx="0" cy="1143000"/>
                         </a:xfrm>
                         <a:prstGeom prst="line">
@@ -18949,14 +18949,14 @@
                       <wps:bodyPr/>
                     </wps:wsp>
                     <wps:wsp>
-                      <wps:cNvPr id="327" name="Connector"/>
+                      <wps:cNvPr id="327" name="PG_AJ_6y--SN_EM_6y"/>
                       <wps:cNvCnPr>
                         <a:stCxn id="41" idx="2"/>
                         <a:endCxn id="42" idx="0"/>
                       </wps:cNvCnPr>
                       <wps:spPr>
                         <a:xfrm>
-                          <a:off x="24955500" y="2286000"/>
+                          <a:off x="24955500" y="2667000"/>
                           <a:ext cx="0" cy="762000"/>
                         </a:xfrm>
                         <a:prstGeom prst="line">
@@ -18987,14 +18987,14 @@
                       <wps:bodyPr/>
                     </wps:wsp>
                     <wps:wsp>
-                      <wps:cNvPr id="328" name="Connector"/>
+                      <wps:cNvPr id="328" name="BG_FZ_7z--JR_KJ_7q"/>
                       <wps:cNvCnPr>
                         <a:stCxn id="43" idx="2"/>
                         <a:endCxn id="44" idx="0"/>
                       </wps:cNvCnPr>
                       <wps:spPr>
                         <a:xfrm>
-                          <a:off x="26670000" y="571500"/>
+                          <a:off x="26670000" y="952500"/>
                           <a:ext cx="0" cy="1143000"/>
                         </a:xfrm>
                         <a:prstGeom prst="line">
@@ -19025,14 +19025,14 @@
                       <wps:bodyPr/>
                     </wps:wsp>
                     <wps:wsp>
-                      <wps:cNvPr id="329" name="Connector"/>
+                      <wps:cNvPr id="329" name="JR_KJ_7q--EP_XA_7k"/>
                       <wps:cNvCnPr>
                         <a:stCxn id="44" idx="2"/>
                         <a:endCxn id="45" idx="0"/>
                       </wps:cNvCnPr>
                       <wps:spPr>
                         <a:xfrm>
-                          <a:off x="26670000" y="2286000"/>
+                          <a:off x="26670000" y="2667000"/>
                           <a:ext cx="0" cy="762000"/>
                         </a:xfrm>
                         <a:prstGeom prst="line">
@@ -19063,14 +19063,14 @@
                       <wps:bodyPr/>
                     </wps:wsp>
                     <wps:wsp>
-                      <wps:cNvPr id="330" name="Connector"/>
+                      <wps:cNvPr id="330" name="OY_YC_12--HE_EK_12j"/>
                       <wps:cNvCnPr>
                         <a:stCxn id="46" idx="2"/>
                         <a:endCxn id="47" idx="0"/>
                       </wps:cNvCnPr>
                       <wps:spPr>
                         <a:xfrm>
-                          <a:off x="571500" y="571500"/>
+                          <a:off x="571500" y="952500"/>
                           <a:ext cx="0" cy="1143000"/>
                         </a:xfrm>
                         <a:prstGeom prst="line">
@@ -19101,14 +19101,14 @@
                       <wps:bodyPr/>
                     </wps:wsp>
                     <wps:wsp>
-                      <wps:cNvPr id="331" name="Connector"/>
+                      <wps:cNvPr id="331" name="HE_EK_12j--XZ_IO_12s"/>
                       <wps:cNvCnPr>
                         <a:stCxn id="47" idx="2"/>
                         <a:endCxn id="48" idx="0"/>
                       </wps:cNvCnPr>
                       <wps:spPr>
                         <a:xfrm>
-                          <a:off x="571500" y="2286000"/>
+                          <a:off x="571500" y="2667000"/>
                           <a:ext cx="0" cy="762000"/>
                         </a:xfrm>
                         <a:prstGeom prst="line">
@@ -19139,14 +19139,14 @@
                       <wps:bodyPr/>
                     </wps:wsp>
                     <wps:wsp>
-                      <wps:cNvPr id="332" name="Connector"/>
+                      <wps:cNvPr id="332" name="XZ_IO_12s--ZF_SS_12q"/>
                       <wps:cNvCnPr>
                         <a:stCxn id="48" idx="2"/>
                         <a:endCxn id="49" idx="0"/>
                       </wps:cNvCnPr>
                       <wps:spPr>
                         <a:xfrm>
-                          <a:off x="571500" y="3619500"/>
+                          <a:off x="571500" y="4000500"/>
                           <a:ext cx="0" cy="1143000"/>
                         </a:xfrm>
                         <a:prstGeom prst="line">
@@ -19177,14 +19177,14 @@
                       <wps:bodyPr/>
                     </wps:wsp>
                     <wps:wsp>
-                      <wps:cNvPr id="333" name="Connector"/>
+                      <wps:cNvPr id="333" name="PI_QDA_QU_NTJ--SS_IOG_NIB_1"/>
                       <wps:cNvCnPr>
                         <a:stCxn id="50" idx="2"/>
                         <a:endCxn id="51" idx="0"/>
                       </wps:cNvCnPr>
                       <wps:spPr>
                         <a:xfrm>
-                          <a:off x="21526500" y="571500"/>
+                          <a:off x="21526500" y="952500"/>
                           <a:ext cx="0" cy="1143000"/>
                         </a:xfrm>
                         <a:prstGeom prst="line">
@@ -19215,14 +19215,14 @@
                       <wps:bodyPr/>
                     </wps:wsp>
                     <wps:wsp>
-                      <wps:cNvPr id="334" name="Connector"/>
+                      <wps:cNvPr id="334" name="WB_XBQ_PSD_3--HO_WIE_WAL_4"/>
                       <wps:cNvCnPr>
                         <a:stCxn id="52" idx="2"/>
                         <a:endCxn id="53" idx="0"/>
                       </wps:cNvCnPr>
                       <wps:spPr>
                         <a:xfrm>
-                          <a:off x="28384500" y="571500"/>
+                          <a:off x="28384500" y="952500"/>
                           <a:ext cx="0" cy="1143000"/>
                         </a:xfrm>
                         <a:prstGeom prst="line">
@@ -19253,14 +19253,14 @@
                       <wps:bodyPr/>
                     </wps:wsp>
                     <wps:wsp>
-                      <wps:cNvPr id="335" name="Connector"/>
+                      <wps:cNvPr id="335" name="HO_WIE_WAL_4--VU_WUE_XYO_6"/>
                       <wps:cNvCnPr>
                         <a:stCxn id="53" idx="2"/>
                         <a:endCxn id="54" idx="0"/>
                       </wps:cNvCnPr>
                       <wps:spPr>
                         <a:xfrm>
-                          <a:off x="28384500" y="2286000"/>
+                          <a:off x="28384500" y="2667000"/>
                           <a:ext cx="0" cy="762000"/>
                         </a:xfrm>
                         <a:prstGeom prst="line">
@@ -19291,14 +19291,14 @@
                       <wps:bodyPr/>
                     </wps:wsp>
                     <wps:wsp>
-                      <wps:cNvPr id="336" name="Connector"/>
+                      <wps:cNvPr id="336" name="VU_WUE_XYO_6--YJ_KRJ_ECW_7"/>
                       <wps:cNvCnPr>
                         <a:stCxn id="54" idx="2"/>
                         <a:endCxn id="55" idx="0"/>
                       </wps:cNvCnPr>
                       <wps:spPr>
                         <a:xfrm>
-                          <a:off x="28384500" y="3619500"/>
+                          <a:off x="28384500" y="4000500"/>
                           <a:ext cx="0" cy="1143000"/>
                         </a:xfrm>
                         <a:prstGeom prst="line">
@@ -19329,14 +19329,14 @@
                       <wps:bodyPr/>
                     </wps:wsp>
                     <wps:wsp>
-                      <wps:cNvPr id="337" name="Connector"/>
+                      <wps:cNvPr id="337" name="YJ_KRJ_ECW_7--MC_COB_AKA_8"/>
                       <wps:cNvCnPr>
                         <a:stCxn id="55" idx="2"/>
                         <a:endCxn id="56" idx="0"/>
                       </wps:cNvCnPr>
                       <wps:spPr>
                         <a:xfrm flipH="1">
-                          <a:off x="27527250" y="5334000"/>
+                          <a:off x="27527250" y="5715000"/>
                           <a:ext cx="857250" cy="762000"/>
                         </a:xfrm>
                         <a:prstGeom prst="line">
@@ -19367,14 +19367,14 @@
                       <wps:bodyPr/>
                     </wps:wsp>
                     <wps:wsp>
-                      <wps:cNvPr id="338" name="Connector"/>
+                      <wps:cNvPr id="338" name="EU_RMP_LKX_5--MC_COB_AKA_8"/>
                       <wps:cNvCnPr>
                         <a:stCxn id="57" idx="1"/>
                         <a:endCxn id="56" idx="3"/>
                       </wps:cNvCnPr>
                       <wps:spPr>
                         <a:xfrm>
-                          <a:off x="15049500" y="5048250"/>
+                          <a:off x="15049500" y="5429250"/>
                           <a:ext cx="11906250" cy="1333500"/>
                         </a:xfrm>
                         <a:prstGeom prst="line">
@@ -19405,14 +19405,14 @@
                       <wps:bodyPr/>
                     </wps:wsp>
                     <wps:wsp>
-                      <wps:cNvPr id="339" name="Connector"/>
+                      <wps:cNvPr id="339" name="MC_COB_AKA_8--WB_DPT_CTQ_8n"/>
                       <wps:cNvCnPr>
                         <a:stCxn id="56" idx="2"/>
                         <a:endCxn id="58" idx="0"/>
                       </wps:cNvCnPr>
                       <wps:spPr>
                         <a:xfrm>
-                          <a:off x="27527250" y="6667500"/>
+                          <a:off x="27527250" y="7048500"/>
                           <a:ext cx="0" cy="762000"/>
                         </a:xfrm>
                         <a:prstGeom prst="line">
@@ -19443,14 +19443,14 @@
                       <wps:bodyPr/>
                     </wps:wsp>
                     <wps:wsp>
-                      <wps:cNvPr id="340" name="Connector"/>
+                      <wps:cNvPr id="340" name="OR_QWG_CTF_3--VX_FVN_GUR_4"/>
                       <wps:cNvCnPr>
                         <a:stCxn id="59" idx="2"/>
                         <a:endCxn id="60" idx="0"/>
                       </wps:cNvCnPr>
                       <wps:spPr>
                         <a:xfrm>
-                          <a:off x="31813500" y="571500"/>
+                          <a:off x="31813500" y="952500"/>
                           <a:ext cx="0" cy="1143000"/>
                         </a:xfrm>
                         <a:prstGeom prst="line">
@@ -19481,14 +19481,14 @@
                       <wps:bodyPr/>
                     </wps:wsp>
                     <wps:wsp>
-                      <wps:cNvPr id="341" name="Connector"/>
+                      <wps:cNvPr id="341" name="VX_FVN_GUR_4--LH_XIS_OVY_6"/>
                       <wps:cNvCnPr>
                         <a:stCxn id="60" idx="2"/>
                         <a:endCxn id="61" idx="0"/>
                       </wps:cNvCnPr>
                       <wps:spPr>
                         <a:xfrm>
-                          <a:off x="31813500" y="2286000"/>
+                          <a:off x="31813500" y="2667000"/>
                           <a:ext cx="0" cy="762000"/>
                         </a:xfrm>
                         <a:prstGeom prst="line">
@@ -19519,14 +19519,14 @@
                       <wps:bodyPr/>
                     </wps:wsp>
                     <wps:wsp>
-                      <wps:cNvPr id="342" name="Connector"/>
+                      <wps:cNvPr id="342" name="LH_XIS_OVY_6--OX_VQA_DAS_7"/>
                       <wps:cNvCnPr>
                         <a:stCxn id="61" idx="2"/>
                         <a:endCxn id="62" idx="0"/>
                       </wps:cNvCnPr>
                       <wps:spPr>
                         <a:xfrm>
-                          <a:off x="31813500" y="3619500"/>
+                          <a:off x="31813500" y="4000500"/>
                           <a:ext cx="0" cy="1143000"/>
                         </a:xfrm>
                         <a:prstGeom prst="line">
@@ -19557,14 +19557,14 @@
                       <wps:bodyPr/>
                     </wps:wsp>
                     <wps:wsp>
-                      <wps:cNvPr id="343" name="Connector"/>
+                      <wps:cNvPr id="343" name="OX_VQA_DAS_7--RA_HCJ_OQG_8"/>
                       <wps:cNvCnPr>
                         <a:stCxn id="62" idx="2"/>
                         <a:endCxn id="63" idx="0"/>
                       </wps:cNvCnPr>
                       <wps:spPr>
                         <a:xfrm flipH="1">
-                          <a:off x="30956250" y="5334000"/>
+                          <a:off x="30956250" y="5715000"/>
                           <a:ext cx="857250" cy="762000"/>
                         </a:xfrm>
                         <a:prstGeom prst="line">
@@ -19595,14 +19595,14 @@
                       <wps:bodyPr/>
                     </wps:wsp>
                     <wps:wsp>
-                      <wps:cNvPr id="344" name="Connector"/>
+                      <wps:cNvPr id="344" name="TE_BRP_VAX_5--RA_HCJ_OQG_8"/>
                       <wps:cNvCnPr>
                         <a:stCxn id="64" idx="2"/>
                         <a:endCxn id="63" idx="0"/>
                       </wps:cNvCnPr>
                       <wps:spPr>
                         <a:xfrm>
-                          <a:off x="30099000" y="5334000"/>
+                          <a:off x="30099000" y="5715000"/>
                           <a:ext cx="857250" cy="762000"/>
                         </a:xfrm>
                         <a:prstGeom prst="line">
@@ -19633,14 +19633,14 @@
                       <wps:bodyPr/>
                     </wps:wsp>
                     <wps:wsp>
-                      <wps:cNvPr id="345" name="Connector"/>
+                      <wps:cNvPr id="345" name="RA_HCJ_OQG_8--EK_OMU_OSY_8y"/>
                       <wps:cNvCnPr>
                         <a:stCxn id="63" idx="2"/>
                         <a:endCxn id="65" idx="0"/>
                       </wps:cNvCnPr>
                       <wps:spPr>
                         <a:xfrm>
-                          <a:off x="30956250" y="6667500"/>
+                          <a:off x="30956250" y="7048500"/>
                           <a:ext cx="0" cy="762000"/>
                         </a:xfrm>
                         <a:prstGeom prst="line">
@@ -19671,14 +19671,14 @@
                       <wps:bodyPr/>
                     </wps:wsp>
                     <wps:wsp>
-                      <wps:cNvPr id="346" name="Connector"/>
+                      <wps:cNvPr id="346" name="CT_KGK_JXB_3--TH_FPP_KWC_4"/>
                       <wps:cNvCnPr>
                         <a:stCxn id="66" idx="2"/>
                         <a:endCxn id="67" idx="0"/>
                       </wps:cNvCnPr>
                       <wps:spPr>
                         <a:xfrm>
-                          <a:off x="35242500" y="571500"/>
+                          <a:off x="35242500" y="952500"/>
                           <a:ext cx="0" cy="1143000"/>
                         </a:xfrm>
                         <a:prstGeom prst="line">
@@ -19709,14 +19709,14 @@
                       <wps:bodyPr/>
                     </wps:wsp>
                     <wps:wsp>
-                      <wps:cNvPr id="347" name="Connector"/>
+                      <wps:cNvPr id="347" name="TH_FPP_KWC_4--BT_LPC_QQX_6"/>
                       <wps:cNvCnPr>
                         <a:stCxn id="67" idx="2"/>
                         <a:endCxn id="68" idx="0"/>
                       </wps:cNvCnPr>
                       <wps:spPr>
                         <a:xfrm>
-                          <a:off x="35242500" y="2286000"/>
+                          <a:off x="35242500" y="2667000"/>
                           <a:ext cx="0" cy="762000"/>
                         </a:xfrm>
                         <a:prstGeom prst="line">
@@ -19747,14 +19747,14 @@
                       <wps:bodyPr/>
                     </wps:wsp>
                     <wps:wsp>
-                      <wps:cNvPr id="348" name="Connector"/>
+                      <wps:cNvPr id="348" name="BT_LPC_QQX_6--MO_UYK_DTX_7"/>
                       <wps:cNvCnPr>
                         <a:stCxn id="68" idx="2"/>
                         <a:endCxn id="69" idx="0"/>
                       </wps:cNvCnPr>
                       <wps:spPr>
                         <a:xfrm>
-                          <a:off x="35242500" y="3619500"/>
+                          <a:off x="35242500" y="4000500"/>
                           <a:ext cx="0" cy="1143000"/>
                         </a:xfrm>
                         <a:prstGeom prst="line">
@@ -19785,14 +19785,14 @@
                       <wps:bodyPr/>
                     </wps:wsp>
                     <wps:wsp>
-                      <wps:cNvPr id="349" name="Connector"/>
+                      <wps:cNvPr id="349" name="MO_UYK_DTX_7--NK_ITV_YNQ_8"/>
                       <wps:cNvCnPr>
                         <a:stCxn id="69" idx="2"/>
                         <a:endCxn id="70" idx="0"/>
                       </wps:cNvCnPr>
                       <wps:spPr>
                         <a:xfrm flipH="1">
-                          <a:off x="34385250" y="5334000"/>
+                          <a:off x="34385250" y="5715000"/>
                           <a:ext cx="857250" cy="762000"/>
                         </a:xfrm>
                         <a:prstGeom prst="line">
@@ -19823,14 +19823,14 @@
                       <wps:bodyPr/>
                     </wps:wsp>
                     <wps:wsp>
-                      <wps:cNvPr id="350" name="Connector"/>
+                      <wps:cNvPr id="350" name="VY_CGO_MXX_5--NK_ITV_YNQ_8"/>
                       <wps:cNvCnPr>
                         <a:stCxn id="71" idx="2"/>
                         <a:endCxn id="70" idx="0"/>
                       </wps:cNvCnPr>
                       <wps:spPr>
                         <a:xfrm>
-                          <a:off x="33528000" y="5334000"/>
+                          <a:off x="33528000" y="5715000"/>
                           <a:ext cx="857250" cy="762000"/>
                         </a:xfrm>
                         <a:prstGeom prst="line">
@@ -19861,14 +19861,14 @@
                       <wps:bodyPr/>
                     </wps:wsp>
                     <wps:wsp>
-                      <wps:cNvPr id="351" name="Connector"/>
+                      <wps:cNvPr id="351" name="NK_ITV_YNQ_8--FL_BAQ_XLZ_8k"/>
                       <wps:cNvCnPr>
                         <a:stCxn id="70" idx="2"/>
                         <a:endCxn id="72" idx="0"/>
                       </wps:cNvCnPr>
                       <wps:spPr>
                         <a:xfrm>
-                          <a:off x="34385250" y="6667500"/>
+                          <a:off x="34385250" y="7048500"/>
                           <a:ext cx="0" cy="762000"/>
                         </a:xfrm>
                         <a:prstGeom prst="line">
@@ -19899,14 +19899,14 @@
                       <wps:bodyPr/>
                     </wps:wsp>
                     <wps:wsp>
-                      <wps:cNvPr id="352" name="Connector"/>
+                      <wps:cNvPr id="352" name="EN_MKQ_ZUE_3--KA_ZRP_LNY_4"/>
                       <wps:cNvCnPr>
                         <a:stCxn id="73" idx="2"/>
                         <a:endCxn id="74" idx="0"/>
                       </wps:cNvCnPr>
                       <wps:spPr>
                         <a:xfrm>
-                          <a:off x="38671500" y="571500"/>
+                          <a:off x="38671500" y="952500"/>
                           <a:ext cx="0" cy="1143000"/>
                         </a:xfrm>
                         <a:prstGeom prst="line">
@@ -19937,14 +19937,14 @@
                       <wps:bodyPr/>
                     </wps:wsp>
                     <wps:wsp>
-                      <wps:cNvPr id="353" name="Connector"/>
+                      <wps:cNvPr id="353" name="KA_ZRP_LNY_4--UF_OMJ_MXE_6"/>
                       <wps:cNvCnPr>
                         <a:stCxn id="74" idx="2"/>
                         <a:endCxn id="75" idx="0"/>
                       </wps:cNvCnPr>
                       <wps:spPr>
                         <a:xfrm>
-                          <a:off x="38671500" y="2286000"/>
+                          <a:off x="38671500" y="2667000"/>
                           <a:ext cx="0" cy="762000"/>
                         </a:xfrm>
                         <a:prstGeom prst="line">
@@ -19975,14 +19975,14 @@
                       <wps:bodyPr/>
                     </wps:wsp>
                     <wps:wsp>
-                      <wps:cNvPr id="354" name="Connector"/>
+                      <wps:cNvPr id="354" name="UF_OMJ_MXE_6--SB_NGO_SPY_7"/>
                       <wps:cNvCnPr>
                         <a:stCxn id="75" idx="2"/>
                         <a:endCxn id="76" idx="0"/>
                       </wps:cNvCnPr>
                       <wps:spPr>
                         <a:xfrm>
-                          <a:off x="38671500" y="3619500"/>
+                          <a:off x="38671500" y="4000500"/>
                           <a:ext cx="0" cy="1143000"/>
                         </a:xfrm>
                         <a:prstGeom prst="line">
@@ -20013,14 +20013,14 @@
                       <wps:bodyPr/>
                     </wps:wsp>
                     <wps:wsp>
-                      <wps:cNvPr id="355" name="Connector"/>
+                      <wps:cNvPr id="355" name="SB_NGO_SPY_7--AC_SZY_KAN_8"/>
                       <wps:cNvCnPr>
                         <a:stCxn id="76" idx="2"/>
                         <a:endCxn id="77" idx="0"/>
                       </wps:cNvCnPr>
                       <wps:spPr>
                         <a:xfrm flipH="1">
-                          <a:off x="37814250" y="5334000"/>
+                          <a:off x="37814250" y="5715000"/>
                           <a:ext cx="857250" cy="762000"/>
                         </a:xfrm>
                         <a:prstGeom prst="line">
@@ -20051,14 +20051,14 @@
                       <wps:bodyPr/>
                     </wps:wsp>
                     <wps:wsp>
-                      <wps:cNvPr id="356" name="Connector"/>
+                      <wps:cNvPr id="356" name="WY_QOG_MAA_5--AC_SZY_KAN_8"/>
                       <wps:cNvCnPr>
                         <a:stCxn id="78" idx="2"/>
                         <a:endCxn id="77" idx="0"/>
                       </wps:cNvCnPr>
                       <wps:spPr>
                         <a:xfrm>
-                          <a:off x="36957000" y="5334000"/>
+                          <a:off x="36957000" y="5715000"/>
                           <a:ext cx="857250" cy="762000"/>
                         </a:xfrm>
                         <a:prstGeom prst="line">
@@ -20089,14 +20089,14 @@
                       <wps:bodyPr/>
                     </wps:wsp>
                     <wps:wsp>
-                      <wps:cNvPr id="357" name="Connector"/>
+                      <wps:cNvPr id="357" name="AC_SZY_KAN_8--MJ_CKU_YKC_8j"/>
                       <wps:cNvCnPr>
                         <a:stCxn id="77" idx="2"/>
                         <a:endCxn id="79" idx="0"/>
                       </wps:cNvCnPr>
                       <wps:spPr>
                         <a:xfrm>
-                          <a:off x="37814250" y="6667500"/>
+                          <a:off x="37814250" y="7048500"/>
                           <a:ext cx="0" cy="762000"/>
                         </a:xfrm>
                         <a:prstGeom prst="line">
@@ -20127,14 +20127,14 @@
                       <wps:bodyPr/>
                     </wps:wsp>
                     <wps:wsp>
-                      <wps:cNvPr id="358" name="Connector"/>
+                      <wps:cNvPr id="358" name="EY_OOI_RHR_3--HV_HOW_KDN_4"/>
                       <wps:cNvCnPr>
                         <a:stCxn id="80" idx="2"/>
                         <a:endCxn id="81" idx="0"/>
                       </wps:cNvCnPr>
                       <wps:spPr>
                         <a:xfrm>
-                          <a:off x="43815000" y="571500"/>
+                          <a:off x="43815000" y="952500"/>
                           <a:ext cx="0" cy="1143000"/>
                         </a:xfrm>
                         <a:prstGeom prst="line">
@@ -20165,14 +20165,14 @@
                       <wps:bodyPr/>
                     </wps:wsp>
                     <wps:wsp>
-                      <wps:cNvPr id="359" name="Connector"/>
+                      <wps:cNvPr id="359" name="HV_HOW_KDN_4--UM_YKV_KVQ_6"/>
                       <wps:cNvCnPr>
                         <a:stCxn id="81" idx="2"/>
                         <a:endCxn id="82" idx="0"/>
                       </wps:cNvCnPr>
                       <wps:spPr>
                         <a:xfrm>
-                          <a:off x="43815000" y="2286000"/>
+                          <a:off x="43815000" y="2667000"/>
                           <a:ext cx="0" cy="762000"/>
                         </a:xfrm>
                         <a:prstGeom prst="line">
@@ -20203,14 +20203,14 @@
                       <wps:bodyPr/>
                     </wps:wsp>
                     <wps:wsp>
-                      <wps:cNvPr id="360" name="Connector"/>
+                      <wps:cNvPr id="360" name="UM_YKV_KVQ_6--AT_VZG_DBL_7"/>
                       <wps:cNvCnPr>
                         <a:stCxn id="82" idx="2"/>
                         <a:endCxn id="83" idx="0"/>
                       </wps:cNvCnPr>
                       <wps:spPr>
                         <a:xfrm>
-                          <a:off x="43815000" y="3619500"/>
+                          <a:off x="43815000" y="4000500"/>
                           <a:ext cx="0" cy="1143000"/>
                         </a:xfrm>
                         <a:prstGeom prst="line">
@@ -20241,14 +20241,14 @@
                       <wps:bodyPr/>
                     </wps:wsp>
                     <wps:wsp>
-                      <wps:cNvPr id="361" name="Connector"/>
+                      <wps:cNvPr id="361" name="AT_VZG_DBL_7--WK_KBB_MCR_8"/>
                       <wps:cNvCnPr>
                         <a:stCxn id="83" idx="2"/>
                         <a:endCxn id="84" idx="0"/>
                       </wps:cNvCnPr>
                       <wps:spPr>
                         <a:xfrm flipH="1">
-                          <a:off x="42957750" y="5334000"/>
+                          <a:off x="42957750" y="5715000"/>
                           <a:ext cx="857250" cy="762000"/>
                         </a:xfrm>
                         <a:prstGeom prst="line">
@@ -20279,14 +20279,14 @@
                       <wps:bodyPr/>
                     </wps:wsp>
                     <wps:wsp>
-                      <wps:cNvPr id="362" name="Connector"/>
+                      <wps:cNvPr id="362" name="EG_PRK_UZF_5--WK_KBB_MCR_8"/>
                       <wps:cNvCnPr>
                         <a:stCxn id="85" idx="1"/>
                         <a:endCxn id="84" idx="3"/>
                       </wps:cNvCnPr>
                       <wps:spPr>
                         <a:xfrm>
-                          <a:off x="41814750" y="5048250"/>
+                          <a:off x="41814750" y="5429250"/>
                           <a:ext cx="571500" cy="1333500"/>
                         </a:xfrm>
                         <a:prstGeom prst="line">
@@ -20317,14 +20317,14 @@
                       <wps:bodyPr/>
                     </wps:wsp>
                     <wps:wsp>
-                      <wps:cNvPr id="363" name="Connector"/>
+                      <wps:cNvPr id="363" name="WK_KBB_MCR_8--PH_UIH_KQR_8x"/>
                       <wps:cNvCnPr>
                         <a:stCxn id="84" idx="2"/>
                         <a:endCxn id="86" idx="0"/>
                       </wps:cNvCnPr>
                       <wps:spPr>
                         <a:xfrm>
-                          <a:off x="42957750" y="6667500"/>
+                          <a:off x="42957750" y="7048500"/>
                           <a:ext cx="0" cy="762000"/>
                         </a:xfrm>
                         <a:prstGeom prst="line">
@@ -20355,14 +20355,14 @@
                       <wps:bodyPr/>
                     </wps:wsp>
                     <wps:wsp>
-                      <wps:cNvPr id="364" name="Connector"/>
+                      <wps:cNvPr id="364" name="TC_OQD_HDP_3--KW_JBV_BWE_4"/>
                       <wps:cNvCnPr>
                         <a:stCxn id="87" idx="2"/>
                         <a:endCxn id="88" idx="0"/>
                       </wps:cNvCnPr>
                       <wps:spPr>
                         <a:xfrm>
-                          <a:off x="47244000" y="571500"/>
+                          <a:off x="47244000" y="952500"/>
                           <a:ext cx="0" cy="1143000"/>
                         </a:xfrm>
                         <a:prstGeom prst="line">
@@ -20393,14 +20393,14 @@
                       <wps:bodyPr/>
                     </wps:wsp>
                     <wps:wsp>
-                      <wps:cNvPr id="365" name="Connector"/>
+                      <wps:cNvPr id="365" name="KW_JBV_BWE_4--ET_CCI_ODS_6"/>
                       <wps:cNvCnPr>
                         <a:stCxn id="88" idx="2"/>
                         <a:endCxn id="89" idx="0"/>
                       </wps:cNvCnPr>
                       <wps:spPr>
                         <a:xfrm>
-                          <a:off x="47244000" y="2286000"/>
+                          <a:off x="47244000" y="2667000"/>
                           <a:ext cx="0" cy="762000"/>
                         </a:xfrm>
                         <a:prstGeom prst="line">
@@ -20431,14 +20431,14 @@
                       <wps:bodyPr/>
                     </wps:wsp>
                     <wps:wsp>
-                      <wps:cNvPr id="366" name="Connector"/>
+                      <wps:cNvPr id="366" name="ET_CCI_ODS_6--ZI_SIN_SHL_7"/>
                       <wps:cNvCnPr>
                         <a:stCxn id="89" idx="2"/>
                         <a:endCxn id="90" idx="0"/>
                       </wps:cNvCnPr>
                       <wps:spPr>
                         <a:xfrm>
-                          <a:off x="47244000" y="3619500"/>
+                          <a:off x="47244000" y="4000500"/>
                           <a:ext cx="0" cy="1143000"/>
                         </a:xfrm>
                         <a:prstGeom prst="line">
@@ -20469,14 +20469,14 @@
                       <wps:bodyPr/>
                     </wps:wsp>
                     <wps:wsp>
-                      <wps:cNvPr id="367" name="Connector"/>
+                      <wps:cNvPr id="367" name="ZI_SIN_SHL_7--LY_NSR_EOU_8"/>
                       <wps:cNvCnPr>
                         <a:stCxn id="90" idx="2"/>
                         <a:endCxn id="91" idx="0"/>
                       </wps:cNvCnPr>
                       <wps:spPr>
                         <a:xfrm flipH="1">
-                          <a:off x="46386750" y="5334000"/>
+                          <a:off x="46386750" y="5715000"/>
                           <a:ext cx="857250" cy="762000"/>
                         </a:xfrm>
                         <a:prstGeom prst="line">
@@ -20507,14 +20507,14 @@
                       <wps:bodyPr/>
                     </wps:wsp>
                     <wps:wsp>
-                      <wps:cNvPr id="368" name="Connector"/>
+                      <wps:cNvPr id="368" name="BC_MUL_PQH_5--LY_NSR_EOU_8"/>
                       <wps:cNvCnPr>
                         <a:stCxn id="92" idx="2"/>
                         <a:endCxn id="91" idx="0"/>
                       </wps:cNvCnPr>
                       <wps:spPr>
                         <a:xfrm>
-                          <a:off x="45529500" y="5334000"/>
+                          <a:off x="45529500" y="5715000"/>
                           <a:ext cx="857250" cy="762000"/>
                         </a:xfrm>
                         <a:prstGeom prst="line">
@@ -20545,14 +20545,14 @@
                       <wps:bodyPr/>
                     </wps:wsp>
                     <wps:wsp>
-                      <wps:cNvPr id="369" name="Connector"/>
+                      <wps:cNvPr id="369" name="LY_NSR_EOU_8--DF_ZEE_UDB_8f"/>
                       <wps:cNvCnPr>
                         <a:stCxn id="91" idx="2"/>
                         <a:endCxn id="93" idx="0"/>
                       </wps:cNvCnPr>
                       <wps:spPr>
                         <a:xfrm>
-                          <a:off x="46386750" y="6667500"/>
+                          <a:off x="46386750" y="7048500"/>
                           <a:ext cx="0" cy="762000"/>
                         </a:xfrm>
                         <a:prstGeom prst="line">
@@ -20583,14 +20583,14 @@
                       <wps:bodyPr/>
                     </wps:wsp>
                     <wps:wsp>
-                      <wps:cNvPr id="370" name="Connector"/>
+                      <wps:cNvPr id="370" name="KH_HGP_PW_3--MU_JQP_HT_4"/>
                       <wps:cNvCnPr>
                         <a:stCxn id="94" idx="2"/>
                         <a:endCxn id="95" idx="0"/>
                       </wps:cNvCnPr>
                       <wps:spPr>
                         <a:xfrm>
-                          <a:off x="54102000" y="571500"/>
+                          <a:off x="54102000" y="952500"/>
                           <a:ext cx="0" cy="1143000"/>
                         </a:xfrm>
                         <a:prstGeom prst="line">
@@ -20621,14 +20621,14 @@
                       <wps:bodyPr/>
                     </wps:wsp>
                     <wps:wsp>
-                      <wps:cNvPr id="371" name="Connector"/>
+                      <wps:cNvPr id="371" name="MU_JQP_HT_4--ZN_GTX_QW_6"/>
                       <wps:cNvCnPr>
                         <a:stCxn id="95" idx="2"/>
                         <a:endCxn id="96" idx="0"/>
                       </wps:cNvCnPr>
                       <wps:spPr>
                         <a:xfrm>
-                          <a:off x="54102000" y="2286000"/>
+                          <a:off x="54102000" y="2667000"/>
                           <a:ext cx="0" cy="762000"/>
                         </a:xfrm>
                         <a:prstGeom prst="line">
@@ -20659,14 +20659,14 @@
                       <wps:bodyPr/>
                     </wps:wsp>
                     <wps:wsp>
-                      <wps:cNvPr id="372" name="Connector"/>
+                      <wps:cNvPr id="372" name="ZN_GTX_QW_6--HE_IGM_UQ_7"/>
                       <wps:cNvCnPr>
                         <a:stCxn id="96" idx="2"/>
                         <a:endCxn id="97" idx="0"/>
                       </wps:cNvCnPr>
                       <wps:spPr>
                         <a:xfrm>
-                          <a:off x="54102000" y="3619500"/>
+                          <a:off x="54102000" y="4000500"/>
                           <a:ext cx="0" cy="1143000"/>
                         </a:xfrm>
                         <a:prstGeom prst="line">
@@ -20697,14 +20697,14 @@
                       <wps:bodyPr/>
                     </wps:wsp>
                     <wps:wsp>
-                      <wps:cNvPr id="373" name="Connector"/>
+                      <wps:cNvPr id="373" name="HE_IGM_UQ_7--VN_HZV_QM_8"/>
                       <wps:cNvCnPr>
                         <a:stCxn id="97" idx="2"/>
                         <a:endCxn id="98" idx="0"/>
                       </wps:cNvCnPr>
                       <wps:spPr>
                         <a:xfrm flipH="1">
-                          <a:off x="53244750" y="5334000"/>
+                          <a:off x="53244750" y="5715000"/>
                           <a:ext cx="857250" cy="762000"/>
                         </a:xfrm>
                         <a:prstGeom prst="line">
@@ -20735,14 +20735,14 @@
                       <wps:bodyPr/>
                     </wps:wsp>
                     <wps:wsp>
-                      <wps:cNvPr id="374" name="Connector"/>
+                      <wps:cNvPr id="374" name="GH_ZQL_BY_5--VN_HZV_QM_8"/>
                       <wps:cNvCnPr>
                         <a:stCxn id="99" idx="1"/>
                         <a:endCxn id="98" idx="3"/>
                       </wps:cNvCnPr>
                       <wps:spPr>
                         <a:xfrm>
-                          <a:off x="51244500" y="5048250"/>
+                          <a:off x="51244500" y="5429250"/>
                           <a:ext cx="1428750" cy="1333500"/>
                         </a:xfrm>
                         <a:prstGeom prst="line">
@@ -20773,14 +20773,14 @@
                       <wps:bodyPr/>
                     </wps:wsp>
                     <wps:wsp>
-                      <wps:cNvPr id="375" name="Connector"/>
+                      <wps:cNvPr id="375" name="VN_HZV_QM_8--NU_NDX_KR_8y"/>
                       <wps:cNvCnPr>
                         <a:stCxn id="98" idx="2"/>
                         <a:endCxn id="100" idx="0"/>
                       </wps:cNvCnPr>
                       <wps:spPr>
                         <a:xfrm>
-                          <a:off x="53244750" y="6667500"/>
+                          <a:off x="53244750" y="7048500"/>
                           <a:ext cx="0" cy="762000"/>
                         </a:xfrm>
                         <a:prstGeom prst="line">
@@ -20811,14 +20811,14 @@
                       <wps:bodyPr/>
                     </wps:wsp>
                     <wps:wsp>
-                      <wps:cNvPr id="376" name="Connector"/>
+                      <wps:cNvPr id="376" name="FX_NAT_RRB_3--NH_TGI_TVK_4"/>
                       <wps:cNvCnPr>
                         <a:stCxn id="101" idx="2"/>
                         <a:endCxn id="102" idx="0"/>
                       </wps:cNvCnPr>
                       <wps:spPr>
                         <a:xfrm>
-                          <a:off x="60960000" y="571500"/>
+                          <a:off x="60960000" y="952500"/>
                           <a:ext cx="0" cy="1143000"/>
                         </a:xfrm>
                         <a:prstGeom prst="line">
@@ -20849,14 +20849,14 @@
                       <wps:bodyPr/>
                     </wps:wsp>
                     <wps:wsp>
-                      <wps:cNvPr id="377" name="Connector"/>
+                      <wps:cNvPr id="377" name="NH_TGI_TVK_4--DC_IPM_GNR_6"/>
                       <wps:cNvCnPr>
                         <a:stCxn id="102" idx="2"/>
                         <a:endCxn id="103" idx="0"/>
                       </wps:cNvCnPr>
                       <wps:spPr>
                         <a:xfrm>
-                          <a:off x="60960000" y="2286000"/>
+                          <a:off x="60960000" y="2667000"/>
                           <a:ext cx="0" cy="762000"/>
                         </a:xfrm>
                         <a:prstGeom prst="line">
@@ -20887,14 +20887,14 @@
                       <wps:bodyPr/>
                     </wps:wsp>
                     <wps:wsp>
-                      <wps:cNvPr id="378" name="Connector"/>
+                      <wps:cNvPr id="378" name="DC_IPM_GNR_6--KG_XDH_MAU_7"/>
                       <wps:cNvCnPr>
                         <a:stCxn id="103" idx="2"/>
                         <a:endCxn id="104" idx="0"/>
                       </wps:cNvCnPr>
                       <wps:spPr>
                         <a:xfrm>
-                          <a:off x="60960000" y="3619500"/>
+                          <a:off x="60960000" y="4000500"/>
                           <a:ext cx="0" cy="1143000"/>
                         </a:xfrm>
                         <a:prstGeom prst="line">
@@ -20925,14 +20925,14 @@
                       <wps:bodyPr/>
                     </wps:wsp>
                     <wps:wsp>
-                      <wps:cNvPr id="379" name="Connector"/>
+                      <wps:cNvPr id="379" name="KG_XDH_MAU_7--LB_KFZ_LLL_8"/>
                       <wps:cNvCnPr>
                         <a:stCxn id="104" idx="2"/>
                         <a:endCxn id="105" idx="0"/>
                       </wps:cNvCnPr>
                       <wps:spPr>
                         <a:xfrm flipH="1">
-                          <a:off x="60102750" y="5334000"/>
+                          <a:off x="60102750" y="5715000"/>
                           <a:ext cx="857250" cy="762000"/>
                         </a:xfrm>
                         <a:prstGeom prst="line">
@@ -20963,14 +20963,14 @@
                       <wps:bodyPr/>
                     </wps:wsp>
                     <wps:wsp>
-                      <wps:cNvPr id="380" name="Connector"/>
+                      <wps:cNvPr id="380" name="DP_EVC_GTD_5--LB_KFZ_LLL_8"/>
                       <wps:cNvCnPr>
                         <a:stCxn id="106" idx="1"/>
                         <a:endCxn id="105" idx="3"/>
                       </wps:cNvCnPr>
                       <wps:spPr>
                         <a:xfrm>
-                          <a:off x="58102500" y="5048250"/>
+                          <a:off x="58102500" y="5429250"/>
                           <a:ext cx="1428750" cy="1333500"/>
                         </a:xfrm>
                         <a:prstGeom prst="line">
@@ -21001,14 +21001,14 @@
                       <wps:bodyPr/>
                     </wps:wsp>
                     <wps:wsp>
-                      <wps:cNvPr id="381" name="Connector"/>
+                      <wps:cNvPr id="381" name="LB_KFZ_LLL_8--TJ_VBB_UPI_8x"/>
                       <wps:cNvCnPr>
                         <a:stCxn id="105" idx="2"/>
                         <a:endCxn id="107" idx="0"/>
                       </wps:cNvCnPr>
                       <wps:spPr>
                         <a:xfrm>
-                          <a:off x="60102750" y="6667500"/>
+                          <a:off x="60102750" y="7048500"/>
                           <a:ext cx="0" cy="762000"/>
                         </a:xfrm>
                         <a:prstGeom prst="line">
@@ -21039,14 +21039,14 @@
                       <wps:bodyPr/>
                     </wps:wsp>
                     <wps:wsp>
-                      <wps:cNvPr id="382" name="Connector"/>
+                      <wps:cNvPr id="382" name="FK_UQO_CLA_3--PQ_KLM_JRE_4"/>
                       <wps:cNvCnPr>
                         <a:stCxn id="108" idx="2"/>
                         <a:endCxn id="109" idx="0"/>
                       </wps:cNvCnPr>
                       <wps:spPr>
                         <a:xfrm>
-                          <a:off x="64389000" y="571500"/>
+                          <a:off x="64389000" y="952500"/>
                           <a:ext cx="0" cy="1143000"/>
                         </a:xfrm>
                         <a:prstGeom prst="line">
@@ -21077,14 +21077,14 @@
                       <wps:bodyPr/>
                     </wps:wsp>
                     <wps:wsp>
-                      <wps:cNvPr id="383" name="Connector"/>
+                      <wps:cNvPr id="383" name="PQ_KLM_JRE_4--AK_ZVS_ZLH_6"/>
                       <wps:cNvCnPr>
                         <a:stCxn id="109" idx="2"/>
                         <a:endCxn id="110" idx="0"/>
                       </wps:cNvCnPr>
                       <wps:spPr>
                         <a:xfrm>
-                          <a:off x="64389000" y="2286000"/>
+                          <a:off x="64389000" y="2667000"/>
                           <a:ext cx="0" cy="762000"/>
                         </a:xfrm>
                         <a:prstGeom prst="line">
@@ -21115,14 +21115,14 @@
                       <wps:bodyPr/>
                     </wps:wsp>
                     <wps:wsp>
-                      <wps:cNvPr id="384" name="Connector"/>
+                      <wps:cNvPr id="384" name="AK_ZVS_ZLH_6--JO_TKS_RBX_7"/>
                       <wps:cNvCnPr>
                         <a:stCxn id="110" idx="2"/>
                         <a:endCxn id="111" idx="0"/>
                       </wps:cNvCnPr>
                       <wps:spPr>
                         <a:xfrm>
-                          <a:off x="64389000" y="3619500"/>
+                          <a:off x="64389000" y="4000500"/>
                           <a:ext cx="0" cy="1143000"/>
                         </a:xfrm>
                         <a:prstGeom prst="line">
@@ -21153,14 +21153,14 @@
                       <wps:bodyPr/>
                     </wps:wsp>
                     <wps:wsp>
-                      <wps:cNvPr id="385" name="Connector"/>
+                      <wps:cNvPr id="385" name="JO_TKS_RBX_7--LL_GDQ_MHU_8"/>
                       <wps:cNvCnPr>
                         <a:stCxn id="111" idx="2"/>
                         <a:endCxn id="112" idx="0"/>
                       </wps:cNvCnPr>
                       <wps:spPr>
                         <a:xfrm flipH="1">
-                          <a:off x="63531750" y="5334000"/>
+                          <a:off x="63531750" y="5715000"/>
                           <a:ext cx="857250" cy="762000"/>
                         </a:xfrm>
                         <a:prstGeom prst="line">
@@ -21191,14 +21191,14 @@
                       <wps:bodyPr/>
                     </wps:wsp>
                     <wps:wsp>
-                      <wps:cNvPr id="386" name="Connector"/>
+                      <wps:cNvPr id="386" name="DJ_UQN_GFU_5--LL_GDQ_MHU_8"/>
                       <wps:cNvCnPr>
                         <a:stCxn id="113" idx="2"/>
                         <a:endCxn id="112" idx="0"/>
                       </wps:cNvCnPr>
                       <wps:spPr>
                         <a:xfrm>
-                          <a:off x="62674500" y="5334000"/>
+                          <a:off x="62674500" y="5715000"/>
                           <a:ext cx="857250" cy="762000"/>
                         </a:xfrm>
                         <a:prstGeom prst="line">
@@ -21229,14 +21229,14 @@
                       <wps:bodyPr/>
                     </wps:wsp>
                     <wps:wsp>
-                      <wps:cNvPr id="387" name="Connector"/>
+                      <wps:cNvPr id="387" name="LL_GDQ_MHU_8--IU_LAX_ZJR_8h"/>
                       <wps:cNvCnPr>
                         <a:stCxn id="112" idx="2"/>
                         <a:endCxn id="114" idx="0"/>
                       </wps:cNvCnPr>
                       <wps:spPr>
                         <a:xfrm>
-                          <a:off x="63531750" y="6667500"/>
+                          <a:off x="63531750" y="7048500"/>
                           <a:ext cx="0" cy="762000"/>
                         </a:xfrm>
                         <a:prstGeom prst="line">
@@ -21267,14 +21267,14 @@
                       <wps:bodyPr/>
                     </wps:wsp>
                     <wps:wsp>
-                      <wps:cNvPr id="388" name="Connector"/>
+                      <wps:cNvPr id="388" name="QN_RRL_KCD_3--VJ_UDF_EBL_4"/>
                       <wps:cNvCnPr>
                         <a:stCxn id="115" idx="2"/>
                         <a:endCxn id="116" idx="0"/>
                       </wps:cNvCnPr>
                       <wps:spPr>
                         <a:xfrm>
-                          <a:off x="67818000" y="571500"/>
+                          <a:off x="67818000" y="952500"/>
                           <a:ext cx="0" cy="1143000"/>
                         </a:xfrm>
                         <a:prstGeom prst="line">
@@ -21305,14 +21305,14 @@
                       <wps:bodyPr/>
                     </wps:wsp>
                     <wps:wsp>
-                      <wps:cNvPr id="389" name="Connector"/>
+                      <wps:cNvPr id="389" name="VJ_UDF_EBL_4--QC_RDE_BTT_6"/>
                       <wps:cNvCnPr>
                         <a:stCxn id="116" idx="2"/>
                         <a:endCxn id="117" idx="0"/>
                       </wps:cNvCnPr>
                       <wps:spPr>
                         <a:xfrm>
-                          <a:off x="67818000" y="2286000"/>
+                          <a:off x="67818000" y="2667000"/>
                           <a:ext cx="0" cy="762000"/>
                         </a:xfrm>
                         <a:prstGeom prst="line">
@@ -21343,14 +21343,14 @@
                       <wps:bodyPr/>
                     </wps:wsp>
                     <wps:wsp>
-                      <wps:cNvPr id="390" name="Connector"/>
+                      <wps:cNvPr id="390" name="QC_RDE_BTT_6--IM_GVH_XSM_7"/>
                       <wps:cNvCnPr>
                         <a:stCxn id="117" idx="2"/>
                         <a:endCxn id="118" idx="0"/>
                       </wps:cNvCnPr>
                       <wps:spPr>
                         <a:xfrm>
-                          <a:off x="67818000" y="3619500"/>
+                          <a:off x="67818000" y="4000500"/>
                           <a:ext cx="0" cy="1143000"/>
                         </a:xfrm>
                         <a:prstGeom prst="line">
@@ -21381,14 +21381,14 @@
                       <wps:bodyPr/>
                     </wps:wsp>
                     <wps:wsp>
-                      <wps:cNvPr id="391" name="Connector"/>
+                      <wps:cNvPr id="391" name="IM_GVH_XSM_7--CP_LWI_QOA_8"/>
                       <wps:cNvCnPr>
                         <a:stCxn id="118" idx="2"/>
                         <a:endCxn id="119" idx="0"/>
                       </wps:cNvCnPr>
                       <wps:spPr>
                         <a:xfrm flipH="1">
-                          <a:off x="66960750" y="5334000"/>
+                          <a:off x="66960750" y="5715000"/>
                           <a:ext cx="857250" cy="762000"/>
                         </a:xfrm>
                         <a:prstGeom prst="line">
@@ -21419,14 +21419,14 @@
                       <wps:bodyPr/>
                     </wps:wsp>
                     <wps:wsp>
-                      <wps:cNvPr id="392" name="Connector"/>
+                      <wps:cNvPr id="392" name="EH_UXY_LAD_5--CP_LWI_QOA_8"/>
                       <wps:cNvCnPr>
                         <a:stCxn id="120" idx="2"/>
                         <a:endCxn id="119" idx="0"/>
                       </wps:cNvCnPr>
                       <wps:spPr>
                         <a:xfrm>
-                          <a:off x="66103500" y="5334000"/>
+                          <a:off x="66103500" y="5715000"/>
                           <a:ext cx="857250" cy="762000"/>
                         </a:xfrm>
                         <a:prstGeom prst="line">
@@ -21457,14 +21457,14 @@
                       <wps:bodyPr/>
                     </wps:wsp>
                     <wps:wsp>
-                      <wps:cNvPr id="393" name="Connector"/>
+                      <wps:cNvPr id="393" name="CP_LWI_QOA_8--ZC_DBB_ABD_8q"/>
                       <wps:cNvCnPr>
                         <a:stCxn id="119" idx="2"/>
                         <a:endCxn id="121" idx="0"/>
                       </wps:cNvCnPr>
                       <wps:spPr>
                         <a:xfrm>
-                          <a:off x="66960750" y="6667500"/>
+                          <a:off x="66960750" y="7048500"/>
                           <a:ext cx="0" cy="762000"/>
                         </a:xfrm>
                         <a:prstGeom prst="line">
@@ -21495,14 +21495,14 @@
                       <wps:bodyPr/>
                     </wps:wsp>
                     <wps:wsp>
-                      <wps:cNvPr id="394" name="Connector"/>
+                      <wps:cNvPr id="394" name="CQ_BRY_OHC_3--FA_YFP_BVV_4"/>
                       <wps:cNvCnPr>
                         <a:stCxn id="122" idx="2"/>
                         <a:endCxn id="123" idx="0"/>
                       </wps:cNvCnPr>
                       <wps:spPr>
                         <a:xfrm>
-                          <a:off x="71247000" y="571500"/>
+                          <a:off x="71247000" y="952500"/>
                           <a:ext cx="0" cy="1143000"/>
                         </a:xfrm>
                         <a:prstGeom prst="line">
@@ -21533,14 +21533,14 @@
                       <wps:bodyPr/>
                     </wps:wsp>
                     <wps:wsp>
-                      <wps:cNvPr id="395" name="Connector"/>
+                      <wps:cNvPr id="395" name="FA_YFP_BVV_4--EB_MLA_TCI_6"/>
                       <wps:cNvCnPr>
                         <a:stCxn id="123" idx="2"/>
                         <a:endCxn id="124" idx="0"/>
                       </wps:cNvCnPr>
                       <wps:spPr>
                         <a:xfrm>
-                          <a:off x="71247000" y="2286000"/>
+                          <a:off x="71247000" y="2667000"/>
                           <a:ext cx="0" cy="762000"/>
                         </a:xfrm>
                         <a:prstGeom prst="line">
@@ -21571,14 +21571,14 @@
                       <wps:bodyPr/>
                     </wps:wsp>
                     <wps:wsp>
-                      <wps:cNvPr id="396" name="Connector"/>
+                      <wps:cNvPr id="396" name="EB_MLA_TCI_6--MJ_KRL_HEZ_7"/>
                       <wps:cNvCnPr>
                         <a:stCxn id="124" idx="2"/>
                         <a:endCxn id="125" idx="0"/>
                       </wps:cNvCnPr>
                       <wps:spPr>
                         <a:xfrm>
-                          <a:off x="71247000" y="3619500"/>
+                          <a:off x="71247000" y="4000500"/>
                           <a:ext cx="0" cy="1143000"/>
                         </a:xfrm>
                         <a:prstGeom prst="line">
@@ -21609,14 +21609,14 @@
                       <wps:bodyPr/>
                     </wps:wsp>
                     <wps:wsp>
-                      <wps:cNvPr id="397" name="Connector"/>
+                      <wps:cNvPr id="397" name="MJ_KRL_HEZ_7--RF_PDN_DVG_8"/>
                       <wps:cNvCnPr>
                         <a:stCxn id="125" idx="2"/>
                         <a:endCxn id="126" idx="0"/>
                       </wps:cNvCnPr>
                       <wps:spPr>
                         <a:xfrm flipH="1">
-                          <a:off x="70389750" y="5334000"/>
+                          <a:off x="70389750" y="5715000"/>
                           <a:ext cx="857250" cy="762000"/>
                         </a:xfrm>
                         <a:prstGeom prst="line">
@@ -21647,14 +21647,14 @@
                       <wps:bodyPr/>
                     </wps:wsp>
                     <wps:wsp>
-                      <wps:cNvPr id="398" name="Connector"/>
+                      <wps:cNvPr id="398" name="DH_JVC_BYR_5--RF_PDN_DVG_8"/>
                       <wps:cNvCnPr>
                         <a:stCxn id="127" idx="2"/>
                         <a:endCxn id="126" idx="0"/>
                       </wps:cNvCnPr>
                       <wps:spPr>
                         <a:xfrm>
-                          <a:off x="69532500" y="5334000"/>
+                          <a:off x="69532500" y="5715000"/>
                           <a:ext cx="857250" cy="762000"/>
                         </a:xfrm>
                         <a:prstGeom prst="line">
@@ -21685,14 +21685,14 @@
                       <wps:bodyPr/>
                     </wps:wsp>
                     <wps:wsp>
-                      <wps:cNvPr id="399" name="Connector"/>
+                      <wps:cNvPr id="399" name="RF_PDN_DVG_8--MJ_LUM_RVK_8g"/>
                       <wps:cNvCnPr>
                         <a:stCxn id="126" idx="2"/>
                         <a:endCxn id="128" idx="0"/>
                       </wps:cNvCnPr>
                       <wps:spPr>
                         <a:xfrm>
-                          <a:off x="70389750" y="6667500"/>
+                          <a:off x="70389750" y="7048500"/>
                           <a:ext cx="0" cy="762000"/>
                         </a:xfrm>
                         <a:prstGeom prst="line">
@@ -21723,14 +21723,14 @@
                       <wps:bodyPr/>
                     </wps:wsp>
                     <wps:wsp>
-                      <wps:cNvPr id="400" name="Connector"/>
+                      <wps:cNvPr id="400" name="IC_HQW_JRE_3--SR_NKM_EZF_4"/>
                       <wps:cNvCnPr>
                         <a:stCxn id="129" idx="2"/>
                         <a:endCxn id="130" idx="0"/>
                       </wps:cNvCnPr>
                       <wps:spPr>
                         <a:xfrm>
-                          <a:off x="74676000" y="571500"/>
+                          <a:off x="74676000" y="952500"/>
                           <a:ext cx="0" cy="1143000"/>
                         </a:xfrm>
                         <a:prstGeom prst="line">
@@ -21761,14 +21761,14 @@
                       <wps:bodyPr/>
                     </wps:wsp>
                     <wps:wsp>
-                      <wps:cNvPr id="401" name="Connector"/>
+                      <wps:cNvPr id="401" name="SR_NKM_EZF_4--CC_RZK_MAV_6"/>
                       <wps:cNvCnPr>
                         <a:stCxn id="130" idx="2"/>
                         <a:endCxn id="131" idx="0"/>
                       </wps:cNvCnPr>
                       <wps:spPr>
                         <a:xfrm>
-                          <a:off x="74676000" y="2286000"/>
+                          <a:off x="74676000" y="2667000"/>
                           <a:ext cx="0" cy="762000"/>
                         </a:xfrm>
                         <a:prstGeom prst="line">
@@ -21799,14 +21799,14 @@
                       <wps:bodyPr/>
                     </wps:wsp>
                     <wps:wsp>
-                      <wps:cNvPr id="402" name="Connector"/>
+                      <wps:cNvPr id="402" name="CC_RZK_MAV_6--WZ_MNS_JRW_7"/>
                       <wps:cNvCnPr>
                         <a:stCxn id="131" idx="2"/>
                         <a:endCxn id="132" idx="0"/>
                       </wps:cNvCnPr>
                       <wps:spPr>
                         <a:xfrm>
-                          <a:off x="74676000" y="3619500"/>
+                          <a:off x="74676000" y="4000500"/>
                           <a:ext cx="0" cy="1143000"/>
                         </a:xfrm>
                         <a:prstGeom prst="line">
@@ -21837,14 +21837,14 @@
                       <wps:bodyPr/>
                     </wps:wsp>
                     <wps:wsp>
-                      <wps:cNvPr id="403" name="Connector"/>
+                      <wps:cNvPr id="403" name="WZ_MNS_JRW_7--UW_GCL_WAH_8"/>
                       <wps:cNvCnPr>
                         <a:stCxn id="132" idx="2"/>
                         <a:endCxn id="133" idx="0"/>
                       </wps:cNvCnPr>
                       <wps:spPr>
                         <a:xfrm flipH="1">
-                          <a:off x="73818750" y="5334000"/>
+                          <a:off x="73818750" y="5715000"/>
                           <a:ext cx="857250" cy="762000"/>
                         </a:xfrm>
                         <a:prstGeom prst="line">
@@ -21875,14 +21875,14 @@
                       <wps:bodyPr/>
                     </wps:wsp>
                     <wps:wsp>
-                      <wps:cNvPr id="404" name="Connector"/>
+                      <wps:cNvPr id="404" name="GT_LWH_JTL_5--UW_GCL_WAH_8"/>
                       <wps:cNvCnPr>
                         <a:stCxn id="134" idx="2"/>
                         <a:endCxn id="133" idx="0"/>
                       </wps:cNvCnPr>
                       <wps:spPr>
                         <a:xfrm>
-                          <a:off x="72961500" y="5334000"/>
+                          <a:off x="72961500" y="5715000"/>
                           <a:ext cx="857250" cy="762000"/>
                         </a:xfrm>
                         <a:prstGeom prst="line">
@@ -21913,14 +21913,14 @@
                       <wps:bodyPr/>
                     </wps:wsp>
                     <wps:wsp>
-                      <wps:cNvPr id="405" name="Connector"/>
+                      <wps:cNvPr id="405" name="UW_GCL_WAH_8--ZU_STY_KTT_8m"/>
                       <wps:cNvCnPr>
                         <a:stCxn id="133" idx="2"/>
                         <a:endCxn id="135" idx="0"/>
                       </wps:cNvCnPr>
                       <wps:spPr>
                         <a:xfrm>
-                          <a:off x="73818750" y="6667500"/>
+                          <a:off x="73818750" y="7048500"/>
                           <a:ext cx="0" cy="762000"/>
                         </a:xfrm>
                         <a:prstGeom prst="line">
@@ -21951,14 +21951,14 @@
                       <wps:bodyPr/>
                     </wps:wsp>
                     <wps:wsp>
-                      <wps:cNvPr id="406" name="Connector"/>
+                      <wps:cNvPr id="406" name="VR_RNG_KCA_2--IE_QAN_HRD_3"/>
                       <wps:cNvCnPr>
                         <a:stCxn id="136" idx="2"/>
                         <a:endCxn id="137" idx="0"/>
                       </wps:cNvCnPr>
                       <wps:spPr>
                         <a:xfrm>
-                          <a:off x="76390500" y="571500"/>
+                          <a:off x="76390500" y="952500"/>
                           <a:ext cx="0" cy="1143000"/>
                         </a:xfrm>
                         <a:prstGeom prst="line">
@@ -21989,14 +21989,14 @@
                       <wps:bodyPr/>
                     </wps:wsp>
                     <wps:wsp>
-                      <wps:cNvPr id="407" name="Connector"/>
+                      <wps:cNvPr id="407" name="IE_QAN_HRD_3--IM_DWS_RXK_4"/>
                       <wps:cNvCnPr>
                         <a:stCxn id="137" idx="2"/>
                         <a:endCxn id="138" idx="0"/>
                       </wps:cNvCnPr>
                       <wps:spPr>
                         <a:xfrm>
-                          <a:off x="76390500" y="2286000"/>
+                          <a:off x="76390500" y="2667000"/>
                           <a:ext cx="0" cy="762000"/>
                         </a:xfrm>
                         <a:prstGeom prst="line">
@@ -22027,14 +22027,14 @@
                       <wps:bodyPr/>
                     </wps:wsp>
                     <wps:wsp>
-                      <wps:cNvPr id="408" name="Connector"/>
+                      <wps:cNvPr id="408" name="IM_DWS_RXK_4--XF_JLR_PSD_5"/>
                       <wps:cNvCnPr>
                         <a:stCxn id="138" idx="2"/>
                         <a:endCxn id="139" idx="0"/>
                       </wps:cNvCnPr>
                       <wps:spPr>
                         <a:xfrm>
-                          <a:off x="76390500" y="3619500"/>
+                          <a:off x="76390500" y="4000500"/>
                           <a:ext cx="0" cy="1143000"/>
                         </a:xfrm>
                         <a:prstGeom prst="line">
@@ -22065,14 +22065,14 @@
                       <wps:bodyPr/>
                     </wps:wsp>
                     <wps:wsp>
-                      <wps:cNvPr id="409" name="Connector"/>
+                      <wps:cNvPr id="409" name="NO_SPB_NJI_2--CE_DMK_SMW_3"/>
                       <wps:cNvCnPr>
                         <a:stCxn id="140" idx="2"/>
                         <a:endCxn id="141" idx="0"/>
                       </wps:cNvCnPr>
                       <wps:spPr>
                         <a:xfrm>
-                          <a:off x="40386000" y="571500"/>
+                          <a:off x="40386000" y="952500"/>
                           <a:ext cx="0" cy="1143000"/>
                         </a:xfrm>
                         <a:prstGeom prst="line">
@@ -22103,14 +22103,14 @@
                       <wps:bodyPr/>
                     </wps:wsp>
                     <wps:wsp>
-                      <wps:cNvPr id="410" name="Connector"/>
+                      <wps:cNvPr id="410" name="CE_DMK_SMW_3--AF_YGM_JQU_4"/>
                       <wps:cNvCnPr>
                         <a:stCxn id="141" idx="2"/>
                         <a:endCxn id="142" idx="0"/>
                       </wps:cNvCnPr>
                       <wps:spPr>
                         <a:xfrm>
-                          <a:off x="40386000" y="2286000"/>
+                          <a:off x="40386000" y="2667000"/>
                           <a:ext cx="0" cy="762000"/>
                         </a:xfrm>
                         <a:prstGeom prst="line">
@@ -22141,14 +22141,14 @@
                       <wps:bodyPr/>
                     </wps:wsp>
                     <wps:wsp>
-                      <wps:cNvPr id="411" name="Connector"/>
+                      <wps:cNvPr id="411" name="ZN_GTS_SSM_3--x10"/>
                       <wps:cNvCnPr>
                         <a:stCxn id="143" idx="2"/>
                         <a:endCxn id="144" idx="0"/>
                       </wps:cNvCnPr>
                       <wps:spPr>
                         <a:xfrm>
-                          <a:off x="42100500" y="571500"/>
+                          <a:off x="42100500" y="952500"/>
                           <a:ext cx="0" cy="1143000"/>
                         </a:xfrm>
                         <a:prstGeom prst="line">
@@ -22179,14 +22179,14 @@
                       <wps:bodyPr/>
                     </wps:wsp>
                     <wps:wsp>
-                      <wps:cNvPr id="412" name="Connector"/>
+                      <wps:cNvPr id="412" name="x10--d11"/>
                       <wps:cNvCnPr>
                         <a:stCxn id="144" idx="2"/>
                         <a:endCxn id="145" idx="0"/>
                       </wps:cNvCnPr>
                       <wps:spPr>
                         <a:xfrm>
-                          <a:off x="42100500" y="2286000"/>
+                          <a:off x="42100500" y="2667000"/>
                           <a:ext cx="0" cy="762000"/>
                         </a:xfrm>
                         <a:prstGeom prst="line">
@@ -22217,14 +22217,14 @@
                       <wps:bodyPr/>
                     </wps:wsp>
                     <wps:wsp>
-                      <wps:cNvPr id="413" name="Connector"/>
+                      <wps:cNvPr id="413" name="OO_OUY_MT_VI_1--XI_TEM_VN_AR_2"/>
                       <wps:cNvCnPr>
                         <a:stCxn id="146" idx="2"/>
                         <a:endCxn id="147" idx="0"/>
                       </wps:cNvCnPr>
                       <wps:spPr>
                         <a:xfrm>
-                          <a:off x="55816500" y="571500"/>
+                          <a:off x="55816500" y="952500"/>
                           <a:ext cx="0" cy="1143000"/>
                         </a:xfrm>
                         <a:prstGeom prst="line">
@@ -22255,14 +22255,14 @@
                       <wps:bodyPr/>
                     </wps:wsp>
                     <wps:wsp>
-                      <wps:cNvPr id="414" name="Connector"/>
+                      <wps:cNvPr id="414" name="VM_TUM_UH_YR_3--EW_URF_FI_TN_4"/>
                       <wps:cNvCnPr>
                         <a:stCxn id="148" idx="2"/>
                         <a:endCxn id="149" idx="0"/>
                       </wps:cNvCnPr>
                       <wps:spPr>
                         <a:xfrm>
-                          <a:off x="79819500" y="571500"/>
+                          <a:off x="79819500" y="952500"/>
                           <a:ext cx="0" cy="1143000"/>
                         </a:xfrm>
                         <a:prstGeom prst="line">
@@ -22293,14 +22293,14 @@
                       <wps:bodyPr/>
                     </wps:wsp>
                     <wps:wsp>
-                      <wps:cNvPr id="415" name="Connector"/>
+                      <wps:cNvPr id="415" name="EW_URF_FI_TN_4--SV_LWQ_VZ_IB_5"/>
                       <wps:cNvCnPr>
                         <a:stCxn id="149" idx="2"/>
                         <a:endCxn id="150" idx="0"/>
                       </wps:cNvCnPr>
                       <wps:spPr>
                         <a:xfrm>
-                          <a:off x="79819500" y="2286000"/>
+                          <a:off x="79819500" y="2667000"/>
                           <a:ext cx="0" cy="762000"/>
                         </a:xfrm>
                         <a:prstGeom prst="line">
@@ -22331,14 +22331,14 @@
                       <wps:bodyPr/>
                     </wps:wsp>
                     <wps:wsp>
-                      <wps:cNvPr id="416" name="Connector"/>
+                      <wps:cNvPr id="416" name="SV_LWQ_VZ_IB_5--DO_GNC_KC_YR_6"/>
                       <wps:cNvCnPr>
                         <a:stCxn id="150" idx="2"/>
                         <a:endCxn id="151" idx="0"/>
                       </wps:cNvCnPr>
                       <wps:spPr>
                         <a:xfrm>
-                          <a:off x="79819500" y="3619500"/>
+                          <a:off x="79819500" y="4000500"/>
                           <a:ext cx="0" cy="1143000"/>
                         </a:xfrm>
                         <a:prstGeom prst="line">
@@ -22369,14 +22369,14 @@
                       <wps:bodyPr/>
                     </wps:wsp>
                     <wps:wsp>
-                      <wps:cNvPr id="417" name="Connector"/>
+                      <wps:cNvPr id="417" name="DO_GNC_KC_YR_6--OO_KOP_BS_AP_7"/>
                       <wps:cNvCnPr>
                         <a:stCxn id="151" idx="2"/>
                         <a:endCxn id="152" idx="0"/>
                       </wps:cNvCnPr>
                       <wps:spPr>
                         <a:xfrm>
-                          <a:off x="79819500" y="5334000"/>
+                          <a:off x="79819500" y="5715000"/>
                           <a:ext cx="0" cy="762000"/>
                         </a:xfrm>
                         <a:prstGeom prst="line">
@@ -22407,14 +22407,14 @@
                       <wps:bodyPr/>
                     </wps:wsp>
                     <wps:wsp>
-                      <wps:cNvPr id="418" name="Connector"/>
+                      <wps:cNvPr id="418" name="OO_KOP_BS_AP_7--KV_VZH_NL_MJ_7m"/>
                       <wps:cNvCnPr>
                         <a:stCxn id="152" idx="2"/>
                         <a:endCxn id="153" idx="0"/>
                       </wps:cNvCnPr>
                       <wps:spPr>
                         <a:xfrm>
-                          <a:off x="79819500" y="6667500"/>
+                          <a:off x="79819500" y="7048500"/>
                           <a:ext cx="0" cy="762000"/>
                         </a:xfrm>
                         <a:prstGeom prst="line">
@@ -22445,14 +22445,14 @@
                       <wps:bodyPr/>
                     </wps:wsp>
                     <wps:wsp>
-                      <wps:cNvPr id="419" name="Connector"/>
+                      <wps:cNvPr id="419" name="ND_JAZ_MH_NM_1--OL_OPN_TI_ZF_2"/>
                       <wps:cNvCnPr>
                         <a:stCxn id="154" idx="2"/>
                         <a:endCxn id="155" idx="0"/>
                       </wps:cNvCnPr>
                       <wps:spPr>
                         <a:xfrm>
-                          <a:off x="59245500" y="571500"/>
+                          <a:off x="59245500" y="952500"/>
                           <a:ext cx="0" cy="1143000"/>
                         </a:xfrm>
                         <a:prstGeom prst="line">
@@ -22483,14 +22483,14 @@
                       <wps:bodyPr/>
                     </wps:wsp>
                     <wps:wsp>
-                      <wps:cNvPr id="420" name="Connector"/>
+                      <wps:cNvPr id="420" name="XJ_YUE_ZY_VT_3--LE_SIJ_OW_UP_4"/>
                       <wps:cNvCnPr>
                         <a:stCxn id="156" idx="2"/>
                         <a:endCxn id="157" idx="0"/>
                       </wps:cNvCnPr>
                       <wps:spPr>
                         <a:xfrm>
-                          <a:off x="86677500" y="571500"/>
+                          <a:off x="86677500" y="952500"/>
                           <a:ext cx="0" cy="1143000"/>
                         </a:xfrm>
                         <a:prstGeom prst="line">
@@ -22521,14 +22521,14 @@
                       <wps:bodyPr/>
                     </wps:wsp>
                     <wps:wsp>
-                      <wps:cNvPr id="421" name="Connector"/>
+                      <wps:cNvPr id="421" name="LE_SIJ_OW_UP_4--FO_CXI_YY_VC_5"/>
                       <wps:cNvCnPr>
                         <a:stCxn id="157" idx="2"/>
                         <a:endCxn id="158" idx="0"/>
                       </wps:cNvCnPr>
                       <wps:spPr>
                         <a:xfrm>
-                          <a:off x="86677500" y="2286000"/>
+                          <a:off x="86677500" y="2667000"/>
                           <a:ext cx="0" cy="762000"/>
                         </a:xfrm>
                         <a:prstGeom prst="line">
@@ -22559,14 +22559,14 @@
                       <wps:bodyPr/>
                     </wps:wsp>
                     <wps:wsp>
-                      <wps:cNvPr id="422" name="Connector"/>
+                      <wps:cNvPr id="422" name="FO_CXI_YY_VC_5--QN_MRH_LC_LI_6"/>
                       <wps:cNvCnPr>
                         <a:stCxn id="158" idx="2"/>
                         <a:endCxn id="159" idx="0"/>
                       </wps:cNvCnPr>
                       <wps:spPr>
                         <a:xfrm>
-                          <a:off x="86677500" y="3619500"/>
+                          <a:off x="86677500" y="4000500"/>
                           <a:ext cx="0" cy="1143000"/>
                         </a:xfrm>
                         <a:prstGeom prst="line">
@@ -22597,14 +22597,14 @@
                       <wps:bodyPr/>
                     </wps:wsp>
                     <wps:wsp>
-                      <wps:cNvPr id="423" name="Connector"/>
+                      <wps:cNvPr id="423" name="QN_MRH_LC_LI_6--ME_OCG_OM_YU_7"/>
                       <wps:cNvCnPr>
                         <a:stCxn id="159" idx="2"/>
                         <a:endCxn id="160" idx="0"/>
                       </wps:cNvCnPr>
                       <wps:spPr>
                         <a:xfrm>
-                          <a:off x="86677500" y="5334000"/>
+                          <a:off x="86677500" y="5715000"/>
                           <a:ext cx="0" cy="762000"/>
                         </a:xfrm>
                         <a:prstGeom prst="line">
@@ -22635,14 +22635,14 @@
                       <wps:bodyPr/>
                     </wps:wsp>
                     <wps:wsp>
-                      <wps:cNvPr id="424" name="Connector"/>
+                      <wps:cNvPr id="424" name="ME_OCG_OM_YU_7--YO_UFM_ZY_FF_7u"/>
                       <wps:cNvCnPr>
                         <a:stCxn id="160" idx="2"/>
                         <a:endCxn id="161" idx="0"/>
                       </wps:cNvCnPr>
                       <wps:spPr>
                         <a:xfrm>
-                          <a:off x="86677500" y="6667500"/>
+                          <a:off x="86677500" y="7048500"/>
                           <a:ext cx="0" cy="762000"/>
                         </a:xfrm>
                         <a:prstGeom prst="line">
@@ -22673,14 +22673,14 @@
                       <wps:bodyPr/>
                     </wps:wsp>
                     <wps:wsp>
-                      <wps:cNvPr id="425" name="Connector"/>
+                      <wps:cNvPr id="425" name="GO_SCE_XO_HV_2--k28"/>
                       <wps:cNvCnPr>
                         <a:stCxn id="162" idx="2"/>
                         <a:endCxn id="163" idx="0"/>
                       </wps:cNvCnPr>
                       <wps:spPr>
                         <a:xfrm>
-                          <a:off x="52387500" y="571500"/>
+                          <a:off x="52387500" y="952500"/>
                           <a:ext cx="0" cy="1143000"/>
                         </a:xfrm>
                         <a:prstGeom prst="line">
@@ -22711,14 +22711,14 @@
                       <wps:bodyPr/>
                     </wps:wsp>
                     <wps:wsp>
-                      <wps:cNvPr id="426" name="Connector"/>
+                      <wps:cNvPr id="426" name="k28--BA_EGE_HY_BI_5"/>
                       <wps:cNvCnPr>
                         <a:stCxn id="163" idx="3"/>
                         <a:endCxn id="164" idx="1"/>
                       </wps:cNvCnPr>
                       <wps:spPr>
                         <a:xfrm flipH="1">
-                          <a:off x="51244500" y="2000250"/>
+                          <a:off x="51244500" y="2381250"/>
                           <a:ext cx="571500" cy="1333500"/>
                         </a:xfrm>
                         <a:prstGeom prst="line">
@@ -22749,14 +22749,14 @@
                       <wps:bodyPr/>
                     </wps:wsp>
                     <wps:wsp>
-                      <wps:cNvPr id="427" name="Connector"/>
+                      <wps:cNvPr id="427" name="FC_PKW_DJ_RV_3--l29"/>
                       <wps:cNvCnPr>
                         <a:stCxn id="165" idx="2"/>
                         <a:endCxn id="166" idx="0"/>
                       </wps:cNvCnPr>
                       <wps:spPr>
                         <a:xfrm>
-                          <a:off x="50673000" y="571500"/>
+                          <a:off x="50673000" y="952500"/>
                           <a:ext cx="0" cy="1143000"/>
                         </a:xfrm>
                         <a:prstGeom prst="line">
@@ -22787,14 +22787,14 @@
                       <wps:bodyPr/>
                     </wps:wsp>
                     <wps:wsp>
-                      <wps:cNvPr id="428" name="Connector"/>
+                      <wps:cNvPr id="428" name="l29--BA_EGE_HY_BI_5"/>
                       <wps:cNvCnPr>
                         <a:stCxn id="166" idx="2"/>
                         <a:endCxn id="164" idx="0"/>
                       </wps:cNvCnPr>
                       <wps:spPr>
                         <a:xfrm>
-                          <a:off x="50673000" y="2286000"/>
+                          <a:off x="50673000" y="2667000"/>
                           <a:ext cx="0" cy="762000"/>
                         </a:xfrm>
                         <a:prstGeom prst="line">
@@ -22825,14 +22825,14 @@
                       <wps:bodyPr/>
                     </wps:wsp>
                     <wps:wsp>
-                      <wps:cNvPr id="429" name="Connector"/>
+                      <wps:cNvPr id="429" name="QW_OGH_KN_HU_4--b30"/>
                       <wps:cNvCnPr>
                         <a:stCxn id="167" idx="2"/>
                         <a:endCxn id="168" idx="0"/>
                       </wps:cNvCnPr>
                       <wps:spPr>
                         <a:xfrm>
-                          <a:off x="48958500" y="571500"/>
+                          <a:off x="48958500" y="952500"/>
                           <a:ext cx="0" cy="1143000"/>
                         </a:xfrm>
                         <a:prstGeom prst="line">
@@ -22863,14 +22863,14 @@
                       <wps:bodyPr/>
                     </wps:wsp>
                     <wps:wsp>
-                      <wps:cNvPr id="430" name="Connector"/>
+                      <wps:cNvPr id="430" name="b30--BA_EGE_HY_BI_5"/>
                       <wps:cNvCnPr>
                         <a:stCxn id="168" idx="1"/>
                         <a:endCxn id="164" idx="3"/>
                       </wps:cNvCnPr>
                       <wps:spPr>
                         <a:xfrm>
-                          <a:off x="49530000" y="2000250"/>
+                          <a:off x="49530000" y="2381250"/>
                           <a:ext cx="571500" cy="1333500"/>
                         </a:xfrm>
                         <a:prstGeom prst="line">
@@ -22901,14 +22901,14 @@
                       <wps:bodyPr/>
                     </wps:wsp>
                     <wps:wsp>
-                      <wps:cNvPr id="431" name="Connector"/>
+                      <wps:cNvPr id="431" name="XY_GVK_PF_LT_6--IJ_JBF_ZC_HO_7"/>
                       <wps:cNvCnPr>
                         <a:stCxn id="169" idx="2"/>
                         <a:endCxn id="170" idx="0"/>
                       </wps:cNvCnPr>
                       <wps:spPr>
                         <a:xfrm>
-                          <a:off x="90106500" y="571500"/>
+                          <a:off x="90106500" y="952500"/>
                           <a:ext cx="0" cy="1143000"/>
                         </a:xfrm>
                         <a:prstGeom prst="line">
@@ -22939,14 +22939,14 @@
                       <wps:bodyPr/>
                     </wps:wsp>
                     <wps:wsp>
-                      <wps:cNvPr id="432" name="Connector"/>
+                      <wps:cNvPr id="432" name="IJ_JBF_ZC_HO_7--II_XQA_IH_FU_8"/>
                       <wps:cNvCnPr>
                         <a:stCxn id="170" idx="2"/>
                         <a:endCxn id="171" idx="0"/>
                       </wps:cNvCnPr>
                       <wps:spPr>
                         <a:xfrm>
-                          <a:off x="90106500" y="2286000"/>
+                          <a:off x="90106500" y="2667000"/>
                           <a:ext cx="0" cy="762000"/>
                         </a:xfrm>
                         <a:prstGeom prst="line">
@@ -22977,14 +22977,14 @@
                       <wps:bodyPr/>
                     </wps:wsp>
                     <wps:wsp>
-                      <wps:cNvPr id="433" name="Connector"/>
+                      <wps:cNvPr id="433" name="II_XQA_IH_FU_8--PJ_SOU_XF_PC_9"/>
                       <wps:cNvCnPr>
                         <a:stCxn id="171" idx="2"/>
                         <a:endCxn id="172" idx="0"/>
                       </wps:cNvCnPr>
                       <wps:spPr>
                         <a:xfrm>
-                          <a:off x="90106500" y="3619500"/>
+                          <a:off x="90106500" y="4000500"/>
                           <a:ext cx="0" cy="1143000"/>
                         </a:xfrm>
                         <a:prstGeom prst="line">
@@ -23015,14 +23015,14 @@
                       <wps:bodyPr/>
                     </wps:wsp>
                     <wps:wsp>
-                      <wps:cNvPr id="434" name="Connector"/>
+                      <wps:cNvPr id="434" name="PJ_SOU_XF_PC_9--HY_WYK_XL_PT_10"/>
                       <wps:cNvCnPr>
                         <a:stCxn id="172" idx="2"/>
                         <a:endCxn id="173" idx="0"/>
                       </wps:cNvCnPr>
                       <wps:spPr>
                         <a:xfrm>
-                          <a:off x="90106500" y="5334000"/>
+                          <a:off x="90106500" y="5715000"/>
                           <a:ext cx="0" cy="762000"/>
                         </a:xfrm>
                         <a:prstGeom prst="line">
@@ -23053,14 +23053,14 @@
                       <wps:bodyPr/>
                     </wps:wsp>
                     <wps:wsp>
-                      <wps:cNvPr id="435" name="Connector"/>
+                      <wps:cNvPr id="435" name="LX_GUQ_AA_CC_1--DD_UOQ_YD_HJ_2"/>
                       <wps:cNvCnPr>
                         <a:stCxn id="174" idx="2"/>
                         <a:endCxn id="175" idx="0"/>
                       </wps:cNvCnPr>
                       <wps:spPr>
                         <a:xfrm>
-                          <a:off x="57531000" y="571500"/>
+                          <a:off x="57531000" y="952500"/>
                           <a:ext cx="0" cy="1143000"/>
                         </a:xfrm>
                         <a:prstGeom prst="line">
@@ -23091,14 +23091,14 @@
                       <wps:bodyPr/>
                     </wps:wsp>
                     <wps:wsp>
-                      <wps:cNvPr id="436" name="Connector"/>
+                      <wps:cNvPr id="436" name="DD_UOQ_YD_HJ_2--KY_OZT_PE_WQ_2s"/>
                       <wps:cNvCnPr>
                         <a:stCxn id="175" idx="2"/>
                         <a:endCxn id="176" idx="0"/>
                       </wps:cNvCnPr>
                       <wps:spPr>
                         <a:xfrm>
-                          <a:off x="57531000" y="2286000"/>
+                          <a:off x="57531000" y="2667000"/>
                           <a:ext cx="0" cy="762000"/>
                         </a:xfrm>
                         <a:prstGeom prst="line">
@@ -23129,14 +23129,14 @@
                       <wps:bodyPr/>
                     </wps:wsp>
                     <wps:wsp>
-                      <wps:cNvPr id="437" name="Connector"/>
+                      <wps:cNvPr id="437" name="KK_IPO_7--ES_RKV_8"/>
                       <wps:cNvCnPr>
                         <a:stCxn id="13" idx="2"/>
                         <a:endCxn id="14" idx="0"/>
                       </wps:cNvCnPr>
                       <wps:spPr>
                         <a:xfrm>
-                          <a:off x="176022000" y="571500"/>
+                          <a:off x="176022000" y="1181100"/>
                           <a:ext cx="0" cy="1143000"/>
                         </a:xfrm>
                         <a:prstGeom prst="line">
@@ -23167,14 +23167,14 @@
                       <wps:bodyPr/>
                     </wps:wsp>
                     <wps:wsp>
-                      <wps:cNvPr id="438" name="Connector"/>
+                      <wps:cNvPr id="438" name="ES_RKV_8--FI_UVG_9"/>
                       <wps:cNvCnPr>
                         <a:stCxn id="14" idx="2"/>
                         <a:endCxn id="15" idx="0"/>
                       </wps:cNvCnPr>
                       <wps:spPr>
                         <a:xfrm>
-                          <a:off x="176022000" y="2286000"/>
+                          <a:off x="176022000" y="2895600"/>
                           <a:ext cx="0" cy="762000"/>
                         </a:xfrm>
                         <a:prstGeom prst="line">
@@ -23205,14 +23205,14 @@
                       <wps:bodyPr/>
                     </wps:wsp>
                     <wps:wsp>
-                      <wps:cNvPr id="439" name="Connector"/>
+                      <wps:cNvPr id="439" name="IT_OLS_12--CX_IYQ_13"/>
                       <wps:cNvCnPr>
                         <a:stCxn id="17" idx="2"/>
                         <a:endCxn id="18" idx="0"/>
                       </wps:cNvCnPr>
                       <wps:spPr>
                         <a:xfrm>
-                          <a:off x="179451000" y="571500"/>
+                          <a:off x="179451000" y="1181100"/>
                           <a:ext cx="0" cy="1143000"/>
                         </a:xfrm>
                         <a:prstGeom prst="line">
@@ -23243,14 +23243,14 @@
                       <wps:bodyPr/>
                     </wps:wsp>
                     <wps:wsp>
-                      <wps:cNvPr id="440" name="Connector"/>
+                      <wps:cNvPr id="440" name="CX_IYQ_13--DK_KOY_14"/>
                       <wps:cNvCnPr>
                         <a:stCxn id="18" idx="2"/>
                         <a:endCxn id="19" idx="0"/>
                       </wps:cNvCnPr>
                       <wps:spPr>
                         <a:xfrm>
-                          <a:off x="179451000" y="2286000"/>
+                          <a:off x="179451000" y="2895600"/>
                           <a:ext cx="0" cy="762000"/>
                         </a:xfrm>
                         <a:prstGeom prst="line">
@@ -23281,14 +23281,14 @@
                       <wps:bodyPr/>
                     </wps:wsp>
                     <wps:wsp>
-                      <wps:cNvPr id="441" name="Connector"/>
+                      <wps:cNvPr id="441" name="MN_OYD_17--PD_SBN_18"/>
                       <wps:cNvCnPr>
                         <a:stCxn id="21" idx="2"/>
                         <a:endCxn id="22" idx="0"/>
                       </wps:cNvCnPr>
                       <wps:spPr>
                         <a:xfrm>
-                          <a:off x="182880000" y="571500"/>
+                          <a:off x="182880000" y="1181100"/>
                           <a:ext cx="0" cy="1143000"/>
                         </a:xfrm>
                         <a:prstGeom prst="line">
@@ -23319,14 +23319,14 @@
                       <wps:bodyPr/>
                     </wps:wsp>
                     <wps:wsp>
-                      <wps:cNvPr id="442" name="Connector"/>
+                      <wps:cNvPr id="442" name="PD_SBN_18--HR_OWO_19"/>
                       <wps:cNvCnPr>
                         <a:stCxn id="22" idx="2"/>
                         <a:endCxn id="23" idx="0"/>
                       </wps:cNvCnPr>
                       <wps:spPr>
                         <a:xfrm>
-                          <a:off x="182880000" y="2286000"/>
+                          <a:off x="182880000" y="2895600"/>
                           <a:ext cx="0" cy="762000"/>
                         </a:xfrm>
                         <a:prstGeom prst="line">
@@ -23357,14 +23357,14 @@
                       <wps:bodyPr/>
                     </wps:wsp>
                     <wps:wsp>
-                      <wps:cNvPr id="443" name="Connector"/>
+                      <wps:cNvPr id="443" name="IR_EQ_4--GW_RF_4o"/>
                       <wps:cNvCnPr>
                         <a:stCxn id="177" idx="2"/>
                         <a:endCxn id="178" idx="0"/>
                       </wps:cNvCnPr>
                       <wps:spPr>
                         <a:xfrm>
-                          <a:off x="156972000" y="571500"/>
+                          <a:off x="156972000" y="952500"/>
                           <a:ext cx="0" cy="1143000"/>
                         </a:xfrm>
                         <a:prstGeom prst="line">
@@ -23395,14 +23395,14 @@
                       <wps:bodyPr/>
                     </wps:wsp>
                     <wps:wsp>
-                      <wps:cNvPr id="444" name="Connector"/>
+                      <wps:cNvPr id="444" name="GW_RF_4o--QQ_WH_6"/>
                       <wps:cNvCnPr>
                         <a:stCxn id="178" idx="2"/>
                         <a:endCxn id="179" idx="0"/>
                       </wps:cNvCnPr>
                       <wps:spPr>
                         <a:xfrm>
-                          <a:off x="156972000" y="2286000"/>
+                          <a:off x="156972000" y="2667000"/>
                           <a:ext cx="0" cy="762000"/>
                         </a:xfrm>
                         <a:prstGeom prst="line">
@@ -23433,14 +23433,14 @@
                       <wps:bodyPr/>
                     </wps:wsp>
                     <wps:wsp>
-                      <wps:cNvPr id="445" name="Connector"/>
+                      <wps:cNvPr id="445" name="FH_VI_6--FY_GU_7"/>
                       <wps:cNvCnPr>
                         <a:stCxn id="28" idx="3"/>
                         <a:endCxn id="27" idx="1"/>
                       </wps:cNvCnPr>
                       <wps:spPr>
                         <a:xfrm flipH="1">
-                          <a:off x="9906000" y="2000250"/>
+                          <a:off x="9906000" y="2609850"/>
                           <a:ext cx="666750" cy="1333500"/>
                         </a:xfrm>
                         <a:prstGeom prst="line">
@@ -23471,15 +23471,15 @@
                       <wps:bodyPr/>
                     </wps:wsp>
                     <wps:wsp>
-                      <wps:cNvPr id="446" name="Connector"/>
+                      <wps:cNvPr id="446" name="BJ_DZ_11l--DQ_VJ_11t"/>
                       <wps:cNvCnPr>
                         <a:stCxn id="180" idx="2"/>
                         <a:endCxn id="31" idx="0"/>
                       </wps:cNvCnPr>
                       <wps:spPr>
                         <a:xfrm>
-                          <a:off x="14478000" y="571500"/>
-                          <a:ext cx="0" cy="1143000"/>
+                          <a:off x="14478000" y="952500"/>
+                          <a:ext cx="0" cy="1371600"/>
                         </a:xfrm>
                         <a:prstGeom prst="line">
                           <a:avLst/>
@@ -23509,14 +23509,14 @@
                       <wps:bodyPr/>
                     </wps:wsp>
                     <wps:wsp>
-                      <wps:cNvPr id="447" name="Connector"/>
+                      <wps:cNvPr id="447" name="DQ_VJ_11t--OW_DO_11u"/>
                       <wps:cNvCnPr>
                         <a:stCxn id="31" idx="2"/>
                         <a:endCxn id="32" idx="0"/>
                       </wps:cNvCnPr>
                       <wps:spPr>
                         <a:xfrm>
-                          <a:off x="14478000" y="2286000"/>
+                          <a:off x="14478000" y="2895600"/>
                           <a:ext cx="0" cy="762000"/>
                         </a:xfrm>
                         <a:prstGeom prst="line">
@@ -23547,14 +23547,14 @@
                       <wps:bodyPr/>
                     </wps:wsp>
                     <wps:wsp>
-                      <wps:cNvPr id="448" name="Connector"/>
+                      <wps:cNvPr id="448" name="NN_BY_4s--SP_KU_6"/>
                       <wps:cNvCnPr>
                         <a:stCxn id="181" idx="2"/>
                         <a:endCxn id="182" idx="0"/>
                       </wps:cNvCnPr>
                       <wps:spPr>
                         <a:xfrm>
-                          <a:off x="78105000" y="571500"/>
+                          <a:off x="78105000" y="952500"/>
                           <a:ext cx="0" cy="1143000"/>
                         </a:xfrm>
                         <a:prstGeom prst="line">
@@ -23585,14 +23585,14 @@
                       <wps:bodyPr/>
                     </wps:wsp>
                     <wps:wsp>
-                      <wps:cNvPr id="449" name="Connector"/>
+                      <wps:cNvPr id="449" name="QP_KN_4--FG_YD_5"/>
                       <wps:cNvCnPr>
                         <a:stCxn id="183" idx="2"/>
                         <a:endCxn id="184" idx="0"/>
                       </wps:cNvCnPr>
                       <wps:spPr>
                         <a:xfrm>
-                          <a:off x="91821000" y="571500"/>
+                          <a:off x="91821000" y="952500"/>
                           <a:ext cx="0" cy="1143000"/>
                         </a:xfrm>
                         <a:prstGeom prst="line">
@@ -23623,14 +23623,14 @@
                       <wps:bodyPr/>
                     </wps:wsp>
                     <wps:wsp>
-                      <wps:cNvPr id="450" name="Connector"/>
+                      <wps:cNvPr id="450" name="FG_YD_5--XF_OF_6"/>
                       <wps:cNvCnPr>
                         <a:stCxn id="184" idx="2"/>
                         <a:endCxn id="185" idx="0"/>
                       </wps:cNvCnPr>
                       <wps:spPr>
                         <a:xfrm>
-                          <a:off x="91821000" y="2286000"/>
+                          <a:off x="91821000" y="2667000"/>
                           <a:ext cx="0" cy="762000"/>
                         </a:xfrm>
                         <a:prstGeom prst="line">
@@ -23661,14 +23661,14 @@
                       <wps:bodyPr/>
                     </wps:wsp>
                     <wps:wsp>
-                      <wps:cNvPr id="451" name="Connector"/>
+                      <wps:cNvPr id="451" name="XF_OF_6--PF_QN_7"/>
                       <wps:cNvCnPr>
                         <a:stCxn id="185" idx="2"/>
                         <a:endCxn id="186" idx="0"/>
                       </wps:cNvCnPr>
                       <wps:spPr>
                         <a:xfrm>
-                          <a:off x="91821000" y="3619500"/>
+                          <a:off x="91821000" y="4000500"/>
                           <a:ext cx="0" cy="1143000"/>
                         </a:xfrm>
                         <a:prstGeom prst="line">
@@ -23699,14 +23699,14 @@
                       <wps:bodyPr/>
                     </wps:wsp>
                     <wps:wsp>
-                      <wps:cNvPr id="452" name="Connector"/>
+                      <wps:cNvPr id="452" name="MO_PI_4--PQ_HO_5"/>
                       <wps:cNvCnPr>
                         <a:stCxn id="187" idx="2"/>
                         <a:endCxn id="188" idx="0"/>
                       </wps:cNvCnPr>
                       <wps:spPr>
                         <a:xfrm>
-                          <a:off x="81534000" y="571500"/>
+                          <a:off x="81534000" y="952500"/>
                           <a:ext cx="0" cy="1143000"/>
                         </a:xfrm>
                         <a:prstGeom prst="line">
@@ -23737,14 +23737,14 @@
                       <wps:bodyPr/>
                     </wps:wsp>
                     <wps:wsp>
-                      <wps:cNvPr id="453" name="Connector"/>
+                      <wps:cNvPr id="453" name="VO_PA_2--MS_PN_3"/>
                       <wps:cNvCnPr>
                         <a:stCxn id="189" idx="2"/>
                         <a:endCxn id="190" idx="0"/>
                       </wps:cNvCnPr>
                       <wps:spPr>
                         <a:xfrm>
-                          <a:off x="93535500" y="571500"/>
+                          <a:off x="93535500" y="952500"/>
                           <a:ext cx="0" cy="1143000"/>
                         </a:xfrm>
                         <a:prstGeom prst="line">
@@ -23775,14 +23775,14 @@
                       <wps:bodyPr/>
                     </wps:wsp>
                     <wps:wsp>
-                      <wps:cNvPr id="454" name="Connector"/>
+                      <wps:cNvPr id="454" name="MS_PN_3--IW_GC_4"/>
                       <wps:cNvCnPr>
                         <a:stCxn id="190" idx="2"/>
                         <a:endCxn id="191" idx="0"/>
                       </wps:cNvCnPr>
                       <wps:spPr>
                         <a:xfrm>
-                          <a:off x="93535500" y="2286000"/>
+                          <a:off x="93535500" y="2667000"/>
                           <a:ext cx="0" cy="762000"/>
                         </a:xfrm>
                         <a:prstGeom prst="line">
@@ -23813,14 +23813,14 @@
                       <wps:bodyPr/>
                     </wps:wsp>
                     <wps:wsp>
-                      <wps:cNvPr id="455" name="Connector"/>
+                      <wps:cNvPr id="455" name="IW_GC_4--UB_LM_5"/>
                       <wps:cNvCnPr>
                         <a:stCxn id="191" idx="2"/>
                         <a:endCxn id="192" idx="0"/>
                       </wps:cNvCnPr>
                       <wps:spPr>
                         <a:xfrm>
-                          <a:off x="93535500" y="3619500"/>
+                          <a:off x="93535500" y="4000500"/>
                           <a:ext cx="0" cy="1143000"/>
                         </a:xfrm>
                         <a:prstGeom prst="line">
@@ -23851,14 +23851,14 @@
                       <wps:bodyPr/>
                     </wps:wsp>
                     <wps:wsp>
-                      <wps:cNvPr id="456" name="Connector"/>
+                      <wps:cNvPr id="456" name="UB_LM_5--EK_JZ_5z"/>
                       <wps:cNvCnPr>
                         <a:stCxn id="192" idx="2"/>
                         <a:endCxn id="193" idx="0"/>
                       </wps:cNvCnPr>
                       <wps:spPr>
                         <a:xfrm>
-                          <a:off x="93535500" y="5334000"/>
+                          <a:off x="93535500" y="5715000"/>
                           <a:ext cx="0" cy="762000"/>
                         </a:xfrm>
                         <a:prstGeom prst="line">
@@ -23889,14 +23889,14 @@
                       <wps:bodyPr/>
                     </wps:wsp>
                     <wps:wsp>
-                      <wps:cNvPr id="457" name="Connector"/>
+                      <wps:cNvPr id="457" name="SA_GY_3--VC_BY_3o"/>
                       <wps:cNvCnPr>
                         <a:stCxn id="194" idx="2"/>
                         <a:endCxn id="195" idx="0"/>
                       </wps:cNvCnPr>
                       <wps:spPr>
                         <a:xfrm>
-                          <a:off x="69532500" y="571500"/>
+                          <a:off x="69532500" y="952500"/>
                           <a:ext cx="0" cy="1143000"/>
                         </a:xfrm>
                         <a:prstGeom prst="line">
@@ -23927,14 +23927,14 @@
                       <wps:bodyPr/>
                     </wps:wsp>
                     <wps:wsp>
-                      <wps:cNvPr id="458" name="Connector"/>
+                      <wps:cNvPr id="458" name="VC_BY_3o--TM_AH_3p"/>
                       <wps:cNvCnPr>
                         <a:stCxn id="195" idx="2"/>
                         <a:endCxn id="196" idx="0"/>
                       </wps:cNvCnPr>
                       <wps:spPr>
                         <a:xfrm>
-                          <a:off x="69532500" y="2286000"/>
+                          <a:off x="69532500" y="2667000"/>
                           <a:ext cx="0" cy="762000"/>
                         </a:xfrm>
                         <a:prstGeom prst="line">
@@ -23965,14 +23965,14 @@
                       <wps:bodyPr/>
                     </wps:wsp>
                     <wps:wsp>
-                      <wps:cNvPr id="459" name="Connector"/>
+                      <wps:cNvPr id="459" name="ZX_UP_4--KG_MY_5"/>
                       <wps:cNvCnPr>
                         <a:stCxn id="197" idx="2"/>
                         <a:endCxn id="198" idx="0"/>
                       </wps:cNvCnPr>
                       <wps:spPr>
                         <a:xfrm>
-                          <a:off x="95250000" y="571500"/>
+                          <a:off x="95250000" y="952500"/>
                           <a:ext cx="0" cy="1143000"/>
                         </a:xfrm>
                         <a:prstGeom prst="line">
@@ -24003,14 +24003,14 @@
                       <wps:bodyPr/>
                     </wps:wsp>
                     <wps:wsp>
-                      <wps:cNvPr id="460" name="Connector"/>
+                      <wps:cNvPr id="460" name="KG_MY_5--WZ_AY_6"/>
                       <wps:cNvCnPr>
                         <a:stCxn id="198" idx="2"/>
                         <a:endCxn id="199" idx="0"/>
                       </wps:cNvCnPr>
                       <wps:spPr>
                         <a:xfrm>
-                          <a:off x="95250000" y="2286000"/>
+                          <a:off x="95250000" y="2667000"/>
                           <a:ext cx="0" cy="762000"/>
                         </a:xfrm>
                         <a:prstGeom prst="line">
@@ -24041,14 +24041,14 @@
                       <wps:bodyPr/>
                     </wps:wsp>
                     <wps:wsp>
-                      <wps:cNvPr id="461" name="Connector"/>
+                      <wps:cNvPr id="461" name="WZ_AY_6--CI_KC_7"/>
                       <wps:cNvCnPr>
                         <a:stCxn id="199" idx="2"/>
                         <a:endCxn id="200" idx="0"/>
                       </wps:cNvCnPr>
                       <wps:spPr>
                         <a:xfrm>
-                          <a:off x="95250000" y="3619500"/>
+                          <a:off x="95250000" y="4000500"/>
                           <a:ext cx="0" cy="1143000"/>
                         </a:xfrm>
                         <a:prstGeom prst="line">
@@ -24079,14 +24079,14 @@
                       <wps:bodyPr/>
                     </wps:wsp>
                     <wps:wsp>
-                      <wps:cNvPr id="462" name="Connector"/>
+                      <wps:cNvPr id="462" name="AX_NN_8--KE_LO_8i"/>
                       <wps:cNvCnPr>
                         <a:stCxn id="201" idx="2"/>
                         <a:endCxn id="202" idx="0"/>
                       </wps:cNvCnPr>
                       <wps:spPr>
                         <a:xfrm>
-                          <a:off x="88392000" y="571500"/>
+                          <a:off x="88392000" y="952500"/>
                           <a:ext cx="0" cy="1143000"/>
                         </a:xfrm>
                         <a:prstGeom prst="line">
@@ -24117,14 +24117,14 @@
                       <wps:bodyPr/>
                     </wps:wsp>
                     <wps:wsp>
-                      <wps:cNvPr id="463" name="Connector"/>
+                      <wps:cNvPr id="463" name="NQ_SG_2--FQ_HK_3"/>
                       <wps:cNvCnPr>
                         <a:stCxn id="203" idx="2"/>
                         <a:endCxn id="204" idx="0"/>
                       </wps:cNvCnPr>
                       <wps:spPr>
                         <a:xfrm>
-                          <a:off x="96964500" y="571500"/>
+                          <a:off x="96964500" y="952500"/>
                           <a:ext cx="0" cy="1143000"/>
                         </a:xfrm>
                         <a:prstGeom prst="line">
@@ -24155,14 +24155,14 @@
                       <wps:bodyPr/>
                     </wps:wsp>
                     <wps:wsp>
-                      <wps:cNvPr id="464" name="Connector"/>
+                      <wps:cNvPr id="464" name="FQ_HK_3--JT_OC_4"/>
                       <wps:cNvCnPr>
                         <a:stCxn id="204" idx="2"/>
                         <a:endCxn id="205" idx="0"/>
                       </wps:cNvCnPr>
                       <wps:spPr>
                         <a:xfrm>
-                          <a:off x="96964500" y="2286000"/>
+                          <a:off x="96964500" y="2667000"/>
                           <a:ext cx="0" cy="762000"/>
                         </a:xfrm>
                         <a:prstGeom prst="line">
@@ -24193,14 +24193,14 @@
                       <wps:bodyPr/>
                     </wps:wsp>
                     <wps:wsp>
-                      <wps:cNvPr id="465" name="Connector"/>
+                      <wps:cNvPr id="465" name="JT_OC_4--RL_ZN_5"/>
                       <wps:cNvCnPr>
                         <a:stCxn id="205" idx="2"/>
                         <a:endCxn id="206" idx="0"/>
                       </wps:cNvCnPr>
                       <wps:spPr>
                         <a:xfrm>
-                          <a:off x="96964500" y="3619500"/>
+                          <a:off x="96964500" y="4000500"/>
                           <a:ext cx="0" cy="1143000"/>
                         </a:xfrm>
                         <a:prstGeom prst="line">
@@ -24231,14 +24231,14 @@
                       <wps:bodyPr/>
                     </wps:wsp>
                     <wps:wsp>
-                      <wps:cNvPr id="466" name="Connector"/>
+                      <wps:cNvPr id="466" name="RL_ZN_5--XG_TT_5l"/>
                       <wps:cNvCnPr>
                         <a:stCxn id="206" idx="2"/>
                         <a:endCxn id="207" idx="0"/>
                       </wps:cNvCnPr>
                       <wps:spPr>
                         <a:xfrm>
-                          <a:off x="96964500" y="5334000"/>
+                          <a:off x="96964500" y="5715000"/>
                           <a:ext cx="0" cy="762000"/>
                         </a:xfrm>
                         <a:prstGeom prst="line">
@@ -24269,14 +24269,14 @@
                       <wps:bodyPr/>
                     </wps:wsp>
                     <wps:wsp>
-                      <wps:cNvPr id="467" name="Connector"/>
+                      <wps:cNvPr id="467" name="NG_TA_2--CZ_SB_3"/>
                       <wps:cNvCnPr>
                         <a:stCxn id="208" idx="2"/>
                         <a:endCxn id="209" idx="0"/>
                       </wps:cNvCnPr>
                       <wps:spPr>
                         <a:xfrm>
-                          <a:off x="98679000" y="571500"/>
+                          <a:off x="98679000" y="952500"/>
                           <a:ext cx="0" cy="1143000"/>
                         </a:xfrm>
                         <a:prstGeom prst="line">
@@ -24307,14 +24307,14 @@
                       <wps:bodyPr/>
                     </wps:wsp>
                     <wps:wsp>
-                      <wps:cNvPr id="468" name="Connector"/>
+                      <wps:cNvPr id="468" name="CZ_SB_3--HS_HA_4"/>
                       <wps:cNvCnPr>
                         <a:stCxn id="209" idx="2"/>
                         <a:endCxn id="210" idx="0"/>
                       </wps:cNvCnPr>
                       <wps:spPr>
                         <a:xfrm>
-                          <a:off x="98679000" y="2286000"/>
+                          <a:off x="98679000" y="2667000"/>
                           <a:ext cx="0" cy="762000"/>
                         </a:xfrm>
                         <a:prstGeom prst="line">
@@ -24345,14 +24345,14 @@
                       <wps:bodyPr/>
                     </wps:wsp>
                     <wps:wsp>
-                      <wps:cNvPr id="469" name="Connector"/>
+                      <wps:cNvPr id="469" name="HS_HA_4--FQ_CK_5"/>
                       <wps:cNvCnPr>
                         <a:stCxn id="210" idx="2"/>
                         <a:endCxn id="211" idx="0"/>
                       </wps:cNvCnPr>
                       <wps:spPr>
                         <a:xfrm>
-                          <a:off x="98679000" y="3619500"/>
+                          <a:off x="98679000" y="4000500"/>
                           <a:ext cx="0" cy="1143000"/>
                         </a:xfrm>
                         <a:prstGeom prst="line">
@@ -24383,14 +24383,14 @@
                       <wps:bodyPr/>
                     </wps:wsp>
                     <wps:wsp>
-                      <wps:cNvPr id="470" name="Connector"/>
+                      <wps:cNvPr id="470" name="FQ_CK_5--QD_KA_5i"/>
                       <wps:cNvCnPr>
                         <a:stCxn id="211" idx="2"/>
                         <a:endCxn id="212" idx="0"/>
                       </wps:cNvCnPr>
                       <wps:spPr>
                         <a:xfrm>
-                          <a:off x="98679000" y="5334000"/>
+                          <a:off x="98679000" y="5715000"/>
                           <a:ext cx="0" cy="762000"/>
                         </a:xfrm>
                         <a:prstGeom prst="line">
@@ -24421,14 +24421,14 @@
                       <wps:bodyPr/>
                     </wps:wsp>
                     <wps:wsp>
-                      <wps:cNvPr id="471" name="Connector"/>
+                      <wps:cNvPr id="471" name="IF_HV_2--VN_OF_3"/>
                       <wps:cNvCnPr>
                         <a:stCxn id="213" idx="2"/>
                         <a:endCxn id="214" idx="0"/>
                       </wps:cNvCnPr>
                       <wps:spPr>
                         <a:xfrm>
-                          <a:off x="100393500" y="571500"/>
+                          <a:off x="100393500" y="952500"/>
                           <a:ext cx="0" cy="1143000"/>
                         </a:xfrm>
                         <a:prstGeom prst="line">
@@ -24459,14 +24459,14 @@
                       <wps:bodyPr/>
                     </wps:wsp>
                     <wps:wsp>
-                      <wps:cNvPr id="472" name="Connector"/>
+                      <wps:cNvPr id="472" name="VN_OF_3--ED_QQ_4"/>
                       <wps:cNvCnPr>
                         <a:stCxn id="214" idx="2"/>
                         <a:endCxn id="215" idx="0"/>
                       </wps:cNvCnPr>
                       <wps:spPr>
                         <a:xfrm>
-                          <a:off x="100393500" y="2286000"/>
+                          <a:off x="100393500" y="2667000"/>
                           <a:ext cx="0" cy="762000"/>
                         </a:xfrm>
                         <a:prstGeom prst="line">
@@ -24497,14 +24497,14 @@
                       <wps:bodyPr/>
                     </wps:wsp>
                     <wps:wsp>
-                      <wps:cNvPr id="473" name="Connector"/>
+                      <wps:cNvPr id="473" name="ED_QQ_4--HX_WS_5"/>
                       <wps:cNvCnPr>
                         <a:stCxn id="215" idx="2"/>
                         <a:endCxn id="216" idx="0"/>
                       </wps:cNvCnPr>
                       <wps:spPr>
                         <a:xfrm>
-                          <a:off x="100393500" y="3619500"/>
+                          <a:off x="100393500" y="4000500"/>
                           <a:ext cx="0" cy="1143000"/>
                         </a:xfrm>
                         <a:prstGeom prst="line">
@@ -24535,14 +24535,14 @@
                       <wps:bodyPr/>
                     </wps:wsp>
                     <wps:wsp>
-                      <wps:cNvPr id="474" name="Connector"/>
+                      <wps:cNvPr id="474" name="EU_JA_2--XE_FV_3"/>
                       <wps:cNvCnPr>
                         <a:stCxn id="217" idx="2"/>
                         <a:endCxn id="218" idx="0"/>
                       </wps:cNvCnPr>
                       <wps:spPr>
                         <a:xfrm>
-                          <a:off x="83248500" y="571500"/>
+                          <a:off x="83248500" y="952500"/>
                           <a:ext cx="0" cy="1143000"/>
                         </a:xfrm>
                         <a:prstGeom prst="line">
@@ -24573,14 +24573,14 @@
                       <wps:bodyPr/>
                     </wps:wsp>
                     <wps:wsp>
-                      <wps:cNvPr id="475" name="Connector"/>
+                      <wps:cNvPr id="475" name="XE_FV_3--OJ_HM_4"/>
                       <wps:cNvCnPr>
                         <a:stCxn id="218" idx="2"/>
                         <a:endCxn id="219" idx="0"/>
                       </wps:cNvCnPr>
                       <wps:spPr>
                         <a:xfrm>
-                          <a:off x="83248500" y="2286000"/>
+                          <a:off x="83248500" y="2667000"/>
                           <a:ext cx="0" cy="762000"/>
                         </a:xfrm>
                         <a:prstGeom prst="line">
@@ -24611,14 +24611,14 @@
                       <wps:bodyPr/>
                     </wps:wsp>
                     <wps:wsp>
-                      <wps:cNvPr id="476" name="Connector"/>
+                      <wps:cNvPr id="476" name="PS_NH_2--ZX_BX_3"/>
                       <wps:cNvCnPr>
                         <a:stCxn id="220" idx="2"/>
                         <a:endCxn id="221" idx="0"/>
                       </wps:cNvCnPr>
                       <wps:spPr>
                         <a:xfrm>
-                          <a:off x="84963000" y="571500"/>
+                          <a:off x="84963000" y="952500"/>
                           <a:ext cx="0" cy="1143000"/>
                         </a:xfrm>
                         <a:prstGeom prst="line">
@@ -24649,14 +24649,14 @@
                       <wps:bodyPr/>
                     </wps:wsp>
                     <wps:wsp>
-                      <wps:cNvPr id="477" name="Connector"/>
+                      <wps:cNvPr id="477" name="ZX_BX_3--CL_NK_4"/>
                       <wps:cNvCnPr>
                         <a:stCxn id="221" idx="2"/>
                         <a:endCxn id="222" idx="0"/>
                       </wps:cNvCnPr>
                       <wps:spPr>
                         <a:xfrm>
-                          <a:off x="84963000" y="2286000"/>
+                          <a:off x="84963000" y="2667000"/>
                           <a:ext cx="0" cy="762000"/>
                         </a:xfrm>
                         <a:prstGeom prst="line">
@@ -24687,14 +24687,14 @@
                       <wps:bodyPr/>
                     </wps:wsp>
                     <wps:wsp>
-                      <wps:cNvPr id="478" name="Connector"/>
+                      <wps:cNvPr id="478" name="FD_PA_3--VP_MC_4"/>
                       <wps:cNvCnPr>
                         <a:stCxn id="223" idx="2"/>
                         <a:endCxn id="224" idx="0"/>
                       </wps:cNvCnPr>
                       <wps:spPr>
                         <a:xfrm>
-                          <a:off x="103822500" y="571500"/>
+                          <a:off x="103822500" y="952500"/>
                           <a:ext cx="0" cy="1143000"/>
                         </a:xfrm>
                         <a:prstGeom prst="line">
@@ -24725,14 +24725,14 @@
                       <wps:bodyPr/>
                     </wps:wsp>
                     <wps:wsp>
-                      <wps:cNvPr id="479" name="Connector"/>
+                      <wps:cNvPr id="479" name="VP_MC_4--SY_HO_5"/>
                       <wps:cNvCnPr>
                         <a:stCxn id="224" idx="2"/>
                         <a:endCxn id="225" idx="0"/>
                       </wps:cNvCnPr>
                       <wps:spPr>
                         <a:xfrm>
-                          <a:off x="103822500" y="2286000"/>
+                          <a:off x="103822500" y="2667000"/>
                           <a:ext cx="0" cy="762000"/>
                         </a:xfrm>
                         <a:prstGeom prst="line">
@@ -24763,14 +24763,14 @@
                       <wps:bodyPr/>
                     </wps:wsp>
                     <wps:wsp>
-                      <wps:cNvPr id="480" name="Connector"/>
+                      <wps:cNvPr id="480" name="SY_HO_5--HI_UL_5q"/>
                       <wps:cNvCnPr>
                         <a:stCxn id="225" idx="2"/>
                         <a:endCxn id="226" idx="0"/>
                       </wps:cNvCnPr>
                       <wps:spPr>
                         <a:xfrm>
-                          <a:off x="103822500" y="3619500"/>
+                          <a:off x="103822500" y="4000500"/>
                           <a:ext cx="0" cy="1143000"/>
                         </a:xfrm>
                         <a:prstGeom prst="line">
@@ -24801,14 +24801,14 @@
                       <wps:bodyPr/>
                     </wps:wsp>
                     <wps:wsp>
-                      <wps:cNvPr id="481" name="Connector"/>
+                      <wps:cNvPr id="481" name="HI_UL_5q--YH_UD_5t"/>
                       <wps:cNvCnPr>
                         <a:stCxn id="226" idx="2"/>
                         <a:endCxn id="227" idx="0"/>
                       </wps:cNvCnPr>
                       <wps:spPr>
                         <a:xfrm>
-                          <a:off x="103822500" y="5334000"/>
+                          <a:off x="103822500" y="5715000"/>
                           <a:ext cx="0" cy="762000"/>
                         </a:xfrm>
                         <a:prstGeom prst="line">
@@ -24839,14 +24839,14 @@
                       <wps:bodyPr/>
                     </wps:wsp>
                     <wps:wsp>
-                      <wps:cNvPr id="482" name="Connector"/>
+                      <wps:cNvPr id="482" name="QQ_IU_9--DC_FI_10"/>
                       <wps:cNvCnPr>
                         <a:stCxn id="228" idx="2"/>
                         <a:endCxn id="229" idx="0"/>
                       </wps:cNvCnPr>
                       <wps:spPr>
                         <a:xfrm>
-                          <a:off x="107251500" y="571500"/>
+                          <a:off x="107251500" y="952500"/>
                           <a:ext cx="0" cy="1143000"/>
                         </a:xfrm>
                         <a:prstGeom prst="line">
@@ -24877,14 +24877,14 @@
                       <wps:bodyPr/>
                     </wps:wsp>
                     <wps:wsp>
-                      <wps:cNvPr id="483" name="Connector"/>
+                      <wps:cNvPr id="483" name="DC_FI_10--CF_BV_11"/>
                       <wps:cNvCnPr>
                         <a:stCxn id="229" idx="2"/>
                         <a:endCxn id="230" idx="0"/>
                       </wps:cNvCnPr>
                       <wps:spPr>
                         <a:xfrm>
-                          <a:off x="107251500" y="2286000"/>
+                          <a:off x="107251500" y="2667000"/>
                           <a:ext cx="0" cy="762000"/>
                         </a:xfrm>
                         <a:prstGeom prst="line">
@@ -24915,14 +24915,14 @@
                       <wps:bodyPr/>
                     </wps:wsp>
                     <wps:wsp>
-                      <wps:cNvPr id="484" name="Connector"/>
+                      <wps:cNvPr id="484" name="CF_BV_11--JP_OO_11o"/>
                       <wps:cNvCnPr>
                         <a:stCxn id="230" idx="2"/>
                         <a:endCxn id="231" idx="0"/>
                       </wps:cNvCnPr>
                       <wps:spPr>
                         <a:xfrm>
-                          <a:off x="107251500" y="3619500"/>
+                          <a:off x="107251500" y="4000500"/>
                           <a:ext cx="0" cy="1143000"/>
                         </a:xfrm>
                         <a:prstGeom prst="line">
@@ -24953,14 +24953,14 @@
                       <wps:bodyPr/>
                     </wps:wsp>
                     <wps:wsp>
-                      <wps:cNvPr id="485" name="Connector"/>
+                      <wps:cNvPr id="485" name="JP_OO_11o--YF_YZ_11c"/>
                       <wps:cNvCnPr>
                         <a:stCxn id="231" idx="2"/>
                         <a:endCxn id="232" idx="0"/>
                       </wps:cNvCnPr>
                       <wps:spPr>
                         <a:xfrm>
-                          <a:off x="107251500" y="5334000"/>
+                          <a:off x="107251500" y="5715000"/>
                           <a:ext cx="0" cy="762000"/>
                         </a:xfrm>
                         <a:prstGeom prst="line">
@@ -24991,14 +24991,14 @@
                       <wps:bodyPr/>
                     </wps:wsp>
                     <wps:wsp>
-                      <wps:cNvPr id="486" name="Connector"/>
+                      <wps:cNvPr id="486" name="MV_WJ_2--ML_DF_3"/>
                       <wps:cNvCnPr>
                         <a:stCxn id="233" idx="2"/>
                         <a:endCxn id="234" idx="0"/>
                       </wps:cNvCnPr>
                       <wps:spPr>
                         <a:xfrm>
-                          <a:off x="102108000" y="571500"/>
+                          <a:off x="102108000" y="952500"/>
                           <a:ext cx="0" cy="1143000"/>
                         </a:xfrm>
                         <a:prstGeom prst="line">
@@ -25029,14 +25029,14 @@
                       <wps:bodyPr/>
                     </wps:wsp>
                     <wps:wsp>
-                      <wps:cNvPr id="487" name="Connector"/>
+                      <wps:cNvPr id="487" name="YK_FN_A_YJ--FP_GB_M_QK_C"/>
                       <wps:cNvCnPr>
                         <a:stCxn id="235" idx="2"/>
                         <a:endCxn id="236" idx="0"/>
                       </wps:cNvCnPr>
                       <wps:spPr>
                         <a:xfrm>
-                          <a:off x="117538500" y="571500"/>
+                          <a:off x="117538500" y="952500"/>
                           <a:ext cx="0" cy="1143000"/>
                         </a:xfrm>
                         <a:prstGeom prst="line">
@@ -25067,19 +25067,36 @@
                       <wps:bodyPr/>
                     </wps:wsp>
                     <wps:wsp>
-                      <wps:cNvPr id="488" name="Connector"/>
+                      <wps:cNvPr id="488" name="FP_GB_M_QK_C--JM_WI_MG_G"/>
                       <wps:cNvCnPr>
                         <a:stCxn id="236" idx="3"/>
                         <a:endCxn id="237" idx="1"/>
                       </wps:cNvCnPr>
                       <wps:spPr>
-                        <a:xfrm flipH="1">
-                          <a:off x="113823750" y="2000250"/>
-                          <a:ext cx="3143250" cy="1333500"/>
-                        </a:xfrm>
-                        <a:prstGeom prst="line">
-                          <a:avLst/>
-                        </a:prstGeom>
+                        <a:xfrm>
+                          <a:off x="113823750" y="2381250"/>
+                          <a:ext cx="3714750" cy="1333500"/>
+                        </a:xfrm>
+                        <a:custGeom>
+                          <a:avLst/>
+                          <a:gdLst/>
+                          <a:ahLst/>
+                          <a:cxnLst/>
+                          <a:rect l="0" t="0" r="0" b="0"/>
+                          <a:pathLst>
+                            <a:path w="3714750" h="1333500">
+                              <a:moveTo>
+                                <a:pt x="3143250" y="0"/>
+                              </a:moveTo>
+                              <a:lnTo>
+                                <a:pt x="3714750" y="666750"/>
+                              </a:lnTo>
+                              <a:lnTo>
+                                <a:pt x="0" y="1333500"/>
+                              </a:lnTo>
+                            </a:path>
+                          </a:pathLst>
+                        </a:custGeom>
                         <a:ln w="12700" cap="flat" cmpd="sng" algn="ctr">
                           <a:solidFill>
                             <a:srgbClr val="2F5496"/>
@@ -25105,14 +25122,14 @@
                       <wps:bodyPr/>
                     </wps:wsp>
                     <wps:wsp>
-                      <wps:cNvPr id="489" name="Connector"/>
+                      <wps:cNvPr id="489" name="BB_JX_T_YK--FN_NW_F_LG_K"/>
                       <wps:cNvCnPr>
                         <a:stCxn id="238" idx="2"/>
                         <a:endCxn id="239" idx="0"/>
                       </wps:cNvCnPr>
                       <wps:spPr>
                         <a:xfrm>
-                          <a:off x="115824000" y="571500"/>
+                          <a:off x="115824000" y="952500"/>
                           <a:ext cx="0" cy="1143000"/>
                         </a:xfrm>
                         <a:prstGeom prst="line">
@@ -25143,14 +25160,14 @@
                       <wps:bodyPr/>
                     </wps:wsp>
                     <wps:wsp>
-                      <wps:cNvPr id="490" name="Connector"/>
+                      <wps:cNvPr id="490" name="FN_NW_F_LG_K--JM_WI_MG_G"/>
                       <wps:cNvCnPr>
                         <a:stCxn id="239" idx="3"/>
                         <a:endCxn id="237" idx="1"/>
                       </wps:cNvCnPr>
                       <wps:spPr>
                         <a:xfrm flipH="1">
-                          <a:off x="113823750" y="2000250"/>
+                          <a:off x="113823750" y="2381250"/>
                           <a:ext cx="1428750" cy="1333500"/>
                         </a:xfrm>
                         <a:prstGeom prst="line">
@@ -25181,14 +25198,14 @@
                       <wps:bodyPr/>
                     </wps:wsp>
                     <wps:wsp>
-                      <wps:cNvPr id="491" name="Connector"/>
+                      <wps:cNvPr id="491" name="SW_VP_K_RG--ZS_OU_B_IF_G"/>
                       <wps:cNvCnPr>
                         <a:stCxn id="240" idx="2"/>
                         <a:endCxn id="241" idx="0"/>
                       </wps:cNvCnPr>
                       <wps:spPr>
                         <a:xfrm>
-                          <a:off x="114109500" y="571500"/>
+                          <a:off x="114109500" y="952500"/>
                           <a:ext cx="0" cy="1143000"/>
                         </a:xfrm>
                         <a:prstGeom prst="line">
@@ -25219,14 +25236,14 @@
                       <wps:bodyPr/>
                     </wps:wsp>
                     <wps:wsp>
-                      <wps:cNvPr id="492" name="Connector"/>
+                      <wps:cNvPr id="492" name="ZS_OU_B_IF_G--JM_WI_MG_G"/>
                       <wps:cNvCnPr>
                         <a:stCxn id="241" idx="2"/>
                         <a:endCxn id="237" idx="0"/>
                       </wps:cNvCnPr>
                       <wps:spPr>
                         <a:xfrm flipH="1">
-                          <a:off x="113252250" y="2286000"/>
+                          <a:off x="113252250" y="2667000"/>
                           <a:ext cx="857250" cy="762000"/>
                         </a:xfrm>
                         <a:prstGeom prst="line">
@@ -25257,14 +25274,14 @@
                       <wps:bodyPr/>
                     </wps:wsp>
                     <wps:wsp>
-                      <wps:cNvPr id="493" name="Connector"/>
+                      <wps:cNvPr id="493" name="CT_JC_F_FEQK--ZL_UO_X_MNBM_B"/>
                       <wps:cNvCnPr>
                         <a:stCxn id="242" idx="2"/>
                         <a:endCxn id="243" idx="0"/>
                       </wps:cNvCnPr>
                       <wps:spPr>
                         <a:xfrm>
-                          <a:off x="112395000" y="571500"/>
+                          <a:off x="112395000" y="952500"/>
                           <a:ext cx="0" cy="1143000"/>
                         </a:xfrm>
                         <a:prstGeom prst="line">
@@ -25295,14 +25312,14 @@
                       <wps:bodyPr/>
                     </wps:wsp>
                     <wps:wsp>
-                      <wps:cNvPr id="494" name="Connector"/>
+                      <wps:cNvPr id="494" name="ZL_UO_X_MNBM_B--JM_WI_MG_G"/>
                       <wps:cNvCnPr>
                         <a:stCxn id="243" idx="2"/>
                         <a:endCxn id="237" idx="0"/>
                       </wps:cNvCnPr>
                       <wps:spPr>
                         <a:xfrm>
-                          <a:off x="112395000" y="2286000"/>
+                          <a:off x="112395000" y="2667000"/>
                           <a:ext cx="857250" cy="762000"/>
                         </a:xfrm>
                         <a:prstGeom prst="line">
@@ -25333,14 +25350,14 @@
                       <wps:bodyPr/>
                     </wps:wsp>
                     <wps:wsp>
-                      <wps:cNvPr id="495" name="Connector"/>
+                      <wps:cNvPr id="495" name="FA_JX_Z_OJ--YO_TF_T_OO_M"/>
                       <wps:cNvCnPr>
                         <a:stCxn id="244" idx="2"/>
                         <a:endCxn id="245" idx="0"/>
                       </wps:cNvCnPr>
                       <wps:spPr>
                         <a:xfrm>
-                          <a:off x="110680500" y="571500"/>
+                          <a:off x="110680500" y="952500"/>
                           <a:ext cx="0" cy="1143000"/>
                         </a:xfrm>
                         <a:prstGeom prst="line">
@@ -25371,14 +25388,14 @@
                       <wps:bodyPr/>
                     </wps:wsp>
                     <wps:wsp>
-                      <wps:cNvPr id="496" name="Connector"/>
+                      <wps:cNvPr id="496" name="YO_TF_T_OO_M--JM_WI_MG_G"/>
                       <wps:cNvCnPr>
                         <a:stCxn id="245" idx="1"/>
                         <a:endCxn id="237" idx="3"/>
                       </wps:cNvCnPr>
                       <wps:spPr>
                         <a:xfrm>
-                          <a:off x="111252000" y="2000250"/>
+                          <a:off x="111252000" y="2381250"/>
                           <a:ext cx="1428750" cy="1333500"/>
                         </a:xfrm>
                         <a:prstGeom prst="line">
@@ -25409,14 +25426,14 @@
                       <wps:bodyPr/>
                     </wps:wsp>
                     <wps:wsp>
-                      <wps:cNvPr id="497" name="Connector"/>
+                      <wps:cNvPr id="497" name="LE_OR_W_Wiexetq--OP_IK_C_Dvggwnc_J"/>
                       <wps:cNvCnPr>
                         <a:stCxn id="246" idx="2"/>
                         <a:endCxn id="247" idx="0"/>
                       </wps:cNvCnPr>
                       <wps:spPr>
                         <a:xfrm>
-                          <a:off x="108966000" y="571500"/>
+                          <a:off x="108966000" y="952500"/>
                           <a:ext cx="0" cy="1143000"/>
                         </a:xfrm>
                         <a:prstGeom prst="line">
@@ -25447,19 +25464,36 @@
                       <wps:bodyPr/>
                     </wps:wsp>
                     <wps:wsp>
-                      <wps:cNvPr id="498" name="Connector"/>
+                      <wps:cNvPr id="498" name="OP_IK_C_Dvggwnc_J--JM_WI_MG_G"/>
                       <wps:cNvCnPr>
                         <a:stCxn id="247" idx="1"/>
                         <a:endCxn id="237" idx="3"/>
                       </wps:cNvCnPr>
                       <wps:spPr>
                         <a:xfrm>
-                          <a:off x="109537500" y="2000250"/>
-                          <a:ext cx="3143250" cy="1333500"/>
-                        </a:xfrm>
-                        <a:prstGeom prst="line">
-                          <a:avLst/>
-                        </a:prstGeom>
+                          <a:off x="108966000" y="2381250"/>
+                          <a:ext cx="3714750" cy="1333500"/>
+                        </a:xfrm>
+                        <a:custGeom>
+                          <a:avLst/>
+                          <a:gdLst/>
+                          <a:ahLst/>
+                          <a:cxnLst/>
+                          <a:rect l="0" t="0" r="0" b="0"/>
+                          <a:pathLst>
+                            <a:path w="3714750" h="1333500">
+                              <a:moveTo>
+                                <a:pt x="571500" y="0"/>
+                              </a:moveTo>
+                              <a:lnTo>
+                                <a:pt x="0" y="666750"/>
+                              </a:lnTo>
+                              <a:lnTo>
+                                <a:pt x="3714750" y="1333500"/>
+                              </a:lnTo>
+                            </a:path>
+                          </a:pathLst>
+                        </a:custGeom>
                         <a:ln w="12700" cap="flat" cmpd="sng" algn="ctr">
                           <a:solidFill>
                             <a:srgbClr val="2F5496"/>
@@ -25485,14 +25519,14 @@
                       <wps:bodyPr/>
                     </wps:wsp>
                     <wps:wsp>
-                      <wps:cNvPr id="499" name="Connector"/>
+                      <wps:cNvPr id="499" name="JM_WI_MG_G--AZ_CN_CU_T_C"/>
                       <wps:cNvCnPr>
                         <a:stCxn id="237" idx="2"/>
                         <a:endCxn id="248" idx="0"/>
                       </wps:cNvCnPr>
                       <wps:spPr>
                         <a:xfrm>
-                          <a:off x="113252250" y="3619500"/>
+                          <a:off x="113252250" y="4000500"/>
                           <a:ext cx="0" cy="1143000"/>
                         </a:xfrm>
                         <a:prstGeom prst="line">
@@ -25523,14 +25557,14 @@
                       <wps:bodyPr/>
                     </wps:wsp>
                     <wps:wsp>
-                      <wps:cNvPr id="500" name="Connector"/>
+                      <wps:cNvPr id="500" name="AZ_CN_CU_T_C--FL_VN_BA_Q_S"/>
                       <wps:cNvCnPr>
                         <a:stCxn id="248" idx="2"/>
                         <a:endCxn id="249" idx="0"/>
                       </wps:cNvCnPr>
                       <wps:spPr>
                         <a:xfrm>
-                          <a:off x="113252250" y="5334000"/>
+                          <a:off x="113252250" y="5715000"/>
                           <a:ext cx="0" cy="762000"/>
                         </a:xfrm>
                         <a:prstGeom prst="line">
@@ -25561,14 +25595,14 @@
                       <wps:bodyPr/>
                     </wps:wsp>
                     <wps:wsp>
-                      <wps:cNvPr id="501" name="Connector"/>
+                      <wps:cNvPr id="501" name="IG_AP_C_ZT--PR_XC_Z_GH_R"/>
                       <wps:cNvCnPr>
                         <a:stCxn id="250" idx="2"/>
                         <a:endCxn id="251" idx="0"/>
                       </wps:cNvCnPr>
                       <wps:spPr>
                         <a:xfrm>
-                          <a:off x="127825500" y="571500"/>
+                          <a:off x="127825500" y="952500"/>
                           <a:ext cx="0" cy="1143000"/>
                         </a:xfrm>
                         <a:prstGeom prst="line">
@@ -25599,19 +25633,36 @@
                       <wps:bodyPr/>
                     </wps:wsp>
                     <wps:wsp>
-                      <wps:cNvPr id="502" name="Connector"/>
+                      <wps:cNvPr id="502" name="PR_XC_Z_GH_R--HC_KM_YX_D"/>
                       <wps:cNvCnPr>
                         <a:stCxn id="251" idx="3"/>
                         <a:endCxn id="252" idx="1"/>
                       </wps:cNvCnPr>
                       <wps:spPr>
-                        <a:xfrm flipH="1">
-                          <a:off x="124110750" y="2000250"/>
-                          <a:ext cx="3143250" cy="1333500"/>
-                        </a:xfrm>
-                        <a:prstGeom prst="line">
-                          <a:avLst/>
-                        </a:prstGeom>
+                        <a:xfrm>
+                          <a:off x="124110750" y="2381250"/>
+                          <a:ext cx="3714750" cy="1333500"/>
+                        </a:xfrm>
+                        <a:custGeom>
+                          <a:avLst/>
+                          <a:gdLst/>
+                          <a:ahLst/>
+                          <a:cxnLst/>
+                          <a:rect l="0" t="0" r="0" b="0"/>
+                          <a:pathLst>
+                            <a:path w="3714750" h="1333500">
+                              <a:moveTo>
+                                <a:pt x="3143250" y="0"/>
+                              </a:moveTo>
+                              <a:lnTo>
+                                <a:pt x="3714750" y="666750"/>
+                              </a:lnTo>
+                              <a:lnTo>
+                                <a:pt x="0" y="1333500"/>
+                              </a:lnTo>
+                            </a:path>
+                          </a:pathLst>
+                        </a:custGeom>
                         <a:ln w="12700" cap="flat" cmpd="sng" algn="ctr">
                           <a:solidFill>
                             <a:srgbClr val="2F5496"/>
@@ -25637,14 +25688,14 @@
                       <wps:bodyPr/>
                     </wps:wsp>
                     <wps:wsp>
-                      <wps:cNvPr id="503" name="Connector"/>
+                      <wps:cNvPr id="503" name="KG_DV_M_GV--WI_AE_Q_FK_S"/>
                       <wps:cNvCnPr>
                         <a:stCxn id="253" idx="2"/>
                         <a:endCxn id="254" idx="0"/>
                       </wps:cNvCnPr>
                       <wps:spPr>
                         <a:xfrm>
-                          <a:off x="126111000" y="571500"/>
+                          <a:off x="126111000" y="952500"/>
                           <a:ext cx="0" cy="1143000"/>
                         </a:xfrm>
                         <a:prstGeom prst="line">
@@ -25675,14 +25726,14 @@
                       <wps:bodyPr/>
                     </wps:wsp>
                     <wps:wsp>
-                      <wps:cNvPr id="504" name="Connector"/>
+                      <wps:cNvPr id="504" name="WI_AE_Q_FK_S--HC_KM_YX_D"/>
                       <wps:cNvCnPr>
                         <a:stCxn id="254" idx="3"/>
                         <a:endCxn id="252" idx="1"/>
                       </wps:cNvCnPr>
                       <wps:spPr>
                         <a:xfrm flipH="1">
-                          <a:off x="124110750" y="2000250"/>
+                          <a:off x="124110750" y="2381250"/>
                           <a:ext cx="1428750" cy="1333500"/>
                         </a:xfrm>
                         <a:prstGeom prst="line">
@@ -25713,14 +25764,14 @@
                       <wps:bodyPr/>
                     </wps:wsp>
                     <wps:wsp>
-                      <wps:cNvPr id="505" name="Connector"/>
+                      <wps:cNvPr id="505" name="DK_NL_D_BI--PU_NQ_D_EW_N"/>
                       <wps:cNvCnPr>
                         <a:stCxn id="255" idx="2"/>
                         <a:endCxn id="256" idx="0"/>
                       </wps:cNvCnPr>
                       <wps:spPr>
                         <a:xfrm>
-                          <a:off x="124396500" y="571500"/>
+                          <a:off x="124396500" y="952500"/>
                           <a:ext cx="0" cy="1143000"/>
                         </a:xfrm>
                         <a:prstGeom prst="line">
@@ -25751,14 +25802,14 @@
                       <wps:bodyPr/>
                     </wps:wsp>
                     <wps:wsp>
-                      <wps:cNvPr id="506" name="Connector"/>
+                      <wps:cNvPr id="506" name="PU_NQ_D_EW_N--HC_KM_YX_D"/>
                       <wps:cNvCnPr>
                         <a:stCxn id="256" idx="2"/>
                         <a:endCxn id="252" idx="0"/>
                       </wps:cNvCnPr>
                       <wps:spPr>
                         <a:xfrm flipH="1">
-                          <a:off x="123539250" y="2286000"/>
+                          <a:off x="123539250" y="2667000"/>
                           <a:ext cx="857250" cy="762000"/>
                         </a:xfrm>
                         <a:prstGeom prst="line">
@@ -25789,14 +25840,14 @@
                       <wps:bodyPr/>
                     </wps:wsp>
                     <wps:wsp>
-                      <wps:cNvPr id="507" name="Connector"/>
+                      <wps:cNvPr id="507" name="KY_DG_T_HZPB--IH_RH_Z_QJEU_A"/>
                       <wps:cNvCnPr>
                         <a:stCxn id="257" idx="2"/>
                         <a:endCxn id="258" idx="0"/>
                       </wps:cNvCnPr>
                       <wps:spPr>
                         <a:xfrm>
-                          <a:off x="122682000" y="571500"/>
+                          <a:off x="122682000" y="952500"/>
                           <a:ext cx="0" cy="1143000"/>
                         </a:xfrm>
                         <a:prstGeom prst="line">
@@ -25827,14 +25878,14 @@
                       <wps:bodyPr/>
                     </wps:wsp>
                     <wps:wsp>
-                      <wps:cNvPr id="508" name="Connector"/>
+                      <wps:cNvPr id="508" name="IH_RH_Z_QJEU_A--HC_KM_YX_D"/>
                       <wps:cNvCnPr>
                         <a:stCxn id="258" idx="2"/>
                         <a:endCxn id="252" idx="0"/>
                       </wps:cNvCnPr>
                       <wps:spPr>
                         <a:xfrm>
-                          <a:off x="122682000" y="2286000"/>
+                          <a:off x="122682000" y="2667000"/>
                           <a:ext cx="857250" cy="762000"/>
                         </a:xfrm>
                         <a:prstGeom prst="line">
@@ -25865,14 +25916,14 @@
                       <wps:bodyPr/>
                     </wps:wsp>
                     <wps:wsp>
-                      <wps:cNvPr id="509" name="Connector"/>
+                      <wps:cNvPr id="509" name="JX_ZU_X_GW--JZ_UZ_Q_LM_A"/>
                       <wps:cNvCnPr>
                         <a:stCxn id="259" idx="2"/>
                         <a:endCxn id="260" idx="0"/>
                       </wps:cNvCnPr>
                       <wps:spPr>
                         <a:xfrm>
-                          <a:off x="120967500" y="571500"/>
+                          <a:off x="120967500" y="952500"/>
                           <a:ext cx="0" cy="1143000"/>
                         </a:xfrm>
                         <a:prstGeom prst="line">
@@ -25903,14 +25954,14 @@
                       <wps:bodyPr/>
                     </wps:wsp>
                     <wps:wsp>
-                      <wps:cNvPr id="510" name="Connector"/>
+                      <wps:cNvPr id="510" name="JZ_UZ_Q_LM_A--HC_KM_YX_D"/>
                       <wps:cNvCnPr>
                         <a:stCxn id="260" idx="1"/>
                         <a:endCxn id="252" idx="3"/>
                       </wps:cNvCnPr>
                       <wps:spPr>
                         <a:xfrm>
-                          <a:off x="121539000" y="2000250"/>
+                          <a:off x="121539000" y="2381250"/>
                           <a:ext cx="1428750" cy="1333500"/>
                         </a:xfrm>
                         <a:prstGeom prst="line">
@@ -25941,14 +25992,14 @@
                       <wps:bodyPr/>
                     </wps:wsp>
                     <wps:wsp>
-                      <wps:cNvPr id="511" name="Connector"/>
+                      <wps:cNvPr id="511" name="QK_HY_H_Rxhsdrn--ZM_OB_U_Wejmmoh_O"/>
                       <wps:cNvCnPr>
                         <a:stCxn id="261" idx="2"/>
                         <a:endCxn id="262" idx="0"/>
                       </wps:cNvCnPr>
                       <wps:spPr>
                         <a:xfrm>
-                          <a:off x="119253000" y="571500"/>
+                          <a:off x="119253000" y="952500"/>
                           <a:ext cx="0" cy="1143000"/>
                         </a:xfrm>
                         <a:prstGeom prst="line">
@@ -25979,19 +26030,36 @@
                       <wps:bodyPr/>
                     </wps:wsp>
                     <wps:wsp>
-                      <wps:cNvPr id="512" name="Connector"/>
+                      <wps:cNvPr id="512" name="ZM_OB_U_Wejmmoh_O--HC_KM_YX_D"/>
                       <wps:cNvCnPr>
                         <a:stCxn id="262" idx="1"/>
                         <a:endCxn id="252" idx="3"/>
                       </wps:cNvCnPr>
                       <wps:spPr>
                         <a:xfrm>
-                          <a:off x="119824500" y="2000250"/>
-                          <a:ext cx="3143250" cy="1333500"/>
-                        </a:xfrm>
-                        <a:prstGeom prst="line">
-                          <a:avLst/>
-                        </a:prstGeom>
+                          <a:off x="119253000" y="2381250"/>
+                          <a:ext cx="3714750" cy="1333500"/>
+                        </a:xfrm>
+                        <a:custGeom>
+                          <a:avLst/>
+                          <a:gdLst/>
+                          <a:ahLst/>
+                          <a:cxnLst/>
+                          <a:rect l="0" t="0" r="0" b="0"/>
+                          <a:pathLst>
+                            <a:path w="3714750" h="1333500">
+                              <a:moveTo>
+                                <a:pt x="571500" y="0"/>
+                              </a:moveTo>
+                              <a:lnTo>
+                                <a:pt x="0" y="666750"/>
+                              </a:lnTo>
+                              <a:lnTo>
+                                <a:pt x="3714750" y="1333500"/>
+                              </a:lnTo>
+                            </a:path>
+                          </a:pathLst>
+                        </a:custGeom>
                         <a:ln w="12700" cap="flat" cmpd="sng" algn="ctr">
                           <a:solidFill>
                             <a:srgbClr val="2F5496"/>
@@ -26017,14 +26085,14 @@
                       <wps:bodyPr/>
                     </wps:wsp>
                     <wps:wsp>
-                      <wps:cNvPr id="513" name="Connector"/>
+                      <wps:cNvPr id="513" name="HC_KM_YX_D--BS_BQ_LR_C_J"/>
                       <wps:cNvCnPr>
                         <a:stCxn id="252" idx="2"/>
                         <a:endCxn id="263" idx="0"/>
                       </wps:cNvCnPr>
                       <wps:spPr>
                         <a:xfrm>
-                          <a:off x="123539250" y="3619500"/>
+                          <a:off x="123539250" y="4000500"/>
                           <a:ext cx="0" cy="1143000"/>
                         </a:xfrm>
                         <a:prstGeom prst="line">
@@ -26055,14 +26123,14 @@
                       <wps:bodyPr/>
                     </wps:wsp>
                     <wps:wsp>
-                      <wps:cNvPr id="514" name="Connector"/>
+                      <wps:cNvPr id="514" name="BS_BQ_LR_C_J--MV_VQ_XD_F_P"/>
                       <wps:cNvCnPr>
                         <a:stCxn id="263" idx="2"/>
                         <a:endCxn id="264" idx="0"/>
                       </wps:cNvCnPr>
                       <wps:spPr>
                         <a:xfrm>
-                          <a:off x="123539250" y="5334000"/>
+                          <a:off x="123539250" y="5715000"/>
                           <a:ext cx="0" cy="762000"/>
                         </a:xfrm>
                         <a:prstGeom prst="line">
@@ -26093,14 +26161,14 @@
                       <wps:bodyPr/>
                     </wps:wsp>
                     <wps:wsp>
-                      <wps:cNvPr id="515" name="Connector"/>
+                      <wps:cNvPr id="515" name="RG_BO_H_PF--WW_MP_A_HM_R"/>
                       <wps:cNvCnPr>
                         <a:stCxn id="265" idx="2"/>
                         <a:endCxn id="266" idx="0"/>
                       </wps:cNvCnPr>
                       <wps:spPr>
                         <a:xfrm>
-                          <a:off x="138112500" y="571500"/>
+                          <a:off x="138112500" y="952500"/>
                           <a:ext cx="0" cy="1143000"/>
                         </a:xfrm>
                         <a:prstGeom prst="line">
@@ -26131,19 +26199,36 @@
                       <wps:bodyPr/>
                     </wps:wsp>
                     <wps:wsp>
-                      <wps:cNvPr id="516" name="Connector"/>
+                      <wps:cNvPr id="516" name="WW_MP_A_HM_R--HM_QX_WJ_S"/>
                       <wps:cNvCnPr>
                         <a:stCxn id="266" idx="3"/>
                         <a:endCxn id="267" idx="1"/>
                       </wps:cNvCnPr>
                       <wps:spPr>
-                        <a:xfrm flipH="1">
-                          <a:off x="134397750" y="2000250"/>
-                          <a:ext cx="3143250" cy="1333500"/>
-                        </a:xfrm>
-                        <a:prstGeom prst="line">
-                          <a:avLst/>
-                        </a:prstGeom>
+                        <a:xfrm>
+                          <a:off x="134397750" y="2381250"/>
+                          <a:ext cx="3714750" cy="1333500"/>
+                        </a:xfrm>
+                        <a:custGeom>
+                          <a:avLst/>
+                          <a:gdLst/>
+                          <a:ahLst/>
+                          <a:cxnLst/>
+                          <a:rect l="0" t="0" r="0" b="0"/>
+                          <a:pathLst>
+                            <a:path w="3714750" h="1333500">
+                              <a:moveTo>
+                                <a:pt x="3143250" y="0"/>
+                              </a:moveTo>
+                              <a:lnTo>
+                                <a:pt x="3714750" y="666750"/>
+                              </a:lnTo>
+                              <a:lnTo>
+                                <a:pt x="0" y="1333500"/>
+                              </a:lnTo>
+                            </a:path>
+                          </a:pathLst>
+                        </a:custGeom>
                         <a:ln w="12700" cap="flat" cmpd="sng" algn="ctr">
                           <a:solidFill>
                             <a:srgbClr val="2F5496"/>
@@ -26169,14 +26254,14 @@
                       <wps:bodyPr/>
                     </wps:wsp>
                     <wps:wsp>
-                      <wps:cNvPr id="517" name="Connector"/>
+                      <wps:cNvPr id="517" name="UJ_ZO_N_HR--SO_IJ_Q_GM_W"/>
                       <wps:cNvCnPr>
                         <a:stCxn id="268" idx="2"/>
                         <a:endCxn id="269" idx="0"/>
                       </wps:cNvCnPr>
                       <wps:spPr>
                         <a:xfrm>
-                          <a:off x="136398000" y="571500"/>
+                          <a:off x="136398000" y="952500"/>
                           <a:ext cx="0" cy="1143000"/>
                         </a:xfrm>
                         <a:prstGeom prst="line">
@@ -26207,14 +26292,14 @@
                       <wps:bodyPr/>
                     </wps:wsp>
                     <wps:wsp>
-                      <wps:cNvPr id="518" name="Connector"/>
+                      <wps:cNvPr id="518" name="SO_IJ_Q_GM_W--HM_QX_WJ_S"/>
                       <wps:cNvCnPr>
                         <a:stCxn id="269" idx="3"/>
                         <a:endCxn id="267" idx="1"/>
                       </wps:cNvCnPr>
                       <wps:spPr>
                         <a:xfrm flipH="1">
-                          <a:off x="134397750" y="2000250"/>
+                          <a:off x="134397750" y="2381250"/>
                           <a:ext cx="1428750" cy="1333500"/>
                         </a:xfrm>
                         <a:prstGeom prst="line">
@@ -26245,14 +26330,14 @@
                       <wps:bodyPr/>
                     </wps:wsp>
                     <wps:wsp>
-                      <wps:cNvPr id="519" name="Connector"/>
+                      <wps:cNvPr id="519" name="KC_QP_X_NY--UO_VG_V_KD_X"/>
                       <wps:cNvCnPr>
                         <a:stCxn id="270" idx="2"/>
                         <a:endCxn id="271" idx="0"/>
                       </wps:cNvCnPr>
                       <wps:spPr>
                         <a:xfrm>
-                          <a:off x="134683500" y="571500"/>
+                          <a:off x="134683500" y="952500"/>
                           <a:ext cx="0" cy="1143000"/>
                         </a:xfrm>
                         <a:prstGeom prst="line">
@@ -26283,14 +26368,14 @@
                       <wps:bodyPr/>
                     </wps:wsp>
                     <wps:wsp>
-                      <wps:cNvPr id="520" name="Connector"/>
+                      <wps:cNvPr id="520" name="UO_VG_V_KD_X--HM_QX_WJ_S"/>
                       <wps:cNvCnPr>
                         <a:stCxn id="271" idx="2"/>
                         <a:endCxn id="267" idx="0"/>
                       </wps:cNvCnPr>
                       <wps:spPr>
                         <a:xfrm flipH="1">
-                          <a:off x="133826250" y="2286000"/>
+                          <a:off x="133826250" y="2667000"/>
                           <a:ext cx="857250" cy="762000"/>
                         </a:xfrm>
                         <a:prstGeom prst="line">
@@ -26321,14 +26406,14 @@
                       <wps:bodyPr/>
                     </wps:wsp>
                     <wps:wsp>
-                      <wps:cNvPr id="521" name="Connector"/>
+                      <wps:cNvPr id="521" name="BW_HB_D_GGGZ--SM_NE_L_MUIB_X"/>
                       <wps:cNvCnPr>
                         <a:stCxn id="272" idx="2"/>
                         <a:endCxn id="273" idx="0"/>
                       </wps:cNvCnPr>
                       <wps:spPr>
                         <a:xfrm>
-                          <a:off x="132969000" y="571500"/>
+                          <a:off x="132969000" y="952500"/>
                           <a:ext cx="0" cy="1143000"/>
                         </a:xfrm>
                         <a:prstGeom prst="line">
@@ -26359,14 +26444,14 @@
                       <wps:bodyPr/>
                     </wps:wsp>
                     <wps:wsp>
-                      <wps:cNvPr id="522" name="Connector"/>
+                      <wps:cNvPr id="522" name="SM_NE_L_MUIB_X--HM_QX_WJ_S"/>
                       <wps:cNvCnPr>
                         <a:stCxn id="273" idx="2"/>
                         <a:endCxn id="267" idx="0"/>
                       </wps:cNvCnPr>
                       <wps:spPr>
                         <a:xfrm>
-                          <a:off x="132969000" y="2286000"/>
+                          <a:off x="132969000" y="2667000"/>
                           <a:ext cx="857250" cy="762000"/>
                         </a:xfrm>
                         <a:prstGeom prst="line">
@@ -26397,14 +26482,14 @@
                       <wps:bodyPr/>
                     </wps:wsp>
                     <wps:wsp>
-                      <wps:cNvPr id="523" name="Connector"/>
+                      <wps:cNvPr id="523" name="WP_UX_H_DP--KU_JF_O_JV_F"/>
                       <wps:cNvCnPr>
                         <a:stCxn id="274" idx="2"/>
                         <a:endCxn id="275" idx="0"/>
                       </wps:cNvCnPr>
                       <wps:spPr>
                         <a:xfrm>
-                          <a:off x="131254500" y="571500"/>
+                          <a:off x="131254500" y="952500"/>
                           <a:ext cx="0" cy="1143000"/>
                         </a:xfrm>
                         <a:prstGeom prst="line">
@@ -26435,14 +26520,14 @@
                       <wps:bodyPr/>
                     </wps:wsp>
                     <wps:wsp>
-                      <wps:cNvPr id="524" name="Connector"/>
+                      <wps:cNvPr id="524" name="KU_JF_O_JV_F--HM_QX_WJ_S"/>
                       <wps:cNvCnPr>
                         <a:stCxn id="275" idx="1"/>
                         <a:endCxn id="267" idx="3"/>
                       </wps:cNvCnPr>
                       <wps:spPr>
                         <a:xfrm>
-                          <a:off x="131826000" y="2000250"/>
+                          <a:off x="131826000" y="2381250"/>
                           <a:ext cx="1428750" cy="1333500"/>
                         </a:xfrm>
                         <a:prstGeom prst="line">
@@ -26473,14 +26558,14 @@
                       <wps:bodyPr/>
                     </wps:wsp>
                     <wps:wsp>
-                      <wps:cNvPr id="525" name="Connector"/>
+                      <wps:cNvPr id="525" name="MH_QQ_A_Uywjbbp--CV_NZ_F_Luuvrfh_E"/>
                       <wps:cNvCnPr>
                         <a:stCxn id="276" idx="2"/>
                         <a:endCxn id="277" idx="0"/>
                       </wps:cNvCnPr>
                       <wps:spPr>
                         <a:xfrm>
-                          <a:off x="129540000" y="571500"/>
+                          <a:off x="129540000" y="952500"/>
                           <a:ext cx="0" cy="1143000"/>
                         </a:xfrm>
                         <a:prstGeom prst="line">
@@ -26511,19 +26596,36 @@
                       <wps:bodyPr/>
                     </wps:wsp>
                     <wps:wsp>
-                      <wps:cNvPr id="526" name="Connector"/>
+                      <wps:cNvPr id="526" name="CV_NZ_F_Luuvrfh_E--HM_QX_WJ_S"/>
                       <wps:cNvCnPr>
                         <a:stCxn id="277" idx="1"/>
                         <a:endCxn id="267" idx="3"/>
                       </wps:cNvCnPr>
                       <wps:spPr>
                         <a:xfrm>
-                          <a:off x="130111500" y="2000250"/>
-                          <a:ext cx="3143250" cy="1333500"/>
-                        </a:xfrm>
-                        <a:prstGeom prst="line">
-                          <a:avLst/>
-                        </a:prstGeom>
+                          <a:off x="129540000" y="2381250"/>
+                          <a:ext cx="3714750" cy="1333500"/>
+                        </a:xfrm>
+                        <a:custGeom>
+                          <a:avLst/>
+                          <a:gdLst/>
+                          <a:ahLst/>
+                          <a:cxnLst/>
+                          <a:rect l="0" t="0" r="0" b="0"/>
+                          <a:pathLst>
+                            <a:path w="3714750" h="1333500">
+                              <a:moveTo>
+                                <a:pt x="571500" y="0"/>
+                              </a:moveTo>
+                              <a:lnTo>
+                                <a:pt x="0" y="666750"/>
+                              </a:lnTo>
+                              <a:lnTo>
+                                <a:pt x="3714750" y="1333500"/>
+                              </a:lnTo>
+                            </a:path>
+                          </a:pathLst>
+                        </a:custGeom>
                         <a:ln w="12700" cap="flat" cmpd="sng" algn="ctr">
                           <a:solidFill>
                             <a:srgbClr val="2F5496"/>
@@ -26549,14 +26651,14 @@
                       <wps:bodyPr/>
                     </wps:wsp>
                     <wps:wsp>
-                      <wps:cNvPr id="527" name="Connector"/>
+                      <wps:cNvPr id="527" name="HM_QX_WJ_S--DB_PB_XY_N_O"/>
                       <wps:cNvCnPr>
                         <a:stCxn id="267" idx="2"/>
                         <a:endCxn id="278" idx="0"/>
                       </wps:cNvCnPr>
                       <wps:spPr>
                         <a:xfrm>
-                          <a:off x="133826250" y="3619500"/>
+                          <a:off x="133826250" y="4000500"/>
                           <a:ext cx="0" cy="1143000"/>
                         </a:xfrm>
                         <a:prstGeom prst="line">
@@ -26587,14 +26689,14 @@
                       <wps:bodyPr/>
                     </wps:wsp>
                     <wps:wsp>
-                      <wps:cNvPr id="528" name="Connector"/>
+                      <wps:cNvPr id="528" name="DB_PB_XY_N_O--ME_QN_JI_L_N"/>
                       <wps:cNvCnPr>
                         <a:stCxn id="278" idx="2"/>
                         <a:endCxn id="279" idx="0"/>
                       </wps:cNvCnPr>
                       <wps:spPr>
                         <a:xfrm>
-                          <a:off x="133826250" y="5334000"/>
+                          <a:off x="133826250" y="5715000"/>
                           <a:ext cx="0" cy="762000"/>
                         </a:xfrm>
                         <a:prstGeom prst="line">
@@ -26625,14 +26727,14 @@
                       <wps:bodyPr/>
                     </wps:wsp>
                     <wps:wsp>
-                      <wps:cNvPr id="529" name="Connector"/>
+                      <wps:cNvPr id="529" name="VC_GQ_Z_RZ--LZ_JJ_B_NU_H"/>
                       <wps:cNvCnPr>
                         <a:stCxn id="280" idx="2"/>
                         <a:endCxn id="281" idx="0"/>
                       </wps:cNvCnPr>
                       <wps:spPr>
                         <a:xfrm>
-                          <a:off x="148399500" y="571500"/>
+                          <a:off x="148399500" y="952500"/>
                           <a:ext cx="0" cy="1143000"/>
                         </a:xfrm>
                         <a:prstGeom prst="line">
@@ -26663,19 +26765,36 @@
                       <wps:bodyPr/>
                     </wps:wsp>
                     <wps:wsp>
-                      <wps:cNvPr id="530" name="Connector"/>
+                      <wps:cNvPr id="530" name="LZ_JJ_B_NU_H--VN_GB_XK_F"/>
                       <wps:cNvCnPr>
                         <a:stCxn id="281" idx="3"/>
                         <a:endCxn id="282" idx="1"/>
                       </wps:cNvCnPr>
                       <wps:spPr>
-                        <a:xfrm flipH="1">
-                          <a:off x="144684750" y="2000250"/>
-                          <a:ext cx="3143250" cy="1333500"/>
-                        </a:xfrm>
-                        <a:prstGeom prst="line">
-                          <a:avLst/>
-                        </a:prstGeom>
+                        <a:xfrm>
+                          <a:off x="144684750" y="2381250"/>
+                          <a:ext cx="3714750" cy="1333500"/>
+                        </a:xfrm>
+                        <a:custGeom>
+                          <a:avLst/>
+                          <a:gdLst/>
+                          <a:ahLst/>
+                          <a:cxnLst/>
+                          <a:rect l="0" t="0" r="0" b="0"/>
+                          <a:pathLst>
+                            <a:path w="3714750" h="1333500">
+                              <a:moveTo>
+                                <a:pt x="3143250" y="0"/>
+                              </a:moveTo>
+                              <a:lnTo>
+                                <a:pt x="3714750" y="666750"/>
+                              </a:lnTo>
+                              <a:lnTo>
+                                <a:pt x="0" y="1333500"/>
+                              </a:lnTo>
+                            </a:path>
+                          </a:pathLst>
+                        </a:custGeom>
                         <a:ln w="12700" cap="flat" cmpd="sng" algn="ctr">
                           <a:solidFill>
                             <a:srgbClr val="2F5496"/>
@@ -26701,14 +26820,14 @@
                       <wps:bodyPr/>
                     </wps:wsp>
                     <wps:wsp>
-                      <wps:cNvPr id="531" name="Connector"/>
+                      <wps:cNvPr id="531" name="TI_RK_J_DK--BG_IA_C_BB_A"/>
                       <wps:cNvCnPr>
                         <a:stCxn id="283" idx="2"/>
                         <a:endCxn id="284" idx="0"/>
                       </wps:cNvCnPr>
                       <wps:spPr>
                         <a:xfrm>
-                          <a:off x="146685000" y="571500"/>
+                          <a:off x="146685000" y="952500"/>
                           <a:ext cx="0" cy="1143000"/>
                         </a:xfrm>
                         <a:prstGeom prst="line">
@@ -26739,14 +26858,14 @@
                       <wps:bodyPr/>
                     </wps:wsp>
                     <wps:wsp>
-                      <wps:cNvPr id="532" name="Connector"/>
+                      <wps:cNvPr id="532" name="BG_IA_C_BB_A--VN_GB_XK_F"/>
                       <wps:cNvCnPr>
                         <a:stCxn id="284" idx="3"/>
                         <a:endCxn id="282" idx="1"/>
                       </wps:cNvCnPr>
                       <wps:spPr>
                         <a:xfrm flipH="1">
-                          <a:off x="144684750" y="2000250"/>
+                          <a:off x="144684750" y="2381250"/>
                           <a:ext cx="1428750" cy="1333500"/>
                         </a:xfrm>
                         <a:prstGeom prst="line">
@@ -26777,14 +26896,14 @@
                       <wps:bodyPr/>
                     </wps:wsp>
                     <wps:wsp>
-                      <wps:cNvPr id="533" name="Connector"/>
+                      <wps:cNvPr id="533" name="OW_QG_P_PF--FZ_VO_P_PN_Q"/>
                       <wps:cNvCnPr>
                         <a:stCxn id="285" idx="2"/>
                         <a:endCxn id="286" idx="0"/>
                       </wps:cNvCnPr>
                       <wps:spPr>
                         <a:xfrm>
-                          <a:off x="144970500" y="571500"/>
+                          <a:off x="144970500" y="952500"/>
                           <a:ext cx="0" cy="1143000"/>
                         </a:xfrm>
                         <a:prstGeom prst="line">
@@ -26815,14 +26934,14 @@
                       <wps:bodyPr/>
                     </wps:wsp>
                     <wps:wsp>
-                      <wps:cNvPr id="534" name="Connector"/>
+                      <wps:cNvPr id="534" name="FZ_VO_P_PN_Q--VN_GB_XK_F"/>
                       <wps:cNvCnPr>
                         <a:stCxn id="286" idx="2"/>
                         <a:endCxn id="282" idx="0"/>
                       </wps:cNvCnPr>
                       <wps:spPr>
                         <a:xfrm flipH="1">
-                          <a:off x="144113250" y="2286000"/>
+                          <a:off x="144113250" y="2667000"/>
                           <a:ext cx="857250" cy="762000"/>
                         </a:xfrm>
                         <a:prstGeom prst="line">
@@ -26853,14 +26972,14 @@
                       <wps:bodyPr/>
                     </wps:wsp>
                     <wps:wsp>
-                      <wps:cNvPr id="535" name="Connector"/>
+                      <wps:cNvPr id="535" name="IM_NH_Z_PEMU--WY_DI_N_PRMN_L"/>
                       <wps:cNvCnPr>
                         <a:stCxn id="287" idx="2"/>
                         <a:endCxn id="288" idx="0"/>
                       </wps:cNvCnPr>
                       <wps:spPr>
                         <a:xfrm>
-                          <a:off x="143256000" y="571500"/>
+                          <a:off x="143256000" y="952500"/>
                           <a:ext cx="0" cy="1143000"/>
                         </a:xfrm>
                         <a:prstGeom prst="line">
@@ -26891,14 +27010,14 @@
                       <wps:bodyPr/>
                     </wps:wsp>
                     <wps:wsp>
-                      <wps:cNvPr id="536" name="Connector"/>
+                      <wps:cNvPr id="536" name="WY_DI_N_PRMN_L--VN_GB_XK_F"/>
                       <wps:cNvCnPr>
                         <a:stCxn id="288" idx="2"/>
                         <a:endCxn id="282" idx="0"/>
                       </wps:cNvCnPr>
                       <wps:spPr>
                         <a:xfrm>
-                          <a:off x="143256000" y="2286000"/>
+                          <a:off x="143256000" y="2667000"/>
                           <a:ext cx="857250" cy="762000"/>
                         </a:xfrm>
                         <a:prstGeom prst="line">
@@ -26929,14 +27048,14 @@
                       <wps:bodyPr/>
                     </wps:wsp>
                     <wps:wsp>
-                      <wps:cNvPr id="537" name="Connector"/>
+                      <wps:cNvPr id="537" name="DS_LM_C_IT--ZT_IM_W_NA_N"/>
                       <wps:cNvCnPr>
                         <a:stCxn id="289" idx="2"/>
                         <a:endCxn id="290" idx="0"/>
                       </wps:cNvCnPr>
                       <wps:spPr>
                         <a:xfrm>
-                          <a:off x="141541500" y="571500"/>
+                          <a:off x="141541500" y="952500"/>
                           <a:ext cx="0" cy="1143000"/>
                         </a:xfrm>
                         <a:prstGeom prst="line">
@@ -26967,14 +27086,14 @@
                       <wps:bodyPr/>
                     </wps:wsp>
                     <wps:wsp>
-                      <wps:cNvPr id="538" name="Connector"/>
+                      <wps:cNvPr id="538" name="ZT_IM_W_NA_N--VN_GB_XK_F"/>
                       <wps:cNvCnPr>
                         <a:stCxn id="290" idx="1"/>
                         <a:endCxn id="282" idx="3"/>
                       </wps:cNvCnPr>
                       <wps:spPr>
                         <a:xfrm>
-                          <a:off x="142113000" y="2000250"/>
+                          <a:off x="142113000" y="2381250"/>
                           <a:ext cx="1428750" cy="1333500"/>
                         </a:xfrm>
                         <a:prstGeom prst="line">
@@ -27005,14 +27124,14 @@
                       <wps:bodyPr/>
                     </wps:wsp>
                     <wps:wsp>
-                      <wps:cNvPr id="539" name="Connector"/>
+                      <wps:cNvPr id="539" name="KP_UE_R_Kgqvkys--DW_FC_N_Bbwqeku_Z"/>
                       <wps:cNvCnPr>
                         <a:stCxn id="291" idx="2"/>
                         <a:endCxn id="292" idx="0"/>
                       </wps:cNvCnPr>
                       <wps:spPr>
                         <a:xfrm>
-                          <a:off x="139827000" y="571500"/>
+                          <a:off x="139827000" y="952500"/>
                           <a:ext cx="0" cy="1143000"/>
                         </a:xfrm>
                         <a:prstGeom prst="line">
@@ -27043,19 +27162,36 @@
                       <wps:bodyPr/>
                     </wps:wsp>
                     <wps:wsp>
-                      <wps:cNvPr id="540" name="Connector"/>
+                      <wps:cNvPr id="540" name="DW_FC_N_Bbwqeku_Z--VN_GB_XK_F"/>
                       <wps:cNvCnPr>
                         <a:stCxn id="292" idx="1"/>
                         <a:endCxn id="282" idx="3"/>
                       </wps:cNvCnPr>
                       <wps:spPr>
                         <a:xfrm>
-                          <a:off x="140398500" y="2000250"/>
-                          <a:ext cx="3143250" cy="1333500"/>
-                        </a:xfrm>
-                        <a:prstGeom prst="line">
-                          <a:avLst/>
-                        </a:prstGeom>
+                          <a:off x="139827000" y="2381250"/>
+                          <a:ext cx="3714750" cy="1333500"/>
+                        </a:xfrm>
+                        <a:custGeom>
+                          <a:avLst/>
+                          <a:gdLst/>
+                          <a:ahLst/>
+                          <a:cxnLst/>
+                          <a:rect l="0" t="0" r="0" b="0"/>
+                          <a:pathLst>
+                            <a:path w="3714750" h="1333500">
+                              <a:moveTo>
+                                <a:pt x="571500" y="0"/>
+                              </a:moveTo>
+                              <a:lnTo>
+                                <a:pt x="0" y="666750"/>
+                              </a:lnTo>
+                              <a:lnTo>
+                                <a:pt x="3714750" y="1333500"/>
+                              </a:lnTo>
+                            </a:path>
+                          </a:pathLst>
+                        </a:custGeom>
                         <a:ln w="12700" cap="flat" cmpd="sng" algn="ctr">
                           <a:solidFill>
                             <a:srgbClr val="2F5496"/>
@@ -27081,14 +27217,14 @@
                       <wps:bodyPr/>
                     </wps:wsp>
                     <wps:wsp>
-                      <wps:cNvPr id="541" name="Connector"/>
+                      <wps:cNvPr id="541" name="VN_GB_XK_F--TW_SR_CN_O_L"/>
                       <wps:cNvCnPr>
                         <a:stCxn id="282" idx="2"/>
                         <a:endCxn id="293" idx="0"/>
                       </wps:cNvCnPr>
                       <wps:spPr>
                         <a:xfrm>
-                          <a:off x="144113250" y="3619500"/>
+                          <a:off x="144113250" y="4000500"/>
                           <a:ext cx="0" cy="1143000"/>
                         </a:xfrm>
                         <a:prstGeom prst="line">
@@ -27119,14 +27255,14 @@
                       <wps:bodyPr/>
                     </wps:wsp>
                     <wps:wsp>
-                      <wps:cNvPr id="542" name="Connector"/>
+                      <wps:cNvPr id="542" name="TW_SR_CN_O_L--HH_XJ_IK_Y_E"/>
                       <wps:cNvCnPr>
                         <a:stCxn id="293" idx="2"/>
                         <a:endCxn id="294" idx="0"/>
                       </wps:cNvCnPr>
                       <wps:spPr>
                         <a:xfrm>
-                          <a:off x="144113250" y="5334000"/>
+                          <a:off x="144113250" y="5715000"/>
                           <a:ext cx="0" cy="762000"/>
                         </a:xfrm>
                         <a:prstGeom prst="line">
@@ -27157,14 +27293,14 @@
                       <wps:bodyPr/>
                     </wps:wsp>
                     <wps:wsp>
-                      <wps:cNvPr id="543" name="Connector"/>
+                      <wps:cNvPr id="543" name="SE_FD_3--RT_HS_3u"/>
                       <wps:cNvCnPr>
                         <a:stCxn id="295" idx="2"/>
                         <a:endCxn id="296" idx="0"/>
                       </wps:cNvCnPr>
                       <wps:spPr>
                         <a:xfrm>
-                          <a:off x="151828500" y="571500"/>
+                          <a:off x="151828500" y="952500"/>
                           <a:ext cx="0" cy="1143000"/>
                         </a:xfrm>
                         <a:prstGeom prst="line">
@@ -27195,14 +27331,14 @@
                       <wps:bodyPr/>
                     </wps:wsp>
                     <wps:wsp>
-                      <wps:cNvPr id="544" name="Connector"/>
+                      <wps:cNvPr id="544" name="RT_HS_3u--MQ_HS_3s"/>
                       <wps:cNvCnPr>
                         <a:stCxn id="296" idx="2"/>
                         <a:endCxn id="297" idx="0"/>
                       </wps:cNvCnPr>
                       <wps:spPr>
                         <a:xfrm>
-                          <a:off x="151828500" y="2286000"/>
+                          <a:off x="151828500" y="2667000"/>
                           <a:ext cx="0" cy="762000"/>
                         </a:xfrm>
                         <a:prstGeom prst="line">
@@ -27233,14 +27369,14 @@
                       <wps:bodyPr/>
                     </wps:wsp>
                     <wps:wsp>
-                      <wps:cNvPr id="545" name="Connector"/>
+                      <wps:cNvPr id="545" name="MQ_HS_3s--GK_YH_3u"/>
                       <wps:cNvCnPr>
                         <a:stCxn id="297" idx="2"/>
                         <a:endCxn id="298" idx="0"/>
                       </wps:cNvCnPr>
                       <wps:spPr>
                         <a:xfrm>
-                          <a:off x="151828500" y="3619500"/>
+                          <a:off x="151828500" y="4000500"/>
                           <a:ext cx="0" cy="1143000"/>
                         </a:xfrm>
                         <a:prstGeom prst="line">
@@ -27271,14 +27407,14 @@
                       <wps:bodyPr/>
                     </wps:wsp>
                     <wps:wsp>
-                      <wps:cNvPr id="546" name="Connector"/>
+                      <wps:cNvPr id="546" name="GK_YH_3u--XH_MM_5"/>
                       <wps:cNvCnPr>
                         <a:stCxn id="298" idx="2"/>
                         <a:endCxn id="299" idx="0"/>
                       </wps:cNvCnPr>
                       <wps:spPr>
                         <a:xfrm>
-                          <a:off x="151828500" y="5334000"/>
+                          <a:off x="151828500" y="5715000"/>
                           <a:ext cx="0" cy="762000"/>
                         </a:xfrm>
                         <a:prstGeom prst="line">
@@ -27309,14 +27445,14 @@
                       <wps:bodyPr/>
                     </wps:wsp>
                     <wps:wsp>
-                      <wps:cNvPr id="547" name="Connector"/>
+                      <wps:cNvPr id="547" name="RX_GB_4i--OM_MZ_6"/>
                       <wps:cNvCnPr>
                         <a:stCxn id="300" idx="2"/>
                         <a:endCxn id="301" idx="0"/>
                       </wps:cNvCnPr>
                       <wps:spPr>
                         <a:xfrm>
-                          <a:off x="153543000" y="571500"/>
+                          <a:off x="153543000" y="952500"/>
                           <a:ext cx="0" cy="1143000"/>
                         </a:xfrm>
                         <a:prstGeom prst="line">
@@ -27347,14 +27483,14 @@
                       <wps:bodyPr/>
                     </wps:wsp>
                     <wps:wsp>
-                      <wps:cNvPr id="548" name="Connector"/>
+                      <wps:cNvPr id="548" name="OM_MZ_6--DT_QO_6k"/>
                       <wps:cNvCnPr>
                         <a:stCxn id="301" idx="2"/>
                         <a:endCxn id="302" idx="0"/>
                       </wps:cNvCnPr>
                       <wps:spPr>
                         <a:xfrm>
-                          <a:off x="153543000" y="2286000"/>
+                          <a:off x="153543000" y="2667000"/>
                           <a:ext cx="0" cy="762000"/>
                         </a:xfrm>
                         <a:prstGeom prst="line">
@@ -27385,14 +27521,14 @@
                       <wps:bodyPr/>
                     </wps:wsp>
                     <wps:wsp>
-                      <wps:cNvPr id="549" name="Connector"/>
+                      <wps:cNvPr id="549" name="DT_QO_6k--TP_GN_7"/>
                       <wps:cNvCnPr>
                         <a:stCxn id="302" idx="2"/>
                         <a:endCxn id="303" idx="0"/>
                       </wps:cNvCnPr>
                       <wps:spPr>
                         <a:xfrm>
-                          <a:off x="153543000" y="3619500"/>
+                          <a:off x="153543000" y="4000500"/>
                           <a:ext cx="0" cy="1143000"/>
                         </a:xfrm>
                         <a:prstGeom prst="line">
@@ -27423,14 +27559,14 @@
                       <wps:bodyPr/>
                     </wps:wsp>
                     <wps:wsp>
-                      <wps:cNvPr id="550" name="Connector"/>
+                      <wps:cNvPr id="550" name="TP_GN_7--IV_HA_8"/>
                       <wps:cNvCnPr>
                         <a:stCxn id="303" idx="2"/>
                         <a:endCxn id="304" idx="0"/>
                       </wps:cNvCnPr>
                       <wps:spPr>
                         <a:xfrm>
-                          <a:off x="153543000" y="5334000"/>
+                          <a:off x="153543000" y="5715000"/>
                           <a:ext cx="0" cy="762000"/>
                         </a:xfrm>
                         <a:prstGeom prst="line">
@@ -27461,14 +27597,14 @@
                       <wps:bodyPr/>
                     </wps:wsp>
                     <wps:wsp>
-                      <wps:cNvPr id="551" name="Connector"/>
+                      <wps:cNvPr id="551" name="YC_ZR_2y--OP_MN_2a"/>
                       <wps:cNvCnPr>
                         <a:stCxn id="305" idx="2"/>
                         <a:endCxn id="306" idx="0"/>
                       </wps:cNvCnPr>
                       <wps:spPr>
                         <a:xfrm>
-                          <a:off x="155257500" y="571500"/>
+                          <a:off x="155257500" y="952500"/>
                           <a:ext cx="0" cy="1143000"/>
                         </a:xfrm>
                         <a:prstGeom prst="line">
@@ -27499,14 +27635,14 @@
                       <wps:bodyPr/>
                     </wps:wsp>
                     <wps:wsp>
-                      <wps:cNvPr id="552" name="Connector"/>
+                      <wps:cNvPr id="552" name="OP_MN_2a--CQ_GG_4"/>
                       <wps:cNvCnPr>
                         <a:stCxn id="306" idx="2"/>
                         <a:endCxn id="307" idx="0"/>
                       </wps:cNvCnPr>
                       <wps:spPr>
                         <a:xfrm>
-                          <a:off x="155257500" y="2286000"/>
+                          <a:off x="155257500" y="2667000"/>
                           <a:ext cx="0" cy="762000"/>
                         </a:xfrm>
                         <a:prstGeom prst="line">
@@ -27537,14 +27673,14 @@
                       <wps:bodyPr/>
                     </wps:wsp>
                     <wps:wsp>
-                      <wps:cNvPr id="553" name="Connector"/>
+                      <wps:cNvPr id="553" name="CQ_GG_4--KX_SS_5"/>
                       <wps:cNvCnPr>
                         <a:stCxn id="307" idx="2"/>
                         <a:endCxn id="308" idx="0"/>
                       </wps:cNvCnPr>
                       <wps:spPr>
                         <a:xfrm>
-                          <a:off x="155257500" y="3619500"/>
+                          <a:off x="155257500" y="4000500"/>
                           <a:ext cx="0" cy="1143000"/>
                         </a:xfrm>
                         <a:prstGeom prst="line">
@@ -27575,14 +27711,14 @@
                       <wps:bodyPr/>
                     </wps:wsp>
                     <wps:wsp>
-                      <wps:cNvPr id="554" name="Connector"/>
+                      <wps:cNvPr id="554" name="VQ_MC_4--LK_JZ_5"/>
                       <wps:cNvCnPr>
                         <a:stCxn id="39" idx="2"/>
                         <a:endCxn id="309" idx="0"/>
                       </wps:cNvCnPr>
                       <wps:spPr>
                         <a:xfrm>
-                          <a:off x="105537000" y="2286000"/>
+                          <a:off x="105537000" y="2667000"/>
                           <a:ext cx="0" cy="762000"/>
                         </a:xfrm>
                         <a:prstGeom prst="line">
@@ -27613,14 +27749,14 @@
                       <wps:bodyPr/>
                     </wps:wsp>
                     <wps:wsp>
-                      <wps:cNvPr id="555" name="Connector"/>
+                      <wps:cNvPr id="555" name="QQ_WH_6--NB_LL_7"/>
                       <wps:cNvCnPr>
                         <a:stCxn id="179" idx="2"/>
                         <a:endCxn id="310" idx="0"/>
                       </wps:cNvCnPr>
                       <wps:spPr>
                         <a:xfrm>
-                          <a:off x="156972000" y="3619500"/>
+                          <a:off x="156972000" y="4000500"/>
                           <a:ext cx="0" cy="1143000"/>
                         </a:xfrm>
                         <a:prstGeom prst="line">
@@ -27651,14 +27787,14 @@
                       <wps:bodyPr/>
                     </wps:wsp>
                     <wps:wsp>
-                      <wps:cNvPr id="556" name="Connector"/>
+                      <wps:cNvPr id="556" name="KJ_GJ_2--GJ_PA_3"/>
                       <wps:cNvCnPr>
                         <a:stCxn id="311" idx="2"/>
                         <a:endCxn id="312" idx="0"/>
                       </wps:cNvCnPr>
                       <wps:spPr>
                         <a:xfrm>
-                          <a:off x="150114000" y="571500"/>
+                          <a:off x="150114000" y="952500"/>
                           <a:ext cx="0" cy="1143000"/>
                         </a:xfrm>
                         <a:prstGeom prst="line">
@@ -27689,14 +27825,14 @@
                       <wps:bodyPr/>
                     </wps:wsp>
                     <wps:wsp>
-                      <wps:cNvPr id="557" name="Connector"/>
+                      <wps:cNvPr id="557" name="c65--VQ_MC_4"/>
                       <wps:cNvCnPr>
                         <a:stCxn id="313" idx="2"/>
                         <a:endCxn id="39" idx="0"/>
                       </wps:cNvCnPr>
                       <wps:spPr>
                         <a:xfrm>
-                          <a:off x="105537000" y="571500"/>
+                          <a:off x="105537000" y="952500"/>
                           <a:ext cx="0" cy="1143000"/>
                         </a:xfrm>
                         <a:prstGeom prst="line">
@@ -27727,19 +27863,36 @@
                       <wps:bodyPr/>
                     </wps:wsp>
                     <wps:wsp>
-                      <wps:cNvPr id="558" name="Connector"/>
+                      <wps:cNvPr id="558" name="g75--FY_GU_7"/>
                       <wps:cNvCnPr>
                         <a:stCxn id="314" idx="1"/>
                         <a:endCxn id="27" idx="3"/>
                       </wps:cNvCnPr>
                       <wps:spPr>
                         <a:xfrm>
-                          <a:off x="4572000" y="2000250"/>
-                          <a:ext cx="4191000" cy="1333500"/>
-                        </a:xfrm>
-                        <a:prstGeom prst="line">
-                          <a:avLst/>
-                        </a:prstGeom>
+                          <a:off x="4572000" y="2381250"/>
+                          <a:ext cx="4762500" cy="1562100"/>
+                        </a:xfrm>
+                        <a:custGeom>
+                          <a:avLst/>
+                          <a:gdLst/>
+                          <a:ahLst/>
+                          <a:cxnLst/>
+                          <a:rect l="0" t="0" r="0" b="0"/>
+                          <a:pathLst>
+                            <a:path w="4762500" h="1562100">
+                              <a:moveTo>
+                                <a:pt x="0" y="0"/>
+                              </a:moveTo>
+                              <a:lnTo>
+                                <a:pt x="4762500" y="666750"/>
+                              </a:lnTo>
+                              <a:lnTo>
+                                <a:pt x="4191000" y="1562100"/>
+                              </a:lnTo>
+                            </a:path>
+                          </a:pathLst>
+                        </a:custGeom>
                         <a:ln w="12700" cap="flat" cmpd="sng" algn="ctr">
                           <a:solidFill>
                             <a:srgbClr val="2F5496"/>
@@ -27765,19 +27918,36 @@
                       <wps:bodyPr/>
                     </wps:wsp>
                     <wps:wsp>
-                      <wps:cNvPr id="559" name="Connector"/>
+                      <wps:cNvPr id="559" name="w79--QT_HHQ_6"/>
                       <wps:cNvCnPr>
                         <a:stCxn id="315" idx="1"/>
                         <a:endCxn id="12" idx="3"/>
                       </wps:cNvCnPr>
                       <wps:spPr>
                         <a:xfrm>
-                          <a:off x="164401500" y="2000250"/>
-                          <a:ext cx="9334500" cy="1333500"/>
-                        </a:xfrm>
-                        <a:prstGeom prst="line">
-                          <a:avLst/>
-                        </a:prstGeom>
+                          <a:off x="164401500" y="2381250"/>
+                          <a:ext cx="10763250" cy="1562100"/>
+                        </a:xfrm>
+                        <a:custGeom>
+                          <a:avLst/>
+                          <a:gdLst/>
+                          <a:ahLst/>
+                          <a:cxnLst/>
+                          <a:rect l="0" t="0" r="0" b="0"/>
+                          <a:pathLst>
+                            <a:path w="10763250" h="1562100">
+                              <a:moveTo>
+                                <a:pt x="0" y="0"/>
+                              </a:moveTo>
+                              <a:lnTo>
+                                <a:pt x="10763250" y="666750"/>
+                              </a:lnTo>
+                              <a:lnTo>
+                                <a:pt x="9334500" y="1562100"/>
+                              </a:lnTo>
+                            </a:path>
+                          </a:pathLst>
+                        </a:custGeom>
                         <a:ln w="12700" cap="flat" cmpd="sng" algn="ctr">
                           <a:solidFill>
                             <a:srgbClr val="2F5496"/>
@@ -27803,19 +27973,36 @@
                       <wps:bodyPr/>
                     </wps:wsp>
                     <wps:wsp>
-                      <wps:cNvPr id="560" name="Connector"/>
+                      <wps:cNvPr id="560" name="p78--QT_HHQ_6"/>
                       <wps:cNvCnPr>
                         <a:stCxn id="316" idx="1"/>
                         <a:endCxn id="12" idx="3"/>
                       </wps:cNvCnPr>
                       <wps:spPr>
                         <a:xfrm>
-                          <a:off x="162687000" y="2000250"/>
-                          <a:ext cx="11049000" cy="1333500"/>
-                        </a:xfrm>
-                        <a:prstGeom prst="line">
-                          <a:avLst/>
-                        </a:prstGeom>
+                          <a:off x="162687000" y="2381250"/>
+                          <a:ext cx="11620500" cy="1562100"/>
+                        </a:xfrm>
+                        <a:custGeom>
+                          <a:avLst/>
+                          <a:gdLst/>
+                          <a:ahLst/>
+                          <a:cxnLst/>
+                          <a:rect l="0" t="0" r="0" b="0"/>
+                          <a:pathLst>
+                            <a:path w="11620500" h="1562100">
+                              <a:moveTo>
+                                <a:pt x="0" y="0"/>
+                              </a:moveTo>
+                              <a:lnTo>
+                                <a:pt x="11620500" y="666750"/>
+                              </a:lnTo>
+                              <a:lnTo>
+                                <a:pt x="11049000" y="1562100"/>
+                              </a:lnTo>
+                            </a:path>
+                          </a:pathLst>
+                        </a:custGeom>
                         <a:ln w="12700" cap="flat" cmpd="sng" algn="ctr">
                           <a:solidFill>
                             <a:srgbClr val="2F5496"/>
@@ -27841,19 +28028,36 @@
                       <wps:bodyPr/>
                     </wps:wsp>
                     <wps:wsp>
-                      <wps:cNvPr id="561" name="Connector"/>
+                      <wps:cNvPr id="561" name="k80--QT_HHQ_6"/>
                       <wps:cNvCnPr>
                         <a:stCxn id="317" idx="1"/>
                         <a:endCxn id="12" idx="3"/>
                       </wps:cNvCnPr>
                       <wps:spPr>
                         <a:xfrm>
-                          <a:off x="160972500" y="2000250"/>
-                          <a:ext cx="12763500" cy="1333500"/>
-                        </a:xfrm>
-                        <a:prstGeom prst="line">
-                          <a:avLst/>
-                        </a:prstGeom>
+                          <a:off x="160972500" y="2381250"/>
+                          <a:ext cx="12763500" cy="1562100"/>
+                        </a:xfrm>
+                        <a:custGeom>
+                          <a:avLst/>
+                          <a:gdLst/>
+                          <a:ahLst/>
+                          <a:cxnLst/>
+                          <a:rect l="0" t="0" r="0" b="0"/>
+                          <a:pathLst>
+                            <a:path w="12763500" h="1562100">
+                              <a:moveTo>
+                                <a:pt x="0" y="0"/>
+                              </a:moveTo>
+                              <a:lnTo>
+                                <a:pt x="8572500" y="666750"/>
+                              </a:lnTo>
+                              <a:lnTo>
+                                <a:pt x="12763500" y="1562100"/>
+                              </a:lnTo>
+                            </a:path>
+                          </a:pathLst>
+                        </a:custGeom>
                         <a:ln w="12700" cap="flat" cmpd="sng" algn="ctr">
                           <a:solidFill>
                             <a:srgbClr val="2F5496"/>
@@ -27879,14 +28083,14 @@
                       <wps:bodyPr/>
                     </wps:wsp>
                     <wps:wsp>
-                      <wps:cNvPr id="562" name="Connector"/>
+                      <wps:cNvPr id="562" name="d81--h83"/>
                       <wps:cNvCnPr>
                         <a:stCxn id="318" idx="2"/>
                         <a:endCxn id="319" idx="0"/>
                       </wps:cNvCnPr>
                       <wps:spPr>
                         <a:xfrm>
-                          <a:off x="158686500" y="571500"/>
+                          <a:off x="158686500" y="952500"/>
                           <a:ext cx="0" cy="1143000"/>
                         </a:xfrm>
                         <a:prstGeom prst="line">
@@ -27917,19 +28121,36 @@
                       <wps:bodyPr/>
                     </wps:wsp>
                     <wps:wsp>
-                      <wps:cNvPr id="563" name="Connector"/>
+                      <wps:cNvPr id="563" name="f84--FY_GU_7"/>
                       <wps:cNvCnPr>
                         <a:stCxn id="320" idx="1"/>
                         <a:endCxn id="27" idx="3"/>
                       </wps:cNvCnPr>
                       <wps:spPr>
                         <a:xfrm>
-                          <a:off x="2857500" y="2000250"/>
-                          <a:ext cx="5905500" cy="1333500"/>
-                        </a:xfrm>
-                        <a:prstGeom prst="line">
-                          <a:avLst/>
-                        </a:prstGeom>
+                          <a:off x="2857500" y="2381250"/>
+                          <a:ext cx="5905500" cy="1562100"/>
+                        </a:xfrm>
+                        <a:custGeom>
+                          <a:avLst/>
+                          <a:gdLst/>
+                          <a:ahLst/>
+                          <a:cxnLst/>
+                          <a:rect l="0" t="0" r="0" b="0"/>
+                          <a:pathLst>
+                            <a:path w="5905500" h="1562100">
+                              <a:moveTo>
+                                <a:pt x="0" y="0"/>
+                              </a:moveTo>
+                              <a:lnTo>
+                                <a:pt x="4286250" y="666750"/>
+                              </a:lnTo>
+                              <a:lnTo>
+                                <a:pt x="5905500" y="1562100"/>
+                              </a:lnTo>
+                            </a:path>
+                          </a:pathLst>
+                        </a:custGeom>
                         <a:ln w="12700" cap="flat" cmpd="sng" algn="ctr">
                           <a:solidFill>
                             <a:srgbClr val="2F5496"/>
@@ -27955,15 +28176,15 @@
                       <wps:bodyPr/>
                     </wps:wsp>
                     <wps:wsp>
-                      <wps:cNvPr id="564" name="Connector"/>
+                      <wps:cNvPr id="564" name="FI_UVG_9--f89"/>
                       <wps:cNvCnPr>
                         <a:stCxn id="15" idx="2"/>
                         <a:endCxn id="321" idx="0"/>
                       </wps:cNvCnPr>
                       <wps:spPr>
                         <a:xfrm>
-                          <a:off x="176022000" y="3619500"/>
-                          <a:ext cx="0" cy="1143000"/>
+                          <a:off x="176022000" y="4229100"/>
+                          <a:ext cx="0" cy="914400"/>
                         </a:xfrm>
                         <a:prstGeom prst="line">
                           <a:avLst/>
@@ -27993,15 +28214,15 @@
                       <wps:bodyPr/>
                     </wps:wsp>
                     <wps:wsp>
-                      <wps:cNvPr id="565" name="Connector"/>
+                      <wps:cNvPr id="565" name="HR_OWO_19--e99"/>
                       <wps:cNvCnPr>
                         <a:stCxn id="23" idx="2"/>
                         <a:endCxn id="322" idx="0"/>
                       </wps:cNvCnPr>
                       <wps:spPr>
                         <a:xfrm>
-                          <a:off x="182880000" y="3619500"/>
-                          <a:ext cx="0" cy="1143000"/>
+                          <a:off x="182880000" y="4229100"/>
+                          <a:ext cx="0" cy="914400"/>
                         </a:xfrm>
                         <a:prstGeom prst="line">
                           <a:avLst/>
